--- a/generator/src/main/resources/documents/AdditionOfProviders.docx
+++ b/generator/src/main/resources/documents/AdditionOfProviders.docx
@@ -49,19 +49,38 @@
         <w:t>The objective of this document is to present the elements that need to be added in order to incorp</w:t>
       </w:r>
       <w:r>
-        <w:t>orate a new provider model regarding the CP-Generator-Model-to-Solver component. Please notice the fact o</w:t>
-      </w:r>
-      <w:r>
-        <w:t>f adding a new provider at the U</w:t>
-      </w:r>
-      <w:r>
-        <w:t>pperware does not mean that</w:t>
+        <w:t>orate a new provider model regarding the CP-Generator-Model-to-Solver component.</w:t>
+      </w:r>
+      <w:r>
+        <w:t xml:space="preserve"> Please notice that</w:t>
+      </w:r>
+      <w:r>
+        <w:t xml:space="preserve"> adding a new provider at the </w:t>
+      </w:r>
+      <w:proofErr w:type="spellStart"/>
+      <w:r>
+        <w:t>U</w:t>
+      </w:r>
+      <w:r>
+        <w:t>pperware</w:t>
+      </w:r>
+      <w:proofErr w:type="spellEnd"/>
+      <w:r>
+        <w:t xml:space="preserve"> does not mean that</w:t>
       </w:r>
       <w:r>
         <w:t xml:space="preserve"> </w:t>
       </w:r>
       <w:r>
-        <w:t>the Executionware will support this provider</w:t>
+        <w:t xml:space="preserve">the </w:t>
+      </w:r>
+      <w:proofErr w:type="spellStart"/>
+      <w:r>
+        <w:t>Executionware</w:t>
+      </w:r>
+      <w:proofErr w:type="spellEnd"/>
+      <w:r>
+        <w:t xml:space="preserve"> will support this provider</w:t>
       </w:r>
       <w:r>
         <w:t xml:space="preserve">. </w:t>
@@ -256,11 +275,19 @@
         </w:rPr>
         <w:t xml:space="preserve">the </w:t>
       </w:r>
+      <w:proofErr w:type="spellStart"/>
       <w:r>
         <w:rPr>
           <w:i/>
         </w:rPr>
-        <w:t>Flexiant Provider Model</w:t>
+        <w:t>Flexiant</w:t>
+      </w:r>
+      <w:proofErr w:type="spellEnd"/>
+      <w:r>
+        <w:rPr>
+          <w:i/>
+        </w:rPr>
+        <w:t xml:space="preserve"> Provider Model</w:t>
       </w:r>
     </w:p>
     <w:p/>
@@ -305,10 +332,18 @@
         <w:t>i</w:t>
       </w:r>
       <w:r>
-        <w:t>ned by the ProviderT</w:t>
-      </w:r>
-      <w:r>
-        <w:t>ypes.xmi model (cf. Section 2.2</w:t>
+        <w:t xml:space="preserve">ned by the </w:t>
+      </w:r>
+      <w:proofErr w:type="spellStart"/>
+      <w:r>
+        <w:t>ProviderT</w:t>
+      </w:r>
+      <w:r>
+        <w:t>ypes.xmi</w:t>
+      </w:r>
+      <w:proofErr w:type="spellEnd"/>
+      <w:r>
+        <w:t xml:space="preserve"> model (cf. Section 2.2</w:t>
       </w:r>
       <w:r>
         <w:t>).</w:t>
@@ -355,10 +390,18 @@
         <w:t xml:space="preserve">The “VM” feature </w:t>
       </w:r>
       <w:r>
-        <w:t xml:space="preserve"> has </w:t>
-      </w:r>
-      <w:r>
-        <w:t xml:space="preserve">an attribute “VMType”. </w:t>
+        <w:t xml:space="preserve">has </w:t>
+      </w:r>
+      <w:r>
+        <w:t>an attribute “</w:t>
+      </w:r>
+      <w:proofErr w:type="spellStart"/>
+      <w:r>
+        <w:t>VMType</w:t>
+      </w:r>
+      <w:proofErr w:type="spellEnd"/>
+      <w:r>
+        <w:t xml:space="preserve">”. </w:t>
       </w:r>
     </w:p>
     <w:p>
@@ -666,10 +709,26 @@
         <w:t xml:space="preserve"> constraints. For example</w:t>
       </w:r>
       <w:r>
-        <w:t xml:space="preserve">, in Flexiant a LOWEST </w:t>
-      </w:r>
-      <w:r>
-        <w:t>virtual manicne profile</w:t>
+        <w:t xml:space="preserve">, in </w:t>
+      </w:r>
+      <w:proofErr w:type="spellStart"/>
+      <w:r>
+        <w:t>Flexiant</w:t>
+      </w:r>
+      <w:proofErr w:type="spellEnd"/>
+      <w:r>
+        <w:t xml:space="preserve"> a LOWEST </w:t>
+      </w:r>
+      <w:r>
+        <w:t xml:space="preserve">virtual </w:t>
+      </w:r>
+      <w:proofErr w:type="spellStart"/>
+      <w:r>
+        <w:t>manicne</w:t>
+      </w:r>
+      <w:proofErr w:type="spellEnd"/>
+      <w:r>
+        <w:t xml:space="preserve"> profile</w:t>
       </w:r>
       <w:r>
         <w:t xml:space="preserve"> has 512 MB of RAM. To express that we define </w:t>
@@ -683,9 +742,11 @@
       <w:r>
         <w:t>“</w:t>
       </w:r>
+      <w:proofErr w:type="spellStart"/>
       <w:r>
         <w:t>LOWEST_VM_Constraint_Mapping</w:t>
       </w:r>
+      <w:proofErr w:type="spellEnd"/>
       <w:r>
         <w:t>” as depicted by F</w:t>
       </w:r>
@@ -814,7 +875,15 @@
         <w:jc w:val="both"/>
       </w:pPr>
       <w:r>
-        <w:t xml:space="preserve">This constraint relates two attributes of the “VM” feature. This is why “From” and “To” properties of the constraint reference such a feature. The implies constraint has an </w:t>
+        <w:t xml:space="preserve">This constraint relates two attributes of the “VM” feature. This is why “From” and “To” properties of the constraint reference such a feature. </w:t>
+      </w:r>
+      <w:proofErr w:type="gramStart"/>
+      <w:r>
+        <w:t>The implies</w:t>
+      </w:r>
+      <w:proofErr w:type="gramEnd"/>
+      <w:r>
+        <w:t xml:space="preserve"> constraint has an </w:t>
       </w:r>
       <w:r>
         <w:t>“</w:t>
@@ -837,9 +906,11 @@
       <w:r>
         <w:t>“</w:t>
       </w:r>
+      <w:proofErr w:type="spellStart"/>
       <w:r>
         <w:t>VMType</w:t>
       </w:r>
+      <w:proofErr w:type="spellEnd"/>
       <w:r>
         <w:t>”</w:t>
       </w:r>
@@ -849,9 +920,11 @@
       <w:r>
         <w:t>“</w:t>
       </w:r>
+      <w:proofErr w:type="spellStart"/>
       <w:r>
         <w:t>VMMemory</w:t>
       </w:r>
+      <w:proofErr w:type="spellEnd"/>
       <w:r>
         <w:t>”</w:t>
       </w:r>
@@ -883,8 +956,22 @@
         <w:t xml:space="preserve"> </w:t>
       </w:r>
       <w:r>
-        <w:t xml:space="preserve">The cardinality of this feature is [1..1], which means it is mandatory. </w:t>
-      </w:r>
+        <w:t>The cardinality of this feature is [1</w:t>
+      </w:r>
+      <w:proofErr w:type="gramStart"/>
+      <w:r>
+        <w:t>..</w:t>
+      </w:r>
+      <w:proofErr w:type="gramEnd"/>
+      <w:r>
+        <w:t xml:space="preserve">1], which means it is mandatory. </w:t>
+      </w:r>
+    </w:p>
+    <w:p>
+      <w:pPr>
+        <w:pStyle w:val="ListParagraph"/>
+        <w:jc w:val="both"/>
+      </w:pPr>
     </w:p>
     <w:p>
       <w:pPr>
@@ -902,7 +989,15 @@
         <w:t>t least one</w:t>
       </w:r>
       <w:r>
-        <w:t xml:space="preserve"> subfeature representi</w:t>
+        <w:t xml:space="preserve"> </w:t>
+      </w:r>
+      <w:proofErr w:type="spellStart"/>
+      <w:r>
+        <w:t>subfeature</w:t>
+      </w:r>
+      <w:proofErr w:type="spellEnd"/>
+      <w:r>
+        <w:t xml:space="preserve"> representi</w:t>
       </w:r>
       <w:r>
         <w:t>ng a city, country or continent</w:t>
@@ -911,7 +1006,23 @@
         <w:t>.</w:t>
       </w:r>
       <w:r>
-        <w:t xml:space="preserve"> If there is only one subfeature, its cardinality is [1..1]. If the provider is available in several locations, the </w:t>
+        <w:t xml:space="preserve"> If there is only one </w:t>
+      </w:r>
+      <w:proofErr w:type="spellStart"/>
+      <w:r>
+        <w:t>subfeature</w:t>
+      </w:r>
+      <w:proofErr w:type="spellEnd"/>
+      <w:r>
+        <w:t>, its cardinality is [1</w:t>
+      </w:r>
+      <w:proofErr w:type="gramStart"/>
+      <w:r>
+        <w:t>..</w:t>
+      </w:r>
+      <w:proofErr w:type="gramEnd"/>
+      <w:r>
+        <w:t xml:space="preserve">1]. If the provider is available in several locations, the </w:t>
       </w:r>
       <w:r>
         <w:t xml:space="preserve">“Location” </w:t>
@@ -944,10 +1055,34 @@
         <w:t>feature</w:t>
       </w:r>
       <w:r>
-        <w:t xml:space="preserve">. In this case, the cardinality of each one of these subfeatures has to be [0..1]. </w:t>
-      </w:r>
-      <w:r>
-        <w:t xml:space="preserve">Figure 4 depicts the “Location” feature for Flexiant. </w:t>
+        <w:t xml:space="preserve">. In this case, the cardinality of each one of these </w:t>
+      </w:r>
+      <w:proofErr w:type="spellStart"/>
+      <w:r>
+        <w:t>subfeatures</w:t>
+      </w:r>
+      <w:proofErr w:type="spellEnd"/>
+      <w:r>
+        <w:t xml:space="preserve"> has to be [0</w:t>
+      </w:r>
+      <w:proofErr w:type="gramStart"/>
+      <w:r>
+        <w:t>..</w:t>
+      </w:r>
+      <w:proofErr w:type="gramEnd"/>
+      <w:r>
+        <w:t xml:space="preserve">1]. </w:t>
+      </w:r>
+      <w:r>
+        <w:t xml:space="preserve">Figure 4 depicts the “Location” feature for </w:t>
+      </w:r>
+      <w:proofErr w:type="spellStart"/>
+      <w:r>
+        <w:t>Flexiant</w:t>
+      </w:r>
+      <w:proofErr w:type="spellEnd"/>
+      <w:r>
+        <w:t xml:space="preserve">. </w:t>
       </w:r>
     </w:p>
     <w:p>
@@ -1149,41 +1284,59 @@
         <w:t>The root feature has to define 3 attri</w:t>
       </w:r>
       <w:r>
-        <w:t>butes required by the execution</w:t>
-      </w:r>
-      <w:r>
-        <w:t>ware: “Drive”, “EndPoint” and “</w:t>
-      </w:r>
-      <w:commentRangeStart w:id="0"/>
+        <w:t xml:space="preserve">butes required by the </w:t>
+      </w:r>
+      <w:proofErr w:type="spellStart"/>
+      <w:r>
+        <w:t>execution</w:t>
+      </w:r>
+      <w:r>
+        <w:t>ware</w:t>
+      </w:r>
+      <w:proofErr w:type="spellEnd"/>
+      <w:r>
+        <w:t>: “Drive”, “</w:t>
+      </w:r>
+      <w:proofErr w:type="spellStart"/>
+      <w:r>
+        <w:t>EndPoint</w:t>
+      </w:r>
+      <w:proofErr w:type="spellEnd"/>
+      <w:r>
+        <w:t>” and “</w:t>
+      </w:r>
+      <w:proofErr w:type="spellStart"/>
       <w:r>
         <w:t>ProviderId</w:t>
       </w:r>
-      <w:commentRangeEnd w:id="0"/>
-      <w:r>
-        <w:rPr>
-          <w:rStyle w:val="CommentReference"/>
-        </w:rPr>
-        <w:commentReference w:id="0"/>
-      </w:r>
-      <w:r>
-        <w:t>”. Driver and EndPoint are strings. ProviderId is a list of strings related to a</w:t>
-      </w:r>
-      <w:r>
-        <w:t xml:space="preserve"> hardware flavor, which specified the memory, hard disk and cores in order to instantiate virtual </w:t>
-      </w:r>
-      <w:commentRangeStart w:id="1"/>
-      <w:r>
-        <w:t>machines</w:t>
-      </w:r>
-      <w:commentRangeEnd w:id="1"/>
-      <w:r>
-        <w:rPr>
-          <w:rStyle w:val="CommentReference"/>
-        </w:rPr>
-        <w:commentReference w:id="1"/>
-      </w:r>
-      <w:r>
-        <w:t>.</w:t>
+      <w:proofErr w:type="spellEnd"/>
+      <w:r>
+        <w:t xml:space="preserve">”. Driver and </w:t>
+      </w:r>
+      <w:proofErr w:type="spellStart"/>
+      <w:r>
+        <w:t>EndPoint</w:t>
+      </w:r>
+      <w:proofErr w:type="spellEnd"/>
+      <w:r>
+        <w:t xml:space="preserve"> are strings. </w:t>
+      </w:r>
+      <w:proofErr w:type="spellStart"/>
+      <w:r>
+        <w:t>ProviderId</w:t>
+      </w:r>
+      <w:proofErr w:type="spellEnd"/>
+      <w:r>
+        <w:t xml:space="preserve"> is a list of strings related to a</w:t>
+      </w:r>
+      <w:r>
+        <w:t xml:space="preserve"> </w:t>
+      </w:r>
+      <w:r>
+        <w:t>hardware flavor, which specifies</w:t>
+      </w:r>
+      <w:r>
+        <w:t xml:space="preserve"> the memory, hard disk and cores in order to instantiate virtual machines.</w:t>
       </w:r>
     </w:p>
     <w:p/>
@@ -1255,8 +1408,13 @@
       <w:r>
         <w:t xml:space="preserve"> are defined independently from providers by using </w:t>
       </w:r>
-      <w:r>
-        <w:t xml:space="preserve">an ontology. </w:t>
+      <w:proofErr w:type="gramStart"/>
+      <w:r>
+        <w:t>an ontology</w:t>
+      </w:r>
+      <w:proofErr w:type="gramEnd"/>
+      <w:r>
+        <w:t xml:space="preserve">. </w:t>
       </w:r>
       <w:r>
         <w:t xml:space="preserve">Figure 5 depicts </w:t>
@@ -1314,11 +1472,16 @@
         <w:t>Figure 6 presents the mapping f</w:t>
       </w:r>
       <w:r>
-        <w:t>or F</w:t>
+        <w:t xml:space="preserve">or </w:t>
+      </w:r>
+      <w:proofErr w:type="spellStart"/>
+      <w:r>
+        <w:t>F</w:t>
       </w:r>
       <w:r>
         <w:t>lexiant</w:t>
       </w:r>
+      <w:proofErr w:type="spellEnd"/>
       <w:r>
         <w:t xml:space="preserve"> with 2 “concept to feature</w:t>
       </w:r>
@@ -1398,7 +1561,7 @@
                     </pic:cNvPicPr>
                   </pic:nvPicPr>
                   <pic:blipFill>
-                    <a:blip r:embed="rId11">
+                    <a:blip r:embed="rId10">
                       <a:extLst>
                         <a:ext uri="{28A0092B-C50C-407E-A947-70E740481C1C}">
                           <a14:useLocalDpi xmlns:a14="http://schemas.microsoft.com/office/drawing/2010/main" val="0"/>
@@ -1791,7 +1954,7 @@
                     </pic:cNvPicPr>
                   </pic:nvPicPr>
                   <pic:blipFill>
-                    <a:blip r:embed="rId12">
+                    <a:blip r:embed="rId11">
                       <a:extLst>
                         <a:ext uri="{28A0092B-C50C-407E-A947-70E740481C1C}">
                           <a14:useLocalDpi xmlns:a14="http://schemas.microsoft.com/office/drawing/2010/main" val="0"/>
@@ -1840,12 +2003,20 @@
         <w:rPr>
           <w:i/>
         </w:rPr>
-        <w:t>Mapping for Flexiant</w:t>
-      </w:r>
+        <w:t xml:space="preserve">Mapping for </w:t>
+      </w:r>
+      <w:proofErr w:type="spellStart"/>
       <w:r>
         <w:rPr>
           <w:i/>
         </w:rPr>
+        <w:t>Flexiant</w:t>
+      </w:r>
+      <w:proofErr w:type="spellEnd"/>
+      <w:r>
+        <w:rPr>
+          <w:i/>
+        </w:rPr>
         <w:t xml:space="preserve"> (Excerpt)</w:t>
       </w:r>
     </w:p>
@@ -1901,12 +2072,14 @@
         </w:rPr>
         <w:t xml:space="preserve">2.1 </w:t>
       </w:r>
+      <w:proofErr w:type="spellStart"/>
       <w:r>
         <w:rPr>
           <w:u w:val="single"/>
         </w:rPr>
         <w:t>Locations.xmi</w:t>
       </w:r>
+      <w:proofErr w:type="spellEnd"/>
     </w:p>
     <w:p>
       <w:pPr>
@@ -1923,14 +2096,27 @@
         <w:t>The location model</w:t>
       </w:r>
       <w:r>
-        <w:t xml:space="preserve"> (cf. src/</w:t>
+        <w:t xml:space="preserve"> (cf. </w:t>
+      </w:r>
+      <w:proofErr w:type="spellStart"/>
+      <w:r>
+        <w:t>src</w:t>
+      </w:r>
+      <w:proofErr w:type="spellEnd"/>
+      <w:r>
+        <w:t>/</w:t>
       </w:r>
       <w:r>
         <w:t>main/resources/model</w:t>
       </w:r>
       <w:r>
-        <w:t>/cp</w:t>
-      </w:r>
+        <w:t>/</w:t>
+      </w:r>
+      <w:proofErr w:type="spellStart"/>
+      <w:r>
+        <w:t>cp</w:t>
+      </w:r>
+      <w:proofErr w:type="spellEnd"/>
       <w:r>
         <w:t>)</w:t>
       </w:r>
@@ -2004,7 +2190,7 @@
                     </pic:cNvPicPr>
                   </pic:nvPicPr>
                   <pic:blipFill>
-                    <a:blip r:embed="rId13">
+                    <a:blip r:embed="rId12">
                       <a:extLst>
                         <a:ext uri="{28A0092B-C50C-407E-A947-70E740481C1C}">
                           <a14:useLocalDpi xmlns:a14="http://schemas.microsoft.com/office/drawing/2010/main" val="0"/>
@@ -2075,12 +2261,14 @@
         </w:rPr>
         <w:t xml:space="preserve">2.2 </w:t>
       </w:r>
+      <w:proofErr w:type="spellStart"/>
       <w:r>
         <w:rPr>
           <w:u w:val="single"/>
         </w:rPr>
         <w:t>ProviderTypes.xmi</w:t>
       </w:r>
+      <w:proofErr w:type="spellEnd"/>
     </w:p>
     <w:p/>
     <w:p>
@@ -2090,12 +2278,19 @@
       <w:r>
         <w:t xml:space="preserve">This model (cf. </w:t>
       </w:r>
-      <w:r>
-        <w:t>src/main/resources/model/</w:t>
-      </w:r>
+      <w:proofErr w:type="spellStart"/>
+      <w:r>
+        <w:t>src</w:t>
+      </w:r>
+      <w:proofErr w:type="spellEnd"/>
+      <w:r>
+        <w:t>/main/resources/model/</w:t>
+      </w:r>
+      <w:proofErr w:type="spellStart"/>
       <w:r>
         <w:t>cp</w:t>
       </w:r>
+      <w:proofErr w:type="spellEnd"/>
       <w:r>
         <w:t>)</w:t>
       </w:r>
@@ -2109,21 +2304,20 @@
         <w:t>CP-Model-to-Solver</w:t>
       </w:r>
       <w:r>
-        <w:t xml:space="preserve">. Each time that a new provider model is added, this model has to be modified by adding the provider type. Figure 8 depicts the provider model containing the “Flexiant” </w:t>
-      </w:r>
-      <w:commentRangeStart w:id="2"/>
-      <w:r>
-        <w:t>type</w:t>
-      </w:r>
-      <w:commentRangeEnd w:id="2"/>
-      <w:r>
-        <w:rPr>
-          <w:rStyle w:val="CommentReference"/>
-        </w:rPr>
-        <w:commentReference w:id="2"/>
-      </w:r>
-      <w:r>
-        <w:t xml:space="preserve">. </w:t>
+        <w:t>. Each time that a new provider model is added, this model has to be modified by adding the provide</w:t>
+      </w:r>
+      <w:bookmarkStart w:id="0" w:name="_GoBack"/>
+      <w:bookmarkEnd w:id="0"/>
+      <w:r>
+        <w:t>r type. Figure 8 depicts the provider model containing the “</w:t>
+      </w:r>
+      <w:proofErr w:type="spellStart"/>
+      <w:r>
+        <w:t>Flexiant</w:t>
+      </w:r>
+      <w:proofErr w:type="spellEnd"/>
+      <w:r>
+        <w:t xml:space="preserve">” type. </w:t>
       </w:r>
     </w:p>
     <w:p>
@@ -2165,7 +2359,7 @@
                     </pic:cNvPicPr>
                   </pic:nvPicPr>
                   <pic:blipFill>
-                    <a:blip r:embed="rId14">
+                    <a:blip r:embed="rId13">
                       <a:extLst>
                         <a:ext uri="{28A0092B-C50C-407E-A947-70E740481C1C}">
                           <a14:useLocalDpi xmlns:a14="http://schemas.microsoft.com/office/drawing/2010/main" val="0"/>
@@ -2286,7 +2480,21 @@
         <w:rPr>
           <w:u w:val="single"/>
         </w:rPr>
-        <w:t xml:space="preserve">2.3 Ontology.xmi </w:t>
+        <w:t xml:space="preserve">2.3 </w:t>
+      </w:r>
+      <w:proofErr w:type="spellStart"/>
+      <w:r>
+        <w:rPr>
+          <w:u w:val="single"/>
+        </w:rPr>
+        <w:t>Ontology.xmi</w:t>
+      </w:r>
+      <w:proofErr w:type="spellEnd"/>
+      <w:r>
+        <w:rPr>
+          <w:u w:val="single"/>
+        </w:rPr>
+        <w:t xml:space="preserve"> </w:t>
       </w:r>
     </w:p>
     <w:p>
@@ -2306,17 +2514,38 @@
       <w:r>
         <w:t xml:space="preserve"> 5 depicts an excerpt of this model (cf. </w:t>
       </w:r>
-      <w:r>
-        <w:t>src/main/resources/model/ontology</w:t>
+      <w:proofErr w:type="spellStart"/>
+      <w:r>
+        <w:t>src</w:t>
+      </w:r>
+      <w:proofErr w:type="spellEnd"/>
+      <w:r>
+        <w:t>/main/resources/model/ontology</w:t>
       </w:r>
       <w:r>
         <w:t>)</w:t>
       </w:r>
       <w:r>
-        <w:t xml:space="preserve">. The ontology only has to be modified if locations or operating systems related to the new provider are not included. Locations have to be a subconcept of the “Location” concept. </w:t>
-      </w:r>
-      <w:r>
-        <w:t xml:space="preserve">Operating systems have to be subconcepts of “OS”.  </w:t>
+        <w:t xml:space="preserve">. The ontology only has to be modified if locations or operating systems related to the new provider are not included. Locations have to be a </w:t>
+      </w:r>
+      <w:proofErr w:type="spellStart"/>
+      <w:r>
+        <w:t>subconcept</w:t>
+      </w:r>
+      <w:proofErr w:type="spellEnd"/>
+      <w:r>
+        <w:t xml:space="preserve"> of the “Location” concept. </w:t>
+      </w:r>
+      <w:r>
+        <w:t xml:space="preserve">Operating systems have to be </w:t>
+      </w:r>
+      <w:proofErr w:type="spellStart"/>
+      <w:r>
+        <w:t>subconcepts</w:t>
+      </w:r>
+      <w:proofErr w:type="spellEnd"/>
+      <w:r>
+        <w:t xml:space="preserve"> of “OS”.  </w:t>
       </w:r>
     </w:p>
     <w:p>
@@ -2370,12 +2599,14 @@
         </w:rPr>
         <w:t xml:space="preserve"> </w:t>
       </w:r>
+      <w:proofErr w:type="spellStart"/>
       <w:r>
         <w:rPr>
           <w:u w:val="single"/>
         </w:rPr>
         <w:t>localDatabaseClouds_camel.properties</w:t>
       </w:r>
+      <w:proofErr w:type="spellEnd"/>
     </w:p>
     <w:p>
       <w:pPr>
@@ -2389,11 +2620,24 @@
         <w:jc w:val="both"/>
       </w:pPr>
       <w:r>
-        <w:t>This file (cf. src/main/</w:t>
-      </w:r>
-      <w:r>
-        <w:t>resources/config</w:t>
-      </w:r>
+        <w:t xml:space="preserve">This file (cf. </w:t>
+      </w:r>
+      <w:proofErr w:type="spellStart"/>
+      <w:r>
+        <w:t>src</w:t>
+      </w:r>
+      <w:proofErr w:type="spellEnd"/>
+      <w:r>
+        <w:t>/main/</w:t>
+      </w:r>
+      <w:r>
+        <w:t>resources/</w:t>
+      </w:r>
+      <w:proofErr w:type="spellStart"/>
+      <w:r>
+        <w:t>config</w:t>
+      </w:r>
+      <w:proofErr w:type="spellEnd"/>
       <w:r>
         <w:t xml:space="preserve">) tells to CP-Generator-Model-to-Solver where to look for provider models and related mapping models. </w:t>
       </w:r>
@@ -2421,48 +2665,165 @@
           <w:sz w:val="20"/>
           <w:szCs w:val="20"/>
         </w:rPr>
-        <w:t>&lt;provider_type&gt;:&lt;provider_model_parth&gt;;&lt;mapping_model_path&gt;</w:t>
-      </w:r>
-    </w:p>
-    <w:p>
-      <w:pPr>
-        <w:jc w:val="center"/>
+        <w:t>&lt;</w:t>
+      </w:r>
+      <w:proofErr w:type="spellStart"/>
+      <w:proofErr w:type="gramStart"/>
+      <w:r>
         <w:rPr>
           <w:rFonts w:ascii="Courier New" w:hAnsi="Courier New" w:cs="Courier New"/>
           <w:sz w:val="20"/>
           <w:szCs w:val="20"/>
         </w:rPr>
-      </w:pPr>
-    </w:p>
-    <w:p>
-      <w:pPr>
-        <w:jc w:val="both"/>
-      </w:pPr>
-      <w:r>
-        <w:t xml:space="preserve">Where &lt;provider_type&gt; is the same as specified by ProviderTypes.xmi (cf. Section 2.2). Below we present the example for flexiant: </w:t>
-      </w:r>
-    </w:p>
-    <w:p>
-      <w:pPr>
-        <w:jc w:val="both"/>
-      </w:pPr>
-    </w:p>
-    <w:p>
-      <w:pPr>
-        <w:jc w:val="both"/>
+        <w:t>provider</w:t>
+      </w:r>
+      <w:proofErr w:type="gramEnd"/>
+      <w:r>
         <w:rPr>
           <w:rFonts w:ascii="Courier New" w:hAnsi="Courier New" w:cs="Courier New"/>
           <w:sz w:val="20"/>
           <w:szCs w:val="20"/>
         </w:rPr>
-      </w:pPr>
+        <w:t>_type</w:t>
+      </w:r>
+      <w:proofErr w:type="spellEnd"/>
       <w:r>
         <w:rPr>
           <w:rFonts w:ascii="Courier New" w:hAnsi="Courier New" w:cs="Courier New"/>
           <w:sz w:val="20"/>
           <w:szCs w:val="20"/>
         </w:rPr>
-        <w:t>Flexiant:./</w:t>
+        <w:t>&gt;:&lt;</w:t>
+      </w:r>
+      <w:proofErr w:type="spellStart"/>
+      <w:r>
+        <w:rPr>
+          <w:rFonts w:ascii="Courier New" w:hAnsi="Courier New" w:cs="Courier New"/>
+          <w:sz w:val="20"/>
+          <w:szCs w:val="20"/>
+        </w:rPr>
+        <w:t>provider_model_parth</w:t>
+      </w:r>
+      <w:proofErr w:type="spellEnd"/>
+      <w:r>
+        <w:rPr>
+          <w:rFonts w:ascii="Courier New" w:hAnsi="Courier New" w:cs="Courier New"/>
+          <w:sz w:val="20"/>
+          <w:szCs w:val="20"/>
+        </w:rPr>
+        <w:t>&gt;;&lt;</w:t>
+      </w:r>
+      <w:proofErr w:type="spellStart"/>
+      <w:r>
+        <w:rPr>
+          <w:rFonts w:ascii="Courier New" w:hAnsi="Courier New" w:cs="Courier New"/>
+          <w:sz w:val="20"/>
+          <w:szCs w:val="20"/>
+        </w:rPr>
+        <w:t>mapping_model_path</w:t>
+      </w:r>
+      <w:proofErr w:type="spellEnd"/>
+      <w:r>
+        <w:rPr>
+          <w:rFonts w:ascii="Courier New" w:hAnsi="Courier New" w:cs="Courier New"/>
+          <w:sz w:val="20"/>
+          <w:szCs w:val="20"/>
+        </w:rPr>
+        <w:t>&gt;</w:t>
+      </w:r>
+    </w:p>
+    <w:p>
+      <w:pPr>
+        <w:jc w:val="center"/>
+        <w:rPr>
+          <w:rFonts w:ascii="Courier New" w:hAnsi="Courier New" w:cs="Courier New"/>
+          <w:sz w:val="20"/>
+          <w:szCs w:val="20"/>
+        </w:rPr>
+      </w:pPr>
+    </w:p>
+    <w:p>
+      <w:pPr>
+        <w:jc w:val="both"/>
+      </w:pPr>
+      <w:proofErr w:type="gramStart"/>
+      <w:r>
+        <w:t>Where &lt;</w:t>
+      </w:r>
+      <w:proofErr w:type="spellStart"/>
+      <w:r>
+        <w:t>provider_type</w:t>
+      </w:r>
+      <w:proofErr w:type="spellEnd"/>
+      <w:r>
+        <w:t xml:space="preserve">&gt; is the same as specified by </w:t>
+      </w:r>
+      <w:proofErr w:type="spellStart"/>
+      <w:r>
+        <w:t>ProviderTypes.xmi</w:t>
+      </w:r>
+      <w:proofErr w:type="spellEnd"/>
+      <w:r>
+        <w:t xml:space="preserve"> (cf. Section 2.2).</w:t>
+      </w:r>
+      <w:proofErr w:type="gramEnd"/>
+      <w:r>
+        <w:t xml:space="preserve"> Be</w:t>
+      </w:r>
+      <w:r>
+        <w:t xml:space="preserve">low we present the example for </w:t>
+      </w:r>
+      <w:proofErr w:type="spellStart"/>
+      <w:r>
+        <w:t>F</w:t>
+      </w:r>
+      <w:r>
+        <w:t>lexiant</w:t>
+      </w:r>
+      <w:proofErr w:type="spellEnd"/>
+      <w:r>
+        <w:t xml:space="preserve">: </w:t>
+      </w:r>
+    </w:p>
+    <w:p>
+      <w:pPr>
+        <w:jc w:val="both"/>
+      </w:pPr>
+    </w:p>
+    <w:p>
+      <w:pPr>
+        <w:jc w:val="both"/>
+        <w:rPr>
+          <w:rFonts w:ascii="Courier New" w:hAnsi="Courier New" w:cs="Courier New"/>
+          <w:sz w:val="20"/>
+          <w:szCs w:val="20"/>
+        </w:rPr>
+      </w:pPr>
+      <w:r>
+        <w:rPr>
+          <w:rFonts w:ascii="Courier New" w:hAnsi="Courier New" w:cs="Courier New"/>
+          <w:sz w:val="20"/>
+          <w:szCs w:val="20"/>
+        </w:rPr>
+        <w:t>Flexiant</w:t>
+      </w:r>
+      <w:proofErr w:type="gramStart"/>
+      <w:r>
+        <w:rPr>
+          <w:rFonts w:ascii="Courier New" w:hAnsi="Courier New" w:cs="Courier New"/>
+          <w:sz w:val="20"/>
+          <w:szCs w:val="20"/>
+        </w:rPr>
+        <w:t>:.</w:t>
+      </w:r>
+      <w:proofErr w:type="gramEnd"/>
+      <w:r>
+        <w:rPr>
+          <w:rFonts w:ascii="Courier New" w:hAnsi="Courier New" w:cs="Courier New"/>
+          <w:sz w:val="20"/>
+          <w:szCs w:val="20"/>
+        </w:rPr>
+        <w:t>/</w:t>
       </w:r>
       <w:r>
         <w:rPr>
@@ -2539,8 +2900,16 @@
         <w:rPr>
           <w:u w:val="single"/>
         </w:rPr>
-        <w:t>3.2. cloudPricing.txt</w:t>
-      </w:r>
+        <w:t xml:space="preserve">3.2. </w:t>
+      </w:r>
+      <w:proofErr w:type="gramStart"/>
+      <w:r>
+        <w:rPr>
+          <w:u w:val="single"/>
+        </w:rPr>
+        <w:t>cloudPricing.txt</w:t>
+      </w:r>
+      <w:proofErr w:type="gramEnd"/>
     </w:p>
     <w:p/>
     <w:p>
@@ -2551,7 +2920,23 @@
         <w:t>This file</w:t>
       </w:r>
       <w:r>
-        <w:t xml:space="preserve"> (cf. src/main/resources/config)</w:t>
+        <w:t xml:space="preserve"> (cf. </w:t>
+      </w:r>
+      <w:proofErr w:type="spellStart"/>
+      <w:r>
+        <w:t>src</w:t>
+      </w:r>
+      <w:proofErr w:type="spellEnd"/>
+      <w:r>
+        <w:t>/main/resources/</w:t>
+      </w:r>
+      <w:proofErr w:type="spellStart"/>
+      <w:r>
+        <w:t>config</w:t>
+      </w:r>
+      <w:proofErr w:type="spellEnd"/>
+      <w:r>
+        <w:t>)</w:t>
       </w:r>
       <w:r>
         <w:t xml:space="preserve"> has to be modified in order to support the generation of default cost function</w:t>
@@ -2559,8 +2944,6 @@
       <w:r>
         <w:t>s</w:t>
       </w:r>
-      <w:bookmarkStart w:id="3" w:name="_GoBack"/>
-      <w:bookmarkEnd w:id="3"/>
       <w:r>
         <w:t xml:space="preserve">. </w:t>
       </w:r>
@@ -2568,7 +2951,10 @@
         <w:t>In particular, it is necessary to add the provider rates regarding the virtual machine and/or used images</w:t>
       </w:r>
       <w:r>
-        <w:t xml:space="preserve"> and well as the class</w:t>
+        <w:t xml:space="preserve"> as</w:t>
+      </w:r>
+      <w:r>
+        <w:t xml:space="preserve"> well as the class</w:t>
       </w:r>
       <w:r>
         <w:t xml:space="preserve"> (cf. Section 4)</w:t>
@@ -2603,7 +2989,61 @@
           <w:sz w:val="20"/>
           <w:szCs w:val="20"/>
         </w:rPr>
-        <w:t>&lt;Provider_Type&gt;;&lt;class&gt;;&lt;number_of_rates&gt;</w:t>
+        <w:t>&lt;</w:t>
+      </w:r>
+      <w:proofErr w:type="spellStart"/>
+      <w:r>
+        <w:rPr>
+          <w:rFonts w:ascii="Courier New" w:hAnsi="Courier New" w:cs="Courier New"/>
+          <w:sz w:val="20"/>
+          <w:szCs w:val="20"/>
+        </w:rPr>
+        <w:t>Provider_Type</w:t>
+      </w:r>
+      <w:proofErr w:type="spellEnd"/>
+      <w:r>
+        <w:rPr>
+          <w:rFonts w:ascii="Courier New" w:hAnsi="Courier New" w:cs="Courier New"/>
+          <w:sz w:val="20"/>
+          <w:szCs w:val="20"/>
+        </w:rPr>
+        <w:t>&gt;</w:t>
+      </w:r>
+      <w:proofErr w:type="gramStart"/>
+      <w:r>
+        <w:rPr>
+          <w:rFonts w:ascii="Courier New" w:hAnsi="Courier New" w:cs="Courier New"/>
+          <w:sz w:val="20"/>
+          <w:szCs w:val="20"/>
+        </w:rPr>
+        <w:t>;&lt;</w:t>
+      </w:r>
+      <w:proofErr w:type="gramEnd"/>
+      <w:r>
+        <w:rPr>
+          <w:rFonts w:ascii="Courier New" w:hAnsi="Courier New" w:cs="Courier New"/>
+          <w:sz w:val="20"/>
+          <w:szCs w:val="20"/>
+        </w:rPr>
+        <w:t>class&gt;;&lt;</w:t>
+      </w:r>
+      <w:proofErr w:type="spellStart"/>
+      <w:r>
+        <w:rPr>
+          <w:rFonts w:ascii="Courier New" w:hAnsi="Courier New" w:cs="Courier New"/>
+          <w:sz w:val="20"/>
+          <w:szCs w:val="20"/>
+        </w:rPr>
+        <w:t>number_of_rates</w:t>
+      </w:r>
+      <w:proofErr w:type="spellEnd"/>
+      <w:r>
+        <w:rPr>
+          <w:rFonts w:ascii="Courier New" w:hAnsi="Courier New" w:cs="Courier New"/>
+          <w:sz w:val="20"/>
+          <w:szCs w:val="20"/>
+        </w:rPr>
+        <w:t>&gt;</w:t>
       </w:r>
     </w:p>
     <w:p>
@@ -2618,8 +3058,13 @@
       <w:r>
         <w:t xml:space="preserve">Below we present the rates for </w:t>
       </w:r>
-      <w:r>
-        <w:t xml:space="preserve">Flexiant as example: </w:t>
+      <w:proofErr w:type="spellStart"/>
+      <w:r>
+        <w:t>Flexiant</w:t>
+      </w:r>
+      <w:proofErr w:type="spellEnd"/>
+      <w:r>
+        <w:t xml:space="preserve"> as example: </w:t>
       </w:r>
     </w:p>
     <w:p>
@@ -2649,13 +3094,23 @@
         </w:rPr>
         <w:t>Flexiant</w:t>
       </w:r>
+      <w:proofErr w:type="gramStart"/>
       <w:r>
         <w:rPr>
           <w:rFonts w:ascii="Courier New" w:hAnsi="Courier New" w:cs="Courier New"/>
           <w:sz w:val="20"/>
           <w:szCs w:val="20"/>
         </w:rPr>
-        <w:t>;fr.inria.paasage.saloon.price.model.lib.FlexiantPriceEstimator;7</w:t>
+        <w:t>;fr.inria.paasage.saloon.price.model.lib.FlexiantPriceEstimator</w:t>
+      </w:r>
+      <w:proofErr w:type="gramEnd"/>
+      <w:r>
+        <w:rPr>
+          <w:rFonts w:ascii="Courier New" w:hAnsi="Courier New" w:cs="Courier New"/>
+          <w:sz w:val="20"/>
+          <w:szCs w:val="20"/>
+        </w:rPr>
+        <w:t>;7</w:t>
       </w:r>
     </w:p>
     <w:p>
@@ -2676,8 +3131,18 @@
           <w:sz w:val="20"/>
           <w:szCs w:val="20"/>
         </w:rPr>
-        <w:t>LOWEST;0.084</w:t>
-      </w:r>
+        <w:t>LOWEST;0</w:t>
+      </w:r>
+      <w:proofErr w:type="gramStart"/>
+      <w:r>
+        <w:rPr>
+          <w:rFonts w:ascii="Courier New" w:hAnsi="Courier New" w:cs="Courier New"/>
+          <w:sz w:val="20"/>
+          <w:szCs w:val="20"/>
+        </w:rPr>
+        <w:t>.084</w:t>
+      </w:r>
+      <w:proofErr w:type="gramEnd"/>
     </w:p>
     <w:p>
       <w:pPr>
@@ -2697,8 +3162,18 @@
           <w:sz w:val="20"/>
           <w:szCs w:val="20"/>
         </w:rPr>
-        <w:t>LOWER;0.094</w:t>
-      </w:r>
+        <w:t>LOWER;0</w:t>
+      </w:r>
+      <w:proofErr w:type="gramStart"/>
+      <w:r>
+        <w:rPr>
+          <w:rFonts w:ascii="Courier New" w:hAnsi="Courier New" w:cs="Courier New"/>
+          <w:sz w:val="20"/>
+          <w:szCs w:val="20"/>
+        </w:rPr>
+        <w:t>.094</w:t>
+      </w:r>
+      <w:proofErr w:type="gramEnd"/>
     </w:p>
     <w:p>
       <w:pPr>
@@ -2718,8 +3193,18 @@
           <w:sz w:val="20"/>
           <w:szCs w:val="20"/>
         </w:rPr>
-        <w:t>LOW;0.104</w:t>
-      </w:r>
+        <w:t>LOW;0</w:t>
+      </w:r>
+      <w:proofErr w:type="gramStart"/>
+      <w:r>
+        <w:rPr>
+          <w:rFonts w:ascii="Courier New" w:hAnsi="Courier New" w:cs="Courier New"/>
+          <w:sz w:val="20"/>
+          <w:szCs w:val="20"/>
+        </w:rPr>
+        <w:t>.104</w:t>
+      </w:r>
+      <w:proofErr w:type="gramEnd"/>
     </w:p>
     <w:p>
       <w:pPr>
@@ -2739,8 +3224,18 @@
           <w:sz w:val="20"/>
           <w:szCs w:val="20"/>
         </w:rPr>
-        <w:t>MEDIUM;0.114</w:t>
-      </w:r>
+        <w:t>MEDIUM;0</w:t>
+      </w:r>
+      <w:proofErr w:type="gramStart"/>
+      <w:r>
+        <w:rPr>
+          <w:rFonts w:ascii="Courier New" w:hAnsi="Courier New" w:cs="Courier New"/>
+          <w:sz w:val="20"/>
+          <w:szCs w:val="20"/>
+        </w:rPr>
+        <w:t>.114</w:t>
+      </w:r>
+      <w:proofErr w:type="gramEnd"/>
     </w:p>
     <w:p>
       <w:pPr>
@@ -2760,8 +3255,18 @@
           <w:sz w:val="20"/>
           <w:szCs w:val="20"/>
         </w:rPr>
-        <w:t>HIGH;0.124</w:t>
-      </w:r>
+        <w:t>HIGH;0</w:t>
+      </w:r>
+      <w:proofErr w:type="gramStart"/>
+      <w:r>
+        <w:rPr>
+          <w:rFonts w:ascii="Courier New" w:hAnsi="Courier New" w:cs="Courier New"/>
+          <w:sz w:val="20"/>
+          <w:szCs w:val="20"/>
+        </w:rPr>
+        <w:t>.124</w:t>
+      </w:r>
+      <w:proofErr w:type="gramEnd"/>
     </w:p>
     <w:p>
       <w:pPr>
@@ -2781,26 +3286,46 @@
           <w:sz w:val="20"/>
           <w:szCs w:val="20"/>
         </w:rPr>
-        <w:t>HIGHER;0.134</w:t>
-      </w:r>
-    </w:p>
-    <w:p>
-      <w:pPr>
-        <w:jc w:val="both"/>
+        <w:t>HIGHER;0</w:t>
+      </w:r>
+      <w:proofErr w:type="gramStart"/>
+      <w:r>
         <w:rPr>
           <w:rFonts w:ascii="Courier New" w:hAnsi="Courier New" w:cs="Courier New"/>
           <w:sz w:val="20"/>
           <w:szCs w:val="20"/>
         </w:rPr>
-      </w:pPr>
-      <w:r>
+        <w:t>.134</w:t>
+      </w:r>
+      <w:proofErr w:type="gramEnd"/>
+    </w:p>
+    <w:p>
+      <w:pPr>
+        <w:jc w:val="both"/>
         <w:rPr>
           <w:rFonts w:ascii="Courier New" w:hAnsi="Courier New" w:cs="Courier New"/>
           <w:sz w:val="20"/>
           <w:szCs w:val="20"/>
         </w:rPr>
-        <w:t>HIGHEST;0.144</w:t>
-      </w:r>
+      </w:pPr>
+      <w:r>
+        <w:rPr>
+          <w:rFonts w:ascii="Courier New" w:hAnsi="Courier New" w:cs="Courier New"/>
+          <w:sz w:val="20"/>
+          <w:szCs w:val="20"/>
+        </w:rPr>
+        <w:t>HIGHEST;0</w:t>
+      </w:r>
+      <w:proofErr w:type="gramStart"/>
+      <w:r>
+        <w:rPr>
+          <w:rFonts w:ascii="Courier New" w:hAnsi="Courier New" w:cs="Courier New"/>
+          <w:sz w:val="20"/>
+          <w:szCs w:val="20"/>
+        </w:rPr>
+        <w:t>.144</w:t>
+      </w:r>
+      <w:proofErr w:type="gramEnd"/>
     </w:p>
     <w:p/>
     <w:p>
@@ -2859,6 +3384,7 @@
       <w:r>
         <w:t xml:space="preserve"> </w:t>
       </w:r>
+      <w:proofErr w:type="gramStart"/>
       <w:r>
         <w:rPr>
           <w:rFonts w:ascii="Monaco" w:hAnsi="Monaco" w:cs="Monaco"/>
@@ -2870,6 +3396,7 @@
         </w:rPr>
         <w:t>package</w:t>
       </w:r>
+      <w:proofErr w:type="gramEnd"/>
       <w:r>
         <w:rPr>
           <w:rFonts w:ascii="Monaco" w:hAnsi="Monaco" w:cs="Monaco"/>
@@ -2877,7 +3404,27 @@
           <w:sz w:val="22"/>
           <w:szCs w:val="22"/>
         </w:rPr>
-        <w:t xml:space="preserve"> fr.inria.paasage.saloon.price.api;</w:t>
+        <w:t xml:space="preserve"> </w:t>
+      </w:r>
+      <w:proofErr w:type="spellStart"/>
+      <w:r>
+        <w:rPr>
+          <w:rFonts w:ascii="Monaco" w:hAnsi="Monaco" w:cs="Monaco"/>
+          <w:color w:val="000000"/>
+          <w:sz w:val="22"/>
+          <w:szCs w:val="22"/>
+        </w:rPr>
+        <w:t>fr.inria.paasage.saloon.price.api</w:t>
+      </w:r>
+      <w:proofErr w:type="spellEnd"/>
+      <w:r>
+        <w:rPr>
+          <w:rFonts w:ascii="Monaco" w:hAnsi="Monaco" w:cs="Monaco"/>
+          <w:color w:val="000000"/>
+          <w:sz w:val="22"/>
+          <w:szCs w:val="22"/>
+        </w:rPr>
+        <w:t>;</w:t>
       </w:r>
     </w:p>
     <w:p>
@@ -2905,6 +3452,7 @@
           <w:szCs w:val="22"/>
         </w:rPr>
       </w:pPr>
+      <w:proofErr w:type="gramStart"/>
       <w:r>
         <w:rPr>
           <w:rFonts w:ascii="Monaco" w:hAnsi="Monaco" w:cs="Monaco"/>
@@ -2916,6 +3464,7 @@
         </w:rPr>
         <w:t>import</w:t>
       </w:r>
+      <w:proofErr w:type="gramEnd"/>
       <w:r>
         <w:rPr>
           <w:rFonts w:ascii="Monaco" w:hAnsi="Monaco" w:cs="Monaco"/>
@@ -2923,7 +3472,27 @@
           <w:sz w:val="22"/>
           <w:szCs w:val="22"/>
         </w:rPr>
-        <w:t xml:space="preserve"> eu.paasage.camel.provider.ProviderModel;</w:t>
+        <w:t xml:space="preserve"> </w:t>
+      </w:r>
+      <w:proofErr w:type="spellStart"/>
+      <w:r>
+        <w:rPr>
+          <w:rFonts w:ascii="Monaco" w:hAnsi="Monaco" w:cs="Monaco"/>
+          <w:color w:val="000000"/>
+          <w:sz w:val="22"/>
+          <w:szCs w:val="22"/>
+        </w:rPr>
+        <w:t>eu.paasage.camel.provider.ProviderModel</w:t>
+      </w:r>
+      <w:proofErr w:type="spellEnd"/>
+      <w:r>
+        <w:rPr>
+          <w:rFonts w:ascii="Monaco" w:hAnsi="Monaco" w:cs="Monaco"/>
+          <w:color w:val="000000"/>
+          <w:sz w:val="22"/>
+          <w:szCs w:val="22"/>
+        </w:rPr>
+        <w:t>;</w:t>
       </w:r>
     </w:p>
     <w:p>
@@ -2951,6 +3520,7 @@
           <w:szCs w:val="22"/>
         </w:rPr>
       </w:pPr>
+      <w:proofErr w:type="gramStart"/>
       <w:r>
         <w:rPr>
           <w:rFonts w:ascii="Monaco" w:hAnsi="Monaco" w:cs="Monaco"/>
@@ -2962,6 +3532,7 @@
         </w:rPr>
         <w:t>public</w:t>
       </w:r>
+      <w:proofErr w:type="gramEnd"/>
       <w:r>
         <w:rPr>
           <w:rFonts w:ascii="Monaco" w:hAnsi="Monaco" w:cs="Monaco"/>
@@ -2989,7 +3560,27 @@
           <w:sz w:val="22"/>
           <w:szCs w:val="22"/>
         </w:rPr>
-        <w:t xml:space="preserve"> IProviderPriceEstimator </w:t>
+        <w:t xml:space="preserve"> </w:t>
+      </w:r>
+      <w:proofErr w:type="spellStart"/>
+      <w:r>
+        <w:rPr>
+          <w:rFonts w:ascii="Monaco" w:hAnsi="Monaco" w:cs="Monaco"/>
+          <w:color w:val="000000"/>
+          <w:sz w:val="22"/>
+          <w:szCs w:val="22"/>
+        </w:rPr>
+        <w:t>IProviderPriceEstimator</w:t>
+      </w:r>
+      <w:proofErr w:type="spellEnd"/>
+      <w:r>
+        <w:rPr>
+          <w:rFonts w:ascii="Monaco" w:hAnsi="Monaco" w:cs="Monaco"/>
+          <w:color w:val="000000"/>
+          <w:sz w:val="22"/>
+          <w:szCs w:val="22"/>
+        </w:rPr>
+        <w:t xml:space="preserve"> </w:t>
       </w:r>
       <w:r>
         <w:rPr>
@@ -3009,8 +3600,19 @@
           <w:sz w:val="22"/>
           <w:szCs w:val="22"/>
         </w:rPr>
-        <w:t xml:space="preserve"> IProviderPriceEstimatorFactory</w:t>
-      </w:r>
+        <w:t xml:space="preserve"> </w:t>
+      </w:r>
+      <w:proofErr w:type="spellStart"/>
+      <w:r>
+        <w:rPr>
+          <w:rFonts w:ascii="Monaco" w:hAnsi="Monaco" w:cs="Monaco"/>
+          <w:color w:val="000000"/>
+          <w:sz w:val="22"/>
+          <w:szCs w:val="22"/>
+        </w:rPr>
+        <w:t>IProviderPriceEstimatorFactory</w:t>
+      </w:r>
+      <w:proofErr w:type="spellEnd"/>
     </w:p>
     <w:p>
       <w:pPr>
@@ -3077,6 +3679,7 @@
         </w:rPr>
         <w:tab/>
       </w:r>
+      <w:proofErr w:type="gramStart"/>
       <w:r>
         <w:rPr>
           <w:rFonts w:ascii="Monaco" w:hAnsi="Monaco" w:cs="Monaco"/>
@@ -3088,6 +3691,7 @@
         </w:rPr>
         <w:t>public</w:t>
       </w:r>
+      <w:proofErr w:type="gramEnd"/>
       <w:r>
         <w:rPr>
           <w:rFonts w:ascii="Monaco" w:hAnsi="Monaco" w:cs="Monaco"/>
@@ -3115,7 +3719,47 @@
           <w:sz w:val="22"/>
           <w:szCs w:val="22"/>
         </w:rPr>
-        <w:t xml:space="preserve"> estimatePrice(ProviderModel </w:t>
+        <w:t xml:space="preserve"> </w:t>
+      </w:r>
+      <w:proofErr w:type="spellStart"/>
+      <w:r>
+        <w:rPr>
+          <w:rFonts w:ascii="Monaco" w:hAnsi="Monaco" w:cs="Monaco"/>
+          <w:color w:val="000000"/>
+          <w:sz w:val="22"/>
+          <w:szCs w:val="22"/>
+        </w:rPr>
+        <w:t>estimatePrice</w:t>
+      </w:r>
+      <w:proofErr w:type="spellEnd"/>
+      <w:r>
+        <w:rPr>
+          <w:rFonts w:ascii="Monaco" w:hAnsi="Monaco" w:cs="Monaco"/>
+          <w:color w:val="000000"/>
+          <w:sz w:val="22"/>
+          <w:szCs w:val="22"/>
+        </w:rPr>
+        <w:t>(</w:t>
+      </w:r>
+      <w:proofErr w:type="spellStart"/>
+      <w:r>
+        <w:rPr>
+          <w:rFonts w:ascii="Monaco" w:hAnsi="Monaco" w:cs="Monaco"/>
+          <w:color w:val="000000"/>
+          <w:sz w:val="22"/>
+          <w:szCs w:val="22"/>
+        </w:rPr>
+        <w:t>ProviderModel</w:t>
+      </w:r>
+      <w:proofErr w:type="spellEnd"/>
+      <w:r>
+        <w:rPr>
+          <w:rFonts w:ascii="Monaco" w:hAnsi="Monaco" w:cs="Monaco"/>
+          <w:color w:val="000000"/>
+          <w:sz w:val="22"/>
+          <w:szCs w:val="22"/>
+        </w:rPr>
+        <w:t xml:space="preserve"> </w:t>
       </w:r>
       <w:r>
         <w:rPr>
@@ -3124,7 +3768,16 @@
           <w:sz w:val="22"/>
           <w:szCs w:val="22"/>
         </w:rPr>
-        <w:t>fm</w:t>
+        <w:t>p</w:t>
+      </w:r>
+      <w:r>
+        <w:rPr>
+          <w:rFonts w:ascii="Monaco" w:hAnsi="Monaco" w:cs="Monaco"/>
+          <w:color w:val="6A3E3E"/>
+          <w:sz w:val="22"/>
+          <w:szCs w:val="22"/>
+        </w:rPr>
+        <w:t>m</w:t>
       </w:r>
       <w:r>
         <w:rPr>
@@ -3179,6 +3832,7 @@
         </w:rPr>
         <w:tab/>
       </w:r>
+      <w:proofErr w:type="gramStart"/>
       <w:r>
         <w:rPr>
           <w:rFonts w:ascii="Monaco" w:hAnsi="Monaco" w:cs="Monaco"/>
@@ -3190,6 +3844,7 @@
         </w:rPr>
         <w:t>public</w:t>
       </w:r>
+      <w:proofErr w:type="gramEnd"/>
       <w:r>
         <w:rPr>
           <w:rFonts w:ascii="Monaco" w:hAnsi="Monaco" w:cs="Monaco"/>
@@ -3217,7 +3872,47 @@
           <w:sz w:val="22"/>
           <w:szCs w:val="22"/>
         </w:rPr>
-        <w:t xml:space="preserve"> estimatePricePerHour(ProviderModel </w:t>
+        <w:t xml:space="preserve"> </w:t>
+      </w:r>
+      <w:proofErr w:type="spellStart"/>
+      <w:r>
+        <w:rPr>
+          <w:rFonts w:ascii="Monaco" w:hAnsi="Monaco" w:cs="Monaco"/>
+          <w:color w:val="000000"/>
+          <w:sz w:val="22"/>
+          <w:szCs w:val="22"/>
+        </w:rPr>
+        <w:t>estimatePricePerHour</w:t>
+      </w:r>
+      <w:proofErr w:type="spellEnd"/>
+      <w:r>
+        <w:rPr>
+          <w:rFonts w:ascii="Monaco" w:hAnsi="Monaco" w:cs="Monaco"/>
+          <w:color w:val="000000"/>
+          <w:sz w:val="22"/>
+          <w:szCs w:val="22"/>
+        </w:rPr>
+        <w:t>(</w:t>
+      </w:r>
+      <w:proofErr w:type="spellStart"/>
+      <w:r>
+        <w:rPr>
+          <w:rFonts w:ascii="Monaco" w:hAnsi="Monaco" w:cs="Monaco"/>
+          <w:color w:val="000000"/>
+          <w:sz w:val="22"/>
+          <w:szCs w:val="22"/>
+        </w:rPr>
+        <w:t>ProviderModel</w:t>
+      </w:r>
+      <w:proofErr w:type="spellEnd"/>
+      <w:r>
+        <w:rPr>
+          <w:rFonts w:ascii="Monaco" w:hAnsi="Monaco" w:cs="Monaco"/>
+          <w:color w:val="000000"/>
+          <w:sz w:val="22"/>
+          <w:szCs w:val="22"/>
+        </w:rPr>
+        <w:t xml:space="preserve"> </w:t>
       </w:r>
       <w:r>
         <w:rPr>
@@ -3226,7 +3921,16 @@
           <w:sz w:val="22"/>
           <w:szCs w:val="22"/>
         </w:rPr>
-        <w:t>fm</w:t>
+        <w:t>p</w:t>
+      </w:r>
+      <w:r>
+        <w:rPr>
+          <w:rFonts w:ascii="Monaco" w:hAnsi="Monaco" w:cs="Monaco"/>
+          <w:color w:val="6A3E3E"/>
+          <w:sz w:val="22"/>
+          <w:szCs w:val="22"/>
+        </w:rPr>
+        <w:t>m</w:t>
       </w:r>
       <w:r>
         <w:rPr>
@@ -3281,6 +3985,7 @@
         </w:rPr>
         <w:tab/>
       </w:r>
+      <w:proofErr w:type="gramStart"/>
       <w:r>
         <w:rPr>
           <w:rFonts w:ascii="Monaco" w:hAnsi="Monaco" w:cs="Monaco"/>
@@ -3292,6 +3997,7 @@
         </w:rPr>
         <w:t>public</w:t>
       </w:r>
+      <w:proofErr w:type="gramEnd"/>
       <w:r>
         <w:rPr>
           <w:rFonts w:ascii="Monaco" w:hAnsi="Monaco" w:cs="Monaco"/>
@@ -3319,7 +4025,47 @@
           <w:sz w:val="22"/>
           <w:szCs w:val="22"/>
         </w:rPr>
-        <w:t xml:space="preserve"> estimatePricePerMonth(ProviderModel </w:t>
+        <w:t xml:space="preserve"> </w:t>
+      </w:r>
+      <w:proofErr w:type="spellStart"/>
+      <w:r>
+        <w:rPr>
+          <w:rFonts w:ascii="Monaco" w:hAnsi="Monaco" w:cs="Monaco"/>
+          <w:color w:val="000000"/>
+          <w:sz w:val="22"/>
+          <w:szCs w:val="22"/>
+        </w:rPr>
+        <w:t>estimatePricePerMonth</w:t>
+      </w:r>
+      <w:proofErr w:type="spellEnd"/>
+      <w:r>
+        <w:rPr>
+          <w:rFonts w:ascii="Monaco" w:hAnsi="Monaco" w:cs="Monaco"/>
+          <w:color w:val="000000"/>
+          <w:sz w:val="22"/>
+          <w:szCs w:val="22"/>
+        </w:rPr>
+        <w:t>(</w:t>
+      </w:r>
+      <w:proofErr w:type="spellStart"/>
+      <w:r>
+        <w:rPr>
+          <w:rFonts w:ascii="Monaco" w:hAnsi="Monaco" w:cs="Monaco"/>
+          <w:color w:val="000000"/>
+          <w:sz w:val="22"/>
+          <w:szCs w:val="22"/>
+        </w:rPr>
+        <w:t>ProviderModel</w:t>
+      </w:r>
+      <w:proofErr w:type="spellEnd"/>
+      <w:r>
+        <w:rPr>
+          <w:rFonts w:ascii="Monaco" w:hAnsi="Monaco" w:cs="Monaco"/>
+          <w:color w:val="000000"/>
+          <w:sz w:val="22"/>
+          <w:szCs w:val="22"/>
+        </w:rPr>
+        <w:t xml:space="preserve"> </w:t>
       </w:r>
       <w:r>
         <w:rPr>
@@ -3328,7 +4074,16 @@
           <w:sz w:val="22"/>
           <w:szCs w:val="22"/>
         </w:rPr>
-        <w:t>fm</w:t>
+        <w:t>p</w:t>
+      </w:r>
+      <w:r>
+        <w:rPr>
+          <w:rFonts w:ascii="Monaco" w:hAnsi="Monaco" w:cs="Monaco"/>
+          <w:color w:val="6A3E3E"/>
+          <w:sz w:val="22"/>
+          <w:szCs w:val="22"/>
+        </w:rPr>
+        <w:t>m</w:t>
       </w:r>
       <w:r>
         <w:rPr>
@@ -3383,6 +4138,7 @@
         </w:rPr>
         <w:tab/>
       </w:r>
+      <w:proofErr w:type="gramStart"/>
       <w:r>
         <w:rPr>
           <w:rFonts w:ascii="Monaco" w:hAnsi="Monaco" w:cs="Monaco"/>
@@ -3394,6 +4150,7 @@
         </w:rPr>
         <w:t>public</w:t>
       </w:r>
+      <w:proofErr w:type="gramEnd"/>
       <w:r>
         <w:rPr>
           <w:rFonts w:ascii="Monaco" w:hAnsi="Monaco" w:cs="Monaco"/>
@@ -3421,7 +4178,47 @@
           <w:sz w:val="22"/>
           <w:szCs w:val="22"/>
         </w:rPr>
-        <w:t xml:space="preserve"> estimatePricePerYear(ProviderModel </w:t>
+        <w:t xml:space="preserve"> </w:t>
+      </w:r>
+      <w:proofErr w:type="spellStart"/>
+      <w:r>
+        <w:rPr>
+          <w:rFonts w:ascii="Monaco" w:hAnsi="Monaco" w:cs="Monaco"/>
+          <w:color w:val="000000"/>
+          <w:sz w:val="22"/>
+          <w:szCs w:val="22"/>
+        </w:rPr>
+        <w:t>estimatePricePerYear</w:t>
+      </w:r>
+      <w:proofErr w:type="spellEnd"/>
+      <w:r>
+        <w:rPr>
+          <w:rFonts w:ascii="Monaco" w:hAnsi="Monaco" w:cs="Monaco"/>
+          <w:color w:val="000000"/>
+          <w:sz w:val="22"/>
+          <w:szCs w:val="22"/>
+        </w:rPr>
+        <w:t>(</w:t>
+      </w:r>
+      <w:proofErr w:type="spellStart"/>
+      <w:r>
+        <w:rPr>
+          <w:rFonts w:ascii="Monaco" w:hAnsi="Monaco" w:cs="Monaco"/>
+          <w:color w:val="000000"/>
+          <w:sz w:val="22"/>
+          <w:szCs w:val="22"/>
+        </w:rPr>
+        <w:t>ProviderModel</w:t>
+      </w:r>
+      <w:proofErr w:type="spellEnd"/>
+      <w:r>
+        <w:rPr>
+          <w:rFonts w:ascii="Monaco" w:hAnsi="Monaco" w:cs="Monaco"/>
+          <w:color w:val="000000"/>
+          <w:sz w:val="22"/>
+          <w:szCs w:val="22"/>
+        </w:rPr>
+        <w:t xml:space="preserve"> </w:t>
       </w:r>
       <w:r>
         <w:rPr>
@@ -3430,7 +4227,16 @@
           <w:sz w:val="22"/>
           <w:szCs w:val="22"/>
         </w:rPr>
-        <w:t>fm</w:t>
+        <w:t>p</w:t>
+      </w:r>
+      <w:r>
+        <w:rPr>
+          <w:rFonts w:ascii="Monaco" w:hAnsi="Monaco" w:cs="Monaco"/>
+          <w:color w:val="6A3E3E"/>
+          <w:sz w:val="22"/>
+          <w:szCs w:val="22"/>
+        </w:rPr>
+        <w:t>m</w:t>
       </w:r>
       <w:r>
         <w:rPr>
@@ -3504,7 +4310,15 @@
         </w:numPr>
       </w:pPr>
       <w:r>
-        <w:t xml:space="preserve">Quinton, C., Romero, D., Duchien, L.: SALOON: a platform for selecting and configuring cloud environments. Software – Practice and Experience p. 10.1002/spe.2311 (Jan 2015), http://dx.doi.org/10.1002/spe.2311 </w:t>
+        <w:t xml:space="preserve">Quinton, C., Romero, D., </w:t>
+      </w:r>
+      <w:proofErr w:type="spellStart"/>
+      <w:r>
+        <w:t>Duchien</w:t>
+      </w:r>
+      <w:proofErr w:type="spellEnd"/>
+      <w:r>
+        <w:t xml:space="preserve">, L.: SALOON: a platform for selecting and configuring cloud environments. Software – Practice and Experience p. 10.1002/spe.2311 (Jan 2015), http://dx.doi.org/10.1002/spe.2311 </w:t>
       </w:r>
     </w:p>
     <w:p>
@@ -3543,62 +4357,6 @@
     </w:sectPr>
   </w:body>
 </w:document>
-</file>
-
-<file path=word/comments.xml><?xml version="1.0" encoding="utf-8"?>
-<w:comments xmlns:wpc="http://schemas.microsoft.com/office/word/2010/wordprocessingCanvas" xmlns:mo="http://schemas.microsoft.com/office/mac/office/2008/main" xmlns:mc="http://schemas.openxmlformats.org/markup-compatibility/2006" xmlns:mv="urn:schemas-microsoft-com:mac:vml" xmlns:o="urn:schemas-microsoft-com:office:office" xmlns:r="http://schemas.openxmlformats.org/officeDocument/2006/relationships" xmlns:m="http://schemas.openxmlformats.org/officeDocument/2006/math" xmlns:v="urn:schemas-microsoft-com:vml" xmlns:wp14="http://schemas.microsoft.com/office/word/2010/wordprocessingDrawing" xmlns:wp="http://schemas.openxmlformats.org/drawingml/2006/wordprocessingDrawing" xmlns:w10="urn:schemas-microsoft-com:office:word" xmlns:w="http://schemas.openxmlformats.org/wordprocessingml/2006/main" xmlns:w14="http://schemas.microsoft.com/office/word/2010/wordml" xmlns:wpg="http://schemas.microsoft.com/office/word/2010/wordprocessingGroup" xmlns:wpi="http://schemas.microsoft.com/office/word/2010/wordprocessingInk" xmlns:wne="http://schemas.microsoft.com/office/word/2006/wordml" xmlns:wps="http://schemas.microsoft.com/office/word/2010/wordprocessingShape" mc:Ignorable="w14 wp14">
-  <w:comment w:id="0" w:author="Daniel Romero" w:date="2015-09-28T14:05:00Z" w:initials="DR">
-    <w:p>
-      <w:pPr>
-        <w:pStyle w:val="CommentText"/>
-      </w:pPr>
-      <w:r>
-        <w:rPr>
-          <w:rStyle w:val="CommentReference"/>
-        </w:rPr>
-        <w:annotationRef/>
-      </w:r>
-      <w:r>
-        <w:t>Relationship with VMType, it is not the same ???</w:t>
-      </w:r>
-    </w:p>
-  </w:comment>
-  <w:comment w:id="1" w:author="Daniel Romero" w:date="2015-09-28T14:07:00Z" w:initials="DR">
-    <w:p>
-      <w:pPr>
-        <w:pStyle w:val="CommentText"/>
-      </w:pPr>
-      <w:r>
-        <w:rPr>
-          <w:rStyle w:val="CommentReference"/>
-        </w:rPr>
-        <w:annotationRef/>
-      </w:r>
-      <w:r>
-        <w:t>Image as Feature and not attribute ??</w:t>
-      </w:r>
-      <w:r>
-        <w:t xml:space="preserve"> OS, ID, Default user name</w:t>
-      </w:r>
-    </w:p>
-  </w:comment>
-  <w:comment w:id="2" w:author="Daniel Romero" w:date="2015-09-28T14:35:00Z" w:initials="DR">
-    <w:p>
-      <w:pPr>
-        <w:pStyle w:val="CommentText"/>
-      </w:pPr>
-      <w:r>
-        <w:rPr>
-          <w:rStyle w:val="CommentReference"/>
-        </w:rPr>
-        <w:annotationRef/>
-      </w:r>
-      <w:r>
-        <w:t>To be modified ? To create this model by considering existing provider models ??</w:t>
-      </w:r>
-    </w:p>
-  </w:comment>
-</w:comments>
 </file>
 
 <file path=word/numbering.xml><?xml version="1.0" encoding="utf-8"?>
@@ -4169,6 +4927,7 @@
   <w:style w:type="character" w:default="1" w:styleId="DefaultParagraphFont">
     <w:name w:val="Default Paragraph Font"/>
     <w:uiPriority w:val="1"/>
+    <w:semiHidden/>
     <w:unhideWhenUsed/>
   </w:style>
   <w:style w:type="table" w:default="1" w:styleId="TableNormal">
@@ -4462,6 +5221,7 @@
   <w:style w:type="character" w:default="1" w:styleId="DefaultParagraphFont">
     <w:name w:val="Default Paragraph Font"/>
     <w:uiPriority w:val="1"/>
+    <w:semiHidden/>
     <w:unhideWhenUsed/>
   </w:style>
   <w:style w:type="table" w:default="1" w:styleId="TableNormal">

--- a/generator/src/main/resources/documents/AdditionOfProviders.docx
+++ b/generator/src/main/resources/documents/AdditionOfProviders.docx
@@ -7,11 +7,13 @@
         <w:jc w:val="center"/>
         <w:rPr>
           <w:b/>
-        </w:rPr>
-      </w:pPr>
-      <w:r>
-        <w:rPr>
-          <w:b/>
+          <w:lang w:val="en-GB"/>
+        </w:rPr>
+      </w:pPr>
+      <w:r>
+        <w:rPr>
+          <w:b/>
+          <w:lang w:val="en-GB"/>
         </w:rPr>
         <w:t>ADDITION OF A NEW PROVIDER TO BE CONSIDERED BY CP-GENERATOR-MODEL-TO-SOLVER</w:t>
       </w:r>
@@ -20,137 +22,340 @@
       <w:pPr>
         <w:rPr>
           <w:b/>
+          <w:lang w:val="en-GB"/>
         </w:rPr>
       </w:pPr>
     </w:p>
     <w:p>
       <w:pPr>
         <w:jc w:val="both"/>
-      </w:pPr>
-      <w:r>
-        <w:t>The objective of this document is to present the elements that need to be added</w:t>
-      </w:r>
-      <w:r>
-        <w:t xml:space="preserve"> and modified</w:t>
-      </w:r>
-      <w:r>
-        <w:t xml:space="preserve"> in order to incorporate a new provider model regarding the CP-Generator-Model-to-Solver component. Please notice that adding a new provider at the Upperware does not mean that the Executionware will support this provider.  </w:t>
+        <w:rPr>
+          <w:lang w:val="en-GB"/>
+        </w:rPr>
+      </w:pPr>
+      <w:r>
+        <w:rPr>
+          <w:lang w:val="en-GB"/>
+        </w:rPr>
+        <w:t xml:space="preserve">The objective of this document is to present the </w:t>
+      </w:r>
+      <w:r>
+        <w:rPr>
+          <w:lang w:val="en-GB"/>
+        </w:rPr>
+        <w:t>models and files</w:t>
+      </w:r>
+      <w:r>
+        <w:rPr>
+          <w:lang w:val="en-GB"/>
+        </w:rPr>
+        <w:t xml:space="preserve"> that need to be </w:t>
+      </w:r>
+      <w:r>
+        <w:rPr>
+          <w:lang w:val="en-GB"/>
+        </w:rPr>
+        <w:t xml:space="preserve">created and/or updated by Paasage developers </w:t>
+      </w:r>
+      <w:r>
+        <w:rPr>
+          <w:lang w:val="en-GB"/>
+        </w:rPr>
+        <w:t xml:space="preserve">in order to </w:t>
+      </w:r>
+      <w:r>
+        <w:rPr>
+          <w:lang w:val="en-GB"/>
+        </w:rPr>
+        <w:t>enable the exploitation of</w:t>
+      </w:r>
+      <w:r>
+        <w:rPr>
+          <w:lang w:val="en-GB"/>
+        </w:rPr>
+        <w:t xml:space="preserve"> a new provider </w:t>
+      </w:r>
+      <w:r>
+        <w:rPr>
+          <w:lang w:val="en-GB"/>
+        </w:rPr>
+        <w:t>regarding the CP-Generator-Model-to-Solver component</w:t>
+      </w:r>
+      <w:r>
+        <w:rPr>
+          <w:lang w:val="en-GB"/>
+        </w:rPr>
+        <w:t xml:space="preserve"> [1]</w:t>
+      </w:r>
+      <w:r>
+        <w:rPr>
+          <w:lang w:val="en-GB"/>
+        </w:rPr>
+        <w:t>.</w:t>
+      </w:r>
+      <w:r>
+        <w:rPr>
+          <w:lang w:val="en-GB"/>
+        </w:rPr>
+        <w:t xml:space="preserve"> To do that, the document uses Omistack as example, a private Cloud based on Open Stack and offered by the Ulm University.</w:t>
+      </w:r>
+      <w:r>
+        <w:rPr>
+          <w:lang w:val="en-GB"/>
+        </w:rPr>
+        <w:t xml:space="preserve"> Please notice that adding a new provider at the Upperware does not mean that the Executionware will support this provider. </w:t>
+      </w:r>
+      <w:r>
+        <w:rPr>
+          <w:lang w:val="en-GB"/>
+        </w:rPr>
+        <w:t xml:space="preserve">This document assumes that the reader is familiar with the Upperware [1] and its related components as well as with the CAMEL language [2].   </w:t>
+      </w:r>
+      <w:r>
+        <w:rPr>
+          <w:lang w:val="en-GB"/>
+        </w:rPr>
+        <w:t xml:space="preserve"> </w:t>
       </w:r>
     </w:p>
     <w:p>
       <w:pPr>
         <w:jc w:val="both"/>
+        <w:rPr>
+          <w:lang w:val="en-GB"/>
+        </w:rPr>
       </w:pPr>
     </w:p>
     <w:p>
       <w:pPr>
         <w:jc w:val="both"/>
-      </w:pPr>
-      <w:r>
-        <w:t>The</w:t>
-      </w:r>
-      <w:r>
-        <w:t xml:space="preserve"> document is structured as foll</w:t>
-      </w:r>
-      <w:r>
-        <w:t>o</w:t>
-      </w:r>
-      <w:r>
-        <w:t>w</w:t>
-      </w:r>
-      <w:r>
-        <w:t xml:space="preserve">s. </w:t>
-      </w:r>
-      <w:r>
+        <w:rPr>
+          <w:lang w:val="en-GB"/>
+        </w:rPr>
+      </w:pPr>
+      <w:r>
+        <w:rPr>
+          <w:lang w:val="en-GB"/>
+        </w:rPr>
+        <w:t>The document is structured as follows.  Section 1 explains the models that have to be added and the conventions to follow. Section 2 concerns the models that have to be updated, including an ontology that provides a unified view of cloud offers</w:t>
+      </w:r>
+      <w:r>
+        <w:rPr>
+          <w:lang w:val="en-GB"/>
+        </w:rPr>
+        <w:t xml:space="preserve"> [</w:t>
+      </w:r>
+      <w:r>
+        <w:rPr>
+          <w:lang w:val="en-GB"/>
+        </w:rPr>
+        <w:t>1,</w:t>
+      </w:r>
+      <w:r>
+        <w:rPr>
+          <w:lang w:val="en-GB"/>
+        </w:rPr>
+        <w:t>3</w:t>
+      </w:r>
+      <w:r>
+        <w:rPr>
+          <w:lang w:val="en-GB"/>
+        </w:rPr>
+        <w:t>]</w:t>
+      </w:r>
+      <w:r>
+        <w:rPr>
+          <w:lang w:val="en-GB"/>
+        </w:rPr>
+        <w:t>. Section 3 specifies the configuration files</w:t>
+      </w:r>
+      <w:r>
+        <w:rPr>
+          <w:lang w:val="en-GB"/>
+        </w:rPr>
+        <w:t xml:space="preserve"> of the </w:t>
+      </w:r>
+      <w:r>
+        <w:rPr>
+          <w:lang w:val="en-GB"/>
+        </w:rPr>
+        <w:t>CP-Generator-Model-to-Solver component</w:t>
+      </w:r>
+      <w:r>
+        <w:rPr>
+          <w:lang w:val="en-GB"/>
+        </w:rPr>
         <w:t xml:space="preserve"> </w:t>
       </w:r>
       <w:r>
-        <w:t>Section 1 explains the models that have to be added and the conventions to</w:t>
-      </w:r>
-      <w:r>
-        <w:t xml:space="preserve"> follow. Section 2 </w:t>
-      </w:r>
-      <w:r>
-        <w:t>concerns the models that have to be updated, including an ontology that provides</w:t>
-      </w:r>
-      <w:r>
-        <w:t xml:space="preserve"> a unify view of cloud offers. Section 3 specifies the </w:t>
-      </w:r>
-      <w:r>
-        <w:t>configuration files that have to be updated. Finally, section 4 indicates the code that has to be added when dealing with cost estimation</w:t>
-      </w:r>
-      <w:r>
-        <w:t>s</w:t>
-      </w:r>
-      <w:r>
+        <w:rPr>
+          <w:lang w:val="en-GB"/>
+        </w:rPr>
+        <w:t xml:space="preserve">that have to be updated. Finally, section 4 indicates the code that has to be added for this new cloud provider when dealing with cost estimations involving services offered by this provider.  </w:t>
+      </w:r>
+    </w:p>
+    <w:p>
+      <w:pPr>
+        <w:rPr>
+          <w:b/>
+          <w:lang w:val="en-GB"/>
+        </w:rPr>
+      </w:pPr>
+    </w:p>
+    <w:p>
+      <w:pPr>
+        <w:rPr>
+          <w:b/>
+          <w:lang w:val="en-GB"/>
+        </w:rPr>
+      </w:pPr>
+      <w:r>
+        <w:rPr>
+          <w:b/>
+          <w:lang w:val="en-GB"/>
+        </w:rPr>
+        <w:t xml:space="preserve">1. </w:t>
+      </w:r>
+      <w:r>
+        <w:rPr>
+          <w:b/>
+          <w:lang w:val="en-GB"/>
+        </w:rPr>
+        <w:t>Creation</w:t>
+      </w:r>
+      <w:r>
+        <w:rPr>
+          <w:b/>
+          <w:lang w:val="en-GB"/>
+        </w:rPr>
+        <w:t xml:space="preserve"> of New Models</w:t>
+      </w:r>
+    </w:p>
+    <w:p>
+      <w:pPr>
+        <w:rPr>
+          <w:b/>
+          <w:lang w:val="en-GB"/>
+        </w:rPr>
+      </w:pPr>
+    </w:p>
+    <w:p>
+      <w:pPr>
+        <w:rPr>
+          <w:u w:val="single"/>
+          <w:lang w:val="en-GB"/>
+        </w:rPr>
+      </w:pPr>
+      <w:r>
+        <w:rPr>
+          <w:u w:val="single"/>
+          <w:lang w:val="en-GB"/>
+        </w:rPr>
+        <w:t xml:space="preserve">1.1 Provider Models in CAMEL </w:t>
+      </w:r>
+    </w:p>
+    <w:p>
+      <w:pPr>
+        <w:rPr>
+          <w:lang w:val="en-GB"/>
+        </w:rPr>
+      </w:pPr>
+    </w:p>
+    <w:p>
+      <w:pPr>
+        <w:jc w:val="both"/>
+        <w:rPr>
+          <w:lang w:val="en-GB"/>
+        </w:rPr>
+      </w:pPr>
+      <w:r>
+        <w:rPr>
+          <w:lang w:val="en-GB"/>
+        </w:rPr>
+        <w:t xml:space="preserve">In PaaSage, a provider model defines the virtual machines, images and locations that are offered by a given provider as well constraints that define how they can be combined together [2].  </w:t>
+      </w:r>
+      <w:r>
+        <w:rPr>
+          <w:lang w:val="en-GB"/>
+        </w:rPr>
+        <w:t>Each provider model</w:t>
+      </w:r>
+      <w:r>
+        <w:rPr>
+          <w:lang w:val="en-GB"/>
+        </w:rPr>
+        <w:t xml:space="preserve"> is contained in a CAMEL model. Therefore, in order to add a new provider, it is required to define a CAMEL Model containing the related Provider</w:t>
+      </w:r>
+      <w:r>
+        <w:rPr>
+          <w:lang w:val="en-GB"/>
+        </w:rPr>
+        <w:t xml:space="preserve"> model</w:t>
+      </w:r>
+      <w:r>
+        <w:rPr>
+          <w:lang w:val="en-GB"/>
+        </w:rPr>
+        <w:t xml:space="preserve"> and </w:t>
+      </w:r>
+      <w:r>
+        <w:rPr>
+          <w:lang w:val="en-GB"/>
+        </w:rPr>
+        <w:t xml:space="preserve">a </w:t>
+      </w:r>
+      <w:r>
+        <w:rPr>
+          <w:lang w:val="en-GB"/>
+        </w:rPr>
+        <w:t>Type mod</w:t>
+      </w:r>
+      <w:r>
+        <w:rPr>
+          <w:lang w:val="en-GB"/>
+        </w:rPr>
+        <w:t>el</w:t>
+      </w:r>
+      <w:r>
+        <w:rPr>
+          <w:lang w:val="en-GB"/>
+        </w:rPr>
         <w:t>.</w:t>
       </w:r>
       <w:r>
-        <w:t xml:space="preserve"> </w:t>
-      </w:r>
-      <w:r>
-        <w:t xml:space="preserve"> </w:t>
-      </w:r>
-    </w:p>
-    <w:p>
-      <w:pPr>
-        <w:rPr>
-          <w:b/>
-        </w:rPr>
-      </w:pPr>
-    </w:p>
-    <w:p>
-      <w:pPr>
-        <w:rPr>
-          <w:b/>
-        </w:rPr>
-      </w:pPr>
-      <w:r>
-        <w:rPr>
-          <w:b/>
-        </w:rPr>
-        <w:t>1. Models to ADD</w:t>
-      </w:r>
-    </w:p>
-    <w:p>
-      <w:pPr>
-        <w:rPr>
-          <w:b/>
-        </w:rPr>
-      </w:pPr>
-    </w:p>
-    <w:p>
-      <w:pPr>
-        <w:rPr>
-          <w:u w:val="single"/>
-        </w:rPr>
-      </w:pPr>
-      <w:r>
-        <w:rPr>
-          <w:u w:val="single"/>
-        </w:rPr>
-        <w:t xml:space="preserve">1.1 Provider Model </w:t>
-      </w:r>
-    </w:p>
-    <w:p/>
+        <w:rPr>
+          <w:lang w:val="en-GB"/>
+        </w:rPr>
+        <w:t xml:space="preserve"> This Type model defines the domains of different attributes in the provider model. </w:t>
+      </w:r>
+      <w:r>
+        <w:rPr>
+          <w:lang w:val="en-GB"/>
+        </w:rPr>
+        <w:t xml:space="preserve">Figure 1 provides an overview of such a CAMEL model. </w:t>
+      </w:r>
+    </w:p>
     <w:p>
       <w:pPr>
         <w:jc w:val="both"/>
-      </w:pPr>
-      <w:r>
-        <w:t xml:space="preserve">Each provider model is contained in a CAMEL model. Therefore, in order to add a new provider, it is required to define a CAMEL Model containing the related Provider and Type models. Figure 1 provides an overview of such a CAMEL model. </w:t>
-      </w:r>
+        <w:rPr>
+          <w:lang w:val="en-GB"/>
+        </w:rPr>
+      </w:pPr>
     </w:p>
     <w:p>
       <w:pPr>
         <w:ind w:left="720" w:firstLine="720"/>
+        <w:rPr>
+          <w:lang w:val="en-GB"/>
+        </w:rPr>
       </w:pPr>
       <w:r>
         <w:rPr>
           <w:noProof/>
         </w:rPr>
         <w:drawing>
-          <wp:inline distT="0" distB="0" distL="0" distR="0" wp14:anchorId="711F085A" wp14:editId="4E9050AB">
+          <wp:inline distT="0" distB="0" distL="0" distR="0" wp14:anchorId="64066209" wp14:editId="63EBEE60">
             <wp:extent cx="3564255" cy="1117600"/>
             <wp:effectExtent l="0" t="0" r="0" b="0"/>
             <wp:docPr id="1" name="Picture 1"/>
@@ -188,44 +393,93 @@
         </w:drawing>
       </w:r>
     </w:p>
-    <w:p/>
-    <w:p>
-      <w:r>
+    <w:p>
+      <w:pPr>
+        <w:rPr>
+          <w:lang w:val="en-GB"/>
+        </w:rPr>
+      </w:pPr>
+    </w:p>
+    <w:p>
+      <w:pPr>
+        <w:rPr>
+          <w:lang w:val="en-GB"/>
+        </w:rPr>
+      </w:pPr>
+      <w:r>
+        <w:rPr>
+          <w:lang w:val="en-GB"/>
+        </w:rPr>
         <w:t xml:space="preserve">   </w:t>
       </w:r>
     </w:p>
     <w:p>
       <w:pPr>
         <w:jc w:val="center"/>
-      </w:pPr>
-      <w:r>
-        <w:rPr>
-          <w:b/>
+        <w:rPr>
+          <w:lang w:val="en-GB"/>
+        </w:rPr>
+      </w:pPr>
+      <w:r>
+        <w:rPr>
+          <w:b/>
+          <w:lang w:val="en-GB"/>
         </w:rPr>
         <w:t>Figure 1.</w:t>
       </w:r>
       <w:r>
+        <w:rPr>
+          <w:lang w:val="en-GB"/>
+        </w:rPr>
         <w:t xml:space="preserve"> </w:t>
       </w:r>
       <w:r>
         <w:rPr>
           <w:i/>
+          <w:lang w:val="en-GB"/>
         </w:rPr>
         <w:t>Overview of the CAMEL model containing the Omistack Provider Model</w:t>
       </w:r>
     </w:p>
-    <w:p/>
+    <w:p>
+      <w:pPr>
+        <w:rPr>
+          <w:lang w:val="en-GB"/>
+        </w:rPr>
+      </w:pPr>
+    </w:p>
     <w:p>
       <w:pPr>
         <w:jc w:val="both"/>
-      </w:pPr>
-      <w:r>
-        <w:t xml:space="preserve">In order to be correctly processed by the CP-Generator-Model-to-Solver, the following conventions have to be respected: </w:t>
+        <w:rPr>
+          <w:lang w:val="en-GB"/>
+        </w:rPr>
+      </w:pPr>
+      <w:r>
+        <w:rPr>
+          <w:lang w:val="en-GB"/>
+        </w:rPr>
+        <w:t>In order to be correctly processed by the CP-Generator-Model-to-Solver, the following conventions</w:t>
+      </w:r>
+      <w:r>
+        <w:rPr>
+          <w:lang w:val="en-GB"/>
+        </w:rPr>
+        <w:t xml:space="preserve"> and guidelines</w:t>
+      </w:r>
+      <w:r>
+        <w:rPr>
+          <w:lang w:val="en-GB"/>
+        </w:rPr>
+        <w:t xml:space="preserve"> have to be respected: </w:t>
       </w:r>
     </w:p>
     <w:p>
       <w:pPr>
         <w:jc w:val="both"/>
+        <w:rPr>
+          <w:lang w:val="en-GB"/>
+        </w:rPr>
       </w:pPr>
     </w:p>
     <w:p>
@@ -236,17 +490,27 @@
           <w:numId w:val="2"/>
         </w:numPr>
         <w:jc w:val="both"/>
-      </w:pPr>
-      <w:r>
+        <w:rPr>
+          <w:lang w:val="en-GB"/>
+        </w:rPr>
+      </w:pPr>
+      <w:r>
+        <w:rPr>
+          <w:lang w:val="en-GB"/>
+        </w:rPr>
         <w:t xml:space="preserve">The </w:t>
       </w:r>
       <w:r>
         <w:rPr>
           <w:i/>
+          <w:lang w:val="en-GB"/>
         </w:rPr>
         <w:t>root feature</w:t>
       </w:r>
       <w:r>
+        <w:rPr>
+          <w:lang w:val="en-GB"/>
+        </w:rPr>
         <w:t xml:space="preserve"> has the same name as the type defined by the ProviderTypes.xmi model (cf. Section 2.2).</w:t>
       </w:r>
     </w:p>
@@ -258,9 +522,28 @@
           <w:numId w:val="2"/>
         </w:numPr>
         <w:jc w:val="both"/>
-      </w:pPr>
-      <w:r>
-        <w:t xml:space="preserve">A feature “VM” is required. The cardinality of this feature has to be defined according to the number of virtual machine instances that clients can create. </w:t>
+        <w:rPr>
+          <w:lang w:val="en-GB"/>
+        </w:rPr>
+      </w:pPr>
+      <w:r>
+        <w:rPr>
+          <w:lang w:val="en-GB"/>
+        </w:rPr>
+        <w:lastRenderedPageBreak/>
+        <w:t>A feature “VM” is required.</w:t>
+      </w:r>
+      <w:r>
+        <w:rPr>
+          <w:lang w:val="en-GB"/>
+        </w:rPr>
+        <w:t xml:space="preserve"> In a provider model, each feature has a cardinality that indicates the minimal a maximum number of instances that can be created for that feature [2]. In “VM” case,  th</w:t>
+      </w:r>
+      <w:r>
+        <w:rPr>
+          <w:lang w:val="en-GB"/>
+        </w:rPr>
+        <w:t xml:space="preserve">e cardinality has to be defined according to the number of virtual machine instances that clients are allowed to create. </w:t>
       </w:r>
     </w:p>
     <w:p>
@@ -271,9 +554,39 @@
           <w:numId w:val="2"/>
         </w:numPr>
         <w:jc w:val="both"/>
-      </w:pPr>
-      <w:r>
-        <w:t>The “VM” feature has an attribute “VMType”. In the Executionware, this attribute represents a hardware flavor, which describes the quantity of memory, the storage capacity, the number of cores and the CPU frequency of the virtual machine.  The provider model also defines attributes related to these elements (cf. Figure 2).</w:t>
+        <w:rPr>
+          <w:lang w:val="en-GB"/>
+        </w:rPr>
+      </w:pPr>
+      <w:r>
+        <w:rPr>
+          <w:lang w:val="en-GB"/>
+        </w:rPr>
+        <w:t>The “VM” feature has an attribute “VMType”. In the Executionware, this attribute represents a hardware flavo</w:t>
+      </w:r>
+      <w:r>
+        <w:rPr>
+          <w:lang w:val="en-GB"/>
+        </w:rPr>
+        <w:t>u</w:t>
+      </w:r>
+      <w:r>
+        <w:rPr>
+          <w:lang w:val="en-GB"/>
+        </w:rPr>
+        <w:t xml:space="preserve">r, which describes the quantity of memory, the storage capacity, the number of cores and the CPU frequency of the virtual machine.  The provider model also defines attributes </w:t>
+      </w:r>
+      <w:r>
+        <w:rPr>
+          <w:lang w:val="en-GB"/>
+        </w:rPr>
+        <w:t>mapping</w:t>
+      </w:r>
+      <w:r>
+        <w:rPr>
+          <w:lang w:val="en-GB"/>
+        </w:rPr>
+        <w:t xml:space="preserve"> to these elements (cf. Figure 2).</w:t>
       </w:r>
     </w:p>
     <w:p>
@@ -284,13 +597,93 @@
           <w:numId w:val="2"/>
         </w:numPr>
         <w:jc w:val="both"/>
-      </w:pPr>
-      <w:r>
-        <w:t xml:space="preserve">Domains for memory, storage, CPU and cores attributes can be defined via a list of values or ranges. However, the use of lists is encouraged in order </w:t>
-      </w:r>
-      <w:r>
-        <w:lastRenderedPageBreak/>
-        <w:t xml:space="preserve">to avoid overheads in the solver used by CP-Generator-Solver-to-Deployment.   </w:t>
+        <w:rPr>
+          <w:lang w:val="en-GB"/>
+        </w:rPr>
+      </w:pPr>
+      <w:r>
+        <w:rPr>
+          <w:lang w:val="en-GB"/>
+        </w:rPr>
+        <w:t>Values type</w:t>
+      </w:r>
+      <w:r>
+        <w:rPr>
+          <w:lang w:val="en-GB"/>
+        </w:rPr>
+        <w:t xml:space="preserve"> for memory, storage, CPU and cores attributes can be defined via a list of </w:t>
+      </w:r>
+      <w:r>
+        <w:rPr>
+          <w:lang w:val="en-GB"/>
+        </w:rPr>
+        <w:t xml:space="preserve">numeric </w:t>
+      </w:r>
+      <w:r>
+        <w:rPr>
+          <w:lang w:val="en-GB"/>
+        </w:rPr>
+        <w:t xml:space="preserve">values or </w:t>
+      </w:r>
+      <w:r>
+        <w:rPr>
+          <w:lang w:val="en-GB"/>
+        </w:rPr>
+        <w:t xml:space="preserve">numeric </w:t>
+      </w:r>
+      <w:r>
+        <w:rPr>
+          <w:lang w:val="en-GB"/>
+        </w:rPr>
+        <w:t>ranges</w:t>
+      </w:r>
+      <w:r>
+        <w:rPr>
+          <w:lang w:val="en-GB"/>
+        </w:rPr>
+        <w:t xml:space="preserve"> (when possible)</w:t>
+      </w:r>
+      <w:r>
+        <w:rPr>
+          <w:lang w:val="en-GB"/>
+        </w:rPr>
+        <w:t>. However,</w:t>
+      </w:r>
+      <w:r>
+        <w:rPr>
+          <w:lang w:val="en-GB"/>
+        </w:rPr>
+        <w:t xml:space="preserve"> </w:t>
+      </w:r>
+      <w:r>
+        <w:rPr>
+          <w:lang w:val="en-GB"/>
+        </w:rPr>
+        <w:t>the use of lists is encouraged</w:t>
+      </w:r>
+      <w:r>
+        <w:rPr>
+          <w:lang w:val="en-GB"/>
+        </w:rPr>
+        <w:t xml:space="preserve"> (when possible)</w:t>
+      </w:r>
+      <w:r>
+        <w:rPr>
+          <w:lang w:val="en-GB"/>
+        </w:rPr>
+        <w:t xml:space="preserve"> in order to avoid overheads in the solver used by CP-Generator-Solver-to-Deployment. </w:t>
+      </w:r>
+      <w:r>
+        <w:rPr>
+          <w:lang w:val="en-GB"/>
+        </w:rPr>
+        <w:t xml:space="preserve">For example, in Omistack, possible values for memory are 512, 2048, 4096, 8192 and 16384. This value type can be represented as a range, i.e., [512,16384] or a list containing these values. The last option is preferred, as only the actual values that can be used will be considered. </w:t>
+      </w:r>
+      <w:r>
+        <w:rPr>
+          <w:lang w:val="en-GB"/>
+        </w:rPr>
+        <w:t xml:space="preserve">  </w:t>
       </w:r>
     </w:p>
     <w:p>
@@ -301,9 +694,27 @@
           <w:numId w:val="2"/>
         </w:numPr>
         <w:jc w:val="both"/>
-      </w:pPr>
-      <w:r>
-        <w:t xml:space="preserve">“VMOS”, “OSVendorType”, “OSArchitecture”, “VMTypeCloudProviderId”, “VMImageId”, “DefaultLoginName”, and “DefaultLoginPassword” are attributes required by the Executionware. </w:t>
+        <w:rPr>
+          <w:lang w:val="en-GB"/>
+        </w:rPr>
+      </w:pPr>
+      <w:r>
+        <w:rPr>
+          <w:lang w:val="en-GB"/>
+        </w:rPr>
+        <w:t xml:space="preserve">“VMOS”, “OSVendorType”, “OSArchitecture”, “VMTypeCloudProviderId”, “VMImageId”, “DefaultLoginName”, and “DefaultLoginPassword” are </w:t>
+      </w:r>
+      <w:r>
+        <w:rPr>
+          <w:lang w:val="en-GB"/>
+        </w:rPr>
+        <w:t xml:space="preserve">extra </w:t>
+      </w:r>
+      <w:r>
+        <w:rPr>
+          <w:lang w:val="en-GB"/>
+        </w:rPr>
+        <w:t xml:space="preserve">attributes required by the Executionware. </w:t>
       </w:r>
     </w:p>
     <w:p>
@@ -314,26 +725,52 @@
           <w:numId w:val="2"/>
         </w:numPr>
         <w:jc w:val="both"/>
-      </w:pPr>
-      <w:r>
-        <w:t xml:space="preserve">VMOS defines the operating system of the virtual machine. Its domain can be an enumeration, a string or a list of string values. In Omistack, VMOS is an enumeration with </w:t>
+        <w:rPr>
+          <w:lang w:val="en-GB"/>
+        </w:rPr>
+      </w:pPr>
+      <w:r>
+        <w:rPr>
+          <w:lang w:val="en-GB"/>
+        </w:rPr>
+        <w:t xml:space="preserve">VMOS defines the operating system of the virtual machine. Its </w:t>
+      </w:r>
+      <w:r>
+        <w:rPr>
+          <w:lang w:val="en-GB"/>
+        </w:rPr>
+        <w:t>value type</w:t>
+      </w:r>
+      <w:r>
+        <w:rPr>
+          <w:lang w:val="en-GB"/>
+        </w:rPr>
+        <w:t xml:space="preserve"> can be an enumeration, a string or a list of string values. In Omistack, VMOS is an enumeration with </w:t>
       </w:r>
       <w:r>
         <w:rPr>
           <w:i/>
+          <w:lang w:val="en-GB"/>
         </w:rPr>
         <w:t xml:space="preserve">Ubuntu Server 14.04.2 AMD64 LTS </w:t>
       </w:r>
       <w:r>
+        <w:rPr>
+          <w:lang w:val="en-GB"/>
+        </w:rPr>
         <w:t xml:space="preserve">and </w:t>
       </w:r>
       <w:r>
         <w:rPr>
           <w:i/>
+          <w:lang w:val="en-GB"/>
         </w:rPr>
         <w:t xml:space="preserve">Windows2012R2_PW_No_Firewall_0.2 </w:t>
       </w:r>
       <w:r>
+        <w:rPr>
+          <w:lang w:val="en-GB"/>
+        </w:rPr>
         <w:t xml:space="preserve">as values. </w:t>
       </w:r>
     </w:p>
@@ -345,26 +782,52 @@
           <w:numId w:val="2"/>
         </w:numPr>
         <w:jc w:val="both"/>
-      </w:pPr>
-      <w:r>
-        <w:t xml:space="preserve">OSVendorType represents the kind of operating system. Its domain can be an enumeration, a string or a list of string values. In Omistack, the attribute has an enumeration domain with </w:t>
+        <w:rPr>
+          <w:lang w:val="en-GB"/>
+        </w:rPr>
+      </w:pPr>
+      <w:r>
+        <w:rPr>
+          <w:lang w:val="en-GB"/>
+        </w:rPr>
+        <w:t xml:space="preserve">OSVendorType represents the kind of operating system. Its </w:t>
+      </w:r>
+      <w:r>
+        <w:rPr>
+          <w:lang w:val="en-GB"/>
+        </w:rPr>
+        <w:t>value type</w:t>
+      </w:r>
+      <w:r>
+        <w:rPr>
+          <w:lang w:val="en-GB"/>
+        </w:rPr>
+        <w:t xml:space="preserve"> can be an enumeration, a string or a list of string values. In Omistack, the attribute has an enumeration domain with </w:t>
       </w:r>
       <w:r>
         <w:rPr>
           <w:i/>
+          <w:lang w:val="en-GB"/>
         </w:rPr>
         <w:t>WINDOWS</w:t>
       </w:r>
       <w:r>
+        <w:rPr>
+          <w:lang w:val="en-GB"/>
+        </w:rPr>
         <w:t xml:space="preserve"> and </w:t>
       </w:r>
       <w:r>
         <w:rPr>
           <w:i/>
+          <w:lang w:val="en-GB"/>
         </w:rPr>
         <w:t>NIX</w:t>
       </w:r>
       <w:r>
+        <w:rPr>
+          <w:lang w:val="en-GB"/>
+        </w:rPr>
         <w:t xml:space="preserve"> as possible values. </w:t>
       </w:r>
     </w:p>
@@ -376,17 +839,51 @@
           <w:numId w:val="2"/>
         </w:numPr>
         <w:jc w:val="both"/>
-      </w:pPr>
-      <w:r>
-        <w:t xml:space="preserve">OSArchitecture defines the architecture of the operating system. Its domain can be an enumeration, a string or a list of string values. In Omistack, the attribute has an enumeration domain with </w:t>
+        <w:rPr>
+          <w:lang w:val="en-GB"/>
+        </w:rPr>
+      </w:pPr>
+      <w:r>
+        <w:rPr>
+          <w:lang w:val="en-GB"/>
+        </w:rPr>
+        <w:t xml:space="preserve">OSArchitecture defines the architecture of the operating system. Its </w:t>
+      </w:r>
+      <w:r>
+        <w:rPr>
+          <w:lang w:val="en-GB"/>
+        </w:rPr>
+        <w:t>value type</w:t>
+      </w:r>
+      <w:r>
+        <w:rPr>
+          <w:lang w:val="en-GB"/>
+        </w:rPr>
+        <w:t xml:space="preserve"> can be an enumeration, a string or a list of string values. In Omistack, the attribute has an enumeration </w:t>
+      </w:r>
+      <w:r>
+        <w:rPr>
+          <w:lang w:val="en-GB"/>
+        </w:rPr>
+        <w:t>type</w:t>
+      </w:r>
+      <w:r>
+        <w:rPr>
+          <w:lang w:val="en-GB"/>
+        </w:rPr>
+        <w:t xml:space="preserve"> with </w:t>
       </w:r>
       <w:r>
         <w:rPr>
           <w:i/>
+          <w:lang w:val="en-GB"/>
         </w:rPr>
         <w:t>AMD64</w:t>
       </w:r>
       <w:r>
+        <w:rPr>
+          <w:lang w:val="en-GB"/>
+        </w:rPr>
         <w:t xml:space="preserve"> as possible value. </w:t>
       </w:r>
     </w:p>
@@ -398,53 +895,97 @@
           <w:numId w:val="2"/>
         </w:numPr>
         <w:jc w:val="both"/>
-      </w:pPr>
-      <w:r>
-        <w:t xml:space="preserve">VMTypeCloudProviderId is an identifier of the virtual machine type according to the location where such type is available. Its domain can be an enumeration, a string or a list of string values. In Omistack, the attribute has an enumeration domain with </w:t>
+        <w:rPr>
+          <w:lang w:val="en-GB"/>
+        </w:rPr>
+      </w:pPr>
+      <w:r>
+        <w:rPr>
+          <w:lang w:val="en-GB"/>
+        </w:rPr>
+        <w:t>VMTypeCloudProviderId is an identifier of the virtual machine type according to the location</w:t>
+      </w:r>
+      <w:r>
+        <w:rPr>
+          <w:lang w:val="en-GB"/>
+        </w:rPr>
+        <w:t xml:space="preserve"> where such type is available. Its </w:t>
+      </w:r>
+      <w:r>
+        <w:rPr>
+          <w:lang w:val="en-GB"/>
+        </w:rPr>
+        <w:t>value type</w:t>
+      </w:r>
+      <w:r>
+        <w:rPr>
+          <w:lang w:val="en-GB"/>
+        </w:rPr>
+        <w:t xml:space="preserve"> can be an enumeration, a string or a list of string values. In Omistack, the attribute has an enumeration domain with </w:t>
       </w:r>
       <w:r>
         <w:rPr>
           <w:i/>
+          <w:lang w:val="en-GB"/>
         </w:rPr>
         <w:t>RegionOne/1</w:t>
       </w:r>
       <w:r>
+        <w:rPr>
+          <w:lang w:val="en-GB"/>
+        </w:rPr>
         <w:t>,</w:t>
       </w:r>
       <w:r>
         <w:rPr>
           <w:i/>
+          <w:lang w:val="en-GB"/>
         </w:rPr>
         <w:t xml:space="preserve"> RegionOne/2</w:t>
       </w:r>
       <w:r>
+        <w:rPr>
+          <w:lang w:val="en-GB"/>
+        </w:rPr>
         <w:t>,</w:t>
       </w:r>
       <w:r>
         <w:rPr>
           <w:i/>
+          <w:lang w:val="en-GB"/>
         </w:rPr>
         <w:t xml:space="preserve"> RegionOne/3</w:t>
       </w:r>
       <w:r>
+        <w:rPr>
+          <w:lang w:val="en-GB"/>
+        </w:rPr>
         <w:t>,</w:t>
       </w:r>
       <w:r>
         <w:rPr>
           <w:i/>
+          <w:lang w:val="en-GB"/>
         </w:rPr>
         <w:t xml:space="preserve"> RegionOne/4 </w:t>
       </w:r>
       <w:r>
+        <w:rPr>
+          <w:lang w:val="en-GB"/>
+        </w:rPr>
         <w:t>and</w:t>
       </w:r>
       <w:r>
         <w:rPr>
           <w:i/>
+          <w:lang w:val="en-GB"/>
         </w:rPr>
         <w:t xml:space="preserve"> RegionOne/5</w:t>
       </w:r>
       <w:r>
+        <w:rPr>
+          <w:lang w:val="en-GB"/>
+        </w:rPr>
         <w:t xml:space="preserve"> as possible values.</w:t>
       </w:r>
     </w:p>
@@ -456,26 +997,172 @@
           <w:numId w:val="2"/>
         </w:numPr>
         <w:jc w:val="both"/>
-      </w:pPr>
-      <w:r>
-        <w:t xml:space="preserve">VMImageId is an identifier of the virtual machine image according to the location where such image is available. An image in the Executionware describes the operating system (vendor type, architecture and name) including the DefaultLoginName and DefaultLoginPassword required to configure the image. Its domain can be an enumeration, a string or a list of string values. In Omistack, the attribute has an enumeration domain with </w:t>
+        <w:rPr>
+          <w:lang w:val="en-GB"/>
+        </w:rPr>
+      </w:pPr>
+      <w:r>
+        <w:rPr>
+          <w:lang w:val="en-GB"/>
+        </w:rPr>
+        <w:t>VMImageId is an identifier of the virtual machine image according to the location where such image is available. An image in the Executionware describes the operating system</w:t>
+      </w:r>
+      <w:r>
+        <w:rPr>
+          <w:lang w:val="en-GB"/>
+        </w:rPr>
+        <w:t xml:space="preserve"> in terms of a</w:t>
+      </w:r>
+      <w:r>
+        <w:rPr>
+          <w:lang w:val="en-GB"/>
+        </w:rPr>
+        <w:t xml:space="preserve"> vendor type</w:t>
+      </w:r>
+      <w:r>
+        <w:rPr>
+          <w:lang w:val="en-GB"/>
+        </w:rPr>
+        <w:t xml:space="preserve"> (</w:t>
+      </w:r>
+      <w:r>
+        <w:rPr>
+          <w:lang w:val="en-GB"/>
+        </w:rPr>
+        <w:t>OSVendorType</w:t>
+      </w:r>
+      <w:r>
+        <w:rPr>
+          <w:lang w:val="en-GB"/>
+        </w:rPr>
+        <w:t>)</w:t>
+      </w:r>
+      <w:r>
+        <w:rPr>
+          <w:lang w:val="en-GB"/>
+        </w:rPr>
+        <w:t xml:space="preserve">, </w:t>
+      </w:r>
+      <w:r>
+        <w:rPr>
+          <w:lang w:val="en-GB"/>
+        </w:rPr>
+        <w:t xml:space="preserve">an </w:t>
+      </w:r>
+      <w:r>
+        <w:rPr>
+          <w:lang w:val="en-GB"/>
+        </w:rPr>
+        <w:t>architecture</w:t>
+      </w:r>
+      <w:r>
+        <w:rPr>
+          <w:lang w:val="en-GB"/>
+        </w:rPr>
+        <w:t xml:space="preserve"> (</w:t>
+      </w:r>
+      <w:r>
+        <w:rPr>
+          <w:lang w:val="en-GB"/>
+        </w:rPr>
+        <w:t>OSArchitecture</w:t>
+      </w:r>
+      <w:r>
+        <w:rPr>
+          <w:lang w:val="en-GB"/>
+        </w:rPr>
+        <w:t>)</w:t>
+      </w:r>
+      <w:r>
+        <w:rPr>
+          <w:lang w:val="en-GB"/>
+        </w:rPr>
+        <w:t xml:space="preserve"> and </w:t>
+      </w:r>
+      <w:r>
+        <w:rPr>
+          <w:lang w:val="en-GB"/>
+        </w:rPr>
+        <w:t xml:space="preserve">a </w:t>
+      </w:r>
+      <w:r>
+        <w:rPr>
+          <w:lang w:val="en-GB"/>
+        </w:rPr>
+        <w:t>name</w:t>
+      </w:r>
+      <w:r>
+        <w:rPr>
+          <w:lang w:val="en-GB"/>
+        </w:rPr>
+        <w:t xml:space="preserve"> (VMOS). The description also includes</w:t>
+      </w:r>
+      <w:r>
+        <w:rPr>
+          <w:lang w:val="en-GB"/>
+        </w:rPr>
+        <w:t xml:space="preserve"> the DefaultLoginName and DefaultLoginPassword required to configure the image. Its </w:t>
+      </w:r>
+      <w:r>
+        <w:rPr>
+          <w:lang w:val="en-GB"/>
+        </w:rPr>
+        <w:t>value type</w:t>
+      </w:r>
+      <w:r>
+        <w:rPr>
+          <w:lang w:val="en-GB"/>
+        </w:rPr>
+        <w:t xml:space="preserve"> </w:t>
+      </w:r>
+      <w:r>
+        <w:rPr>
+          <w:lang w:val="en-GB"/>
+        </w:rPr>
+        <w:t xml:space="preserve">can be an enumeration, a string or a list of string values. In Omistack, the attribute has an enumeration </w:t>
+      </w:r>
+      <w:r>
+        <w:rPr>
+          <w:lang w:val="en-GB"/>
+        </w:rPr>
+        <w:t>value type</w:t>
+      </w:r>
+      <w:r>
+        <w:rPr>
+          <w:lang w:val="en-GB"/>
+        </w:rPr>
+        <w:t xml:space="preserve"> </w:t>
+      </w:r>
+      <w:r>
+        <w:rPr>
+          <w:lang w:val="en-GB"/>
+        </w:rPr>
+        <w:t xml:space="preserve">with </w:t>
       </w:r>
       <w:r>
         <w:rPr>
           <w:i/>
+          <w:lang w:val="en-GB"/>
         </w:rPr>
         <w:t xml:space="preserve">RegionOne/11a845d0-7ed3-48c8-a36a-9a76a2fe4938 </w:t>
       </w:r>
       <w:r>
+        <w:rPr>
+          <w:lang w:val="en-GB"/>
+        </w:rPr>
         <w:t xml:space="preserve">and </w:t>
       </w:r>
       <w:r>
         <w:rPr>
           <w:i/>
+          <w:lang w:val="en-GB"/>
         </w:rPr>
         <w:t xml:space="preserve">RegionOne/9c154d9a-fab9-4507-a3d7-21b72d31de97 </w:t>
       </w:r>
       <w:r>
+        <w:rPr>
+          <w:lang w:val="en-GB"/>
+        </w:rPr>
         <w:t>as possible values.</w:t>
       </w:r>
     </w:p>
@@ -483,8 +1170,14 @@
       <w:pPr>
         <w:pStyle w:val="ListParagraph"/>
         <w:jc w:val="both"/>
-      </w:pPr>
-      <w:r>
+        <w:rPr>
+          <w:lang w:val="en-GB"/>
+        </w:rPr>
+      </w:pPr>
+      <w:r>
+        <w:rPr>
+          <w:lang w:val="en-GB"/>
+        </w:rPr>
         <w:t xml:space="preserve">  </w:t>
       </w:r>
     </w:p>
@@ -493,14 +1186,16 @@
         <w:jc w:val="center"/>
         <w:rPr>
           <w:b/>
+          <w:lang w:val="en-GB"/>
         </w:rPr>
       </w:pPr>
       <w:r>
         <w:rPr>
           <w:noProof/>
         </w:rPr>
+        <w:lastRenderedPageBreak/>
         <w:drawing>
-          <wp:inline distT="0" distB="0" distL="0" distR="0" wp14:anchorId="11738039" wp14:editId="170AC4DB">
+          <wp:inline distT="0" distB="0" distL="0" distR="0" wp14:anchorId="6D24C36C" wp14:editId="3669EB50">
             <wp:extent cx="2929255" cy="2844800"/>
             <wp:effectExtent l="0" t="0" r="0" b="0"/>
             <wp:docPr id="2" name="Picture 2"/>
@@ -541,16 +1236,21 @@
     <w:p>
       <w:pPr>
         <w:jc w:val="center"/>
-      </w:pPr>
-      <w:r>
-        <w:rPr>
-          <w:b/>
+        <w:rPr>
+          <w:lang w:val="en-GB"/>
+        </w:rPr>
+      </w:pPr>
+      <w:r>
+        <w:rPr>
+          <w:b/>
+          <w:lang w:val="en-GB"/>
         </w:rPr>
         <w:t xml:space="preserve">Figure 2. </w:t>
       </w:r>
       <w:r>
         <w:rPr>
           <w:i/>
+          <w:lang w:val="en-GB"/>
         </w:rPr>
         <w:t>Attributes of the VM Feature</w:t>
       </w:r>
@@ -559,6 +1259,9 @@
       <w:pPr>
         <w:pStyle w:val="ListParagraph"/>
         <w:jc w:val="both"/>
+        <w:rPr>
+          <w:lang w:val="en-GB"/>
+        </w:rPr>
       </w:pPr>
     </w:p>
     <w:p>
@@ -569,39 +1272,138 @@
           <w:numId w:val="2"/>
         </w:numPr>
         <w:jc w:val="both"/>
-      </w:pPr>
-      <w:r>
-        <w:lastRenderedPageBreak/>
+        <w:rPr>
+          <w:lang w:val="en-GB"/>
+        </w:rPr>
+      </w:pPr>
+      <w:r>
+        <w:rPr>
+          <w:lang w:val="en-GB"/>
+        </w:rPr>
         <w:t xml:space="preserve">The value of different attributes is determined by </w:t>
       </w:r>
       <w:r>
         <w:rPr>
           <w:i/>
           <w:iCs/>
+          <w:lang w:val="en-GB"/>
         </w:rPr>
         <w:t>implies</w:t>
       </w:r>
       <w:r>
-        <w:t xml:space="preserve"> constraints. For example, in Omistack a m1.tiny virtual machine profile has 512 MB of RAM. To express that we define a “M1.TINY_Constraint_Mapping” as depicted by Figure 3. </w:t>
+        <w:rPr>
+          <w:lang w:val="en-GB"/>
+        </w:rPr>
+        <w:t xml:space="preserve"> constraints</w:t>
+      </w:r>
+      <w:r>
+        <w:rPr>
+          <w:lang w:val="en-GB"/>
+        </w:rPr>
+        <w:t>. These constraints represent interdependencies between the values of different attributes for the same or different features [2]</w:t>
+      </w:r>
+      <w:r>
+        <w:rPr>
+          <w:lang w:val="en-GB"/>
+        </w:rPr>
+        <w:t>.</w:t>
+      </w:r>
+      <w:r>
+        <w:rPr>
+          <w:lang w:val="en-GB"/>
+        </w:rPr>
+        <w:t xml:space="preserve"> In a provider model, it is possible to find constraints between a virtual machine type (“VMType” attribute) and the </w:t>
+      </w:r>
+      <w:r>
+        <w:rPr>
+          <w:lang w:val="en-GB"/>
+        </w:rPr>
+        <w:t>quantity of memory</w:t>
+      </w:r>
+      <w:r>
+        <w:rPr>
+          <w:lang w:val="en-GB"/>
+        </w:rPr>
+        <w:t xml:space="preserve"> (“VMMemory” attribute)</w:t>
+      </w:r>
+      <w:r>
+        <w:rPr>
+          <w:lang w:val="en-GB"/>
+        </w:rPr>
+        <w:t>, the storage capacity</w:t>
+      </w:r>
+      <w:r>
+        <w:rPr>
+          <w:lang w:val="en-GB"/>
+        </w:rPr>
+        <w:t xml:space="preserve"> (“VMStorage” attribute) and</w:t>
+      </w:r>
+      <w:r>
+        <w:rPr>
+          <w:lang w:val="en-GB"/>
+        </w:rPr>
+        <w:t xml:space="preserve"> the number of cores</w:t>
+      </w:r>
+      <w:r>
+        <w:rPr>
+          <w:lang w:val="en-GB"/>
+        </w:rPr>
+        <w:t xml:space="preserve"> (“VMCores” attributes), all of them related to the “VM” feature. </w:t>
+      </w:r>
+      <w:r>
+        <w:rPr>
+          <w:lang w:val="en-GB"/>
+        </w:rPr>
+        <w:t xml:space="preserve">For example, in Omistack a m1.tiny virtual machine </w:t>
+      </w:r>
+      <w:r>
+        <w:rPr>
+          <w:lang w:val="en-GB"/>
+        </w:rPr>
+        <w:t>type</w:t>
+      </w:r>
+      <w:r>
+        <w:rPr>
+          <w:lang w:val="en-GB"/>
+        </w:rPr>
+        <w:t xml:space="preserve"> has 512 MB of RAM. To express that we define a “M1.TINY_Constraint_Mapping”</w:t>
+      </w:r>
+      <w:r>
+        <w:rPr>
+          <w:lang w:val="en-GB"/>
+        </w:rPr>
+        <w:t xml:space="preserve"> constraint</w:t>
+      </w:r>
+      <w:r>
+        <w:rPr>
+          <w:lang w:val="en-GB"/>
+        </w:rPr>
+        <w:t xml:space="preserve"> as depicted by Figure 3. </w:t>
       </w:r>
     </w:p>
     <w:p>
       <w:pPr>
         <w:pStyle w:val="ListParagraph"/>
         <w:jc w:val="both"/>
+        <w:rPr>
+          <w:lang w:val="en-GB"/>
+        </w:rPr>
       </w:pPr>
     </w:p>
     <w:p>
       <w:pPr>
         <w:pStyle w:val="ListParagraph"/>
         <w:jc w:val="both"/>
+        <w:rPr>
+          <w:lang w:val="en-GB"/>
+        </w:rPr>
       </w:pPr>
       <w:r>
         <w:rPr>
           <w:noProof/>
         </w:rPr>
         <w:drawing>
-          <wp:inline distT="0" distB="5715" distL="0" distR="8890" wp14:anchorId="132EB73D" wp14:editId="0238630D">
+          <wp:inline distT="0" distB="5715" distL="0" distR="8890" wp14:anchorId="18753741" wp14:editId="63D56E43">
             <wp:extent cx="5274310" cy="1543685"/>
             <wp:effectExtent l="0" t="0" r="0" b="0"/>
             <wp:docPr id="3" name="Picture 3"/>
@@ -643,8 +1445,14 @@
       <w:pPr>
         <w:pStyle w:val="ListParagraph"/>
         <w:jc w:val="both"/>
-      </w:pPr>
-      <w:r>
+        <w:rPr>
+          <w:lang w:val="en-GB"/>
+        </w:rPr>
+      </w:pPr>
+      <w:r>
+        <w:rPr>
+          <w:lang w:val="en-GB"/>
+        </w:rPr>
         <w:t xml:space="preserve"> </w:t>
       </w:r>
     </w:p>
@@ -652,16 +1460,21 @@
       <w:pPr>
         <w:pStyle w:val="ListParagraph"/>
         <w:jc w:val="center"/>
-      </w:pPr>
-      <w:r>
-        <w:rPr>
-          <w:b/>
+        <w:rPr>
+          <w:lang w:val="en-GB"/>
+        </w:rPr>
+      </w:pPr>
+      <w:r>
+        <w:rPr>
+          <w:b/>
+          <w:lang w:val="en-GB"/>
         </w:rPr>
         <w:t xml:space="preserve">Figure 3. </w:t>
       </w:r>
       <w:r>
         <w:rPr>
           <w:i/>
+          <w:lang w:val="en-GB"/>
         </w:rPr>
         <w:t>Implies constraint example.</w:t>
       </w:r>
@@ -669,26 +1482,1388 @@
     <w:p>
       <w:pPr>
         <w:jc w:val="both"/>
+        <w:rPr>
+          <w:lang w:val="en-GB"/>
+        </w:rPr>
       </w:pPr>
     </w:p>
     <w:p>
       <w:pPr>
         <w:pStyle w:val="ListParagraph"/>
         <w:jc w:val="both"/>
+        <w:rPr>
+          <w:lang w:val="en-GB"/>
+        </w:rPr>
       </w:pPr>
     </w:p>
     <w:p>
       <w:pPr>
         <w:pStyle w:val="ListParagraph"/>
         <w:jc w:val="both"/>
-      </w:pPr>
-      <w:r>
-        <w:t xml:space="preserve">This constraint relates two attributes of the “VM” feature. This is why “From” and “To” properties of the constraint reference such a feature. The implies constraint has an “Attribute Constraint” that relates “VMType” and “VMMemory” attributes with “m1.tiny” and “512” as values, respectively.   </w:t>
-      </w:r>
-    </w:p>
-    <w:p>
-      <w:pPr>
+        <w:rPr>
+          <w:lang w:val="en-GB"/>
+        </w:rPr>
+      </w:pPr>
+      <w:r>
+        <w:rPr>
+          <w:lang w:val="en-GB"/>
+        </w:rPr>
+        <w:t xml:space="preserve">This constraint relates two attributes of the “VM” feature. This is why “From” and “To” properties of the constraint reference such a feature. The implies constraint has an “Attribute Constraint” that relates “VMType” and “VMMemory” attributes with “m1.tiny” and “512” as values, respectively. </w:t>
+      </w:r>
+      <w:r>
+        <w:rPr>
+          <w:lang w:val="en-GB"/>
+        </w:rPr>
+        <w:t>T</w:t>
+      </w:r>
+      <w:r>
+        <w:rPr>
+          <w:lang w:val="en-GB"/>
+        </w:rPr>
+        <w:t xml:space="preserve">able 1 defines </w:t>
+      </w:r>
+      <w:r>
+        <w:rPr>
+          <w:lang w:val="en-GB"/>
+        </w:rPr>
+        <w:t xml:space="preserve">possible implies </w:t>
+      </w:r>
+      <w:r>
+        <w:rPr>
+          <w:lang w:val="en-GB"/>
+        </w:rPr>
+        <w:t>constraints</w:t>
+      </w:r>
+      <w:r>
+        <w:rPr>
+          <w:lang w:val="en-GB"/>
+        </w:rPr>
+        <w:t xml:space="preserve"> and examples related to Omistack. </w:t>
+      </w:r>
+    </w:p>
+    <w:p>
+      <w:pPr>
+        <w:pStyle w:val="ListParagraph"/>
         <w:jc w:val="both"/>
+        <w:rPr>
+          <w:lang w:val="en-GB"/>
+        </w:rPr>
+      </w:pPr>
+    </w:p>
+    <w:p>
+      <w:pPr>
+        <w:rPr>
+          <w:lang w:val="en-GB"/>
+        </w:rPr>
+      </w:pPr>
+      <w:r>
+        <w:rPr>
+          <w:lang w:val="en-GB"/>
+        </w:rPr>
+        <w:t xml:space="preserve"> </w:t>
+      </w:r>
+    </w:p>
+    <w:tbl>
+      <w:tblPr>
+        <w:tblStyle w:val="TableGrid"/>
+        <w:tblW w:w="0" w:type="auto"/>
+        <w:tblLayout w:type="fixed"/>
+        <w:tblLook w:val="04E0" w:firstRow="1" w:lastRow="1" w:firstColumn="1" w:lastColumn="0" w:noHBand="0" w:noVBand="1"/>
+      </w:tblPr>
+      <w:tblGrid>
+        <w:gridCol w:w="1452"/>
+        <w:gridCol w:w="1250"/>
+        <w:gridCol w:w="1568"/>
+        <w:gridCol w:w="1792"/>
+        <w:gridCol w:w="2460"/>
+        <w:tblGridChange w:id="0">
+          <w:tblGrid>
+            <w:gridCol w:w="1452"/>
+            <w:gridCol w:w="1250"/>
+            <w:gridCol w:w="1568"/>
+            <w:gridCol w:w="1792"/>
+            <w:gridCol w:w="2460"/>
+          </w:tblGrid>
+        </w:tblGridChange>
+      </w:tblGrid>
+      <w:tr>
+        <w:tc>
+          <w:tcPr>
+            <w:tcW w:w="1452" w:type="dxa"/>
+          </w:tcPr>
+          <w:p>
+            <w:pPr>
+              <w:jc w:val="center"/>
+              <w:rPr>
+                <w:lang w:val="en-GB"/>
+              </w:rPr>
+            </w:pPr>
+            <w:r>
+              <w:rPr>
+                <w:b/>
+                <w:lang w:val="en-GB"/>
+              </w:rPr>
+              <w:lastRenderedPageBreak/>
+              <w:t>Feature</w:t>
+            </w:r>
+            <w:r>
+              <w:rPr>
+                <w:b/>
+                <w:lang w:val="en-GB"/>
+              </w:rPr>
+              <w:t xml:space="preserve"> From</w:t>
+            </w:r>
+          </w:p>
+        </w:tc>
+        <w:tc>
+          <w:tcPr>
+            <w:tcW w:w="1250" w:type="dxa"/>
+          </w:tcPr>
+          <w:p>
+            <w:pPr>
+              <w:jc w:val="center"/>
+              <w:rPr>
+                <w:b/>
+                <w:lang w:val="en-GB"/>
+              </w:rPr>
+            </w:pPr>
+            <w:r>
+              <w:rPr>
+                <w:b/>
+                <w:lang w:val="en-GB"/>
+              </w:rPr>
+              <w:t>Feature To</w:t>
+            </w:r>
+          </w:p>
+        </w:tc>
+        <w:tc>
+          <w:tcPr>
+            <w:tcW w:w="1568" w:type="dxa"/>
+          </w:tcPr>
+          <w:p>
+            <w:pPr>
+              <w:jc w:val="center"/>
+              <w:rPr>
+                <w:lang w:val="en-GB"/>
+              </w:rPr>
+            </w:pPr>
+            <w:r>
+              <w:rPr>
+                <w:b/>
+                <w:lang w:val="en-GB"/>
+              </w:rPr>
+              <w:t>Attribute From</w:t>
+            </w:r>
+          </w:p>
+        </w:tc>
+        <w:tc>
+          <w:tcPr>
+            <w:tcW w:w="1792" w:type="dxa"/>
+          </w:tcPr>
+          <w:p>
+            <w:pPr>
+              <w:jc w:val="center"/>
+              <w:rPr>
+                <w:lang w:val="en-GB"/>
+              </w:rPr>
+            </w:pPr>
+            <w:r>
+              <w:rPr>
+                <w:b/>
+                <w:lang w:val="en-GB"/>
+              </w:rPr>
+              <w:t>Attribute To</w:t>
+            </w:r>
+          </w:p>
+        </w:tc>
+        <w:tc>
+          <w:tcPr>
+            <w:tcW w:w="2460" w:type="dxa"/>
+          </w:tcPr>
+          <w:p>
+            <w:pPr>
+              <w:jc w:val="center"/>
+              <w:rPr>
+                <w:lang w:val="en-GB"/>
+              </w:rPr>
+            </w:pPr>
+            <w:r>
+              <w:rPr>
+                <w:b/>
+                <w:lang w:val="en-GB"/>
+              </w:rPr>
+              <w:t>Example</w:t>
+            </w:r>
+          </w:p>
+        </w:tc>
+      </w:tr>
+      <w:tr>
+        <w:tc>
+          <w:tcPr>
+            <w:tcW w:w="1452" w:type="dxa"/>
+          </w:tcPr>
+          <w:p>
+            <w:pPr>
+              <w:rPr>
+                <w:lang w:val="en-GB"/>
+              </w:rPr>
+            </w:pPr>
+            <w:r>
+              <w:rPr>
+                <w:lang w:val="en-GB"/>
+              </w:rPr>
+              <w:t>VM</w:t>
+            </w:r>
+          </w:p>
+        </w:tc>
+        <w:tc>
+          <w:tcPr>
+            <w:tcW w:w="1250" w:type="dxa"/>
+          </w:tcPr>
+          <w:p>
+            <w:pPr>
+              <w:rPr>
+                <w:lang w:val="en-GB"/>
+              </w:rPr>
+            </w:pPr>
+            <w:r>
+              <w:rPr>
+                <w:lang w:val="en-GB"/>
+              </w:rPr>
+              <w:t>VM</w:t>
+            </w:r>
+          </w:p>
+        </w:tc>
+        <w:tc>
+          <w:tcPr>
+            <w:tcW w:w="1568" w:type="dxa"/>
+          </w:tcPr>
+          <w:p>
+            <w:pPr>
+              <w:rPr>
+                <w:lang w:val="en-GB"/>
+              </w:rPr>
+            </w:pPr>
+            <w:r>
+              <w:rPr>
+                <w:lang w:val="en-GB"/>
+              </w:rPr>
+              <w:t>VMType</w:t>
+            </w:r>
+          </w:p>
+        </w:tc>
+        <w:tc>
+          <w:tcPr>
+            <w:tcW w:w="1792" w:type="dxa"/>
+          </w:tcPr>
+          <w:p>
+            <w:pPr>
+              <w:rPr>
+                <w:lang w:val="en-GB"/>
+              </w:rPr>
+            </w:pPr>
+            <w:r>
+              <w:rPr>
+                <w:lang w:val="en-GB"/>
+              </w:rPr>
+              <w:t>VMMemory</w:t>
+            </w:r>
+          </w:p>
+        </w:tc>
+        <w:tc>
+          <w:tcPr>
+            <w:tcW w:w="2460" w:type="dxa"/>
+          </w:tcPr>
+          <w:p>
+            <w:pPr>
+              <w:rPr>
+                <w:lang w:val="en-GB"/>
+              </w:rPr>
+            </w:pPr>
+            <w:r>
+              <w:rPr>
+                <w:lang w:val="en-GB"/>
+              </w:rPr>
+              <w:t>m1.tiny</w:t>
+            </w:r>
+            <w:r>
+              <w:rPr>
+                <w:rFonts w:ascii="Wingdings" w:hAnsi="Wingdings"/>
+                <w:color w:val="FF0000"/>
+                <w:lang w:val="en-GB"/>
+              </w:rPr>
+              <w:sym w:font="Symbol" w:char="F0AE"/>
+            </w:r>
+            <w:r>
+              <w:rPr>
+                <w:lang w:val="en-GB"/>
+              </w:rPr>
+              <w:t xml:space="preserve"> 512</w:t>
+            </w:r>
+          </w:p>
+        </w:tc>
+      </w:tr>
+      <w:tr>
+        <w:tc>
+          <w:tcPr>
+            <w:tcW w:w="1452" w:type="dxa"/>
+          </w:tcPr>
+          <w:p>
+            <w:pPr>
+              <w:rPr>
+                <w:lang w:val="en-GB"/>
+              </w:rPr>
+            </w:pPr>
+            <w:r>
+              <w:rPr>
+                <w:lang w:val="en-GB"/>
+              </w:rPr>
+              <w:t>VM</w:t>
+            </w:r>
+          </w:p>
+        </w:tc>
+        <w:tc>
+          <w:tcPr>
+            <w:tcW w:w="1250" w:type="dxa"/>
+          </w:tcPr>
+          <w:p>
+            <w:pPr>
+              <w:rPr>
+                <w:lang w:val="en-GB"/>
+              </w:rPr>
+            </w:pPr>
+            <w:r>
+              <w:rPr>
+                <w:lang w:val="en-GB"/>
+              </w:rPr>
+              <w:t>VM</w:t>
+            </w:r>
+          </w:p>
+        </w:tc>
+        <w:tc>
+          <w:tcPr>
+            <w:tcW w:w="1568" w:type="dxa"/>
+          </w:tcPr>
+          <w:p>
+            <w:pPr>
+              <w:rPr>
+                <w:lang w:val="en-GB"/>
+              </w:rPr>
+            </w:pPr>
+            <w:r>
+              <w:rPr>
+                <w:lang w:val="en-GB"/>
+              </w:rPr>
+              <w:t>VMType</w:t>
+            </w:r>
+          </w:p>
+        </w:tc>
+        <w:tc>
+          <w:tcPr>
+            <w:tcW w:w="1792" w:type="dxa"/>
+          </w:tcPr>
+          <w:p>
+            <w:pPr>
+              <w:rPr>
+                <w:lang w:val="en-GB"/>
+              </w:rPr>
+            </w:pPr>
+            <w:r>
+              <w:rPr>
+                <w:lang w:val="en-GB"/>
+              </w:rPr>
+              <w:t>VMCores</w:t>
+            </w:r>
+          </w:p>
+        </w:tc>
+        <w:tc>
+          <w:tcPr>
+            <w:tcW w:w="2460" w:type="dxa"/>
+          </w:tcPr>
+          <w:p>
+            <w:pPr>
+              <w:rPr>
+                <w:lang w:val="en-GB"/>
+              </w:rPr>
+            </w:pPr>
+            <w:r>
+              <w:rPr>
+                <w:lang w:val="en-GB"/>
+              </w:rPr>
+              <w:t>m1.tiny</w:t>
+            </w:r>
+            <w:r>
+              <w:rPr>
+                <w:rFonts w:ascii="Wingdings" w:hAnsi="Wingdings"/>
+                <w:color w:val="FF0000"/>
+                <w:lang w:val="en-GB"/>
+              </w:rPr>
+              <w:sym w:font="Symbol" w:char="F0AE"/>
+            </w:r>
+            <w:r>
+              <w:rPr>
+                <w:lang w:val="en-GB"/>
+              </w:rPr>
+              <w:t xml:space="preserve"> 1</w:t>
+            </w:r>
+          </w:p>
+        </w:tc>
+      </w:tr>
+      <w:tr>
+        <w:tc>
+          <w:tcPr>
+            <w:tcW w:w="1452" w:type="dxa"/>
+          </w:tcPr>
+          <w:p>
+            <w:pPr>
+              <w:rPr>
+                <w:lang w:val="en-GB"/>
+              </w:rPr>
+            </w:pPr>
+            <w:r>
+              <w:rPr>
+                <w:lang w:val="en-GB"/>
+              </w:rPr>
+              <w:t>VM</w:t>
+            </w:r>
+          </w:p>
+        </w:tc>
+        <w:tc>
+          <w:tcPr>
+            <w:tcW w:w="1250" w:type="dxa"/>
+          </w:tcPr>
+          <w:p>
+            <w:pPr>
+              <w:rPr>
+                <w:lang w:val="en-GB"/>
+              </w:rPr>
+            </w:pPr>
+            <w:r>
+              <w:rPr>
+                <w:lang w:val="en-GB"/>
+              </w:rPr>
+              <w:t>VM</w:t>
+            </w:r>
+          </w:p>
+        </w:tc>
+        <w:tc>
+          <w:tcPr>
+            <w:tcW w:w="1568" w:type="dxa"/>
+          </w:tcPr>
+          <w:p>
+            <w:pPr>
+              <w:rPr>
+                <w:lang w:val="en-GB"/>
+              </w:rPr>
+            </w:pPr>
+            <w:r>
+              <w:rPr>
+                <w:lang w:val="en-GB"/>
+              </w:rPr>
+              <w:t>VMType</w:t>
+            </w:r>
+          </w:p>
+        </w:tc>
+        <w:tc>
+          <w:tcPr>
+            <w:tcW w:w="1792" w:type="dxa"/>
+          </w:tcPr>
+          <w:p>
+            <w:pPr>
+              <w:rPr>
+                <w:lang w:val="en-GB"/>
+              </w:rPr>
+            </w:pPr>
+            <w:r>
+              <w:rPr>
+                <w:lang w:val="en-GB"/>
+              </w:rPr>
+              <w:t>VMStorage</w:t>
+            </w:r>
+          </w:p>
+        </w:tc>
+        <w:tc>
+          <w:tcPr>
+            <w:tcW w:w="2460" w:type="dxa"/>
+          </w:tcPr>
+          <w:p>
+            <w:pPr>
+              <w:rPr>
+                <w:lang w:val="en-GB"/>
+              </w:rPr>
+            </w:pPr>
+            <w:r>
+              <w:rPr>
+                <w:lang w:val="en-GB"/>
+              </w:rPr>
+              <w:t>m1.tiny</w:t>
+            </w:r>
+            <w:r>
+              <w:rPr>
+                <w:rFonts w:ascii="Wingdings" w:hAnsi="Wingdings"/>
+                <w:color w:val="FF0000"/>
+                <w:lang w:val="en-GB"/>
+              </w:rPr>
+              <w:sym w:font="Symbol" w:char="F0AE"/>
+            </w:r>
+            <w:r>
+              <w:rPr>
+                <w:lang w:val="en-GB"/>
+              </w:rPr>
+              <w:t xml:space="preserve"> 20</w:t>
+            </w:r>
+          </w:p>
+        </w:tc>
+      </w:tr>
+      <w:tr>
+        <w:tc>
+          <w:tcPr>
+            <w:tcW w:w="1452" w:type="dxa"/>
+          </w:tcPr>
+          <w:p>
+            <w:pPr>
+              <w:rPr>
+                <w:lang w:val="en-GB"/>
+              </w:rPr>
+            </w:pPr>
+            <w:r>
+              <w:rPr>
+                <w:lang w:val="en-GB"/>
+              </w:rPr>
+              <w:t>VM</w:t>
+            </w:r>
+          </w:p>
+        </w:tc>
+        <w:tc>
+          <w:tcPr>
+            <w:tcW w:w="1250" w:type="dxa"/>
+          </w:tcPr>
+          <w:p>
+            <w:pPr>
+              <w:rPr>
+                <w:lang w:val="en-GB"/>
+              </w:rPr>
+            </w:pPr>
+            <w:r>
+              <w:rPr>
+                <w:lang w:val="en-GB"/>
+              </w:rPr>
+              <w:t>VM</w:t>
+            </w:r>
+          </w:p>
+        </w:tc>
+        <w:tc>
+          <w:tcPr>
+            <w:tcW w:w="1568" w:type="dxa"/>
+          </w:tcPr>
+          <w:p>
+            <w:pPr>
+              <w:rPr>
+                <w:lang w:val="en-GB"/>
+              </w:rPr>
+            </w:pPr>
+            <w:r>
+              <w:rPr>
+                <w:lang w:val="en-GB"/>
+              </w:rPr>
+              <w:t>VMType</w:t>
+            </w:r>
+          </w:p>
+        </w:tc>
+        <w:tc>
+          <w:tcPr>
+            <w:tcW w:w="1792" w:type="dxa"/>
+          </w:tcPr>
+          <w:p>
+            <w:pPr>
+              <w:rPr>
+                <w:lang w:val="en-GB"/>
+              </w:rPr>
+            </w:pPr>
+            <w:r>
+              <w:rPr>
+                <w:lang w:val="en-GB"/>
+              </w:rPr>
+              <w:t>VMTypeCloudProviderId</w:t>
+            </w:r>
+          </w:p>
+        </w:tc>
+        <w:tc>
+          <w:tcPr>
+            <w:tcW w:w="2460" w:type="dxa"/>
+          </w:tcPr>
+          <w:p>
+            <w:pPr>
+              <w:rPr>
+                <w:lang w:val="en-GB"/>
+              </w:rPr>
+            </w:pPr>
+            <w:r>
+              <w:rPr>
+                <w:lang w:val="en-GB"/>
+              </w:rPr>
+              <w:t>m1.tiny</w:t>
+            </w:r>
+            <w:r>
+              <w:rPr>
+                <w:rFonts w:ascii="Wingdings" w:hAnsi="Wingdings"/>
+                <w:color w:val="FF0000"/>
+                <w:lang w:val="en-GB"/>
+              </w:rPr>
+              <w:sym w:font="Symbol" w:char="F0AE"/>
+            </w:r>
+            <w:r>
+              <w:rPr>
+                <w:lang w:val="en-GB"/>
+              </w:rPr>
+              <w:t xml:space="preserve"> RegionOne/2</w:t>
+            </w:r>
+          </w:p>
+        </w:tc>
+      </w:tr>
+      <w:tr>
+        <w:tc>
+          <w:tcPr>
+            <w:tcW w:w="1452" w:type="dxa"/>
+          </w:tcPr>
+          <w:p>
+            <w:pPr>
+              <w:rPr>
+                <w:lang w:val="en-GB"/>
+              </w:rPr>
+            </w:pPr>
+            <w:r>
+              <w:rPr>
+                <w:lang w:val="en-GB"/>
+              </w:rPr>
+              <w:t>VM</w:t>
+            </w:r>
+          </w:p>
+        </w:tc>
+        <w:tc>
+          <w:tcPr>
+            <w:tcW w:w="1250" w:type="dxa"/>
+          </w:tcPr>
+          <w:p>
+            <w:pPr>
+              <w:rPr>
+                <w:lang w:val="en-GB"/>
+              </w:rPr>
+            </w:pPr>
+            <w:r>
+              <w:rPr>
+                <w:lang w:val="en-GB"/>
+              </w:rPr>
+              <w:t>VM</w:t>
+            </w:r>
+          </w:p>
+        </w:tc>
+        <w:tc>
+          <w:tcPr>
+            <w:tcW w:w="1568" w:type="dxa"/>
+          </w:tcPr>
+          <w:p>
+            <w:pPr>
+              <w:rPr>
+                <w:lang w:val="en-GB"/>
+              </w:rPr>
+            </w:pPr>
+            <w:r>
+              <w:rPr>
+                <w:lang w:val="en-GB"/>
+              </w:rPr>
+              <w:t>VMImageId</w:t>
+            </w:r>
+          </w:p>
+        </w:tc>
+        <w:tc>
+          <w:tcPr>
+            <w:tcW w:w="1792" w:type="dxa"/>
+          </w:tcPr>
+          <w:p>
+            <w:pPr>
+              <w:rPr>
+                <w:lang w:val="en-GB"/>
+              </w:rPr>
+            </w:pPr>
+            <w:r>
+              <w:rPr>
+                <w:lang w:val="en-GB"/>
+              </w:rPr>
+              <w:t>VMOS</w:t>
+            </w:r>
+          </w:p>
+        </w:tc>
+        <w:tc>
+          <w:tcPr>
+            <w:tcW w:w="2460" w:type="dxa"/>
+          </w:tcPr>
+          <w:p>
+            <w:pPr>
+              <w:rPr>
+                <w:lang w:val="en-GB"/>
+              </w:rPr>
+            </w:pPr>
+            <w:r>
+              <w:rPr>
+                <w:lang w:val="en-GB"/>
+              </w:rPr>
+              <w:t>RegionOne/9c154d9a-fab9-4507-a3d7-21b72d31de97</w:t>
+            </w:r>
+            <w:r>
+              <w:rPr>
+                <w:rFonts w:ascii="Wingdings" w:hAnsi="Wingdings"/>
+                <w:color w:val="FF0000"/>
+                <w:lang w:val="en-GB"/>
+              </w:rPr>
+              <w:sym w:font="Symbol" w:char="F0AE"/>
+            </w:r>
+            <w:r>
+              <w:rPr>
+                <w:lang w:val="en-GB"/>
+              </w:rPr>
+              <w:t xml:space="preserve"> </w:t>
+            </w:r>
+            <w:r>
+              <w:rPr>
+                <w:lang w:val="en-GB"/>
+              </w:rPr>
+              <w:t>Ubuntu Server 14.04.2 AMD64 LTS</w:t>
+            </w:r>
+          </w:p>
+        </w:tc>
+      </w:tr>
+      <w:tr>
+        <w:tc>
+          <w:tcPr>
+            <w:tcW w:w="1452" w:type="dxa"/>
+          </w:tcPr>
+          <w:p>
+            <w:pPr>
+              <w:rPr>
+                <w:lang w:val="en-GB"/>
+              </w:rPr>
+            </w:pPr>
+            <w:r>
+              <w:rPr>
+                <w:lang w:val="en-GB"/>
+              </w:rPr>
+              <w:t>VM</w:t>
+            </w:r>
+          </w:p>
+        </w:tc>
+        <w:tc>
+          <w:tcPr>
+            <w:tcW w:w="1250" w:type="dxa"/>
+          </w:tcPr>
+          <w:p>
+            <w:pPr>
+              <w:rPr>
+                <w:lang w:val="en-GB"/>
+              </w:rPr>
+            </w:pPr>
+            <w:r>
+              <w:rPr>
+                <w:lang w:val="en-GB"/>
+              </w:rPr>
+              <w:t>VM</w:t>
+            </w:r>
+          </w:p>
+        </w:tc>
+        <w:tc>
+          <w:tcPr>
+            <w:tcW w:w="1568" w:type="dxa"/>
+          </w:tcPr>
+          <w:p>
+            <w:pPr>
+              <w:rPr>
+                <w:lang w:val="en-GB"/>
+              </w:rPr>
+            </w:pPr>
+            <w:r>
+              <w:rPr>
+                <w:lang w:val="en-GB"/>
+              </w:rPr>
+              <w:t>VMImageId</w:t>
+            </w:r>
+          </w:p>
+        </w:tc>
+        <w:tc>
+          <w:tcPr>
+            <w:tcW w:w="1792" w:type="dxa"/>
+          </w:tcPr>
+          <w:p>
+            <w:pPr>
+              <w:rPr>
+                <w:lang w:val="en-GB"/>
+              </w:rPr>
+            </w:pPr>
+            <w:r>
+              <w:rPr>
+                <w:lang w:val="en-GB"/>
+              </w:rPr>
+              <w:t>OSVendorType</w:t>
+            </w:r>
+          </w:p>
+        </w:tc>
+        <w:tc>
+          <w:tcPr>
+            <w:tcW w:w="2460" w:type="dxa"/>
+          </w:tcPr>
+          <w:p>
+            <w:pPr>
+              <w:rPr>
+                <w:color w:val="FF0000"/>
+                <w:lang w:val="en-GB"/>
+              </w:rPr>
+            </w:pPr>
+            <w:r>
+              <w:rPr>
+                <w:lang w:val="en-GB"/>
+              </w:rPr>
+              <w:t>RegionOne/9c154d9a-fab9-4507-a3d7-21b72d31de97</w:t>
+            </w:r>
+            <w:r>
+              <w:rPr>
+                <w:rFonts w:ascii="Wingdings" w:hAnsi="Wingdings"/>
+                <w:color w:val="FF0000"/>
+                <w:lang w:val="en-GB"/>
+              </w:rPr>
+              <w:sym w:font="Symbol" w:char="F0AE"/>
+            </w:r>
+            <w:r>
+              <w:rPr>
+                <w:lang w:val="en-GB"/>
+              </w:rPr>
+              <w:t>NIX</w:t>
+            </w:r>
+          </w:p>
+        </w:tc>
+      </w:tr>
+      <w:tr>
+        <w:tc>
+          <w:tcPr>
+            <w:tcW w:w="1452" w:type="dxa"/>
+          </w:tcPr>
+          <w:p>
+            <w:pPr>
+              <w:rPr>
+                <w:lang w:val="en-GB"/>
+              </w:rPr>
+            </w:pPr>
+            <w:r>
+              <w:rPr>
+                <w:lang w:val="en-GB"/>
+              </w:rPr>
+              <w:t>VM</w:t>
+            </w:r>
+          </w:p>
+        </w:tc>
+        <w:tc>
+          <w:tcPr>
+            <w:tcW w:w="1250" w:type="dxa"/>
+          </w:tcPr>
+          <w:p>
+            <w:pPr>
+              <w:rPr>
+                <w:lang w:val="en-GB"/>
+              </w:rPr>
+            </w:pPr>
+            <w:r>
+              <w:rPr>
+                <w:lang w:val="en-GB"/>
+              </w:rPr>
+              <w:t>VM</w:t>
+            </w:r>
+          </w:p>
+        </w:tc>
+        <w:tc>
+          <w:tcPr>
+            <w:tcW w:w="1568" w:type="dxa"/>
+          </w:tcPr>
+          <w:p>
+            <w:pPr>
+              <w:rPr>
+                <w:lang w:val="en-GB"/>
+              </w:rPr>
+            </w:pPr>
+            <w:r>
+              <w:rPr>
+                <w:lang w:val="en-GB"/>
+              </w:rPr>
+              <w:t>VMImageId</w:t>
+            </w:r>
+          </w:p>
+        </w:tc>
+        <w:tc>
+          <w:tcPr>
+            <w:tcW w:w="1792" w:type="dxa"/>
+          </w:tcPr>
+          <w:p>
+            <w:pPr>
+              <w:rPr>
+                <w:lang w:val="en-GB"/>
+              </w:rPr>
+            </w:pPr>
+            <w:r>
+              <w:rPr>
+                <w:lang w:val="en-GB"/>
+              </w:rPr>
+              <w:t>OSArchitecture</w:t>
+            </w:r>
+          </w:p>
+        </w:tc>
+        <w:tc>
+          <w:tcPr>
+            <w:tcW w:w="2460" w:type="dxa"/>
+          </w:tcPr>
+          <w:p>
+            <w:pPr>
+              <w:rPr>
+                <w:lang w:val="en-GB"/>
+              </w:rPr>
+            </w:pPr>
+            <w:r>
+              <w:rPr>
+                <w:lang w:val="en-GB"/>
+              </w:rPr>
+              <w:t>RegionOne/9c154d9a-fab9-4507-a3d7-21b72d31de97</w:t>
+            </w:r>
+            <w:r>
+              <w:rPr>
+                <w:rFonts w:ascii="Wingdings" w:hAnsi="Wingdings"/>
+                <w:color w:val="FF0000"/>
+                <w:lang w:val="en-GB"/>
+              </w:rPr>
+              <w:sym w:font="Symbol" w:char="F0AE"/>
+            </w:r>
+            <w:r>
+              <w:rPr>
+                <w:color w:val="FF0000"/>
+                <w:lang w:val="en-GB"/>
+              </w:rPr>
+              <w:t xml:space="preserve"> </w:t>
+            </w:r>
+            <w:r>
+              <w:rPr>
+                <w:lang w:val="en-GB"/>
+              </w:rPr>
+              <w:t>AMD64</w:t>
+            </w:r>
+          </w:p>
+        </w:tc>
+      </w:tr>
+      <w:tr>
+        <w:tc>
+          <w:tcPr>
+            <w:tcW w:w="1452" w:type="dxa"/>
+          </w:tcPr>
+          <w:p>
+            <w:pPr>
+              <w:rPr>
+                <w:lang w:val="en-GB"/>
+              </w:rPr>
+            </w:pPr>
+            <w:r>
+              <w:rPr>
+                <w:lang w:val="en-GB"/>
+              </w:rPr>
+              <w:t>VM</w:t>
+            </w:r>
+          </w:p>
+        </w:tc>
+        <w:tc>
+          <w:tcPr>
+            <w:tcW w:w="1250" w:type="dxa"/>
+          </w:tcPr>
+          <w:p>
+            <w:pPr>
+              <w:rPr>
+                <w:lang w:val="en-GB"/>
+              </w:rPr>
+            </w:pPr>
+            <w:r>
+              <w:rPr>
+                <w:lang w:val="en-GB"/>
+              </w:rPr>
+              <w:t>VM</w:t>
+            </w:r>
+          </w:p>
+        </w:tc>
+        <w:tc>
+          <w:tcPr>
+            <w:tcW w:w="1568" w:type="dxa"/>
+          </w:tcPr>
+          <w:p>
+            <w:pPr>
+              <w:rPr>
+                <w:lang w:val="en-GB"/>
+              </w:rPr>
+            </w:pPr>
+            <w:r>
+              <w:rPr>
+                <w:lang w:val="en-GB"/>
+              </w:rPr>
+              <w:t>VMImageId</w:t>
+            </w:r>
+          </w:p>
+        </w:tc>
+        <w:tc>
+          <w:tcPr>
+            <w:tcW w:w="1792" w:type="dxa"/>
+          </w:tcPr>
+          <w:p>
+            <w:pPr>
+              <w:rPr>
+                <w:lang w:val="en-GB"/>
+              </w:rPr>
+            </w:pPr>
+            <w:r>
+              <w:rPr>
+                <w:lang w:val="en-GB"/>
+              </w:rPr>
+              <w:t>DefaultLoginName</w:t>
+            </w:r>
+          </w:p>
+        </w:tc>
+        <w:tc>
+          <w:tcPr>
+            <w:tcW w:w="2460" w:type="dxa"/>
+          </w:tcPr>
+          <w:p>
+            <w:pPr>
+              <w:rPr>
+                <w:lang w:val="en-GB"/>
+              </w:rPr>
+            </w:pPr>
+            <w:r>
+              <w:rPr>
+                <w:lang w:val="en-GB"/>
+              </w:rPr>
+              <w:t>RegionOne/9c154d9a-fab9-4507-a3d7-21b72d31de97</w:t>
+            </w:r>
+            <w:r>
+              <w:rPr>
+                <w:rFonts w:ascii="Wingdings" w:hAnsi="Wingdings"/>
+                <w:color w:val="FF0000"/>
+                <w:lang w:val="en-GB"/>
+              </w:rPr>
+              <w:sym w:font="Symbol" w:char="F0AE"/>
+            </w:r>
+            <w:r>
+              <w:rPr>
+                <w:color w:val="FF0000"/>
+                <w:lang w:val="en-GB"/>
+              </w:rPr>
+              <w:t xml:space="preserve"> </w:t>
+            </w:r>
+            <w:r>
+              <w:rPr>
+                <w:lang w:val="en-GB"/>
+              </w:rPr>
+              <w:t>ubuntu</w:t>
+            </w:r>
+          </w:p>
+        </w:tc>
+      </w:tr>
+      <w:tr>
+        <w:tc>
+          <w:tcPr>
+            <w:tcW w:w="1452" w:type="dxa"/>
+          </w:tcPr>
+          <w:p>
+            <w:pPr>
+              <w:rPr>
+                <w:lang w:val="en-GB"/>
+              </w:rPr>
+            </w:pPr>
+            <w:r>
+              <w:rPr>
+                <w:lang w:val="en-GB"/>
+              </w:rPr>
+              <w:t>VM</w:t>
+            </w:r>
+          </w:p>
+        </w:tc>
+        <w:tc>
+          <w:tcPr>
+            <w:tcW w:w="1250" w:type="dxa"/>
+          </w:tcPr>
+          <w:p>
+            <w:pPr>
+              <w:rPr>
+                <w:lang w:val="en-GB"/>
+              </w:rPr>
+            </w:pPr>
+            <w:r>
+              <w:rPr>
+                <w:lang w:val="en-GB"/>
+              </w:rPr>
+              <w:t>VM</w:t>
+            </w:r>
+          </w:p>
+        </w:tc>
+        <w:tc>
+          <w:tcPr>
+            <w:tcW w:w="1568" w:type="dxa"/>
+          </w:tcPr>
+          <w:p>
+            <w:pPr>
+              <w:rPr>
+                <w:lang w:val="en-GB"/>
+              </w:rPr>
+            </w:pPr>
+            <w:r>
+              <w:rPr>
+                <w:lang w:val="en-GB"/>
+              </w:rPr>
+              <w:t>VMImageId</w:t>
+            </w:r>
+          </w:p>
+        </w:tc>
+        <w:tc>
+          <w:tcPr>
+            <w:tcW w:w="1792" w:type="dxa"/>
+          </w:tcPr>
+          <w:p>
+            <w:pPr>
+              <w:rPr>
+                <w:lang w:val="en-GB"/>
+              </w:rPr>
+            </w:pPr>
+            <w:r>
+              <w:rPr>
+                <w:lang w:val="en-GB"/>
+              </w:rPr>
+              <w:t>DefaultLoginPassword</w:t>
+            </w:r>
+          </w:p>
+        </w:tc>
+        <w:tc>
+          <w:tcPr>
+            <w:tcW w:w="2460" w:type="dxa"/>
+          </w:tcPr>
+          <w:p>
+            <w:pPr>
+              <w:rPr>
+                <w:lang w:val="en-GB"/>
+              </w:rPr>
+            </w:pPr>
+            <w:r>
+              <w:rPr>
+                <w:lang w:val="en-GB"/>
+              </w:rPr>
+              <w:t>RegionOne/11a845d0-7ed3-48c8-a36a-9a76a2fe4938</w:t>
+            </w:r>
+            <w:r>
+              <w:rPr>
+                <w:rFonts w:ascii="Wingdings" w:hAnsi="Wingdings"/>
+                <w:color w:val="FF0000"/>
+                <w:lang w:val="en-GB"/>
+              </w:rPr>
+              <w:sym w:font="Symbol" w:char="F0AE"/>
+            </w:r>
+            <w:r>
+              <w:rPr>
+                <w:lang w:val="en-GB"/>
+              </w:rPr>
+              <w:t>Admin1</w:t>
+            </w:r>
+          </w:p>
+        </w:tc>
+      </w:tr>
+      <w:tr>
+        <w:tc>
+          <w:tcPr>
+            <w:tcW w:w="1452" w:type="dxa"/>
+          </w:tcPr>
+          <w:p>
+            <w:pPr>
+              <w:rPr>
+                <w:lang w:val="en-GB"/>
+              </w:rPr>
+            </w:pPr>
+            <w:r>
+              <w:rPr>
+                <w:lang w:val="en-GB"/>
+              </w:rPr>
+              <w:t>VM</w:t>
+            </w:r>
+          </w:p>
+        </w:tc>
+        <w:tc>
+          <w:tcPr>
+            <w:tcW w:w="1250" w:type="dxa"/>
+          </w:tcPr>
+          <w:p>
+            <w:pPr>
+              <w:rPr>
+                <w:lang w:val="en-GB"/>
+              </w:rPr>
+            </w:pPr>
+            <w:r>
+              <w:rPr>
+                <w:lang w:val="en-GB"/>
+              </w:rPr>
+              <w:t>Location</w:t>
+            </w:r>
+          </w:p>
+        </w:tc>
+        <w:tc>
+          <w:tcPr>
+            <w:tcW w:w="1568" w:type="dxa"/>
+          </w:tcPr>
+          <w:p>
+            <w:pPr>
+              <w:rPr>
+                <w:lang w:val="en-GB"/>
+              </w:rPr>
+            </w:pPr>
+            <w:r>
+              <w:rPr>
+                <w:lang w:val="en-GB"/>
+              </w:rPr>
+              <w:t>VMImageId</w:t>
+            </w:r>
+          </w:p>
+        </w:tc>
+        <w:tc>
+          <w:tcPr>
+            <w:tcW w:w="1792" w:type="dxa"/>
+          </w:tcPr>
+          <w:p>
+            <w:pPr>
+              <w:rPr>
+                <w:lang w:val="en-GB"/>
+              </w:rPr>
+            </w:pPr>
+            <w:r>
+              <w:rPr>
+                <w:lang w:val="en-GB"/>
+              </w:rPr>
+              <w:t>LocationId</w:t>
+            </w:r>
+          </w:p>
+        </w:tc>
+        <w:tc>
+          <w:tcPr>
+            <w:tcW w:w="2460" w:type="dxa"/>
+          </w:tcPr>
+          <w:p>
+            <w:pPr>
+              <w:rPr>
+                <w:lang w:val="en-GB"/>
+              </w:rPr>
+            </w:pPr>
+            <w:r>
+              <w:rPr>
+                <w:lang w:val="en-GB"/>
+              </w:rPr>
+              <w:t>RegionOne/9c154d9a-fab9-4507-a3d7-21b72d31de97</w:t>
+            </w:r>
+            <w:r>
+              <w:rPr>
+                <w:rFonts w:ascii="Wingdings" w:hAnsi="Wingdings"/>
+                <w:color w:val="FF0000"/>
+                <w:lang w:val="en-GB"/>
+              </w:rPr>
+              <w:sym w:font="Symbol" w:char="F0AE"/>
+            </w:r>
+            <w:r>
+              <w:rPr>
+                <w:color w:val="FF0000"/>
+                <w:lang w:val="en-GB"/>
+              </w:rPr>
+              <w:t xml:space="preserve"> </w:t>
+            </w:r>
+            <w:r>
+              <w:rPr>
+                <w:lang w:val="en-GB"/>
+              </w:rPr>
+              <w:t>Region1</w:t>
+            </w:r>
+            <w:r>
+              <w:rPr>
+                <w:rFonts w:ascii="Wingdings" w:hAnsi="Wingdings"/>
+                <w:color w:val="FF0000"/>
+                <w:lang w:val="en-GB"/>
+              </w:rPr>
+              <w:t></w:t>
+            </w:r>
+          </w:p>
+        </w:tc>
+      </w:tr>
+    </w:tbl>
+    <w:p>
+      <w:pPr>
+        <w:jc w:val="center"/>
+        <w:rPr>
+          <w:lang w:val="en-GB"/>
+        </w:rPr>
+      </w:pPr>
+      <w:r>
+        <w:rPr>
+          <w:b/>
+          <w:lang w:val="en-GB"/>
+        </w:rPr>
+        <w:t>Table 1</w:t>
+      </w:r>
+      <w:r>
+        <w:rPr>
+          <w:b/>
+          <w:lang w:val="en-GB"/>
+        </w:rPr>
+        <w:t>.</w:t>
+      </w:r>
+      <w:r>
+        <w:rPr>
+          <w:b/>
+          <w:lang w:val="en-GB"/>
+        </w:rPr>
+        <w:t xml:space="preserve"> </w:t>
+      </w:r>
+      <w:r>
+        <w:rPr>
+          <w:i/>
+          <w:lang w:val="en-GB"/>
+        </w:rPr>
+        <w:t>Implies</w:t>
+      </w:r>
+      <w:r>
+        <w:rPr>
+          <w:b/>
+          <w:i/>
+          <w:lang w:val="en-GB"/>
+        </w:rPr>
+        <w:t xml:space="preserve"> </w:t>
+      </w:r>
+      <w:r>
+        <w:rPr>
+          <w:i/>
+          <w:lang w:val="en-GB"/>
+        </w:rPr>
+        <w:t>Constraints</w:t>
+      </w:r>
+      <w:r>
+        <w:rPr>
+          <w:i/>
+          <w:lang w:val="en-GB"/>
+        </w:rPr>
+        <w:t xml:space="preserve"> in a Provider Model</w:t>
+      </w:r>
+      <w:r>
+        <w:rPr>
+          <w:lang w:val="en-GB"/>
+        </w:rPr>
+        <w:t xml:space="preserve"> </w:t>
+      </w:r>
+    </w:p>
+    <w:p>
+      <w:pPr>
+        <w:jc w:val="both"/>
+        <w:rPr>
+          <w:lang w:val="en-GB"/>
+        </w:rPr>
       </w:pPr>
     </w:p>
     <w:p>
@@ -699,8 +2874,14 @@
           <w:numId w:val="2"/>
         </w:numPr>
         <w:jc w:val="both"/>
-      </w:pPr>
-      <w:r>
+        <w:rPr>
+          <w:lang w:val="en-GB"/>
+        </w:rPr>
+      </w:pPr>
+      <w:r>
+        <w:rPr>
+          <w:lang w:val="en-GB"/>
+        </w:rPr>
         <w:t xml:space="preserve">A feature “Location” has to be defined. The cardinality of this feature is [1..1], which means it is mandatory. </w:t>
       </w:r>
     </w:p>
@@ -708,6 +2889,9 @@
       <w:pPr>
         <w:pStyle w:val="ListParagraph"/>
         <w:jc w:val="both"/>
+        <w:rPr>
+          <w:lang w:val="en-GB"/>
+        </w:rPr>
       </w:pPr>
     </w:p>
     <w:p>
@@ -718,20 +2902,104 @@
           <w:numId w:val="2"/>
         </w:numPr>
         <w:jc w:val="both"/>
-      </w:pPr>
-      <w:r>
-        <w:t xml:space="preserve">The “Location” feature has to define at least one subfeature representing a city, country or continent. If there is only one subfeature, its cardinality is [1..1]. If the provider is available in several locations, the “Location” feature has to be an exclusive feature. In this case, the cardinality of each one of these subfeatures has to be [0..1]. Figure 4 depicts the “Location” feature for Omistack. </w:t>
+        <w:rPr>
+          <w:lang w:val="en-GB"/>
+        </w:rPr>
+      </w:pPr>
+      <w:r>
+        <w:rPr>
+          <w:lang w:val="en-GB"/>
+        </w:rPr>
+        <w:t>The “Location” feature has to define at least one sub</w:t>
+      </w:r>
+      <w:r>
+        <w:rPr>
+          <w:lang w:val="en-GB"/>
+        </w:rPr>
+        <w:t>-</w:t>
+      </w:r>
+      <w:r>
+        <w:rPr>
+          <w:lang w:val="en-GB"/>
+        </w:rPr>
+        <w:t>feature representing a city, country or continent. If there is only one sub</w:t>
+      </w:r>
+      <w:r>
+        <w:rPr>
+          <w:lang w:val="en-GB"/>
+        </w:rPr>
+        <w:t>-</w:t>
+      </w:r>
+      <w:r>
+        <w:rPr>
+          <w:lang w:val="en-GB"/>
+        </w:rPr>
+        <w:t>feature, its cardinality is [1..1]. If the provider is available in several locations, the “Location” feature has to be an exclusive feature</w:t>
+      </w:r>
+      <w:r>
+        <w:rPr>
+          <w:lang w:val="en-GB"/>
+        </w:rPr>
+        <w:t>, which means that only one location can be selected</w:t>
+      </w:r>
+      <w:r>
+        <w:rPr>
+          <w:lang w:val="en-GB"/>
+        </w:rPr>
+        <w:t>. In this case, the cardinality of each one of these sub</w:t>
+      </w:r>
+      <w:r>
+        <w:rPr>
+          <w:lang w:val="en-GB"/>
+        </w:rPr>
+        <w:t>-</w:t>
+      </w:r>
+      <w:r>
+        <w:rPr>
+          <w:lang w:val="en-GB"/>
+        </w:rPr>
+        <w:t>features has to be [0..1].</w:t>
+      </w:r>
+      <w:r>
+        <w:rPr>
+          <w:lang w:val="en-GB"/>
+        </w:rPr>
+        <w:t xml:space="preserve"> The Location feature can also have a hierarchy of sub-features, which defines the relationship between locations. </w:t>
+      </w:r>
+      <w:r>
+        <w:rPr>
+          <w:lang w:val="en-GB"/>
+        </w:rPr>
+        <w:t>Figure 4 depicts the “Location” feature for Omistack</w:t>
+      </w:r>
+      <w:r>
+        <w:rPr>
+          <w:lang w:val="en-GB"/>
+        </w:rPr>
+        <w:t>, where a hierarchy is defined for Europe (EU), Germany and Ulm</w:t>
+      </w:r>
+      <w:r>
+        <w:rPr>
+          <w:lang w:val="en-GB"/>
+        </w:rPr>
+        <w:t xml:space="preserve">. </w:t>
       </w:r>
     </w:p>
     <w:p>
       <w:pPr>
         <w:jc w:val="both"/>
+        <w:rPr>
+          <w:lang w:val="en-GB"/>
+        </w:rPr>
       </w:pPr>
     </w:p>
     <w:p>
       <w:pPr>
         <w:pStyle w:val="ListParagraph"/>
         <w:jc w:val="both"/>
+        <w:rPr>
+          <w:lang w:val="en-GB"/>
+        </w:rPr>
       </w:pPr>
     </w:p>
     <w:p>
@@ -740,14 +3008,16 @@
         <w:jc w:val="center"/>
         <w:rPr>
           <w:b/>
+          <w:lang w:val="en-GB"/>
         </w:rPr>
       </w:pPr>
       <w:r>
         <w:rPr>
           <w:noProof/>
         </w:rPr>
+        <w:lastRenderedPageBreak/>
         <w:drawing>
-          <wp:inline distT="0" distB="8255" distL="0" distR="8255" wp14:anchorId="483C8C90" wp14:editId="55E95BE9">
+          <wp:inline distT="0" distB="8255" distL="0" distR="8255" wp14:anchorId="0DF3DC48" wp14:editId="5F5664C3">
             <wp:extent cx="2150745" cy="1541145"/>
             <wp:effectExtent l="0" t="0" r="0" b="0"/>
             <wp:docPr id="4" name="Picture 4"/>
@@ -789,6 +3059,7 @@
       <w:pPr>
         <w:rPr>
           <w:b/>
+          <w:lang w:val="en-GB"/>
         </w:rPr>
       </w:pPr>
     </w:p>
@@ -796,19 +3067,27 @@
       <w:pPr>
         <w:pStyle w:val="ListParagraph"/>
         <w:jc w:val="center"/>
-      </w:pPr>
-      <w:r>
-        <w:rPr>
-          <w:b/>
+        <w:rPr>
+          <w:lang w:val="en-GB"/>
+        </w:rPr>
+      </w:pPr>
+      <w:r>
+        <w:rPr>
+          <w:b/>
+          <w:lang w:val="en-GB"/>
         </w:rPr>
         <w:t>Figure 4.</w:t>
       </w:r>
       <w:r>
+        <w:rPr>
+          <w:lang w:val="en-GB"/>
+        </w:rPr>
         <w:t xml:space="preserve"> </w:t>
       </w:r>
       <w:r>
         <w:rPr>
           <w:i/>
+          <w:lang w:val="en-GB"/>
         </w:rPr>
         <w:t>Location Feature</w:t>
       </w:r>
@@ -817,25 +3096,45 @@
       <w:pPr>
         <w:pStyle w:val="ListParagraph"/>
         <w:jc w:val="both"/>
+        <w:rPr>
+          <w:lang w:val="en-GB"/>
+        </w:rPr>
       </w:pPr>
     </w:p>
     <w:p>
       <w:pPr>
         <w:pStyle w:val="ListParagraph"/>
         <w:jc w:val="both"/>
-      </w:pPr>
-      <w:r>
-        <w:t xml:space="preserve">Please notice that this feature Location has 3 attributes required by the Executionware: “LocationId”, “Longitude” and “Latitude”. LocationId is a string representing the identifier of the selected location.  The domain of </w:t>
-      </w:r>
-      <w:r>
-        <w:lastRenderedPageBreak/>
-        <w:t xml:space="preserve">LocationId can be a string, an enumerate or a list of strings. Longitude and Latitude are float values that specify the coordinates of the selected locations. If several locations are available, the value of these 3 attributes has to be defined via implies and attribute constraints.  </w:t>
+        <w:rPr>
+          <w:lang w:val="en-GB"/>
+        </w:rPr>
+      </w:pPr>
+      <w:r>
+        <w:rPr>
+          <w:lang w:val="en-GB"/>
+        </w:rPr>
+        <w:t>Please notice that this feature Location has 3 attributes required by the Executionware: “LocationId”, “Longitude” and “Latitude”. LocationId is a string representing the identifier of the selected location.  The domain of LocationId can be a string, an enumerat</w:t>
+      </w:r>
+      <w:r>
+        <w:rPr>
+          <w:lang w:val="en-GB"/>
+        </w:rPr>
+        <w:t>ion</w:t>
+      </w:r>
+      <w:r>
+        <w:rPr>
+          <w:lang w:val="en-GB"/>
+        </w:rPr>
+        <w:t xml:space="preserve"> or a list of strings. Longitude and Latitude are float values that specify the coordinates of the selected locations. If several locations are available, the value of these 3 attributes has to be defined via implies and attribute constraints.  </w:t>
       </w:r>
     </w:p>
     <w:p>
       <w:pPr>
         <w:pStyle w:val="ListParagraph"/>
         <w:jc w:val="both"/>
+        <w:rPr>
+          <w:lang w:val="en-GB"/>
+        </w:rPr>
       </w:pPr>
     </w:p>
     <w:p>
@@ -846,224 +3145,502 @@
           <w:numId w:val="2"/>
         </w:numPr>
         <w:jc w:val="both"/>
-      </w:pPr>
-      <w:bookmarkStart w:id="0" w:name="__DdeLink__3313_308983201"/>
-      <w:bookmarkEnd w:id="0"/>
-      <w:r>
-        <w:t>The root feature also defines 2 attributes required by the Executionware: “Drive</w:t>
-      </w:r>
-      <w:r>
-        <w:t>r</w:t>
-      </w:r>
-      <w:r>
-        <w:t xml:space="preserve">” and “EndPoint”. </w:t>
-      </w:r>
-      <w:r>
-        <w:t xml:space="preserve">Both attributes are strings. </w:t>
-      </w:r>
-      <w:r>
-        <w:t>Driver</w:t>
-      </w:r>
-      <w:r>
-        <w:t xml:space="preserve"> represents </w:t>
-      </w:r>
-      <w:r>
-        <w:t>an</w:t>
-      </w:r>
-      <w:r>
-        <w:t xml:space="preserve"> internal provider name</w:t>
-      </w:r>
-      <w:r>
-        <w:t xml:space="preserve">. </w:t>
-      </w:r>
-      <w:r>
-        <w:t xml:space="preserve">EndPoint </w:t>
-      </w:r>
-      <w:r>
-        <w:t>is the URL that provides access to API to create and configure virtual machines</w:t>
-      </w:r>
-      <w:r>
-        <w:t>.</w:t>
-      </w:r>
-      <w:r>
-        <w:t xml:space="preserve"> In Omistack, </w:t>
-      </w:r>
-      <w:r>
-        <w:t xml:space="preserve">Driver has </w:t>
+        <w:rPr>
+          <w:lang w:val="en-GB"/>
+        </w:rPr>
+      </w:pPr>
+      <w:bookmarkStart w:id="1" w:name="__DdeLink__3313_308983201"/>
+      <w:bookmarkEnd w:id="1"/>
+      <w:r>
+        <w:rPr>
+          <w:lang w:val="en-GB"/>
+        </w:rPr>
+        <w:t xml:space="preserve">The root feature also defines 2 attributes required by the Executionware: “Driver” and “EndPoint”. Both attributes are strings. Driver represents an internal provider name. EndPoint is the URL that provides access to API to create and configure virtual machines. In Omistack, Driver has </w:t>
       </w:r>
       <w:r>
         <w:rPr>
           <w:i/>
+          <w:lang w:val="en-GB"/>
         </w:rPr>
         <w:t>openstack-nova</w:t>
       </w:r>
       <w:r>
-        <w:t xml:space="preserve"> </w:t>
-      </w:r>
-      <w:r>
-        <w:t xml:space="preserve">as value, </w:t>
-      </w:r>
-      <w:r>
-        <w:t>and</w:t>
-      </w:r>
-      <w:r>
-        <w:t xml:space="preserve"> Endpoint</w:t>
-      </w:r>
-      <w:r>
-        <w:t xml:space="preserve"> </w:t>
+        <w:rPr>
+          <w:lang w:val="en-GB"/>
+        </w:rPr>
+        <w:t xml:space="preserve"> as value, and Endpoint </w:t>
       </w:r>
       <w:r>
         <w:rPr>
           <w:rFonts w:cs="Lucida Grande"/>
           <w:i/>
           <w:color w:val="000000"/>
-        </w:rPr>
-        <w:t>http://omistack-beta.e-technik.uni-ulm.de:5000/v</w:t>
-      </w:r>
-      <w:r>
-        <w:rPr>
-          <w:rFonts w:cs="Lucida Grande"/>
-          <w:i/>
-          <w:color w:val="000000"/>
-        </w:rPr>
-        <w:t>2.0</w:t>
+          <w:lang w:val="en-GB"/>
+        </w:rPr>
+        <w:t>http://omistack-beta.e-technik.uni-ulm.de:5000/v2.0</w:t>
       </w:r>
       <w:r>
         <w:rPr>
           <w:rFonts w:cs="Lucida Grande"/>
           <w:color w:val="000000"/>
+          <w:lang w:val="en-GB"/>
         </w:rPr>
         <w:t>.</w:t>
       </w:r>
     </w:p>
-    <w:p/>
+    <w:p>
+      <w:pPr>
+        <w:rPr>
+          <w:lang w:val="en-GB"/>
+        </w:rPr>
+      </w:pPr>
+    </w:p>
     <w:p>
       <w:pPr>
         <w:jc w:val="both"/>
+        <w:rPr>
+          <w:lang w:val="en-GB"/>
+        </w:rPr>
+      </w:pPr>
+      <w:r>
+        <w:rPr>
+          <w:lang w:val="en-GB"/>
+        </w:rPr>
+        <w:t>Please take into consideration the following notes when modelling a provider model:</w:t>
+      </w:r>
+    </w:p>
+    <w:p>
+      <w:pPr>
+        <w:pStyle w:val="ListParagraph"/>
+        <w:numPr>
+          <w:ilvl w:val="0"/>
+          <w:numId w:val="4"/>
+        </w:numPr>
+        <w:jc w:val="both"/>
+        <w:rPr>
+          <w:lang w:val="en-GB"/>
+        </w:rPr>
       </w:pPr>
       <w:r>
         <w:rPr>
           <w:i/>
-        </w:rPr>
-        <w:t xml:space="preserve">Note </w:t>
-      </w:r>
-      <w:r>
+          <w:lang w:val="en-GB"/>
+        </w:rPr>
+        <w:t>Note 1</w:t>
+      </w:r>
+      <w:r>
+        <w:rPr>
+          <w:lang w:val="en-GB"/>
+        </w:rPr>
+        <w:t xml:space="preserve">: </w:t>
+      </w:r>
+      <w:r>
+        <w:rPr>
+          <w:lang w:val="en-GB"/>
+        </w:rPr>
+        <w:t>A</w:t>
+      </w:r>
+      <w:r>
+        <w:rPr>
+          <w:lang w:val="en-GB"/>
+        </w:rPr>
+        <w:t xml:space="preserve">ttributes </w:t>
+      </w:r>
+      <w:r>
+        <w:rPr>
+          <w:lang w:val="en-GB"/>
+        </w:rPr>
+        <w:t xml:space="preserve">can take different values </w:t>
+      </w:r>
+      <w:r>
+        <w:rPr>
+          <w:lang w:val="en-GB"/>
+        </w:rPr>
+        <w:t>depend</w:t>
+      </w:r>
+      <w:r>
+        <w:rPr>
+          <w:lang w:val="en-GB"/>
+        </w:rPr>
+        <w:t>ing</w:t>
+      </w:r>
+      <w:r>
+        <w:rPr>
+          <w:lang w:val="en-GB"/>
+        </w:rPr>
+        <w:t xml:space="preserve"> on </w:t>
+      </w:r>
+      <w:r>
+        <w:rPr>
+          <w:lang w:val="en-GB"/>
+        </w:rPr>
+        <w:t>the services that the provider offers</w:t>
+      </w:r>
+      <w:r>
+        <w:rPr>
+          <w:lang w:val="en-GB"/>
+        </w:rPr>
+        <w:t xml:space="preserve">. However, the </w:t>
+      </w:r>
+      <w:r>
+        <w:rPr>
+          <w:lang w:val="en-GB"/>
+        </w:rPr>
+        <w:t>names of the aforementioned</w:t>
+      </w:r>
+      <w:r>
+        <w:rPr>
+          <w:lang w:val="en-GB"/>
+        </w:rPr>
+        <w:t xml:space="preserve"> attributes </w:t>
+      </w:r>
+      <w:r>
+        <w:rPr>
+          <w:lang w:val="en-GB"/>
+        </w:rPr>
+        <w:t xml:space="preserve">(as well as features) </w:t>
+      </w:r>
+      <w:r>
+        <w:rPr>
+          <w:lang w:val="en-GB"/>
+        </w:rPr>
+        <w:t xml:space="preserve">have to be respected as different components in the Upperware use them to extract information related to the provider configuration.  </w:t>
+      </w:r>
+    </w:p>
+    <w:p>
+      <w:pPr>
+        <w:jc w:val="both"/>
         <w:rPr>
           <w:i/>
-        </w:rPr>
-        <w:t>1</w:t>
-      </w:r>
-      <w:r>
-        <w:t>: Values of different attributes depends on each provider. However, the specified attributes names have to be respect</w:t>
-      </w:r>
-      <w:r>
-        <w:t>ed</w:t>
-      </w:r>
-      <w:r>
-        <w:t xml:space="preserve"> as different components in the Upperware use them to extract information related to the provider configuration.  </w:t>
-      </w:r>
-    </w:p>
-    <w:p>
-      <w:pPr>
+          <w:lang w:val="en-GB"/>
+        </w:rPr>
+      </w:pPr>
+    </w:p>
+    <w:p>
+      <w:pPr>
+        <w:pStyle w:val="ListParagraph"/>
+        <w:numPr>
+          <w:ilvl w:val="0"/>
+          <w:numId w:val="4"/>
+        </w:numPr>
         <w:jc w:val="both"/>
         <w:rPr>
+          <w:lang w:val="en-GB"/>
+        </w:rPr>
+      </w:pPr>
+      <w:r>
+        <w:rPr>
           <w:i/>
-        </w:rPr>
-      </w:pPr>
-    </w:p>
-    <w:p>
-      <w:pPr>
+          <w:lang w:val="en-GB"/>
+        </w:rPr>
+        <w:t>Note 2:</w:t>
+      </w:r>
+      <w:r>
+        <w:rPr>
+          <w:lang w:val="en-GB"/>
+        </w:rPr>
+        <w:t xml:space="preserve"> </w:t>
+      </w:r>
+      <w:r>
+        <w:rPr>
+          <w:lang w:val="en-GB"/>
+        </w:rPr>
+        <w:t xml:space="preserve">To conform to CAMEL naming </w:t>
+      </w:r>
+      <w:r>
+        <w:rPr>
+          <w:lang w:val="en-GB"/>
+        </w:rPr>
+        <w:t>convention</w:t>
+      </w:r>
+      <w:r>
+        <w:rPr>
+          <w:lang w:val="en-GB"/>
+        </w:rPr>
+        <w:t>s [2]</w:t>
+      </w:r>
+      <w:r>
+        <w:rPr>
+          <w:lang w:val="en-GB"/>
+        </w:rPr>
+        <w:t xml:space="preserve">, attribute names have to start by Uppercase.  </w:t>
+      </w:r>
+    </w:p>
+    <w:p>
+      <w:pPr>
+        <w:rPr>
+          <w:lang w:val="en-GB"/>
+        </w:rPr>
+      </w:pPr>
+    </w:p>
+    <w:p>
+      <w:pPr>
+        <w:pStyle w:val="ListParagraph"/>
+        <w:numPr>
+          <w:ilvl w:val="0"/>
+          <w:numId w:val="4"/>
+        </w:numPr>
         <w:jc w:val="both"/>
+        <w:rPr>
+          <w:lang w:val="en-GB"/>
+        </w:rPr>
       </w:pPr>
       <w:r>
         <w:rPr>
           <w:i/>
-        </w:rPr>
-        <w:t>Note 2</w:t>
-      </w:r>
-      <w:r>
-        <w:rPr>
-          <w:i/>
-        </w:rPr>
-        <w:t>:</w:t>
-      </w:r>
-      <w:r>
-        <w:t xml:space="preserve"> By convention in CAMEL, attribute names have to start by Uppercase.  </w:t>
-      </w:r>
-    </w:p>
-    <w:p/>
+          <w:lang w:val="en-GB"/>
+        </w:rPr>
+        <w:t>Note 3</w:t>
+      </w:r>
+      <w:r>
+        <w:rPr>
+          <w:lang w:val="en-GB"/>
+        </w:rPr>
+        <w:t xml:space="preserve">: If an attribute has a basic type as domain (i.e., string, integer, etc.), its related value has to be defined. </w:t>
+      </w:r>
+    </w:p>
+    <w:p>
+      <w:pPr>
+        <w:rPr>
+          <w:lang w:val="en-GB"/>
+        </w:rPr>
+      </w:pPr>
+    </w:p>
+    <w:p>
+      <w:pPr>
+        <w:rPr>
+          <w:u w:val="single"/>
+          <w:lang w:val="en-GB"/>
+        </w:rPr>
+      </w:pPr>
+      <w:r>
+        <w:rPr>
+          <w:u w:val="single"/>
+          <w:lang w:val="en-GB"/>
+        </w:rPr>
+        <w:t>1.2 Mapping Model</w:t>
+      </w:r>
+    </w:p>
+    <w:p>
+      <w:pPr>
+        <w:rPr>
+          <w:lang w:val="en-GB"/>
+        </w:rPr>
+      </w:pPr>
+    </w:p>
     <w:p>
       <w:pPr>
         <w:jc w:val="both"/>
-      </w:pPr>
-      <w:r>
-        <w:rPr>
-          <w:i/>
-        </w:rPr>
-        <w:t xml:space="preserve">Note </w:t>
-      </w:r>
-      <w:r>
-        <w:rPr>
-          <w:i/>
+        <w:rPr>
+          <w:lang w:val="en-GB"/>
+        </w:rPr>
+      </w:pPr>
+      <w:r>
+        <w:rPr>
+          <w:lang w:val="en-GB"/>
+        </w:rPr>
+        <w:t xml:space="preserve">CP-Generator-Model-to-Solver exploits </w:t>
+      </w:r>
+      <w:r>
+        <w:rPr>
+          <w:lang w:val="en-GB"/>
+        </w:rPr>
+        <w:t xml:space="preserve">the </w:t>
+      </w:r>
+      <w:r>
+        <w:rPr>
+          <w:lang w:val="en-GB"/>
+        </w:rPr>
+        <w:t xml:space="preserve">Saloon core </w:t>
+      </w:r>
+      <w:r>
+        <w:rPr>
+          <w:lang w:val="en-GB"/>
+        </w:rPr>
+        <w:t xml:space="preserve">framework </w:t>
+      </w:r>
+      <w:r>
+        <w:rPr>
+          <w:lang w:val="en-GB"/>
+        </w:rPr>
+        <w:t>[1</w:t>
+      </w:r>
+      <w:r>
+        <w:rPr>
+          <w:lang w:val="en-GB"/>
+        </w:rPr>
+        <w:t>,3</w:t>
+      </w:r>
+      <w:r>
+        <w:rPr>
+          <w:lang w:val="en-GB"/>
+        </w:rPr>
+        <w:t>] in order to select provider candidates according to requirements specified by the CAMEL model</w:t>
+      </w:r>
+      <w:r>
+        <w:rPr>
+          <w:lang w:val="en-GB"/>
+        </w:rPr>
+        <w:t xml:space="preserve"> of the application in terms of </w:t>
+      </w:r>
+      <w:r>
+        <w:rPr>
+          <w:lang w:val="en-GB"/>
+        </w:rPr>
+        <w:t>hardware, location and operating</w:t>
+      </w:r>
+      <w:r>
+        <w:rPr>
+          <w:lang w:val="en-GB"/>
+        </w:rPr>
+        <w:t xml:space="preserve"> system</w:t>
+      </w:r>
+      <w:r>
+        <w:rPr>
+          <w:lang w:val="en-GB"/>
+        </w:rPr>
+        <w:t xml:space="preserve">. </w:t>
+      </w:r>
+      <w:r>
+        <w:rPr>
+          <w:lang w:val="en-GB"/>
+        </w:rPr>
+        <w:t xml:space="preserve">Such a selection relies on having </w:t>
+      </w:r>
+      <w:r>
+        <w:rPr>
+          <w:lang w:val="en-GB"/>
+        </w:rPr>
+        <w:t xml:space="preserve">these requirements independently </w:t>
+      </w:r>
+      <w:r>
+        <w:rPr>
+          <w:lang w:val="en-GB"/>
+        </w:rPr>
+        <w:t xml:space="preserve">defined </w:t>
+      </w:r>
+      <w:r>
+        <w:rPr>
+          <w:lang w:val="en-GB"/>
+        </w:rPr>
+        <w:t>from provider</w:t>
+      </w:r>
+      <w:r>
+        <w:rPr>
+          <w:lang w:val="en-GB"/>
+        </w:rPr>
+        <w:t xml:space="preserve"> capabilities</w:t>
+      </w:r>
+      <w:r>
+        <w:rPr>
+          <w:lang w:val="en-GB"/>
+        </w:rPr>
+        <w:t xml:space="preserve"> </w:t>
+      </w:r>
+      <w:r>
+        <w:rPr>
+          <w:lang w:val="en-GB"/>
+        </w:rPr>
+        <w:t>by</w:t>
+      </w:r>
+      <w:r>
+        <w:rPr>
+          <w:lang w:val="en-GB"/>
+        </w:rPr>
+        <w:t xml:space="preserve"> using an ontology. Figure 5 depicts an excerpt of the ontology used by </w:t>
+      </w:r>
+      <w:r>
+        <w:rPr>
+          <w:lang w:val="en-GB"/>
+        </w:rPr>
+        <w:t xml:space="preserve">the </w:t>
+      </w:r>
+      <w:r>
+        <w:rPr>
+          <w:lang w:val="en-GB"/>
+        </w:rPr>
+        <w:t>CP-Generator-Model-to-Solver</w:t>
+      </w:r>
+      <w:r>
+        <w:rPr>
+          <w:lang w:val="en-GB"/>
+        </w:rPr>
+        <w:t xml:space="preserve"> component</w:t>
+      </w:r>
+      <w:r>
+        <w:rPr>
+          <w:lang w:val="en-GB"/>
+        </w:rPr>
+        <w:t xml:space="preserve">. </w:t>
+      </w:r>
+    </w:p>
+    <w:p>
+      <w:pPr>
+        <w:jc w:val="both"/>
+        <w:rPr>
+          <w:lang w:val="en-GB"/>
+        </w:rPr>
+      </w:pPr>
+    </w:p>
+    <w:p>
+      <w:pPr>
+        <w:jc w:val="both"/>
+        <w:rPr>
+          <w:lang w:val="en-GB"/>
+        </w:rPr>
+      </w:pPr>
+      <w:r>
+        <w:rPr>
+          <w:lang w:val="en-GB"/>
+        </w:rPr>
+        <w:t xml:space="preserve">This ontology provides a unified view of cloud offers. Therefore, in order to consider the new provider </w:t>
+      </w:r>
+      <w:r>
+        <w:rPr>
+          <w:lang w:val="en-GB"/>
+        </w:rPr>
+        <w:t>when selecting candidates</w:t>
+      </w:r>
+      <w:r>
+        <w:rPr>
+          <w:lang w:val="en-GB"/>
+        </w:rPr>
+        <w:t xml:space="preserve">, it is necessary to define a mapping model linking concepts in the ontology with features or attributes in the provider model.  Such a mapping model has to contain at least the mappings listing in table </w:t>
+      </w:r>
+      <w:r>
+        <w:rPr>
+          <w:lang w:val="en-GB"/>
+        </w:rPr>
+        <w:t>2</w:t>
+      </w:r>
+      <w:r>
+        <w:rPr>
+          <w:lang w:val="en-GB"/>
+        </w:rPr>
+        <w:t xml:space="preserve"> and </w:t>
+      </w:r>
+      <w:bookmarkStart w:id="2" w:name="_GoBack"/>
+      <w:bookmarkEnd w:id="2"/>
+      <w:r>
+        <w:rPr>
+          <w:lang w:val="en-GB"/>
         </w:rPr>
         <w:t>3</w:t>
       </w:r>
       <w:r>
-        <w:t xml:space="preserve">: If an attribute has a basic type as domain (i.e., string, integer, etc.), its related value has to be defined. </w:t>
-      </w:r>
-    </w:p>
-    <w:p/>
-    <w:p>
-      <w:pPr>
-        <w:rPr>
-          <w:u w:val="single"/>
-        </w:rPr>
-      </w:pPr>
-      <w:r>
-        <w:rPr>
-          <w:u w:val="single"/>
-        </w:rPr>
-        <w:t>1.2 Mapping Model</w:t>
-      </w:r>
-    </w:p>
-    <w:p/>
-    <w:p>
-      <w:pPr>
-        <w:jc w:val="both"/>
-      </w:pPr>
-      <w:r>
-        <w:t xml:space="preserve">CP-Generator-Model-to-Solver exploits Saloon core [1] in order to select provider candidates according to requirements specified by the CAMEL model. In order to do that, these (hardware, location and operating system) requirements are defined independently from providers by using an ontology. Figure 5 depicts an excerpt of the ontology used by CP-Generator-Model-to-Solver. </w:t>
-      </w:r>
-    </w:p>
-    <w:p>
-      <w:pPr>
-        <w:jc w:val="both"/>
-      </w:pPr>
-    </w:p>
-    <w:p>
-      <w:pPr>
-        <w:jc w:val="both"/>
-      </w:pPr>
-      <w:r>
-        <w:t xml:space="preserve">This ontology provides a unified view of cloud offers. Therefore, in order to consider the new provider as candidate, it is necessary to define a mapping model linking concepts in the ontology with features or attributes in the provider model.  </w:t>
-      </w:r>
-      <w:r>
-        <w:t xml:space="preserve">Such </w:t>
-      </w:r>
-      <w:r>
-        <w:t>a</w:t>
-      </w:r>
-      <w:r>
-        <w:t xml:space="preserve"> mapping model has to contain at least the mappi</w:t>
-      </w:r>
-      <w:r>
-        <w:t xml:space="preserve">ngs listing in table 1 and </w:t>
-      </w:r>
-      <w:r>
-        <w:t xml:space="preserve"> 2. </w:t>
-      </w:r>
-    </w:p>
-    <w:p/>
+        <w:rPr>
+          <w:lang w:val="en-GB"/>
+        </w:rPr>
+        <w:t xml:space="preserve">. </w:t>
+      </w:r>
+    </w:p>
+    <w:p>
+      <w:pPr>
+        <w:rPr>
+          <w:lang w:val="en-GB"/>
+        </w:rPr>
+      </w:pPr>
+    </w:p>
     <w:tbl>
       <w:tblPr>
         <w:tblStyle w:val="TableGrid"/>
@@ -1084,11 +3661,13 @@
               <w:jc w:val="center"/>
               <w:rPr>
                 <w:b/>
+                <w:lang w:val="en-GB"/>
               </w:rPr>
             </w:pPr>
             <w:r>
               <w:rPr>
                 <w:b/>
+                <w:lang w:val="en-GB"/>
               </w:rPr>
               <w:t>Ontology Concept</w:t>
             </w:r>
@@ -1103,11 +3682,13 @@
               <w:jc w:val="center"/>
               <w:rPr>
                 <w:b/>
+                <w:lang w:val="en-GB"/>
               </w:rPr>
             </w:pPr>
             <w:r>
               <w:rPr>
                 <w:b/>
+                <w:lang w:val="en-GB"/>
               </w:rPr>
               <w:t>Feature</w:t>
             </w:r>
@@ -1120,7 +3701,18 @@
             <w:tcW w:w="4261" w:type="dxa"/>
           </w:tcPr>
           <w:p>
-            <w:r>
+            <w:pPr>
+              <w:keepNext/>
+              <w:spacing w:before="240" w:after="120"/>
+              <w:outlineLvl w:val="2"/>
+              <w:rPr>
+                <w:lang w:val="en-GB"/>
+              </w:rPr>
+            </w:pPr>
+            <w:r>
+              <w:rPr>
+                <w:lang w:val="en-GB"/>
+              </w:rPr>
               <w:t>Virtual Machine</w:t>
             </w:r>
           </w:p>
@@ -1130,7 +3722,18 @@
             <w:tcW w:w="4261" w:type="dxa"/>
           </w:tcPr>
           <w:p>
-            <w:r>
+            <w:pPr>
+              <w:keepNext/>
+              <w:spacing w:before="240" w:after="120"/>
+              <w:outlineLvl w:val="2"/>
+              <w:rPr>
+                <w:lang w:val="en-GB"/>
+              </w:rPr>
+            </w:pPr>
+            <w:r>
+              <w:rPr>
+                <w:lang w:val="en-GB"/>
+              </w:rPr>
               <w:t xml:space="preserve">VM </w:t>
             </w:r>
           </w:p>
@@ -1142,13 +3745,25 @@
             <w:tcW w:w="4261" w:type="dxa"/>
           </w:tcPr>
           <w:p>
+            <w:pPr>
+              <w:keepNext/>
+              <w:spacing w:before="240" w:after="120"/>
+              <w:outlineLvl w:val="2"/>
+              <w:rPr>
+                <w:lang w:val="en-GB"/>
+              </w:rPr>
+            </w:pPr>
             <w:r>
               <w:rPr>
                 <w:i/>
+                <w:lang w:val="en-GB"/>
               </w:rPr>
               <w:t>Sub-concept of Location</w:t>
             </w:r>
             <w:r>
+              <w:rPr>
+                <w:lang w:val="en-GB"/>
+              </w:rPr>
               <w:t xml:space="preserve"> (i.e., city, country, etc.)</w:t>
             </w:r>
           </w:p>
@@ -1158,13 +3773,39 @@
             <w:tcW w:w="4261" w:type="dxa"/>
           </w:tcPr>
           <w:p>
+            <w:pPr>
+              <w:keepNext/>
+              <w:spacing w:before="240" w:after="120"/>
+              <w:outlineLvl w:val="2"/>
+              <w:rPr>
+                <w:lang w:val="en-GB"/>
+              </w:rPr>
+            </w:pPr>
             <w:r>
               <w:rPr>
                 <w:i/>
+                <w:lang w:val="en-GB"/>
+              </w:rPr>
+              <w:t>Sub-</w:t>
+            </w:r>
+            <w:r>
+              <w:rPr>
+                <w:i/>
+                <w:lang w:val="en-GB"/>
               </w:rPr>
               <w:t>Feature</w:t>
             </w:r>
             <w:r>
+              <w:rPr>
+                <w:i/>
+                <w:lang w:val="en-GB"/>
+              </w:rPr>
+              <w:t xml:space="preserve"> of Location feature</w:t>
+            </w:r>
+            <w:r>
+              <w:rPr>
+                <w:lang w:val="en-GB"/>
+              </w:rPr>
               <w:t xml:space="preserve"> representing the location</w:t>
             </w:r>
           </w:p>
@@ -1174,18 +3815,45 @@
     <w:p>
       <w:pPr>
         <w:jc w:val="center"/>
-      </w:pPr>
-      <w:r>
-        <w:rPr>
-          <w:b/>
-        </w:rPr>
-        <w:t>Table 1.</w:t>
-      </w:r>
-      <w:r>
+        <w:rPr>
+          <w:lang w:val="en-GB"/>
+        </w:rPr>
+      </w:pPr>
+      <w:r>
+        <w:rPr>
+          <w:b/>
+          <w:lang w:val="en-GB"/>
+        </w:rPr>
+        <w:t xml:space="preserve">Table </w:t>
+      </w:r>
+      <w:r>
+        <w:rPr>
+          <w:b/>
+          <w:lang w:val="en-GB"/>
+        </w:rPr>
+        <w:t>2</w:t>
+      </w:r>
+      <w:r>
+        <w:rPr>
+          <w:b/>
+          <w:lang w:val="en-GB"/>
+        </w:rPr>
+        <w:t>.</w:t>
+      </w:r>
+      <w:r>
+        <w:rPr>
+          <w:lang w:val="en-GB"/>
+        </w:rPr>
         <w:t xml:space="preserve"> Required Concept to Feature Mappings</w:t>
       </w:r>
     </w:p>
-    <w:p/>
+    <w:p>
+      <w:pPr>
+        <w:rPr>
+          <w:lang w:val="en-GB"/>
+        </w:rPr>
+      </w:pPr>
+    </w:p>
     <w:tbl>
       <w:tblPr>
         <w:tblStyle w:val="TableGrid"/>
@@ -1206,11 +3874,13 @@
               <w:jc w:val="center"/>
               <w:rPr>
                 <w:b/>
+                <w:lang w:val="en-GB"/>
               </w:rPr>
             </w:pPr>
             <w:r>
               <w:rPr>
                 <w:b/>
+                <w:lang w:val="en-GB"/>
               </w:rPr>
               <w:t>Ontology Concept</w:t>
             </w:r>
@@ -1225,79 +3895,15 @@
               <w:jc w:val="center"/>
               <w:rPr>
                 <w:b/>
+                <w:lang w:val="en-GB"/>
               </w:rPr>
             </w:pPr>
             <w:r>
               <w:rPr>
                 <w:b/>
+                <w:lang w:val="en-GB"/>
               </w:rPr>
               <w:t>Attribute</w:t>
-            </w:r>
-          </w:p>
-        </w:tc>
-      </w:tr>
-      <w:tr>
-        <w:tc>
-          <w:tcPr>
-            <w:tcW w:w="4261" w:type="dxa"/>
-          </w:tcPr>
-          <w:p>
-            <w:r>
-              <w:t>Core Number</w:t>
-            </w:r>
-          </w:p>
-        </w:tc>
-        <w:tc>
-          <w:tcPr>
-            <w:tcW w:w="4261" w:type="dxa"/>
-          </w:tcPr>
-          <w:p>
-            <w:r>
-              <w:t>VMCores</w:t>
-            </w:r>
-          </w:p>
-        </w:tc>
-      </w:tr>
-      <w:tr>
-        <w:tc>
-          <w:tcPr>
-            <w:tcW w:w="4261" w:type="dxa"/>
-          </w:tcPr>
-          <w:p>
-            <w:r>
-              <w:t>Disk</w:t>
-            </w:r>
-          </w:p>
-        </w:tc>
-        <w:tc>
-          <w:tcPr>
-            <w:tcW w:w="4261" w:type="dxa"/>
-          </w:tcPr>
-          <w:p>
-            <w:r>
-              <w:t>VMStorage</w:t>
-            </w:r>
-          </w:p>
-        </w:tc>
-      </w:tr>
-      <w:tr>
-        <w:tc>
-          <w:tcPr>
-            <w:tcW w:w="4261" w:type="dxa"/>
-          </w:tcPr>
-          <w:p>
-            <w:r>
-              <w:t>Memory</w:t>
-            </w:r>
-          </w:p>
-        </w:tc>
-        <w:tc>
-          <w:tcPr>
-            <w:tcW w:w="4261" w:type="dxa"/>
-          </w:tcPr>
-          <w:p>
-            <w:r>
-              <w:t>VMMemory</w:t>
             </w:r>
           </w:p>
         </w:tc>
@@ -1309,15 +3915,18 @@
           </w:tcPr>
           <w:p>
             <w:pPr>
-              <w:rPr>
-                <w:i/>
+              <w:keepNext/>
+              <w:spacing w:before="240" w:after="120"/>
+              <w:outlineLvl w:val="2"/>
+              <w:rPr>
+                <w:lang w:val="en-GB"/>
               </w:rPr>
             </w:pPr>
             <w:r>
               <w:rPr>
-                <w:i/>
-              </w:rPr>
-              <w:t>Operating System</w:t>
+                <w:lang w:val="en-GB"/>
+              </w:rPr>
+              <w:t>Core Number</w:t>
             </w:r>
           </w:p>
         </w:tc>
@@ -1326,7 +3935,146 @@
             <w:tcW w:w="4261" w:type="dxa"/>
           </w:tcPr>
           <w:p>
-            <w:r>
+            <w:pPr>
+              <w:keepNext/>
+              <w:spacing w:before="240" w:after="120"/>
+              <w:outlineLvl w:val="2"/>
+              <w:rPr>
+                <w:lang w:val="en-GB"/>
+              </w:rPr>
+            </w:pPr>
+            <w:r>
+              <w:rPr>
+                <w:lang w:val="en-GB"/>
+              </w:rPr>
+              <w:t>VMCores</w:t>
+            </w:r>
+          </w:p>
+        </w:tc>
+      </w:tr>
+      <w:tr>
+        <w:tc>
+          <w:tcPr>
+            <w:tcW w:w="4261" w:type="dxa"/>
+          </w:tcPr>
+          <w:p>
+            <w:pPr>
+              <w:keepNext/>
+              <w:spacing w:before="240" w:after="120"/>
+              <w:outlineLvl w:val="2"/>
+              <w:rPr>
+                <w:lang w:val="en-GB"/>
+              </w:rPr>
+            </w:pPr>
+            <w:r>
+              <w:rPr>
+                <w:lang w:val="en-GB"/>
+              </w:rPr>
+              <w:t>Disk</w:t>
+            </w:r>
+          </w:p>
+        </w:tc>
+        <w:tc>
+          <w:tcPr>
+            <w:tcW w:w="4261" w:type="dxa"/>
+          </w:tcPr>
+          <w:p>
+            <w:pPr>
+              <w:keepNext/>
+              <w:spacing w:before="240" w:after="120"/>
+              <w:outlineLvl w:val="2"/>
+              <w:rPr>
+                <w:lang w:val="en-GB"/>
+              </w:rPr>
+            </w:pPr>
+            <w:r>
+              <w:rPr>
+                <w:lang w:val="en-GB"/>
+              </w:rPr>
+              <w:t>VMStorage</w:t>
+            </w:r>
+          </w:p>
+        </w:tc>
+      </w:tr>
+      <w:tr>
+        <w:tc>
+          <w:tcPr>
+            <w:tcW w:w="4261" w:type="dxa"/>
+          </w:tcPr>
+          <w:p>
+            <w:pPr>
+              <w:keepNext/>
+              <w:spacing w:before="240" w:after="120"/>
+              <w:outlineLvl w:val="2"/>
+              <w:rPr>
+                <w:lang w:val="en-GB"/>
+              </w:rPr>
+            </w:pPr>
+            <w:r>
+              <w:rPr>
+                <w:lang w:val="en-GB"/>
+              </w:rPr>
+              <w:t>Memory</w:t>
+            </w:r>
+          </w:p>
+        </w:tc>
+        <w:tc>
+          <w:tcPr>
+            <w:tcW w:w="4261" w:type="dxa"/>
+          </w:tcPr>
+          <w:p>
+            <w:pPr>
+              <w:rPr>
+                <w:lang w:val="en-GB"/>
+              </w:rPr>
+            </w:pPr>
+            <w:r>
+              <w:rPr>
+                <w:lang w:val="en-GB"/>
+              </w:rPr>
+              <w:t>VMMemory</w:t>
+            </w:r>
+          </w:p>
+        </w:tc>
+      </w:tr>
+      <w:tr>
+        <w:tc>
+          <w:tcPr>
+            <w:tcW w:w="4261" w:type="dxa"/>
+          </w:tcPr>
+          <w:p>
+            <w:pPr>
+              <w:rPr>
+                <w:i/>
+                <w:lang w:val="en-GB"/>
+              </w:rPr>
+            </w:pPr>
+            <w:r>
+              <w:rPr>
+                <w:i/>
+                <w:lang w:val="en-GB"/>
+              </w:rPr>
+              <w:t>Operating System</w:t>
+            </w:r>
+          </w:p>
+        </w:tc>
+        <w:tc>
+          <w:tcPr>
+            <w:tcW w:w="4261" w:type="dxa"/>
+          </w:tcPr>
+          <w:p>
+            <w:pPr>
+              <w:keepNext/>
+              <w:spacing w:before="240" w:after="120"/>
+              <w:outlineLvl w:val="2"/>
+              <w:rPr>
+                <w:lang w:val="en-GB"/>
+              </w:rPr>
+            </w:pPr>
+            <w:r>
+              <w:rPr>
+                <w:lang w:val="en-GB"/>
+              </w:rPr>
               <w:t>VMOS</w:t>
             </w:r>
           </w:p>
@@ -1336,74 +4084,124 @@
     <w:p>
       <w:pPr>
         <w:jc w:val="center"/>
-      </w:pPr>
-      <w:r>
-        <w:rPr>
-          <w:b/>
-        </w:rPr>
-        <w:t>Table 2</w:t>
-      </w:r>
-      <w:r>
-        <w:rPr>
-          <w:b/>
+        <w:rPr>
+          <w:lang w:val="en-GB"/>
+        </w:rPr>
+      </w:pPr>
+      <w:r>
+        <w:rPr>
+          <w:b/>
+          <w:lang w:val="en-GB"/>
+        </w:rPr>
+        <w:t xml:space="preserve">Table </w:t>
+      </w:r>
+      <w:r>
+        <w:rPr>
+          <w:b/>
+          <w:lang w:val="en-GB"/>
+        </w:rPr>
+        <w:t>3</w:t>
+      </w:r>
+      <w:r>
+        <w:rPr>
+          <w:b/>
+          <w:lang w:val="en-GB"/>
         </w:rPr>
         <w:t>.</w:t>
       </w:r>
       <w:r>
+        <w:rPr>
+          <w:lang w:val="en-GB"/>
+        </w:rPr>
         <w:t xml:space="preserve"> Required Concept to Attribute Mappings</w:t>
       </w:r>
     </w:p>
     <w:p>
       <w:pPr>
         <w:jc w:val="both"/>
+        <w:rPr>
+          <w:lang w:val="en-GB"/>
+        </w:rPr>
       </w:pPr>
     </w:p>
     <w:p>
       <w:pPr>
         <w:jc w:val="both"/>
-      </w:pPr>
-      <w:r>
+        <w:rPr>
+          <w:lang w:val="en-GB"/>
+        </w:rPr>
+      </w:pPr>
+      <w:r>
+        <w:rPr>
+          <w:lang w:val="en-GB"/>
+        </w:rPr>
+        <w:t xml:space="preserve">Figure 6 presents the mapping for Omistack with 4 “concept to feature” mappings and 6 “concept to attribute” mappings and the </w:t>
+      </w:r>
+      <w:r>
+        <w:rPr>
+          <w:lang w:val="en-GB"/>
+        </w:rPr>
+        <w:t xml:space="preserve">respective information </w:t>
+      </w:r>
+      <w:r>
+        <w:rPr>
+          <w:lang w:val="en-GB"/>
+        </w:rPr>
+        <w:t>detail</w:t>
+      </w:r>
+      <w:r>
+        <w:rPr>
+          <w:lang w:val="en-GB"/>
+        </w:rPr>
+        <w:t>s</w:t>
+      </w:r>
+      <w:r>
+        <w:rPr>
+          <w:lang w:val="en-GB"/>
+        </w:rPr>
+        <w:t xml:space="preserve"> </w:t>
+      </w:r>
+      <w:r>
+        <w:rPr>
+          <w:lang w:val="en-GB"/>
+        </w:rPr>
+        <w:t>for</w:t>
+      </w:r>
+      <w:r>
+        <w:rPr>
+          <w:lang w:val="en-GB"/>
+        </w:rPr>
+        <w:t xml:space="preserve"> some of them.   </w:t>
+      </w:r>
+    </w:p>
+    <w:p>
+      <w:pPr>
+        <w:jc w:val="both"/>
+        <w:rPr>
+          <w:lang w:val="en-GB"/>
+        </w:rPr>
+      </w:pPr>
+    </w:p>
+    <w:p>
+      <w:pPr>
+        <w:rPr>
+          <w:lang w:val="en-GB"/>
+        </w:rPr>
+      </w:pPr>
+    </w:p>
+    <w:p>
+      <w:pPr>
+        <w:rPr>
+          <w:lang w:val="en-GB"/>
+        </w:rPr>
+      </w:pPr>
+      <w:r>
+        <w:rPr>
+          <w:noProof/>
+        </w:rPr>
         <w:lastRenderedPageBreak/>
-        <w:t>Figure 6 presents</w:t>
-      </w:r>
-      <w:r>
-        <w:t xml:space="preserve"> the mapping for Omistack with 4</w:t>
-      </w:r>
-      <w:r>
-        <w:t xml:space="preserve"> “concept to feature” mappings and </w:t>
-      </w:r>
-      <w:r>
-        <w:t>6</w:t>
-      </w:r>
-      <w:r>
-        <w:t xml:space="preserve"> “concept to attribute” mapping</w:t>
-      </w:r>
-      <w:r>
-        <w:t>s</w:t>
-      </w:r>
-      <w:r>
-        <w:t xml:space="preserve"> and the detail of s</w:t>
-      </w:r>
-      <w:r>
-        <w:t>ome of them</w:t>
-      </w:r>
-      <w:r>
-        <w:t xml:space="preserve">.   </w:t>
-      </w:r>
-    </w:p>
-    <w:p>
-      <w:pPr>
-        <w:jc w:val="both"/>
-      </w:pPr>
-    </w:p>
-    <w:p/>
-    <w:p>
-      <w:r>
-        <w:rPr>
-          <w:noProof/>
-        </w:rPr>
         <w:drawing>
-          <wp:anchor distT="0" distB="0" distL="114300" distR="122555" simplePos="0" relativeHeight="2" behindDoc="0" locked="0" layoutInCell="1" allowOverlap="1" wp14:anchorId="7477E431" wp14:editId="367A10E1">
+          <wp:anchor distT="0" distB="0" distL="114300" distR="122555" simplePos="0" relativeHeight="251659264" behindDoc="0" locked="0" layoutInCell="1" allowOverlap="1" wp14:anchorId="106465EF" wp14:editId="76A7342C">
             <wp:simplePos x="0" y="0"/>
             <wp:positionH relativeFrom="column">
               <wp:posOffset>571500</wp:posOffset>
@@ -1449,301 +4247,367 @@
         </w:drawing>
       </w:r>
     </w:p>
-    <w:p/>
-    <w:p/>
-    <w:p/>
-    <w:p/>
-    <w:p>
-      <w:pPr>
-        <w:rPr>
-          <w:b/>
-        </w:rPr>
-      </w:pPr>
-    </w:p>
-    <w:p>
-      <w:pPr>
-        <w:rPr>
-          <w:b/>
-        </w:rPr>
-      </w:pPr>
-    </w:p>
-    <w:p>
-      <w:pPr>
-        <w:rPr>
-          <w:b/>
-        </w:rPr>
-      </w:pPr>
-    </w:p>
-    <w:p>
-      <w:pPr>
-        <w:rPr>
-          <w:b/>
-        </w:rPr>
-      </w:pPr>
-    </w:p>
-    <w:p>
-      <w:pPr>
-        <w:rPr>
-          <w:b/>
-        </w:rPr>
-      </w:pPr>
-    </w:p>
-    <w:p>
-      <w:pPr>
-        <w:rPr>
-          <w:b/>
-        </w:rPr>
-      </w:pPr>
-    </w:p>
-    <w:p>
-      <w:pPr>
-        <w:rPr>
-          <w:b/>
-        </w:rPr>
-      </w:pPr>
-    </w:p>
-    <w:p>
-      <w:pPr>
-        <w:rPr>
-          <w:b/>
-        </w:rPr>
-      </w:pPr>
-    </w:p>
-    <w:p>
-      <w:pPr>
-        <w:rPr>
-          <w:b/>
-        </w:rPr>
-      </w:pPr>
-    </w:p>
-    <w:p>
-      <w:pPr>
-        <w:rPr>
-          <w:b/>
-        </w:rPr>
-      </w:pPr>
-    </w:p>
-    <w:p>
-      <w:pPr>
-        <w:rPr>
-          <w:b/>
-        </w:rPr>
-      </w:pPr>
-    </w:p>
-    <w:p>
-      <w:pPr>
-        <w:rPr>
-          <w:b/>
-        </w:rPr>
-      </w:pPr>
-    </w:p>
-    <w:p>
-      <w:pPr>
-        <w:rPr>
-          <w:b/>
-        </w:rPr>
-      </w:pPr>
-    </w:p>
-    <w:p>
-      <w:pPr>
-        <w:rPr>
-          <w:b/>
-        </w:rPr>
-      </w:pPr>
-    </w:p>
-    <w:p>
-      <w:pPr>
-        <w:rPr>
-          <w:b/>
-        </w:rPr>
-      </w:pPr>
-    </w:p>
-    <w:p>
-      <w:pPr>
-        <w:rPr>
-          <w:b/>
-        </w:rPr>
-      </w:pPr>
-    </w:p>
-    <w:p>
-      <w:pPr>
-        <w:rPr>
-          <w:b/>
-        </w:rPr>
-      </w:pPr>
-    </w:p>
-    <w:p>
-      <w:pPr>
-        <w:rPr>
-          <w:b/>
-        </w:rPr>
-      </w:pPr>
-    </w:p>
-    <w:p>
-      <w:pPr>
-        <w:rPr>
-          <w:b/>
-        </w:rPr>
-      </w:pPr>
-    </w:p>
-    <w:p>
-      <w:pPr>
-        <w:rPr>
-          <w:b/>
-        </w:rPr>
-      </w:pPr>
-    </w:p>
-    <w:p>
-      <w:pPr>
-        <w:rPr>
-          <w:b/>
-        </w:rPr>
-      </w:pPr>
-    </w:p>
-    <w:p>
-      <w:pPr>
-        <w:rPr>
-          <w:b/>
-        </w:rPr>
-      </w:pPr>
-    </w:p>
-    <w:p>
-      <w:pPr>
-        <w:rPr>
-          <w:b/>
-        </w:rPr>
-      </w:pPr>
-    </w:p>
-    <w:p>
-      <w:pPr>
-        <w:rPr>
-          <w:b/>
-        </w:rPr>
-      </w:pPr>
-    </w:p>
-    <w:p>
-      <w:pPr>
-        <w:rPr>
-          <w:b/>
-        </w:rPr>
-      </w:pPr>
-    </w:p>
-    <w:p>
-      <w:pPr>
-        <w:rPr>
-          <w:b/>
-        </w:rPr>
-      </w:pPr>
-    </w:p>
-    <w:p>
-      <w:pPr>
-        <w:rPr>
-          <w:b/>
-        </w:rPr>
-      </w:pPr>
-    </w:p>
-    <w:p>
-      <w:pPr>
-        <w:rPr>
-          <w:b/>
-        </w:rPr>
-      </w:pPr>
-    </w:p>
-    <w:p>
-      <w:pPr>
-        <w:rPr>
-          <w:b/>
-        </w:rPr>
-      </w:pPr>
-    </w:p>
-    <w:p>
-      <w:pPr>
-        <w:rPr>
-          <w:b/>
-        </w:rPr>
-      </w:pPr>
-    </w:p>
-    <w:p>
-      <w:pPr>
-        <w:rPr>
-          <w:b/>
-        </w:rPr>
-      </w:pPr>
-    </w:p>
-    <w:p>
-      <w:pPr>
-        <w:rPr>
-          <w:b/>
-        </w:rPr>
-      </w:pPr>
-    </w:p>
-    <w:p>
-      <w:pPr>
-        <w:rPr>
-          <w:b/>
-        </w:rPr>
-      </w:pPr>
-    </w:p>
-    <w:p>
-      <w:pPr>
-        <w:rPr>
-          <w:b/>
-        </w:rPr>
-      </w:pPr>
-    </w:p>
-    <w:p>
-      <w:pPr>
-        <w:rPr>
-          <w:b/>
-        </w:rPr>
-      </w:pPr>
-    </w:p>
-    <w:p>
-      <w:pPr>
-        <w:rPr>
-          <w:b/>
-        </w:rPr>
-      </w:pPr>
-    </w:p>
-    <w:p>
-      <w:pPr>
-        <w:rPr>
-          <w:b/>
-        </w:rPr>
-      </w:pPr>
-    </w:p>
-    <w:p>
-      <w:pPr>
-        <w:rPr>
-          <w:b/>
-        </w:rPr>
-      </w:pPr>
-    </w:p>
-    <w:p>
-      <w:pPr>
-        <w:rPr>
-          <w:b/>
-        </w:rPr>
-      </w:pPr>
-    </w:p>
-    <w:p>
-      <w:pPr>
-        <w:rPr>
-          <w:b/>
-        </w:rPr>
-      </w:pPr>
-    </w:p>
-    <w:p>
-      <w:pPr>
-        <w:rPr>
-          <w:b/>
-        </w:rPr>
-      </w:pPr>
-    </w:p>
-    <w:p>
-      <w:pPr>
-        <w:rPr>
-          <w:b/>
+    <w:p>
+      <w:pPr>
+        <w:rPr>
+          <w:lang w:val="en-GB"/>
+        </w:rPr>
+      </w:pPr>
+    </w:p>
+    <w:p>
+      <w:pPr>
+        <w:rPr>
+          <w:lang w:val="en-GB"/>
+        </w:rPr>
+      </w:pPr>
+    </w:p>
+    <w:p>
+      <w:pPr>
+        <w:rPr>
+          <w:lang w:val="en-GB"/>
+        </w:rPr>
+      </w:pPr>
+    </w:p>
+    <w:p>
+      <w:pPr>
+        <w:rPr>
+          <w:lang w:val="en-GB"/>
+        </w:rPr>
+      </w:pPr>
+    </w:p>
+    <w:p>
+      <w:pPr>
+        <w:rPr>
+          <w:b/>
+          <w:lang w:val="en-GB"/>
+        </w:rPr>
+      </w:pPr>
+    </w:p>
+    <w:p>
+      <w:pPr>
+        <w:rPr>
+          <w:b/>
+          <w:lang w:val="en-GB"/>
+        </w:rPr>
+      </w:pPr>
+    </w:p>
+    <w:p>
+      <w:pPr>
+        <w:rPr>
+          <w:b/>
+          <w:lang w:val="en-GB"/>
+        </w:rPr>
+      </w:pPr>
+    </w:p>
+    <w:p>
+      <w:pPr>
+        <w:rPr>
+          <w:b/>
+          <w:lang w:val="en-GB"/>
+        </w:rPr>
+      </w:pPr>
+    </w:p>
+    <w:p>
+      <w:pPr>
+        <w:rPr>
+          <w:b/>
+          <w:lang w:val="en-GB"/>
+        </w:rPr>
+      </w:pPr>
+    </w:p>
+    <w:p>
+      <w:pPr>
+        <w:rPr>
+          <w:b/>
+          <w:lang w:val="en-GB"/>
+        </w:rPr>
+      </w:pPr>
+    </w:p>
+    <w:p>
+      <w:pPr>
+        <w:rPr>
+          <w:b/>
+          <w:lang w:val="en-GB"/>
+        </w:rPr>
+      </w:pPr>
+    </w:p>
+    <w:p>
+      <w:pPr>
+        <w:rPr>
+          <w:b/>
+          <w:lang w:val="en-GB"/>
+        </w:rPr>
+      </w:pPr>
+    </w:p>
+    <w:p>
+      <w:pPr>
+        <w:rPr>
+          <w:b/>
+          <w:lang w:val="en-GB"/>
+        </w:rPr>
+      </w:pPr>
+    </w:p>
+    <w:p>
+      <w:pPr>
+        <w:rPr>
+          <w:b/>
+          <w:lang w:val="en-GB"/>
+        </w:rPr>
+      </w:pPr>
+    </w:p>
+    <w:p>
+      <w:pPr>
+        <w:rPr>
+          <w:b/>
+          <w:lang w:val="en-GB"/>
+        </w:rPr>
+      </w:pPr>
+    </w:p>
+    <w:p>
+      <w:pPr>
+        <w:rPr>
+          <w:b/>
+          <w:lang w:val="en-GB"/>
+        </w:rPr>
+      </w:pPr>
+    </w:p>
+    <w:p>
+      <w:pPr>
+        <w:rPr>
+          <w:b/>
+          <w:lang w:val="en-GB"/>
+        </w:rPr>
+      </w:pPr>
+    </w:p>
+    <w:p>
+      <w:pPr>
+        <w:rPr>
+          <w:b/>
+          <w:lang w:val="en-GB"/>
+        </w:rPr>
+      </w:pPr>
+    </w:p>
+    <w:p>
+      <w:pPr>
+        <w:rPr>
+          <w:b/>
+          <w:lang w:val="en-GB"/>
+        </w:rPr>
+      </w:pPr>
+    </w:p>
+    <w:p>
+      <w:pPr>
+        <w:rPr>
+          <w:b/>
+          <w:lang w:val="en-GB"/>
+        </w:rPr>
+      </w:pPr>
+    </w:p>
+    <w:p>
+      <w:pPr>
+        <w:rPr>
+          <w:b/>
+          <w:lang w:val="en-GB"/>
+        </w:rPr>
+      </w:pPr>
+    </w:p>
+    <w:p>
+      <w:pPr>
+        <w:rPr>
+          <w:b/>
+          <w:lang w:val="en-GB"/>
+        </w:rPr>
+      </w:pPr>
+    </w:p>
+    <w:p>
+      <w:pPr>
+        <w:rPr>
+          <w:b/>
+          <w:lang w:val="en-GB"/>
+        </w:rPr>
+      </w:pPr>
+    </w:p>
+    <w:p>
+      <w:pPr>
+        <w:rPr>
+          <w:b/>
+          <w:lang w:val="en-GB"/>
+        </w:rPr>
+      </w:pPr>
+    </w:p>
+    <w:p>
+      <w:pPr>
+        <w:rPr>
+          <w:b/>
+          <w:lang w:val="en-GB"/>
+        </w:rPr>
+      </w:pPr>
+    </w:p>
+    <w:p>
+      <w:pPr>
+        <w:rPr>
+          <w:b/>
+          <w:lang w:val="en-GB"/>
+        </w:rPr>
+      </w:pPr>
+    </w:p>
+    <w:p>
+      <w:pPr>
+        <w:rPr>
+          <w:b/>
+          <w:lang w:val="en-GB"/>
+        </w:rPr>
+      </w:pPr>
+    </w:p>
+    <w:p>
+      <w:pPr>
+        <w:rPr>
+          <w:b/>
+          <w:lang w:val="en-GB"/>
+        </w:rPr>
+      </w:pPr>
+    </w:p>
+    <w:p>
+      <w:pPr>
+        <w:rPr>
+          <w:b/>
+          <w:lang w:val="en-GB"/>
+        </w:rPr>
+      </w:pPr>
+    </w:p>
+    <w:p>
+      <w:pPr>
+        <w:rPr>
+          <w:b/>
+          <w:lang w:val="en-GB"/>
+        </w:rPr>
+      </w:pPr>
+    </w:p>
+    <w:p>
+      <w:pPr>
+        <w:rPr>
+          <w:b/>
+          <w:lang w:val="en-GB"/>
+        </w:rPr>
+      </w:pPr>
+    </w:p>
+    <w:p>
+      <w:pPr>
+        <w:rPr>
+          <w:b/>
+          <w:lang w:val="en-GB"/>
+        </w:rPr>
+      </w:pPr>
+    </w:p>
+    <w:p>
+      <w:pPr>
+        <w:rPr>
+          <w:b/>
+          <w:lang w:val="en-GB"/>
+        </w:rPr>
+      </w:pPr>
+    </w:p>
+    <w:p>
+      <w:pPr>
+        <w:rPr>
+          <w:b/>
+          <w:lang w:val="en-GB"/>
+        </w:rPr>
+      </w:pPr>
+    </w:p>
+    <w:p>
+      <w:pPr>
+        <w:rPr>
+          <w:b/>
+          <w:lang w:val="en-GB"/>
+        </w:rPr>
+      </w:pPr>
+    </w:p>
+    <w:p>
+      <w:pPr>
+        <w:rPr>
+          <w:b/>
+          <w:lang w:val="en-GB"/>
+        </w:rPr>
+      </w:pPr>
+    </w:p>
+    <w:p>
+      <w:pPr>
+        <w:rPr>
+          <w:b/>
+          <w:lang w:val="en-GB"/>
+        </w:rPr>
+      </w:pPr>
+    </w:p>
+    <w:p>
+      <w:pPr>
+        <w:rPr>
+          <w:b/>
+          <w:lang w:val="en-GB"/>
+        </w:rPr>
+      </w:pPr>
+    </w:p>
+    <w:p>
+      <w:pPr>
+        <w:rPr>
+          <w:b/>
+          <w:lang w:val="en-GB"/>
+        </w:rPr>
+      </w:pPr>
+    </w:p>
+    <w:p>
+      <w:pPr>
+        <w:rPr>
+          <w:b/>
+          <w:lang w:val="en-GB"/>
+        </w:rPr>
+      </w:pPr>
+    </w:p>
+    <w:p>
+      <w:pPr>
+        <w:rPr>
+          <w:b/>
+          <w:lang w:val="en-GB"/>
+        </w:rPr>
+      </w:pPr>
+    </w:p>
+    <w:p>
+      <w:pPr>
+        <w:rPr>
+          <w:b/>
+          <w:lang w:val="en-GB"/>
+        </w:rPr>
+      </w:pPr>
+    </w:p>
+    <w:p>
+      <w:pPr>
+        <w:rPr>
+          <w:b/>
+          <w:lang w:val="en-GB"/>
+        </w:rPr>
+      </w:pPr>
+    </w:p>
+    <w:p>
+      <w:pPr>
+        <w:rPr>
+          <w:b/>
+          <w:lang w:val="en-GB"/>
+        </w:rPr>
+      </w:pPr>
+    </w:p>
+    <w:p>
+      <w:pPr>
+        <w:rPr>
+          <w:b/>
+          <w:lang w:val="en-GB"/>
+        </w:rPr>
+      </w:pPr>
+    </w:p>
+    <w:p>
+      <w:pPr>
+        <w:rPr>
+          <w:b/>
+          <w:lang w:val="en-GB"/>
         </w:rPr>
       </w:pPr>
     </w:p>
@@ -1752,17 +4616,20 @@
         <w:jc w:val="center"/>
         <w:rPr>
           <w:i/>
-        </w:rPr>
-      </w:pPr>
-      <w:r>
-        <w:rPr>
-          <w:b/>
+          <w:lang w:val="en-GB"/>
+        </w:rPr>
+      </w:pPr>
+      <w:r>
+        <w:rPr>
+          <w:b/>
+          <w:lang w:val="en-GB"/>
         </w:rPr>
         <w:t xml:space="preserve">Figure 5. </w:t>
       </w:r>
       <w:r>
         <w:rPr>
           <w:i/>
+          <w:lang w:val="en-GB"/>
         </w:rPr>
         <w:t>Saloon Ontology (Excerpt)</w:t>
       </w:r>
@@ -1772,6 +4639,7 @@
         <w:jc w:val="center"/>
         <w:rPr>
           <w:b/>
+          <w:lang w:val="en-GB"/>
         </w:rPr>
       </w:pPr>
     </w:p>
@@ -1780,14 +4648,16 @@
         <w:jc w:val="center"/>
         <w:rPr>
           <w:b/>
+          <w:lang w:val="en-GB"/>
         </w:rPr>
       </w:pPr>
       <w:r>
         <w:rPr>
           <w:noProof/>
         </w:rPr>
+        <w:lastRenderedPageBreak/>
         <w:drawing>
-          <wp:inline distT="0" distB="8255" distL="0" distR="8890" wp14:anchorId="03E662EE" wp14:editId="386DFA1C">
+          <wp:inline distT="0" distB="8255" distL="0" distR="8890" wp14:anchorId="07897E97" wp14:editId="40CA0B0C">
             <wp:extent cx="5274310" cy="1719580"/>
             <wp:effectExtent l="0" t="0" r="0" b="0"/>
             <wp:docPr id="6" name="Picture 5"/>
@@ -1830,17 +4700,20 @@
         <w:jc w:val="center"/>
         <w:rPr>
           <w:i/>
-        </w:rPr>
-      </w:pPr>
-      <w:r>
-        <w:rPr>
-          <w:b/>
+          <w:lang w:val="en-GB"/>
+        </w:rPr>
+      </w:pPr>
+      <w:r>
+        <w:rPr>
+          <w:b/>
+          <w:lang w:val="en-GB"/>
         </w:rPr>
         <w:t xml:space="preserve">Figure 6. </w:t>
       </w:r>
       <w:r>
         <w:rPr>
           <w:i/>
+          <w:lang w:val="en-GB"/>
         </w:rPr>
         <w:t>Mapping for Omistack</w:t>
       </w:r>
@@ -1849,33 +4722,52 @@
       <w:pPr>
         <w:rPr>
           <w:b/>
-        </w:rPr>
-      </w:pPr>
-    </w:p>
-    <w:p>
-      <w:pPr>
-        <w:rPr>
-          <w:b/>
-        </w:rPr>
-      </w:pPr>
-    </w:p>
-    <w:p>
-      <w:pPr>
-        <w:rPr>
-          <w:b/>
-        </w:rPr>
-      </w:pPr>
-      <w:r>
-        <w:rPr>
-          <w:b/>
-        </w:rPr>
-        <w:t xml:space="preserve">2. Models to Modify </w:t>
-      </w:r>
-    </w:p>
-    <w:p>
-      <w:pPr>
-        <w:rPr>
-          <w:b/>
+          <w:lang w:val="en-GB"/>
+        </w:rPr>
+      </w:pPr>
+    </w:p>
+    <w:p>
+      <w:pPr>
+        <w:rPr>
+          <w:b/>
+          <w:lang w:val="en-GB"/>
+        </w:rPr>
+      </w:pPr>
+    </w:p>
+    <w:p>
+      <w:pPr>
+        <w:rPr>
+          <w:b/>
+          <w:lang w:val="en-GB"/>
+        </w:rPr>
+      </w:pPr>
+      <w:r>
+        <w:rPr>
+          <w:b/>
+          <w:lang w:val="en-GB"/>
+        </w:rPr>
+        <w:t xml:space="preserve">2. </w:t>
+      </w:r>
+      <w:r>
+        <w:rPr>
+          <w:b/>
+          <w:lang w:val="en-GB"/>
+        </w:rPr>
+        <w:t xml:space="preserve">Modification of Existing </w:t>
+      </w:r>
+      <w:r>
+        <w:rPr>
+          <w:b/>
+          <w:lang w:val="en-GB"/>
+        </w:rPr>
+        <w:t xml:space="preserve">Models </w:t>
+      </w:r>
+    </w:p>
+    <w:p>
+      <w:pPr>
+        <w:rPr>
+          <w:b/>
+          <w:lang w:val="en-GB"/>
         </w:rPr>
       </w:pPr>
     </w:p>
@@ -1883,34 +4775,69 @@
       <w:pPr>
         <w:rPr>
           <w:u w:val="single"/>
+          <w:lang w:val="en-GB"/>
         </w:rPr>
       </w:pPr>
       <w:r>
         <w:rPr>
           <w:u w:val="single"/>
-        </w:rPr>
-        <w:t xml:space="preserve">2.1 Ontology.xmi </w:t>
-      </w:r>
-    </w:p>
-    <w:p>
-      <w:pPr>
-        <w:rPr>
-          <w:b/>
+          <w:lang w:val="en-GB"/>
+        </w:rPr>
+        <w:t>2.1 Ontology</w:t>
+      </w:r>
+      <w:r>
+        <w:rPr>
+          <w:u w:val="single"/>
+          <w:lang w:val="en-GB"/>
+        </w:rPr>
+        <w:t xml:space="preserve"> Model</w:t>
+      </w:r>
+    </w:p>
+    <w:p>
+      <w:pPr>
+        <w:rPr>
+          <w:b/>
+          <w:lang w:val="en-GB"/>
         </w:rPr>
       </w:pPr>
     </w:p>
     <w:p>
       <w:pPr>
         <w:jc w:val="both"/>
-      </w:pPr>
-      <w:r>
-        <w:t xml:space="preserve">Figure 5 depicts an excerpt of this model (cf. src/main/resources/model/ontology). The ontology only has to be modified if locations or operating systems related to the new provider are not included. Locations have to be subconcepts of the “Location” concept. Operating systems have to be subconcepts of “OS”.  </w:t>
+        <w:rPr>
+          <w:lang w:val="en-GB"/>
+        </w:rPr>
+      </w:pPr>
+      <w:r>
+        <w:rPr>
+          <w:lang w:val="en-GB"/>
+        </w:rPr>
+        <w:t>Figure 5 depicts an excerpt of this model (cf. src/main/resources/model/ontology</w:t>
+      </w:r>
+      <w:r>
+        <w:rPr>
+          <w:lang w:val="en-GB"/>
+        </w:rPr>
+        <w:t>/Ontology.xmi</w:t>
+      </w:r>
+      <w:r>
+        <w:rPr>
+          <w:lang w:val="en-GB"/>
+        </w:rPr>
+        <w:t>). The ontology only has to be modified if locations or operating systems related to the new provider are not included. Locations have to be subconcepts of the “Location” concept. Operating systems have to be subconcepts of “OS</w:t>
+      </w:r>
+      <w:r>
+        <w:rPr>
+          <w:lang w:val="en-GB"/>
+        </w:rPr>
+        <w:t xml:space="preserve">”.  </w:t>
       </w:r>
     </w:p>
     <w:p>
       <w:pPr>
         <w:rPr>
           <w:u w:val="single"/>
+          <w:lang w:val="en-GB"/>
         </w:rPr>
       </w:pPr>
     </w:p>
@@ -1918,47 +4845,71 @@
       <w:pPr>
         <w:rPr>
           <w:u w:val="single"/>
+          <w:lang w:val="en-GB"/>
         </w:rPr>
       </w:pPr>
       <w:r>
         <w:rPr>
           <w:u w:val="single"/>
-        </w:rPr>
-        <w:t>2.2</w:t>
+          <w:lang w:val="en-GB"/>
+        </w:rPr>
+        <w:t>2.2 Locations</w:t>
       </w:r>
       <w:r>
         <w:rPr>
           <w:u w:val="single"/>
-        </w:rPr>
-        <w:t xml:space="preserve"> Locations.xmi</w:t>
-      </w:r>
-    </w:p>
-    <w:p>
-      <w:pPr>
-        <w:rPr>
-          <w:b/>
+          <w:lang w:val="en-GB"/>
+        </w:rPr>
+        <w:t xml:space="preserve"> Model</w:t>
+      </w:r>
+    </w:p>
+    <w:p>
+      <w:pPr>
+        <w:rPr>
+          <w:b/>
+          <w:lang w:val="en-GB"/>
         </w:rPr>
       </w:pPr>
     </w:p>
     <w:p>
       <w:pPr>
         <w:jc w:val="both"/>
-      </w:pPr>
-      <w:r>
-        <w:t xml:space="preserve">The location model (cf. src/main/resources/model/cp) has to be modified only if the location of the provider does not exist. If the new location is a city, the continent and the country have to be specified. If it is a country, the continent has to be specified. For each location, alternative names can also be provided. Figure 7 depicts the locations model. Please notice that alternatives names as well as relationships between city, country and continent will be used by CP-Model-to-Solver in order to determine if the provider is a suitable candidate. </w:t>
-      </w:r>
-    </w:p>
-    <w:p>
-      <w:pPr>
-        <w:rPr>
-          <w:b/>
-        </w:rPr>
-      </w:pPr>
-    </w:p>
-    <w:p>
-      <w:pPr>
-        <w:rPr>
-          <w:b/>
+        <w:rPr>
+          <w:lang w:val="en-GB"/>
+        </w:rPr>
+      </w:pPr>
+      <w:r>
+        <w:rPr>
+          <w:lang w:val="en-GB"/>
+        </w:rPr>
+        <w:t>The location model (cf. src/main/resources/model/cp</w:t>
+      </w:r>
+      <w:r>
+        <w:rPr>
+          <w:lang w:val="en-GB"/>
+        </w:rPr>
+        <w:t>/Locations.xmi</w:t>
+      </w:r>
+      <w:r>
+        <w:rPr>
+          <w:lang w:val="en-GB"/>
+        </w:rPr>
+        <w:t xml:space="preserve">) has to be modified only if the location of the provider does not exist. If the new location is a city, the continent and the country have to be specified. If it is a country, the continent has to be specified. For each location, alternative names can also be provided. Figure 7 depicts the locations model. Please notice that alternatives names as well as relationships between city, country and continent will be used by CP-Model-to-Solver in order to determine if the provider is a suitable candidate. </w:t>
+      </w:r>
+    </w:p>
+    <w:p>
+      <w:pPr>
+        <w:rPr>
+          <w:b/>
+          <w:lang w:val="en-GB"/>
+        </w:rPr>
+      </w:pPr>
+    </w:p>
+    <w:p>
+      <w:pPr>
+        <w:rPr>
+          <w:b/>
+          <w:lang w:val="en-GB"/>
         </w:rPr>
       </w:pPr>
       <w:r>
@@ -1967,7 +4918,7 @@
         </w:rPr>
         <w:lastRenderedPageBreak/>
         <w:drawing>
-          <wp:inline distT="0" distB="0" distL="0" distR="0" wp14:anchorId="6E20E01B" wp14:editId="7E426723">
+          <wp:inline distT="0" distB="0" distL="0" distR="0" wp14:anchorId="22169AEF" wp14:editId="584298EA">
             <wp:extent cx="5270500" cy="3162300"/>
             <wp:effectExtent l="0" t="0" r="0" b="0"/>
             <wp:docPr id="7" name="Picture 10"/>
@@ -2008,20 +4959,28 @@
     <w:p>
       <w:pPr>
         <w:jc w:val="center"/>
-      </w:pPr>
-      <w:r>
-        <w:rPr>
-          <w:b/>
+        <w:rPr>
+          <w:lang w:val="en-GB"/>
+        </w:rPr>
+      </w:pPr>
+      <w:r>
+        <w:rPr>
+          <w:b/>
+          <w:lang w:val="en-GB"/>
         </w:rPr>
         <w:t xml:space="preserve">Figure 7. </w:t>
       </w:r>
       <w:r>
         <w:rPr>
           <w:i/>
+          <w:lang w:val="en-GB"/>
         </w:rPr>
         <w:t>Locations model</w:t>
       </w:r>
       <w:r>
+        <w:rPr>
+          <w:lang w:val="en-GB"/>
+        </w:rPr>
         <w:t xml:space="preserve"> </w:t>
       </w:r>
     </w:p>
@@ -2029,6 +4988,7 @@
       <w:pPr>
         <w:rPr>
           <w:b/>
+          <w:lang w:val="en-GB"/>
         </w:rPr>
       </w:pPr>
     </w:p>
@@ -2036,45 +4996,78 @@
       <w:pPr>
         <w:rPr>
           <w:u w:val="single"/>
+          <w:lang w:val="en-GB"/>
         </w:rPr>
       </w:pPr>
       <w:r>
         <w:rPr>
           <w:u w:val="single"/>
-        </w:rPr>
-        <w:t>2.3</w:t>
+          <w:lang w:val="en-GB"/>
+        </w:rPr>
+        <w:t>2.3 ProviderTypes</w:t>
       </w:r>
       <w:r>
         <w:rPr>
           <w:u w:val="single"/>
-        </w:rPr>
-        <w:t xml:space="preserve"> ProviderTypes.xmi</w:t>
-      </w:r>
-    </w:p>
-    <w:p/>
+          <w:lang w:val="en-GB"/>
+        </w:rPr>
+        <w:t xml:space="preserve"> Model</w:t>
+      </w:r>
+    </w:p>
+    <w:p>
+      <w:pPr>
+        <w:rPr>
+          <w:lang w:val="en-GB"/>
+        </w:rPr>
+      </w:pPr>
+    </w:p>
     <w:p>
       <w:pPr>
         <w:jc w:val="both"/>
-      </w:pPr>
-      <w:r>
-        <w:t xml:space="preserve">This model (cf. src/main/resources/model/cp) has the provider types that are supported by CP-Model-to-Solver. Each time that a new provider model is added, this model has to be modified by adding the provider type. Figure 8 depicts the provider model containing the “Omistack” type. </w:t>
+        <w:rPr>
+          <w:lang w:val="en-GB"/>
+        </w:rPr>
+      </w:pPr>
+      <w:r>
+        <w:rPr>
+          <w:lang w:val="en-GB"/>
+        </w:rPr>
+        <w:t>This model (cf. src/main/resources/model/cp</w:t>
+      </w:r>
+      <w:r>
+        <w:rPr>
+          <w:lang w:val="en-GB"/>
+        </w:rPr>
+        <w:t>/ProviderTypes.xmi</w:t>
+      </w:r>
+      <w:r>
+        <w:rPr>
+          <w:lang w:val="en-GB"/>
+        </w:rPr>
+        <w:t xml:space="preserve">) has the provider types that are supported by CP-Model-to-Solver. Each time that a new provider model is added, this model has to be modified by adding the provider type. Figure 8 depicts the provider model containing the “Omistack” type. </w:t>
       </w:r>
     </w:p>
     <w:p>
       <w:pPr>
         <w:jc w:val="both"/>
+        <w:rPr>
+          <w:lang w:val="en-GB"/>
+        </w:rPr>
       </w:pPr>
     </w:p>
     <w:p>
       <w:pPr>
         <w:jc w:val="both"/>
+        <w:rPr>
+          <w:lang w:val="en-GB"/>
+        </w:rPr>
       </w:pPr>
       <w:r>
         <w:rPr>
           <w:noProof/>
         </w:rPr>
         <w:drawing>
-          <wp:anchor distT="0" distB="0" distL="114300" distR="114300" simplePos="0" relativeHeight="3" behindDoc="0" locked="0" layoutInCell="1" allowOverlap="1" wp14:anchorId="547BA951" wp14:editId="271B6F28">
+          <wp:anchor distT="0" distB="0" distL="114300" distR="114300" simplePos="0" relativeHeight="251660288" behindDoc="0" locked="0" layoutInCell="1" allowOverlap="1" wp14:anchorId="0DF13DE6" wp14:editId="7AE061D0">
             <wp:simplePos x="0" y="0"/>
             <wp:positionH relativeFrom="column">
               <wp:posOffset>1600200</wp:posOffset>
@@ -2120,14 +5113,24 @@
         </w:drawing>
       </w:r>
       <w:r>
+        <w:rPr>
+          <w:lang w:val="en-GB"/>
+        </w:rPr>
         <w:t xml:space="preserve"> </w:t>
       </w:r>
     </w:p>
-    <w:p/>
+    <w:p>
+      <w:pPr>
+        <w:rPr>
+          <w:lang w:val="en-GB"/>
+        </w:rPr>
+      </w:pPr>
+    </w:p>
     <w:p>
       <w:pPr>
         <w:rPr>
           <w:u w:val="single"/>
+          <w:lang w:val="en-GB"/>
         </w:rPr>
       </w:pPr>
     </w:p>
@@ -2135,6 +5138,7 @@
       <w:pPr>
         <w:rPr>
           <w:u w:val="single"/>
+          <w:lang w:val="en-GB"/>
         </w:rPr>
       </w:pPr>
     </w:p>
@@ -2142,6 +5146,7 @@
       <w:pPr>
         <w:rPr>
           <w:u w:val="single"/>
+          <w:lang w:val="en-GB"/>
         </w:rPr>
       </w:pPr>
     </w:p>
@@ -2149,6 +5154,7 @@
       <w:pPr>
         <w:rPr>
           <w:u w:val="single"/>
+          <w:lang w:val="en-GB"/>
         </w:rPr>
       </w:pPr>
     </w:p>
@@ -2156,6 +5162,7 @@
       <w:pPr>
         <w:rPr>
           <w:u w:val="single"/>
+          <w:lang w:val="en-GB"/>
         </w:rPr>
       </w:pPr>
     </w:p>
@@ -2163,26 +5170,35 @@
       <w:pPr>
         <w:rPr>
           <w:u w:val="single"/>
+          <w:lang w:val="en-GB"/>
         </w:rPr>
       </w:pPr>
     </w:p>
     <w:p>
       <w:pPr>
         <w:jc w:val="center"/>
-      </w:pPr>
-      <w:r>
-        <w:rPr>
-          <w:b/>
+        <w:rPr>
+          <w:lang w:val="en-GB"/>
+        </w:rPr>
+      </w:pPr>
+      <w:r>
+        <w:rPr>
+          <w:b/>
+          <w:lang w:val="en-GB"/>
         </w:rPr>
         <w:t xml:space="preserve">Figure 8. </w:t>
       </w:r>
       <w:r>
         <w:rPr>
           <w:i/>
+          <w:lang w:val="en-GB"/>
         </w:rPr>
         <w:t>Provider Types</w:t>
       </w:r>
       <w:r>
+        <w:rPr>
+          <w:lang w:val="en-GB"/>
+        </w:rPr>
         <w:t xml:space="preserve"> </w:t>
       </w:r>
     </w:p>
@@ -2190,25 +5206,29 @@
       <w:pPr>
         <w:rPr>
           <w:u w:val="single"/>
-        </w:rPr>
-      </w:pPr>
-    </w:p>
-    <w:p>
-      <w:pPr>
-        <w:rPr>
-          <w:b/>
-        </w:rPr>
-      </w:pPr>
-    </w:p>
-    <w:p>
-      <w:pPr>
-        <w:rPr>
-          <w:b/>
-        </w:rPr>
-      </w:pPr>
-      <w:r>
-        <w:rPr>
-          <w:b/>
+          <w:lang w:val="en-GB"/>
+        </w:rPr>
+      </w:pPr>
+    </w:p>
+    <w:p>
+      <w:pPr>
+        <w:rPr>
+          <w:b/>
+          <w:lang w:val="en-GB"/>
+        </w:rPr>
+      </w:pPr>
+    </w:p>
+    <w:p>
+      <w:pPr>
+        <w:rPr>
+          <w:b/>
+          <w:lang w:val="en-GB"/>
+        </w:rPr>
+      </w:pPr>
+      <w:r>
+        <w:rPr>
+          <w:b/>
+          <w:lang w:val="en-GB"/>
         </w:rPr>
         <w:t xml:space="preserve">3. Configuration Files to Modify </w:t>
       </w:r>
@@ -2217,6 +5237,7 @@
       <w:pPr>
         <w:rPr>
           <w:b/>
+          <w:lang w:val="en-GB"/>
         </w:rPr>
       </w:pPr>
     </w:p>
@@ -2224,11 +5245,13 @@
       <w:pPr>
         <w:rPr>
           <w:u w:val="single"/>
+          <w:lang w:val="en-GB"/>
         </w:rPr>
       </w:pPr>
       <w:r>
         <w:rPr>
           <w:u w:val="single"/>
+          <w:lang w:val="en-GB"/>
         </w:rPr>
         <w:t>3.1 localDatabaseClouds_camel.properties</w:t>
       </w:r>
@@ -2237,20 +5260,78 @@
       <w:pPr>
         <w:rPr>
           <w:u w:val="single"/>
+          <w:lang w:val="en-GB"/>
         </w:rPr>
       </w:pPr>
     </w:p>
     <w:p>
       <w:pPr>
         <w:jc w:val="both"/>
-      </w:pPr>
-      <w:r>
-        <w:t xml:space="preserve">This file (cf. src/main/resources/config) tells to CP-Generator-Model-to-Solver where to look for provider models and related mapping models. To specify this information, it is necessary to follow the format: </w:t>
+        <w:rPr>
+          <w:lang w:val="en-GB"/>
+        </w:rPr>
+      </w:pPr>
+      <w:r>
+        <w:rPr>
+          <w:lang w:val="en-GB"/>
+        </w:rPr>
+        <w:t xml:space="preserve">This file (cf. src/main/resources/config) </w:t>
+      </w:r>
+      <w:r>
+        <w:rPr>
+          <w:lang w:val="en-GB"/>
+        </w:rPr>
+        <w:t>indicates to</w:t>
+      </w:r>
+      <w:r>
+        <w:rPr>
+          <w:lang w:val="en-GB"/>
+        </w:rPr>
+        <w:t xml:space="preserve"> </w:t>
+      </w:r>
+      <w:r>
+        <w:rPr>
+          <w:lang w:val="en-GB"/>
+        </w:rPr>
+        <w:t>the</w:t>
+      </w:r>
+      <w:r>
+        <w:rPr>
+          <w:lang w:val="en-GB"/>
+        </w:rPr>
+        <w:t xml:space="preserve"> CP-Generator-Model-to-Solver </w:t>
+      </w:r>
+      <w:r>
+        <w:rPr>
+          <w:lang w:val="en-GB"/>
+        </w:rPr>
+        <w:t>the place where</w:t>
+      </w:r>
+      <w:r>
+        <w:rPr>
+          <w:lang w:val="en-GB"/>
+        </w:rPr>
+        <w:t xml:space="preserve"> provider models and related mapping models</w:t>
+      </w:r>
+      <w:r>
+        <w:rPr>
+          <w:lang w:val="en-GB"/>
+        </w:rPr>
+        <w:t xml:space="preserve"> are situated</w:t>
+      </w:r>
+      <w:r>
+        <w:rPr>
+          <w:lang w:val="en-GB"/>
+        </w:rPr>
+        <w:t xml:space="preserve">. To specify this information, it is necessary to follow the format: </w:t>
       </w:r>
     </w:p>
     <w:p>
       <w:pPr>
         <w:jc w:val="both"/>
+        <w:rPr>
+          <w:lang w:val="en-GB"/>
+        </w:rPr>
       </w:pPr>
     </w:p>
     <w:p>
@@ -2260,6 +5341,7 @@
           <w:rFonts w:ascii="Courier New" w:hAnsi="Courier New" w:cs="Courier New"/>
           <w:sz w:val="20"/>
           <w:szCs w:val="20"/>
+          <w:lang w:val="en-GB"/>
         </w:rPr>
       </w:pPr>
       <w:r>
@@ -2267,6 +5349,7 @@
           <w:rFonts w:ascii="Courier New" w:hAnsi="Courier New" w:cs="Courier New"/>
           <w:sz w:val="20"/>
           <w:szCs w:val="20"/>
+          <w:lang w:val="en-GB"/>
         </w:rPr>
         <w:t>&lt;provider_type&gt;:&lt;provider_model_path&gt;;&lt;mapping_model_path&gt;</w:t>
       </w:r>
@@ -2278,20 +5361,30 @@
           <w:rFonts w:ascii="Courier New" w:hAnsi="Courier New" w:cs="Courier New"/>
           <w:sz w:val="20"/>
           <w:szCs w:val="20"/>
+          <w:lang w:val="en-GB"/>
         </w:rPr>
       </w:pPr>
     </w:p>
     <w:p>
       <w:pPr>
         <w:jc w:val="both"/>
-      </w:pPr>
-      <w:r>
+        <w:rPr>
+          <w:lang w:val="en-GB"/>
+        </w:rPr>
+      </w:pPr>
+      <w:r>
+        <w:rPr>
+          <w:lang w:val="en-GB"/>
+        </w:rPr>
         <w:t xml:space="preserve">Where &lt;provider_type&gt; is the same as specified by ProviderTypes.xmi (cf. Section 2.2). Below we present the example for Omistack: </w:t>
       </w:r>
     </w:p>
     <w:p>
       <w:pPr>
         <w:jc w:val="both"/>
+        <w:rPr>
+          <w:lang w:val="en-GB"/>
+        </w:rPr>
       </w:pPr>
     </w:p>
     <w:p>
@@ -2301,6 +5394,7 @@
           <w:rFonts w:ascii="Courier New" w:hAnsi="Courier New" w:cs="Courier New"/>
           <w:sz w:val="20"/>
           <w:szCs w:val="20"/>
+          <w:lang w:val="en-GB"/>
         </w:rPr>
       </w:pPr>
       <w:r>
@@ -2308,6 +5402,7 @@
           <w:rFonts w:ascii="Courier New" w:hAnsi="Courier New" w:cs="Courier New"/>
           <w:sz w:val="20"/>
           <w:szCs w:val="20"/>
+          <w:lang w:val="en-GB"/>
         </w:rPr>
         <w:t>Omistack:/model/</w:t>
       </w:r>
@@ -2317,6 +5412,7 @@
           <w:sz w:val="20"/>
           <w:szCs w:val="20"/>
           <w:u w:val="single"/>
+          <w:lang w:val="en-GB"/>
         </w:rPr>
         <w:t>fm</w:t>
       </w:r>
@@ -2325,6 +5421,7 @@
           <w:rFonts w:ascii="Courier New" w:hAnsi="Courier New" w:cs="Courier New"/>
           <w:sz w:val="20"/>
           <w:szCs w:val="20"/>
+          <w:lang w:val="en-GB"/>
         </w:rPr>
         <w:t xml:space="preserve">/Omistack.xmi;/model/mapping/omistackCamelModelMapping.xmi </w:t>
       </w:r>
@@ -2332,27 +5429,44 @@
     <w:p>
       <w:pPr>
         <w:jc w:val="both"/>
+        <w:rPr>
+          <w:lang w:val="en-GB"/>
+        </w:rPr>
       </w:pPr>
     </w:p>
     <w:p>
       <w:pPr>
         <w:rPr>
           <w:u w:val="single"/>
+          <w:lang w:val="en-GB"/>
         </w:rPr>
       </w:pPr>
       <w:r>
         <w:rPr>
           <w:u w:val="single"/>
+          <w:lang w:val="en-GB"/>
         </w:rPr>
         <w:t>3.2. cloudPricing.txt</w:t>
       </w:r>
     </w:p>
-    <w:p/>
+    <w:p>
+      <w:pPr>
+        <w:rPr>
+          <w:lang w:val="en-GB"/>
+        </w:rPr>
+      </w:pPr>
+    </w:p>
     <w:p>
       <w:pPr>
         <w:jc w:val="both"/>
-      </w:pPr>
-      <w:r>
+        <w:rPr>
+          <w:lang w:val="en-GB"/>
+        </w:rPr>
+      </w:pPr>
+      <w:r>
+        <w:rPr>
+          <w:lang w:val="en-GB"/>
+        </w:rPr>
         <w:t xml:space="preserve">This file (cf. src/main/resources/config) has to be modified in order to support the generation of default cost functions. In particular, it is necessary to add the provider rates regarding the virtual machine and/or used images as well as the class (cf. Section 4) that is able to compute the price of a given configuration by using them: </w:t>
       </w:r>
     </w:p>
@@ -2361,6 +5475,7 @@
         <w:jc w:val="center"/>
         <w:rPr>
           <w:rFonts w:ascii="Courier New" w:hAnsi="Courier New" w:cs="Courier New"/>
+          <w:lang w:val="en-GB"/>
         </w:rPr>
       </w:pPr>
     </w:p>
@@ -2371,6 +5486,7 @@
           <w:rFonts w:ascii="Courier New" w:hAnsi="Courier New" w:cs="Courier New"/>
           <w:sz w:val="20"/>
           <w:szCs w:val="20"/>
+          <w:lang w:val="en-GB"/>
         </w:rPr>
       </w:pPr>
       <w:r>
@@ -2378,6 +5494,7 @@
           <w:rFonts w:ascii="Courier New" w:hAnsi="Courier New" w:cs="Courier New"/>
           <w:sz w:val="20"/>
           <w:szCs w:val="20"/>
+          <w:lang w:val="en-GB"/>
         </w:rPr>
         <w:t>&lt;Provider_Type&gt;;&lt;class&gt;;&lt;number_of_rates&gt;</w:t>
       </w:r>
@@ -2385,19 +5502,31 @@
     <w:p>
       <w:pPr>
         <w:jc w:val="both"/>
+        <w:rPr>
+          <w:lang w:val="en-GB"/>
+        </w:rPr>
       </w:pPr>
     </w:p>
     <w:p>
       <w:pPr>
         <w:jc w:val="both"/>
-      </w:pPr>
-      <w:r>
+        <w:rPr>
+          <w:lang w:val="en-GB"/>
+        </w:rPr>
+      </w:pPr>
+      <w:r>
+        <w:rPr>
+          <w:lang w:val="en-GB"/>
+        </w:rPr>
         <w:t xml:space="preserve">Below we present the rates for Omistack as example: </w:t>
       </w:r>
     </w:p>
     <w:p>
       <w:pPr>
         <w:jc w:val="both"/>
+        <w:rPr>
+          <w:lang w:val="en-GB"/>
+        </w:rPr>
       </w:pPr>
     </w:p>
     <w:p>
@@ -2408,6 +5537,7 @@
           <w:color w:val="000000"/>
           <w:sz w:val="20"/>
           <w:szCs w:val="20"/>
+          <w:lang w:val="en-GB"/>
         </w:rPr>
       </w:pPr>
       <w:r>
@@ -2416,6 +5546,7 @@
           <w:color w:val="000000"/>
           <w:sz w:val="20"/>
           <w:szCs w:val="20"/>
+          <w:lang w:val="en-GB"/>
         </w:rPr>
         <w:t>Omistack;fr.inria.paasage.saloon.price.model.lib.OmistackPriceEstimator;5</w:t>
       </w:r>
@@ -2428,6 +5559,7 @@
           <w:color w:val="000000"/>
           <w:sz w:val="20"/>
           <w:szCs w:val="20"/>
+          <w:lang w:val="en-GB"/>
         </w:rPr>
       </w:pPr>
       <w:r>
@@ -2436,6 +5568,7 @@
           <w:color w:val="000000"/>
           <w:sz w:val="20"/>
           <w:szCs w:val="20"/>
+          <w:lang w:val="en-GB"/>
         </w:rPr>
         <w:t>m1.small;0.054</w:t>
       </w:r>
@@ -2448,6 +5581,7 @@
           <w:color w:val="000000"/>
           <w:sz w:val="20"/>
           <w:szCs w:val="20"/>
+          <w:lang w:val="en-GB"/>
         </w:rPr>
       </w:pPr>
       <w:r>
@@ -2456,6 +5590,7 @@
           <w:color w:val="000000"/>
           <w:sz w:val="20"/>
           <w:szCs w:val="20"/>
+          <w:lang w:val="en-GB"/>
         </w:rPr>
         <w:t>m1.large;0.070</w:t>
       </w:r>
@@ -2468,6 +5603,7 @@
           <w:color w:val="000000"/>
           <w:sz w:val="20"/>
           <w:szCs w:val="20"/>
+          <w:lang w:val="en-GB"/>
         </w:rPr>
       </w:pPr>
       <w:r>
@@ -2476,6 +5612,7 @@
           <w:color w:val="000000"/>
           <w:sz w:val="20"/>
           <w:szCs w:val="20"/>
+          <w:lang w:val="en-GB"/>
         </w:rPr>
         <w:t>m1.tiny;0.033</w:t>
       </w:r>
@@ -2488,6 +5625,7 @@
           <w:color w:val="000000"/>
           <w:sz w:val="20"/>
           <w:szCs w:val="20"/>
+          <w:lang w:val="en-GB"/>
         </w:rPr>
       </w:pPr>
       <w:r>
@@ -2496,6 +5634,7 @@
           <w:color w:val="000000"/>
           <w:sz w:val="20"/>
           <w:szCs w:val="20"/>
+          <w:lang w:val="en-GB"/>
         </w:rPr>
         <w:t>m1.medium;0.060</w:t>
       </w:r>
@@ -2507,6 +5646,7 @@
           <w:rFonts w:ascii="Courier New" w:hAnsi="Courier New" w:cs="Courier New"/>
           <w:sz w:val="20"/>
           <w:szCs w:val="20"/>
+          <w:lang w:val="en-GB"/>
         </w:rPr>
       </w:pPr>
       <w:r>
@@ -2515,37 +5655,82 @@
           <w:color w:val="000000"/>
           <w:sz w:val="20"/>
           <w:szCs w:val="20"/>
+          <w:lang w:val="en-GB"/>
         </w:rPr>
         <w:t>m1.xlarge;0.10</w:t>
       </w:r>
     </w:p>
-    <w:p/>
-    <w:p>
-      <w:pPr>
-        <w:rPr>
-          <w:b/>
-        </w:rPr>
-      </w:pPr>
-      <w:r>
-        <w:rPr>
-          <w:b/>
-        </w:rPr>
-        <w:t>4. Code to Add</w:t>
-      </w:r>
-    </w:p>
-    <w:p>
-      <w:pPr>
-        <w:rPr>
-          <w:b/>
-        </w:rPr>
-      </w:pPr>
-    </w:p>
-    <w:p>
-      <w:r>
+    <w:p>
+      <w:pPr>
+        <w:rPr>
+          <w:lang w:val="en-GB"/>
+        </w:rPr>
+      </w:pPr>
+    </w:p>
+    <w:p>
+      <w:pPr>
+        <w:rPr>
+          <w:lang w:val="en-GB"/>
+        </w:rPr>
+      </w:pPr>
+    </w:p>
+    <w:p>
+      <w:pPr>
+        <w:rPr>
+          <w:b/>
+          <w:lang w:val="en-GB"/>
+        </w:rPr>
+      </w:pPr>
+      <w:r>
+        <w:rPr>
+          <w:b/>
+          <w:lang w:val="en-GB"/>
+        </w:rPr>
+        <w:t xml:space="preserve">4. </w:t>
+      </w:r>
+      <w:r>
+        <w:rPr>
+          <w:b/>
+          <w:lang w:val="en-GB"/>
+        </w:rPr>
+        <w:t xml:space="preserve">Development of Cost Estimation </w:t>
+      </w:r>
+      <w:r>
+        <w:rPr>
+          <w:b/>
+          <w:lang w:val="en-GB"/>
+        </w:rPr>
+        <w:t>Code</w:t>
+      </w:r>
+    </w:p>
+    <w:p>
+      <w:pPr>
+        <w:rPr>
+          <w:b/>
+          <w:lang w:val="en-GB"/>
+        </w:rPr>
+      </w:pPr>
+    </w:p>
+    <w:p>
+      <w:pPr>
+        <w:rPr>
+          <w:lang w:val="en-GB"/>
+        </w:rPr>
+      </w:pPr>
+      <w:r>
+        <w:rPr>
+          <w:lang w:val="en-GB"/>
+        </w:rPr>
         <w:t xml:space="preserve">In order to generate a default cost function, CP-Generator-Solver-to-Deployment requires the functionality to compute the price of a given provider configuration. To do that, a class implementing the following interface needs to be provided (cf. saloon-price-estimation-tool module): </w:t>
       </w:r>
     </w:p>
-    <w:p/>
+    <w:p>
+      <w:pPr>
+        <w:rPr>
+          <w:lang w:val="en-GB"/>
+        </w:rPr>
+      </w:pPr>
+    </w:p>
     <w:p>
       <w:pPr>
         <w:widowControl w:val="0"/>
@@ -2553,9 +5738,13 @@
           <w:rFonts w:ascii="Monaco" w:hAnsi="Monaco" w:cs="Monaco"/>
           <w:sz w:val="22"/>
           <w:szCs w:val="22"/>
-        </w:rPr>
-      </w:pPr>
-      <w:r>
+          <w:lang w:val="en-GB"/>
+        </w:rPr>
+      </w:pPr>
+      <w:r>
+        <w:rPr>
+          <w:lang w:val="en-GB"/>
+        </w:rPr>
         <w:t xml:space="preserve"> </w:t>
       </w:r>
       <w:r>
@@ -2566,6 +5755,7 @@
           <w:color w:val="7F0055"/>
           <w:sz w:val="22"/>
           <w:szCs w:val="22"/>
+          <w:lang w:val="en-GB"/>
         </w:rPr>
         <w:t>package</w:t>
       </w:r>
@@ -2575,6 +5765,7 @@
           <w:color w:val="000000"/>
           <w:sz w:val="22"/>
           <w:szCs w:val="22"/>
+          <w:lang w:val="en-GB"/>
         </w:rPr>
         <w:t xml:space="preserve"> fr.inria.paasage.saloon.price.api;</w:t>
       </w:r>
@@ -2586,6 +5777,7 @@
           <w:rFonts w:ascii="Monaco" w:hAnsi="Monaco" w:cs="Monaco"/>
           <w:sz w:val="22"/>
           <w:szCs w:val="22"/>
+          <w:lang w:val="en-GB"/>
         </w:rPr>
       </w:pPr>
     </w:p>
@@ -2596,6 +5788,7 @@
           <w:rFonts w:ascii="Monaco" w:hAnsi="Monaco" w:cs="Monaco"/>
           <w:sz w:val="22"/>
           <w:szCs w:val="22"/>
+          <w:lang w:val="en-GB"/>
         </w:rPr>
       </w:pPr>
       <w:r>
@@ -2606,6 +5799,7 @@
           <w:color w:val="7F0055"/>
           <w:sz w:val="22"/>
           <w:szCs w:val="22"/>
+          <w:lang w:val="en-GB"/>
         </w:rPr>
         <w:t>import</w:t>
       </w:r>
@@ -2615,6 +5809,7 @@
           <w:color w:val="000000"/>
           <w:sz w:val="22"/>
           <w:szCs w:val="22"/>
+          <w:lang w:val="en-GB"/>
         </w:rPr>
         <w:t xml:space="preserve"> eu.paasage.camel.provider.ProviderModel;</w:t>
       </w:r>
@@ -2626,6 +5821,7 @@
           <w:rFonts w:ascii="Monaco" w:hAnsi="Monaco" w:cs="Monaco"/>
           <w:sz w:val="22"/>
           <w:szCs w:val="22"/>
+          <w:lang w:val="en-GB"/>
         </w:rPr>
       </w:pPr>
     </w:p>
@@ -2636,6 +5832,7 @@
           <w:rFonts w:ascii="Monaco" w:hAnsi="Monaco" w:cs="Monaco"/>
           <w:sz w:val="22"/>
           <w:szCs w:val="22"/>
+          <w:lang w:val="en-GB"/>
         </w:rPr>
       </w:pPr>
       <w:r>
@@ -2646,6 +5843,7 @@
           <w:color w:val="7F0055"/>
           <w:sz w:val="22"/>
           <w:szCs w:val="22"/>
+          <w:lang w:val="en-GB"/>
         </w:rPr>
         <w:t>public</w:t>
       </w:r>
@@ -2655,6 +5853,7 @@
           <w:color w:val="000000"/>
           <w:sz w:val="22"/>
           <w:szCs w:val="22"/>
+          <w:lang w:val="en-GB"/>
         </w:rPr>
         <w:t xml:space="preserve"> </w:t>
       </w:r>
@@ -2666,6 +5865,7 @@
           <w:color w:val="7F0055"/>
           <w:sz w:val="22"/>
           <w:szCs w:val="22"/>
+          <w:lang w:val="en-GB"/>
         </w:rPr>
         <w:t>interface</w:t>
       </w:r>
@@ -2675,6 +5875,7 @@
           <w:color w:val="000000"/>
           <w:sz w:val="22"/>
           <w:szCs w:val="22"/>
+          <w:lang w:val="en-GB"/>
         </w:rPr>
         <w:t xml:space="preserve"> IProviderPriceEstimator </w:t>
       </w:r>
@@ -2686,6 +5887,7 @@
           <w:color w:val="7F0055"/>
           <w:sz w:val="22"/>
           <w:szCs w:val="22"/>
+          <w:lang w:val="en-GB"/>
         </w:rPr>
         <w:t>extends</w:t>
       </w:r>
@@ -2695,6 +5897,7 @@
           <w:color w:val="000000"/>
           <w:sz w:val="22"/>
           <w:szCs w:val="22"/>
+          <w:lang w:val="en-GB"/>
         </w:rPr>
         <w:t xml:space="preserve"> IProviderPriceEstimatorFactory</w:t>
       </w:r>
@@ -2706,6 +5909,7 @@
           <w:rFonts w:ascii="Monaco" w:hAnsi="Monaco" w:cs="Monaco"/>
           <w:sz w:val="22"/>
           <w:szCs w:val="22"/>
+          <w:lang w:val="en-GB"/>
         </w:rPr>
       </w:pPr>
       <w:r>
@@ -2714,6 +5918,7 @@
           <w:color w:val="000000"/>
           <w:sz w:val="22"/>
           <w:szCs w:val="22"/>
+          <w:lang w:val="en-GB"/>
         </w:rPr>
         <w:t>{</w:t>
       </w:r>
@@ -2725,6 +5930,7 @@
           <w:rFonts w:ascii="Monaco" w:hAnsi="Monaco" w:cs="Monaco"/>
           <w:sz w:val="22"/>
           <w:szCs w:val="22"/>
+          <w:lang w:val="en-GB"/>
         </w:rPr>
       </w:pPr>
       <w:r>
@@ -2733,6 +5939,7 @@
           <w:color w:val="000000"/>
           <w:sz w:val="22"/>
           <w:szCs w:val="22"/>
+          <w:lang w:val="en-GB"/>
         </w:rPr>
         <w:tab/>
       </w:r>
@@ -2744,6 +5951,7 @@
           <w:rFonts w:ascii="Monaco" w:hAnsi="Monaco" w:cs="Monaco"/>
           <w:sz w:val="22"/>
           <w:szCs w:val="22"/>
+          <w:lang w:val="en-GB"/>
         </w:rPr>
       </w:pPr>
       <w:r>
@@ -2752,6 +5960,7 @@
           <w:color w:val="000000"/>
           <w:sz w:val="22"/>
           <w:szCs w:val="22"/>
+          <w:lang w:val="en-GB"/>
         </w:rPr>
         <w:tab/>
       </w:r>
@@ -2763,6 +5972,7 @@
           <w:color w:val="7F0055"/>
           <w:sz w:val="22"/>
           <w:szCs w:val="22"/>
+          <w:lang w:val="en-GB"/>
         </w:rPr>
         <w:t>public</w:t>
       </w:r>
@@ -2772,6 +5982,7 @@
           <w:color w:val="000000"/>
           <w:sz w:val="22"/>
           <w:szCs w:val="22"/>
+          <w:lang w:val="en-GB"/>
         </w:rPr>
         <w:t xml:space="preserve"> </w:t>
       </w:r>
@@ -2783,6 +5994,7 @@
           <w:color w:val="7F0055"/>
           <w:sz w:val="22"/>
           <w:szCs w:val="22"/>
+          <w:lang w:val="en-GB"/>
         </w:rPr>
         <w:t>double</w:t>
       </w:r>
@@ -2792,6 +6004,7 @@
           <w:color w:val="000000"/>
           <w:sz w:val="22"/>
           <w:szCs w:val="22"/>
+          <w:lang w:val="en-GB"/>
         </w:rPr>
         <w:t xml:space="preserve"> estimatePrice(ProviderModel </w:t>
       </w:r>
@@ -2801,6 +6014,7 @@
           <w:color w:val="6A3E3E"/>
           <w:sz w:val="22"/>
           <w:szCs w:val="22"/>
+          <w:lang w:val="en-GB"/>
         </w:rPr>
         <w:t>pm</w:t>
       </w:r>
@@ -2810,6 +6024,7 @@
           <w:color w:val="000000"/>
           <w:sz w:val="22"/>
           <w:szCs w:val="22"/>
+          <w:lang w:val="en-GB"/>
         </w:rPr>
         <w:t xml:space="preserve">); </w:t>
       </w:r>
@@ -2821,6 +6036,7 @@
           <w:rFonts w:ascii="Monaco" w:hAnsi="Monaco" w:cs="Monaco"/>
           <w:sz w:val="22"/>
           <w:szCs w:val="22"/>
+          <w:lang w:val="en-GB"/>
         </w:rPr>
       </w:pPr>
       <w:r>
@@ -2829,6 +6045,7 @@
           <w:color w:val="000000"/>
           <w:sz w:val="22"/>
           <w:szCs w:val="22"/>
+          <w:lang w:val="en-GB"/>
         </w:rPr>
         <w:tab/>
       </w:r>
@@ -2840,6 +6057,7 @@
           <w:rFonts w:ascii="Monaco" w:hAnsi="Monaco" w:cs="Monaco"/>
           <w:sz w:val="22"/>
           <w:szCs w:val="22"/>
+          <w:lang w:val="en-GB"/>
         </w:rPr>
       </w:pPr>
       <w:r>
@@ -2848,6 +6066,7 @@
           <w:color w:val="000000"/>
           <w:sz w:val="22"/>
           <w:szCs w:val="22"/>
+          <w:lang w:val="en-GB"/>
         </w:rPr>
         <w:tab/>
       </w:r>
@@ -2859,6 +6078,7 @@
           <w:color w:val="7F0055"/>
           <w:sz w:val="22"/>
           <w:szCs w:val="22"/>
+          <w:lang w:val="en-GB"/>
         </w:rPr>
         <w:t>public</w:t>
       </w:r>
@@ -2868,6 +6088,7 @@
           <w:color w:val="000000"/>
           <w:sz w:val="22"/>
           <w:szCs w:val="22"/>
+          <w:lang w:val="en-GB"/>
         </w:rPr>
         <w:t xml:space="preserve"> </w:t>
       </w:r>
@@ -2879,6 +6100,7 @@
           <w:color w:val="7F0055"/>
           <w:sz w:val="22"/>
           <w:szCs w:val="22"/>
+          <w:lang w:val="en-GB"/>
         </w:rPr>
         <w:t>double</w:t>
       </w:r>
@@ -2888,6 +6110,7 @@
           <w:color w:val="000000"/>
           <w:sz w:val="22"/>
           <w:szCs w:val="22"/>
+          <w:lang w:val="en-GB"/>
         </w:rPr>
         <w:t xml:space="preserve"> estimatePricePerHour(ProviderModel </w:t>
       </w:r>
@@ -2897,6 +6120,7 @@
           <w:color w:val="6A3E3E"/>
           <w:sz w:val="22"/>
           <w:szCs w:val="22"/>
+          <w:lang w:val="en-GB"/>
         </w:rPr>
         <w:t>pm</w:t>
       </w:r>
@@ -2906,6 +6130,7 @@
           <w:color w:val="000000"/>
           <w:sz w:val="22"/>
           <w:szCs w:val="22"/>
+          <w:lang w:val="en-GB"/>
         </w:rPr>
         <w:t xml:space="preserve">); </w:t>
       </w:r>
@@ -2917,6 +6142,7 @@
           <w:rFonts w:ascii="Monaco" w:hAnsi="Monaco" w:cs="Monaco"/>
           <w:sz w:val="22"/>
           <w:szCs w:val="22"/>
+          <w:lang w:val="en-GB"/>
         </w:rPr>
       </w:pPr>
       <w:r>
@@ -2925,6 +6151,7 @@
           <w:color w:val="000000"/>
           <w:sz w:val="22"/>
           <w:szCs w:val="22"/>
+          <w:lang w:val="en-GB"/>
         </w:rPr>
         <w:tab/>
       </w:r>
@@ -2936,6 +6163,7 @@
           <w:rFonts w:ascii="Monaco" w:hAnsi="Monaco" w:cs="Monaco"/>
           <w:sz w:val="22"/>
           <w:szCs w:val="22"/>
+          <w:lang w:val="en-GB"/>
         </w:rPr>
       </w:pPr>
       <w:r>
@@ -2944,6 +6172,7 @@
           <w:color w:val="000000"/>
           <w:sz w:val="22"/>
           <w:szCs w:val="22"/>
+          <w:lang w:val="en-GB"/>
         </w:rPr>
         <w:tab/>
       </w:r>
@@ -2955,6 +6184,7 @@
           <w:color w:val="7F0055"/>
           <w:sz w:val="22"/>
           <w:szCs w:val="22"/>
+          <w:lang w:val="en-GB"/>
         </w:rPr>
         <w:t>public</w:t>
       </w:r>
@@ -2964,6 +6194,7 @@
           <w:color w:val="000000"/>
           <w:sz w:val="22"/>
           <w:szCs w:val="22"/>
+          <w:lang w:val="en-GB"/>
         </w:rPr>
         <w:t xml:space="preserve"> </w:t>
       </w:r>
@@ -2975,6 +6206,7 @@
           <w:color w:val="7F0055"/>
           <w:sz w:val="22"/>
           <w:szCs w:val="22"/>
+          <w:lang w:val="en-GB"/>
         </w:rPr>
         <w:t>double</w:t>
       </w:r>
@@ -2984,6 +6216,7 @@
           <w:color w:val="000000"/>
           <w:sz w:val="22"/>
           <w:szCs w:val="22"/>
+          <w:lang w:val="en-GB"/>
         </w:rPr>
         <w:t xml:space="preserve"> estimatePricePerMonth(ProviderModel </w:t>
       </w:r>
@@ -2993,6 +6226,7 @@
           <w:color w:val="6A3E3E"/>
           <w:sz w:val="22"/>
           <w:szCs w:val="22"/>
+          <w:lang w:val="en-GB"/>
         </w:rPr>
         <w:t>pm</w:t>
       </w:r>
@@ -3002,6 +6236,7 @@
           <w:color w:val="000000"/>
           <w:sz w:val="22"/>
           <w:szCs w:val="22"/>
+          <w:lang w:val="en-GB"/>
         </w:rPr>
         <w:t xml:space="preserve">); </w:t>
       </w:r>
@@ -3013,6 +6248,7 @@
           <w:rFonts w:ascii="Monaco" w:hAnsi="Monaco" w:cs="Monaco"/>
           <w:sz w:val="22"/>
           <w:szCs w:val="22"/>
+          <w:lang w:val="en-GB"/>
         </w:rPr>
       </w:pPr>
       <w:r>
@@ -3021,6 +6257,7 @@
           <w:color w:val="000000"/>
           <w:sz w:val="22"/>
           <w:szCs w:val="22"/>
+          <w:lang w:val="en-GB"/>
         </w:rPr>
         <w:tab/>
       </w:r>
@@ -3032,6 +6269,7 @@
           <w:rFonts w:ascii="Monaco" w:hAnsi="Monaco" w:cs="Monaco"/>
           <w:sz w:val="22"/>
           <w:szCs w:val="22"/>
+          <w:lang w:val="en-GB"/>
         </w:rPr>
       </w:pPr>
       <w:r>
@@ -3040,6 +6278,7 @@
           <w:color w:val="000000"/>
           <w:sz w:val="22"/>
           <w:szCs w:val="22"/>
+          <w:lang w:val="en-GB"/>
         </w:rPr>
         <w:tab/>
       </w:r>
@@ -3051,6 +6290,7 @@
           <w:color w:val="7F0055"/>
           <w:sz w:val="22"/>
           <w:szCs w:val="22"/>
+          <w:lang w:val="en-GB"/>
         </w:rPr>
         <w:t>public</w:t>
       </w:r>
@@ -3060,6 +6300,7 @@
           <w:color w:val="000000"/>
           <w:sz w:val="22"/>
           <w:szCs w:val="22"/>
+          <w:lang w:val="en-GB"/>
         </w:rPr>
         <w:t xml:space="preserve"> </w:t>
       </w:r>
@@ -3071,6 +6312,7 @@
           <w:color w:val="7F0055"/>
           <w:sz w:val="22"/>
           <w:szCs w:val="22"/>
+          <w:lang w:val="en-GB"/>
         </w:rPr>
         <w:t>double</w:t>
       </w:r>
@@ -3080,6 +6322,7 @@
           <w:color w:val="000000"/>
           <w:sz w:val="22"/>
           <w:szCs w:val="22"/>
+          <w:lang w:val="en-GB"/>
         </w:rPr>
         <w:t xml:space="preserve"> estimatePricePerYear(ProviderModel </w:t>
       </w:r>
@@ -3089,6 +6332,7 @@
           <w:color w:val="6A3E3E"/>
           <w:sz w:val="22"/>
           <w:szCs w:val="22"/>
+          <w:lang w:val="en-GB"/>
         </w:rPr>
         <w:t>pm</w:t>
       </w:r>
@@ -3098,6 +6342,7 @@
           <w:color w:val="000000"/>
           <w:sz w:val="22"/>
           <w:szCs w:val="22"/>
+          <w:lang w:val="en-GB"/>
         </w:rPr>
         <w:t xml:space="preserve">); </w:t>
       </w:r>
@@ -3109,20 +6354,30 @@
           <w:rFonts w:ascii="Monaco" w:hAnsi="Monaco" w:cs="Monaco"/>
           <w:sz w:val="22"/>
           <w:szCs w:val="22"/>
-        </w:rPr>
-      </w:pPr>
-    </w:p>
-    <w:p>
+          <w:lang w:val="en-GB"/>
+        </w:rPr>
+      </w:pPr>
+    </w:p>
+    <w:p>
+      <w:pPr>
+        <w:rPr>
+          <w:lang w:val="en-GB"/>
+        </w:rPr>
+      </w:pPr>
       <w:r>
         <w:rPr>
           <w:rFonts w:ascii="Monaco" w:hAnsi="Monaco" w:cs="Monaco"/>
           <w:color w:val="000000"/>
           <w:sz w:val="22"/>
           <w:szCs w:val="22"/>
+          <w:lang w:val="en-GB"/>
         </w:rPr>
         <w:t>}</w:t>
       </w:r>
       <w:r>
+        <w:rPr>
+          <w:lang w:val="en-GB"/>
+        </w:rPr>
         <w:t xml:space="preserve"> </w:t>
       </w:r>
     </w:p>
@@ -3130,29 +6385,51 @@
       <w:pPr>
         <w:rPr>
           <w:b/>
-        </w:rPr>
-      </w:pPr>
-    </w:p>
-    <w:p>
-      <w:pPr>
-        <w:rPr>
-          <w:b/>
-        </w:rPr>
-      </w:pPr>
-    </w:p>
-    <w:p>
-      <w:pPr>
-        <w:rPr>
-          <w:b/>
-        </w:rPr>
-      </w:pPr>
-      <w:bookmarkStart w:id="1" w:name="_GoBack"/>
-      <w:bookmarkEnd w:id="1"/>
-      <w:r>
-        <w:rPr>
-          <w:b/>
-        </w:rPr>
-        <w:lastRenderedPageBreak/>
+          <w:lang w:val="en-GB"/>
+        </w:rPr>
+      </w:pPr>
+    </w:p>
+    <w:p>
+      <w:pPr>
+        <w:rPr>
+          <w:lang w:val="en-GB"/>
+        </w:rPr>
+      </w:pPr>
+    </w:p>
+    <w:p>
+      <w:pPr>
+        <w:jc w:val="both"/>
+        <w:rPr>
+          <w:lang w:val="en-GB"/>
+        </w:rPr>
+      </w:pPr>
+      <w:r>
+        <w:rPr>
+          <w:lang w:val="en-GB"/>
+        </w:rPr>
+        <w:t xml:space="preserve">The class implementing this interface has the name specified by the cloudPricing.txt file (cf. Section 3.2). The implementation of these methods depends on the price model supported by the provider and should exploit the selected features of the provider model that they have as parameter, i.e., pm. </w:t>
+      </w:r>
+    </w:p>
+    <w:p>
+      <w:pPr>
+        <w:jc w:val="both"/>
+        <w:rPr>
+          <w:lang w:val="en-GB"/>
+        </w:rPr>
+      </w:pPr>
+    </w:p>
+    <w:p>
+      <w:pPr>
+        <w:rPr>
+          <w:b/>
+          <w:lang w:val="en-GB"/>
+        </w:rPr>
+      </w:pPr>
+      <w:r>
+        <w:rPr>
+          <w:b/>
+          <w:lang w:val="en-GB"/>
+        </w:rPr>
         <w:t>References</w:t>
       </w:r>
     </w:p>
@@ -3160,17 +6437,464 @@
       <w:pPr>
         <w:rPr>
           <w:b/>
-        </w:rPr>
-      </w:pPr>
-    </w:p>
-    <w:p>
-      <w:pPr>
+          <w:lang w:val="en-GB"/>
+        </w:rPr>
+      </w:pPr>
+    </w:p>
+    <w:p>
+      <w:pPr>
+        <w:pStyle w:val="ListParagraph"/>
         <w:numPr>
           <w:ilvl w:val="0"/>
           <w:numId w:val="1"/>
         </w:numPr>
-      </w:pPr>
-      <w:r>
+        <w:jc w:val="both"/>
+        <w:rPr>
+          <w:rFonts w:ascii="Times New Roman" w:hAnsi="Times New Roman" w:cs="Times New Roman"/>
+          <w:b/>
+          <w:bCs/>
+          <w:color w:val="00000A"/>
+          <w:sz w:val="26"/>
+          <w:szCs w:val="26"/>
+        </w:rPr>
+      </w:pPr>
+      <w:r>
+        <w:rPr>
+          <w:rFonts w:ascii="Times New Roman" w:hAnsi="Times New Roman" w:cs="Times New Roman"/>
+          <w:color w:val="00000A"/>
+          <w:sz w:val="26"/>
+          <w:szCs w:val="26"/>
+        </w:rPr>
+        <w:t>Crompton</w:t>
+      </w:r>
+      <w:r>
+        <w:rPr>
+          <w:rFonts w:ascii="Times New Roman" w:hAnsi="Times New Roman" w:cs="Times New Roman"/>
+          <w:color w:val="00000A"/>
+          <w:sz w:val="26"/>
+          <w:szCs w:val="26"/>
+        </w:rPr>
+        <w:t>, S.</w:t>
+      </w:r>
+      <w:r>
+        <w:rPr>
+          <w:rFonts w:ascii="Times New Roman" w:hAnsi="Times New Roman" w:cs="Times New Roman"/>
+          <w:color w:val="00000A"/>
+          <w:sz w:val="26"/>
+          <w:szCs w:val="26"/>
+        </w:rPr>
+        <w:t>, Figiela,</w:t>
+      </w:r>
+      <w:r>
+        <w:rPr>
+          <w:rFonts w:ascii="Times New Roman" w:hAnsi="Times New Roman" w:cs="Times New Roman"/>
+          <w:color w:val="00000A"/>
+          <w:sz w:val="26"/>
+          <w:szCs w:val="26"/>
+        </w:rPr>
+        <w:t xml:space="preserve"> K.,</w:t>
+      </w:r>
+      <w:r>
+        <w:rPr>
+          <w:rFonts w:ascii="Times New Roman" w:hAnsi="Times New Roman" w:cs="Times New Roman"/>
+          <w:color w:val="00000A"/>
+          <w:sz w:val="26"/>
+          <w:szCs w:val="26"/>
+        </w:rPr>
+        <w:t xml:space="preserve"> Horn,</w:t>
+      </w:r>
+      <w:r>
+        <w:rPr>
+          <w:rFonts w:ascii="Times New Roman" w:hAnsi="Times New Roman" w:cs="Times New Roman"/>
+          <w:color w:val="00000A"/>
+          <w:sz w:val="26"/>
+          <w:szCs w:val="26"/>
+        </w:rPr>
+        <w:t xml:space="preserve"> G.,</w:t>
+      </w:r>
+      <w:r>
+        <w:rPr>
+          <w:rFonts w:ascii="Times New Roman" w:hAnsi="Times New Roman" w:cs="Times New Roman"/>
+          <w:color w:val="00000A"/>
+          <w:sz w:val="26"/>
+          <w:szCs w:val="26"/>
+        </w:rPr>
+        <w:t xml:space="preserve"> Griesinger,</w:t>
+      </w:r>
+      <w:r>
+        <w:rPr>
+          <w:rFonts w:ascii="Times New Roman" w:hAnsi="Times New Roman" w:cs="Times New Roman"/>
+          <w:color w:val="00000A"/>
+          <w:sz w:val="26"/>
+          <w:szCs w:val="26"/>
+        </w:rPr>
+        <w:t xml:space="preserve"> F.,</w:t>
+      </w:r>
+      <w:r>
+        <w:rPr>
+          <w:rFonts w:ascii="Times New Roman" w:hAnsi="Times New Roman" w:cs="Times New Roman"/>
+          <w:color w:val="00000A"/>
+          <w:sz w:val="26"/>
+          <w:szCs w:val="26"/>
+        </w:rPr>
+        <w:t xml:space="preserve"> Hoppe,</w:t>
+      </w:r>
+      <w:r>
+        <w:rPr>
+          <w:rFonts w:ascii="Times New Roman" w:hAnsi="Times New Roman" w:cs="Times New Roman"/>
+          <w:color w:val="00000A"/>
+          <w:sz w:val="26"/>
+          <w:szCs w:val="26"/>
+        </w:rPr>
+        <w:t xml:space="preserve"> D.,</w:t>
+      </w:r>
+      <w:r>
+        <w:rPr>
+          <w:rFonts w:ascii="Times New Roman" w:hAnsi="Times New Roman" w:cs="Times New Roman"/>
+          <w:color w:val="00000A"/>
+          <w:sz w:val="26"/>
+          <w:szCs w:val="26"/>
+        </w:rPr>
+        <w:t xml:space="preserve"> Kirkham,</w:t>
+      </w:r>
+      <w:r>
+        <w:rPr>
+          <w:rFonts w:ascii="Times New Roman" w:hAnsi="Times New Roman" w:cs="Times New Roman"/>
+          <w:color w:val="00000A"/>
+          <w:sz w:val="26"/>
+          <w:szCs w:val="26"/>
+        </w:rPr>
+        <w:t xml:space="preserve"> T.,</w:t>
+      </w:r>
+      <w:r>
+        <w:rPr>
+          <w:rFonts w:ascii="Times New Roman" w:hAnsi="Times New Roman" w:cs="Times New Roman"/>
+          <w:color w:val="00000A"/>
+          <w:sz w:val="26"/>
+          <w:szCs w:val="26"/>
+        </w:rPr>
+        <w:t xml:space="preserve"> Kritikos,</w:t>
+      </w:r>
+      <w:r>
+        <w:rPr>
+          <w:rFonts w:ascii="Times New Roman" w:hAnsi="Times New Roman" w:cs="Times New Roman"/>
+          <w:color w:val="00000A"/>
+          <w:sz w:val="26"/>
+          <w:szCs w:val="26"/>
+        </w:rPr>
+        <w:t xml:space="preserve"> K.,</w:t>
+      </w:r>
+      <w:r>
+        <w:rPr>
+          <w:rFonts w:ascii="Times New Roman" w:hAnsi="Times New Roman" w:cs="Times New Roman"/>
+          <w:color w:val="00000A"/>
+          <w:sz w:val="26"/>
+          <w:szCs w:val="26"/>
+        </w:rPr>
+        <w:t xml:space="preserve"> Malawski,</w:t>
+      </w:r>
+      <w:r>
+        <w:rPr>
+          <w:rFonts w:ascii="Times New Roman" w:hAnsi="Times New Roman" w:cs="Times New Roman"/>
+          <w:color w:val="00000A"/>
+          <w:sz w:val="26"/>
+          <w:szCs w:val="26"/>
+        </w:rPr>
+        <w:t xml:space="preserve"> M.,</w:t>
+      </w:r>
+      <w:r>
+        <w:rPr>
+          <w:rFonts w:ascii="Times New Roman" w:hAnsi="Times New Roman" w:cs="Times New Roman"/>
+          <w:color w:val="00000A"/>
+          <w:sz w:val="26"/>
+          <w:szCs w:val="26"/>
+        </w:rPr>
+        <w:t xml:space="preserve"> Parlavantzas,</w:t>
+      </w:r>
+      <w:r>
+        <w:rPr>
+          <w:rFonts w:ascii="Times New Roman" w:hAnsi="Times New Roman" w:cs="Times New Roman"/>
+          <w:color w:val="00000A"/>
+          <w:sz w:val="26"/>
+          <w:szCs w:val="26"/>
+        </w:rPr>
+        <w:t xml:space="preserve"> N.,</w:t>
+      </w:r>
+      <w:r>
+        <w:rPr>
+          <w:rFonts w:ascii="Times New Roman" w:hAnsi="Times New Roman" w:cs="Times New Roman"/>
+          <w:color w:val="00000A"/>
+          <w:sz w:val="26"/>
+          <w:szCs w:val="26"/>
+        </w:rPr>
+        <w:t xml:space="preserve"> Perez,</w:t>
+      </w:r>
+      <w:r>
+        <w:rPr>
+          <w:rFonts w:ascii="Times New Roman" w:hAnsi="Times New Roman" w:cs="Times New Roman"/>
+          <w:color w:val="00000A"/>
+          <w:sz w:val="26"/>
+          <w:szCs w:val="26"/>
+        </w:rPr>
+        <w:t xml:space="preserve"> C.,</w:t>
+      </w:r>
+      <w:r>
+        <w:rPr>
+          <w:rFonts w:ascii="Times New Roman" w:hAnsi="Times New Roman" w:cs="Times New Roman"/>
+          <w:color w:val="00000A"/>
+          <w:sz w:val="26"/>
+          <w:szCs w:val="26"/>
+        </w:rPr>
+        <w:t xml:space="preserve"> Pouilloux,</w:t>
+      </w:r>
+      <w:r>
+        <w:rPr>
+          <w:rFonts w:ascii="Times New Roman" w:hAnsi="Times New Roman" w:cs="Times New Roman"/>
+          <w:color w:val="00000A"/>
+          <w:sz w:val="26"/>
+          <w:szCs w:val="26"/>
+        </w:rPr>
+        <w:t xml:space="preserve"> L.,</w:t>
+      </w:r>
+      <w:r>
+        <w:rPr>
+          <w:rFonts w:ascii="Times New Roman" w:hAnsi="Times New Roman" w:cs="Times New Roman"/>
+          <w:color w:val="00000A"/>
+          <w:sz w:val="26"/>
+          <w:szCs w:val="26"/>
+        </w:rPr>
+        <w:t xml:space="preserve">  Romero,</w:t>
+      </w:r>
+      <w:r>
+        <w:rPr>
+          <w:rFonts w:ascii="Times New Roman" w:hAnsi="Times New Roman" w:cs="Times New Roman"/>
+          <w:color w:val="00000A"/>
+          <w:sz w:val="26"/>
+          <w:szCs w:val="26"/>
+        </w:rPr>
+        <w:t xml:space="preserve"> D.,</w:t>
+      </w:r>
+      <w:r>
+        <w:rPr>
+          <w:rFonts w:ascii="Times New Roman" w:hAnsi="Times New Roman" w:cs="Times New Roman"/>
+          <w:color w:val="00000A"/>
+          <w:sz w:val="26"/>
+          <w:szCs w:val="26"/>
+        </w:rPr>
+        <w:t xml:space="preserve"> Sheridan</w:t>
+      </w:r>
+      <w:r>
+        <w:rPr>
+          <w:rFonts w:ascii="Times New Roman" w:hAnsi="Times New Roman" w:cs="Times New Roman"/>
+          <w:color w:val="00000A"/>
+          <w:sz w:val="26"/>
+          <w:szCs w:val="26"/>
+        </w:rPr>
+        <w:t xml:space="preserve"> C.</w:t>
+      </w:r>
+      <w:r>
+        <w:rPr>
+          <w:rFonts w:ascii="Times New Roman" w:hAnsi="Times New Roman" w:cs="Times New Roman"/>
+          <w:color w:val="00000A"/>
+          <w:sz w:val="26"/>
+          <w:szCs w:val="26"/>
+        </w:rPr>
+        <w:t>, Silva,</w:t>
+      </w:r>
+      <w:r>
+        <w:rPr>
+          <w:rFonts w:ascii="Times New Roman" w:hAnsi="Times New Roman" w:cs="Times New Roman"/>
+          <w:color w:val="00000A"/>
+          <w:sz w:val="26"/>
+          <w:szCs w:val="26"/>
+        </w:rPr>
+        <w:t xml:space="preserve"> P.,</w:t>
+      </w:r>
+      <w:r>
+        <w:rPr>
+          <w:rFonts w:ascii="Times New Roman" w:hAnsi="Times New Roman" w:cs="Times New Roman"/>
+          <w:color w:val="00000A"/>
+          <w:sz w:val="26"/>
+          <w:szCs w:val="26"/>
+        </w:rPr>
+        <w:t xml:space="preserve"> Sinha</w:t>
+      </w:r>
+      <w:r>
+        <w:rPr>
+          <w:rFonts w:ascii="Times New Roman" w:hAnsi="Times New Roman" w:cs="Times New Roman"/>
+          <w:color w:val="00000A"/>
+          <w:sz w:val="26"/>
+          <w:szCs w:val="26"/>
+        </w:rPr>
+        <w:t xml:space="preserve">, A. </w:t>
+      </w:r>
+      <w:r>
+        <w:rPr>
+          <w:rFonts w:ascii="Times New Roman" w:hAnsi="Times New Roman" w:cs="Times New Roman"/>
+          <w:bCs/>
+          <w:color w:val="00000A"/>
+          <w:sz w:val="26"/>
+          <w:szCs w:val="26"/>
+        </w:rPr>
+        <w:t>Model Based Cloud Platform Upperware, Deliverable</w:t>
+      </w:r>
+      <w:r>
+        <w:rPr>
+          <w:rFonts w:ascii="Times New Roman" w:hAnsi="Times New Roman" w:cs="Times New Roman"/>
+          <w:b/>
+          <w:bCs/>
+          <w:color w:val="00000A"/>
+          <w:sz w:val="26"/>
+          <w:szCs w:val="26"/>
+        </w:rPr>
+        <w:t xml:space="preserve"> </w:t>
+      </w:r>
+      <w:r>
+        <w:rPr>
+          <w:rFonts w:ascii="Times New Roman" w:hAnsi="Times New Roman" w:cs="Times New Roman"/>
+          <w:color w:val="00000A"/>
+          <w:sz w:val="26"/>
+          <w:szCs w:val="26"/>
+        </w:rPr>
+        <w:t>D</w:t>
+      </w:r>
+      <w:r>
+        <w:rPr>
+          <w:rFonts w:ascii="Times New Roman" w:hAnsi="Times New Roman" w:cs="Times New Roman"/>
+          <w:color w:val="00000A"/>
+          <w:sz w:val="26"/>
+          <w:szCs w:val="26"/>
+        </w:rPr>
+        <w:t xml:space="preserve">3.1.2, Product Upperware. October </w:t>
+      </w:r>
+      <w:r>
+        <w:rPr>
+          <w:rFonts w:ascii="Times New Roman" w:hAnsi="Times New Roman" w:cs="Times New Roman"/>
+          <w:color w:val="00000A"/>
+          <w:sz w:val="26"/>
+          <w:szCs w:val="26"/>
+        </w:rPr>
+        <w:t>2</w:t>
+      </w:r>
+      <w:r>
+        <w:rPr>
+          <w:rFonts w:ascii="Times New Roman" w:hAnsi="Times New Roman" w:cs="Times New Roman"/>
+          <w:color w:val="00000A"/>
+          <w:sz w:val="26"/>
+          <w:szCs w:val="26"/>
+        </w:rPr>
+        <w:t>0</w:t>
+      </w:r>
+      <w:r>
+        <w:rPr>
+          <w:rFonts w:ascii="Times New Roman" w:hAnsi="Times New Roman" w:cs="Times New Roman"/>
+          <w:color w:val="00000A"/>
+          <w:sz w:val="26"/>
+          <w:szCs w:val="26"/>
+        </w:rPr>
+        <w:t>15</w:t>
+      </w:r>
+      <w:r>
+        <w:rPr>
+          <w:rFonts w:ascii="Times New Roman" w:hAnsi="Times New Roman" w:cs="Times New Roman"/>
+          <w:color w:val="00000A"/>
+          <w:sz w:val="26"/>
+          <w:szCs w:val="26"/>
+        </w:rPr>
+        <w:t>.</w:t>
+      </w:r>
+    </w:p>
+    <w:p>
+      <w:pPr>
+        <w:pStyle w:val="ListParagraph"/>
+        <w:numPr>
+          <w:ilvl w:val="0"/>
+          <w:numId w:val="1"/>
+        </w:numPr>
+        <w:jc w:val="both"/>
+        <w:rPr>
+          <w:rFonts w:ascii="Times New Roman" w:hAnsi="Times New Roman" w:cs="Times New Roman"/>
+          <w:bCs/>
+          <w:color w:val="00000A"/>
+          <w:sz w:val="26"/>
+          <w:szCs w:val="26"/>
+        </w:rPr>
+      </w:pPr>
+      <w:r>
+        <w:rPr>
+          <w:rFonts w:ascii="Times New Roman" w:hAnsi="Times New Roman" w:cs="Times New Roman"/>
+          <w:bCs/>
+          <w:color w:val="00000A"/>
+          <w:sz w:val="26"/>
+          <w:szCs w:val="26"/>
+        </w:rPr>
+        <w:t>Rossini, A., Kritikos, K., Nikolov, N., Domaschka, J., Griesinger, F.,  Seybold, D., Romero, D.</w:t>
+      </w:r>
+      <w:r>
+        <w:rPr>
+          <w:rFonts w:ascii="Times New Roman" w:hAnsi="Times New Roman" w:cs="Times New Roman"/>
+          <w:bCs/>
+          <w:color w:val="00000A"/>
+          <w:sz w:val="26"/>
+          <w:szCs w:val="26"/>
+        </w:rPr>
+        <w:t xml:space="preserve"> </w:t>
+      </w:r>
+      <w:r>
+        <w:rPr>
+          <w:rFonts w:ascii="Times New Roman" w:hAnsi="Times New Roman" w:cs="Times New Roman"/>
+          <w:bCs/>
+          <w:color w:val="00000A"/>
+          <w:sz w:val="26"/>
+          <w:szCs w:val="26"/>
+        </w:rPr>
+        <w:t>Model Based Cloud Platform Upperware, Deliverable</w:t>
+      </w:r>
+      <w:r>
+        <w:rPr>
+          <w:rFonts w:ascii="Times New Roman" w:hAnsi="Times New Roman" w:cs="Times New Roman"/>
+          <w:b/>
+          <w:bCs/>
+          <w:color w:val="00000A"/>
+          <w:sz w:val="26"/>
+          <w:szCs w:val="26"/>
+        </w:rPr>
+        <w:t xml:space="preserve"> </w:t>
+      </w:r>
+      <w:r>
+        <w:rPr>
+          <w:rFonts w:ascii="Times New Roman" w:hAnsi="Times New Roman" w:cs="Times New Roman"/>
+          <w:color w:val="00000A"/>
+          <w:sz w:val="26"/>
+          <w:szCs w:val="26"/>
+        </w:rPr>
+        <w:t>D</w:t>
+      </w:r>
+      <w:r>
+        <w:rPr>
+          <w:rFonts w:ascii="Times New Roman" w:hAnsi="Times New Roman" w:cs="Times New Roman"/>
+          <w:color w:val="00000A"/>
+          <w:sz w:val="26"/>
+          <w:szCs w:val="26"/>
+        </w:rPr>
+        <w:t>2.1.3, Camel Documentation. October 2015.</w:t>
+      </w:r>
+    </w:p>
+    <w:p>
+      <w:pPr>
+        <w:numPr>
+          <w:ilvl w:val="0"/>
+          <w:numId w:val="1"/>
+        </w:numPr>
+        <w:jc w:val="both"/>
+        <w:rPr>
+          <w:lang w:val="en-GB"/>
+        </w:rPr>
+      </w:pPr>
+      <w:r>
+        <w:rPr>
+          <w:lang w:val="en-GB"/>
+        </w:rPr>
         <w:t xml:space="preserve">Quinton, C., Romero, D., Duchien, L.: SALOON: a platform for selecting and configuring cloud environments. Software – Practice and Experience p. 10.1002/spe.2311 (Jan 2015), http://dx.doi.org/10.1002/spe.2311 </w:t>
       </w:r>
     </w:p>
@@ -3178,20 +6902,30 @@
       <w:pPr>
         <w:rPr>
           <w:b/>
-        </w:rPr>
-      </w:pPr>
-    </w:p>
-    <w:p>
-      <w:pPr>
-        <w:rPr>
-          <w:b/>
-        </w:rPr>
-      </w:pPr>
-    </w:p>
-    <w:p>
-      <w:pPr>
-        <w:rPr>
-          <w:b/>
+          <w:lang w:val="en-GB"/>
+        </w:rPr>
+      </w:pPr>
+    </w:p>
+    <w:p>
+      <w:pPr>
+        <w:rPr>
+          <w:b/>
+          <w:lang w:val="en-GB"/>
+        </w:rPr>
+      </w:pPr>
+    </w:p>
+    <w:p>
+      <w:pPr>
+        <w:rPr>
+          <w:b/>
+          <w:lang w:val="en-GB"/>
+        </w:rPr>
+      </w:pPr>
+    </w:p>
+    <w:p>
+      <w:pPr>
+        <w:rPr>
+          <w:lang w:val="en-GB"/>
         </w:rPr>
       </w:pPr>
     </w:p>
@@ -3210,6 +6944,119 @@
 <file path=word/numbering.xml><?xml version="1.0" encoding="utf-8"?>
 <w:numbering xmlns:wpc="http://schemas.microsoft.com/office/word/2010/wordprocessingCanvas" xmlns:mo="http://schemas.microsoft.com/office/mac/office/2008/main" xmlns:mc="http://schemas.openxmlformats.org/markup-compatibility/2006" xmlns:mv="urn:schemas-microsoft-com:mac:vml" xmlns:o="urn:schemas-microsoft-com:office:office" xmlns:r="http://schemas.openxmlformats.org/officeDocument/2006/relationships" xmlns:m="http://schemas.openxmlformats.org/officeDocument/2006/math" xmlns:v="urn:schemas-microsoft-com:vml" xmlns:wp14="http://schemas.microsoft.com/office/word/2010/wordprocessingDrawing" xmlns:wp="http://schemas.openxmlformats.org/drawingml/2006/wordprocessingDrawing" xmlns:w10="urn:schemas-microsoft-com:office:word" xmlns:w="http://schemas.openxmlformats.org/wordprocessingml/2006/main" xmlns:w14="http://schemas.microsoft.com/office/word/2010/wordml" xmlns:wpg="http://schemas.microsoft.com/office/word/2010/wordprocessingGroup" xmlns:wpi="http://schemas.microsoft.com/office/word/2010/wordprocessingInk" xmlns:wne="http://schemas.microsoft.com/office/word/2006/wordml" xmlns:wps="http://schemas.microsoft.com/office/word/2010/wordprocessingShape" mc:Ignorable="w14 wp14">
   <w:abstractNum w:abstractNumId="0">
+    <w:nsid w:val="254B6D53"/>
+    <w:multiLevelType w:val="hybridMultilevel"/>
+    <w:tmpl w:val="FE92C49E"/>
+    <w:lvl w:ilvl="0" w:tplc="04080001">
+      <w:start w:val="1"/>
+      <w:numFmt w:val="bullet"/>
+      <w:lvlText w:val=""/>
+      <w:lvlJc w:val="left"/>
+      <w:pPr>
+        <w:ind w:left="720" w:hanging="360"/>
+      </w:pPr>
+      <w:rPr>
+        <w:rFonts w:ascii="Symbol" w:hAnsi="Symbol" w:hint="default"/>
+      </w:rPr>
+    </w:lvl>
+    <w:lvl w:ilvl="1" w:tplc="04080003" w:tentative="1">
+      <w:start w:val="1"/>
+      <w:numFmt w:val="bullet"/>
+      <w:lvlText w:val="o"/>
+      <w:lvlJc w:val="left"/>
+      <w:pPr>
+        <w:ind w:left="1440" w:hanging="360"/>
+      </w:pPr>
+      <w:rPr>
+        <w:rFonts w:ascii="Courier New" w:hAnsi="Courier New" w:cs="Courier New" w:hint="default"/>
+      </w:rPr>
+    </w:lvl>
+    <w:lvl w:ilvl="2" w:tplc="04080005" w:tentative="1">
+      <w:start w:val="1"/>
+      <w:numFmt w:val="bullet"/>
+      <w:lvlText w:val=""/>
+      <w:lvlJc w:val="left"/>
+      <w:pPr>
+        <w:ind w:left="2160" w:hanging="360"/>
+      </w:pPr>
+      <w:rPr>
+        <w:rFonts w:ascii="Wingdings" w:hAnsi="Wingdings" w:hint="default"/>
+      </w:rPr>
+    </w:lvl>
+    <w:lvl w:ilvl="3" w:tplc="04080001" w:tentative="1">
+      <w:start w:val="1"/>
+      <w:numFmt w:val="bullet"/>
+      <w:lvlText w:val=""/>
+      <w:lvlJc w:val="left"/>
+      <w:pPr>
+        <w:ind w:left="2880" w:hanging="360"/>
+      </w:pPr>
+      <w:rPr>
+        <w:rFonts w:ascii="Symbol" w:hAnsi="Symbol" w:hint="default"/>
+      </w:rPr>
+    </w:lvl>
+    <w:lvl w:ilvl="4" w:tplc="04080003" w:tentative="1">
+      <w:start w:val="1"/>
+      <w:numFmt w:val="bullet"/>
+      <w:lvlText w:val="o"/>
+      <w:lvlJc w:val="left"/>
+      <w:pPr>
+        <w:ind w:left="3600" w:hanging="360"/>
+      </w:pPr>
+      <w:rPr>
+        <w:rFonts w:ascii="Courier New" w:hAnsi="Courier New" w:cs="Courier New" w:hint="default"/>
+      </w:rPr>
+    </w:lvl>
+    <w:lvl w:ilvl="5" w:tplc="04080005" w:tentative="1">
+      <w:start w:val="1"/>
+      <w:numFmt w:val="bullet"/>
+      <w:lvlText w:val=""/>
+      <w:lvlJc w:val="left"/>
+      <w:pPr>
+        <w:ind w:left="4320" w:hanging="360"/>
+      </w:pPr>
+      <w:rPr>
+        <w:rFonts w:ascii="Wingdings" w:hAnsi="Wingdings" w:hint="default"/>
+      </w:rPr>
+    </w:lvl>
+    <w:lvl w:ilvl="6" w:tplc="04080001" w:tentative="1">
+      <w:start w:val="1"/>
+      <w:numFmt w:val="bullet"/>
+      <w:lvlText w:val=""/>
+      <w:lvlJc w:val="left"/>
+      <w:pPr>
+        <w:ind w:left="5040" w:hanging="360"/>
+      </w:pPr>
+      <w:rPr>
+        <w:rFonts w:ascii="Symbol" w:hAnsi="Symbol" w:hint="default"/>
+      </w:rPr>
+    </w:lvl>
+    <w:lvl w:ilvl="7" w:tplc="04080003" w:tentative="1">
+      <w:start w:val="1"/>
+      <w:numFmt w:val="bullet"/>
+      <w:lvlText w:val="o"/>
+      <w:lvlJc w:val="left"/>
+      <w:pPr>
+        <w:ind w:left="5760" w:hanging="360"/>
+      </w:pPr>
+      <w:rPr>
+        <w:rFonts w:ascii="Courier New" w:hAnsi="Courier New" w:cs="Courier New" w:hint="default"/>
+      </w:rPr>
+    </w:lvl>
+    <w:lvl w:ilvl="8" w:tplc="04080005" w:tentative="1">
+      <w:start w:val="1"/>
+      <w:numFmt w:val="bullet"/>
+      <w:lvlText w:val=""/>
+      <w:lvlJc w:val="left"/>
+      <w:pPr>
+        <w:ind w:left="6480" w:hanging="360"/>
+      </w:pPr>
+      <w:rPr>
+        <w:rFonts w:ascii="Wingdings" w:hAnsi="Wingdings" w:hint="default"/>
+      </w:rPr>
+    </w:lvl>
+  </w:abstractNum>
+  <w:abstractNum w:abstractNumId="1">
     <w:nsid w:val="37CD7DC1"/>
     <w:multiLevelType w:val="multilevel"/>
     <w:tmpl w:val="51EE812E"/>
@@ -3331,7 +7178,7 @@
       </w:pPr>
     </w:lvl>
   </w:abstractNum>
-  <w:abstractNum w:abstractNumId="1">
+  <w:abstractNum w:abstractNumId="2">
     <w:nsid w:val="39C50453"/>
     <w:multiLevelType w:val="multilevel"/>
     <w:tmpl w:val="41942748"/>
@@ -3444,7 +7291,7 @@
       </w:rPr>
     </w:lvl>
   </w:abstractNum>
-  <w:abstractNum w:abstractNumId="2">
+  <w:abstractNum w:abstractNumId="3">
     <w:nsid w:val="5E831889"/>
     <w:multiLevelType w:val="multilevel"/>
     <w:tmpl w:val="DE40C15C"/>
@@ -3539,12 +7386,15 @@
     </w:lvl>
   </w:abstractNum>
   <w:num w:numId="1">
+    <w:abstractNumId w:val="3"/>
+  </w:num>
+  <w:num w:numId="2">
     <w:abstractNumId w:val="2"/>
   </w:num>
-  <w:num w:numId="2">
+  <w:num w:numId="3">
     <w:abstractNumId w:val="1"/>
   </w:num>
-  <w:num w:numId="3">
+  <w:num w:numId="4">
     <w:abstractNumId w:val="0"/>
   </w:num>
 </w:numbering>
@@ -3705,7 +7555,7 @@
   <w:style w:type="paragraph" w:default="1" w:styleId="Normal">
     <w:name w:val="Normal"/>
     <w:qFormat/>
-    <w:rsid w:val="00C627E7"/>
+    <w:rsid w:val="0064080F"/>
   </w:style>
   <w:style w:type="paragraph" w:styleId="Heading1">
     <w:name w:val="heading 1"/>
@@ -4157,7 +8007,7 @@
   <w:style w:type="paragraph" w:default="1" w:styleId="Normal">
     <w:name w:val="Normal"/>
     <w:qFormat/>
-    <w:rsid w:val="00C627E7"/>
+    <w:rsid w:val="0064080F"/>
   </w:style>
   <w:style w:type="paragraph" w:styleId="Heading1">
     <w:name w:val="heading 1"/>

--- a/generator/src/main/resources/documents/AdditionOfProviders.docx
+++ b/generator/src/main/resources/documents/AdditionOfProviders.docx
@@ -55,7 +55,21 @@
         <w:rPr>
           <w:lang w:val="en-GB"/>
         </w:rPr>
-        <w:t xml:space="preserve">created and/or updated by Paasage developers </w:t>
+        <w:t xml:space="preserve">created and/or updated by </w:t>
+      </w:r>
+      <w:proofErr w:type="spellStart"/>
+      <w:r>
+        <w:rPr>
+          <w:lang w:val="en-GB"/>
+        </w:rPr>
+        <w:t>Paasage</w:t>
+      </w:r>
+      <w:proofErr w:type="spellEnd"/>
+      <w:r>
+        <w:rPr>
+          <w:lang w:val="en-GB"/>
+        </w:rPr>
+        <w:t xml:space="preserve"> developers </w:t>
       </w:r>
       <w:r>
         <w:rPr>
@@ -97,19 +111,75 @@
         <w:rPr>
           <w:lang w:val="en-GB"/>
         </w:rPr>
-        <w:t xml:space="preserve"> To do that, the document uses Omistack as example, a private Cloud based on Open Stack and offered by the Ulm University.</w:t>
-      </w:r>
-      <w:r>
-        <w:rPr>
-          <w:lang w:val="en-GB"/>
-        </w:rPr>
-        <w:t xml:space="preserve"> Please notice that adding a new provider at the Upperware does not mean that the Executionware will support this provider. </w:t>
-      </w:r>
-      <w:r>
-        <w:rPr>
-          <w:lang w:val="en-GB"/>
-        </w:rPr>
-        <w:t xml:space="preserve">This document assumes that the reader is familiar with the Upperware [1] and its related components as well as with the CAMEL language [2].   </w:t>
+        <w:t xml:space="preserve"> To do that, the document uses </w:t>
+      </w:r>
+      <w:proofErr w:type="spellStart"/>
+      <w:r>
+        <w:rPr>
+          <w:lang w:val="en-GB"/>
+        </w:rPr>
+        <w:t>Omistack</w:t>
+      </w:r>
+      <w:proofErr w:type="spellEnd"/>
+      <w:r>
+        <w:rPr>
+          <w:lang w:val="en-GB"/>
+        </w:rPr>
+        <w:t xml:space="preserve"> as example, a private Cloud based on Open Stack and offered by the Ulm University.</w:t>
+      </w:r>
+      <w:r>
+        <w:rPr>
+          <w:lang w:val="en-GB"/>
+        </w:rPr>
+        <w:t xml:space="preserve"> Please notice that adding a new provider at the </w:t>
+      </w:r>
+      <w:proofErr w:type="spellStart"/>
+      <w:r>
+        <w:rPr>
+          <w:lang w:val="en-GB"/>
+        </w:rPr>
+        <w:t>Upperware</w:t>
+      </w:r>
+      <w:proofErr w:type="spellEnd"/>
+      <w:r>
+        <w:rPr>
+          <w:lang w:val="en-GB"/>
+        </w:rPr>
+        <w:t xml:space="preserve"> does not mean that the </w:t>
+      </w:r>
+      <w:proofErr w:type="spellStart"/>
+      <w:r>
+        <w:rPr>
+          <w:lang w:val="en-GB"/>
+        </w:rPr>
+        <w:t>Executionware</w:t>
+      </w:r>
+      <w:proofErr w:type="spellEnd"/>
+      <w:r>
+        <w:rPr>
+          <w:lang w:val="en-GB"/>
+        </w:rPr>
+        <w:t xml:space="preserve"> will support this provider. </w:t>
+      </w:r>
+      <w:r>
+        <w:rPr>
+          <w:lang w:val="en-GB"/>
+        </w:rPr>
+        <w:t xml:space="preserve">This document assumes that the reader is familiar with the </w:t>
+      </w:r>
+      <w:proofErr w:type="spellStart"/>
+      <w:r>
+        <w:rPr>
+          <w:lang w:val="en-GB"/>
+        </w:rPr>
+        <w:t>Upperware</w:t>
+      </w:r>
+      <w:proofErr w:type="spellEnd"/>
+      <w:r>
+        <w:rPr>
+          <w:lang w:val="en-GB"/>
+        </w:rPr>
+        <w:t xml:space="preserve"> [1] and its related components as well as with the CAMEL language [2].   </w:t>
       </w:r>
       <w:r>
         <w:rPr>
@@ -272,7 +342,21 @@
         <w:rPr>
           <w:lang w:val="en-GB"/>
         </w:rPr>
-        <w:t xml:space="preserve">In PaaSage, a provider model defines the virtual machines, images and locations that are offered by a given provider as well constraints that define how they can be combined together [2].  </w:t>
+        <w:t xml:space="preserve">In </w:t>
+      </w:r>
+      <w:proofErr w:type="spellStart"/>
+      <w:r>
+        <w:rPr>
+          <w:lang w:val="en-GB"/>
+        </w:rPr>
+        <w:t>PaaSage</w:t>
+      </w:r>
+      <w:proofErr w:type="spellEnd"/>
+      <w:r>
+        <w:rPr>
+          <w:lang w:val="en-GB"/>
+        </w:rPr>
+        <w:t xml:space="preserve">, a provider model defines the virtual machines, images and locations that are offered by a given provider as well constraints that define how they can be combined together [2].  </w:t>
       </w:r>
       <w:r>
         <w:rPr>
@@ -438,7 +522,23 @@
           <w:i/>
           <w:lang w:val="en-GB"/>
         </w:rPr>
-        <w:t>Overview of the CAMEL model containing the Omistack Provider Model</w:t>
+        <w:t xml:space="preserve">Overview of the CAMEL model containing the </w:t>
+      </w:r>
+      <w:proofErr w:type="spellStart"/>
+      <w:r>
+        <w:rPr>
+          <w:i/>
+          <w:lang w:val="en-GB"/>
+        </w:rPr>
+        <w:t>Omistack</w:t>
+      </w:r>
+      <w:proofErr w:type="spellEnd"/>
+      <w:r>
+        <w:rPr>
+          <w:i/>
+          <w:lang w:val="en-GB"/>
+        </w:rPr>
+        <w:t xml:space="preserve"> Provider Model</w:t>
       </w:r>
     </w:p>
     <w:p>
@@ -511,7 +611,21 @@
         <w:rPr>
           <w:lang w:val="en-GB"/>
         </w:rPr>
-        <w:t xml:space="preserve"> has the same name as the type defined by the ProviderTypes.xmi model (cf. Section 2.2).</w:t>
+        <w:t xml:space="preserve"> has the same name as the type defined by the </w:t>
+      </w:r>
+      <w:proofErr w:type="spellStart"/>
+      <w:r>
+        <w:rPr>
+          <w:lang w:val="en-GB"/>
+        </w:rPr>
+        <w:t>ProviderTypes.xmi</w:t>
+      </w:r>
+      <w:proofErr w:type="spellEnd"/>
+      <w:r>
+        <w:rPr>
+          <w:lang w:val="en-GB"/>
+        </w:rPr>
+        <w:t xml:space="preserve"> model (cf. Section 2.2).</w:t>
       </w:r>
     </w:p>
     <w:p>
@@ -537,13 +651,27 @@
         <w:rPr>
           <w:lang w:val="en-GB"/>
         </w:rPr>
-        <w:t xml:space="preserve"> In a provider model, each feature has a cardinality that indicates the minimal a maximum number of instances that can be created for that feature [2]. In “VM” case,  th</w:t>
-      </w:r>
-      <w:r>
-        <w:rPr>
-          <w:lang w:val="en-GB"/>
-        </w:rPr>
-        <w:t xml:space="preserve">e cardinality has to be defined according to the number of virtual machine instances that clients are allowed to create. </w:t>
+        <w:t xml:space="preserve"> In a provider model, each feature has a cardinality that indicates the minimal a maximum number of instances that can be created for that feature [2]. In “VM” case</w:t>
+      </w:r>
+      <w:proofErr w:type="gramStart"/>
+      <w:r>
+        <w:rPr>
+          <w:lang w:val="en-GB"/>
+        </w:rPr>
+        <w:t>,  th</w:t>
+      </w:r>
+      <w:r>
+        <w:rPr>
+          <w:lang w:val="en-GB"/>
+        </w:rPr>
+        <w:t>e</w:t>
+      </w:r>
+      <w:proofErr w:type="gramEnd"/>
+      <w:r>
+        <w:rPr>
+          <w:lang w:val="en-GB"/>
+        </w:rPr>
+        <w:t xml:space="preserve"> cardinality has to be defined according to the number of virtual machine instances that clients are allowed to create. </w:t>
       </w:r>
     </w:p>
     <w:p>
@@ -562,7 +690,35 @@
         <w:rPr>
           <w:lang w:val="en-GB"/>
         </w:rPr>
-        <w:t>The “VM” feature has an attribute “VMType”. In the Executionware, this attribute represents a hardware flavo</w:t>
+        <w:t>The “VM” feature has an attribute “</w:t>
+      </w:r>
+      <w:proofErr w:type="spellStart"/>
+      <w:r>
+        <w:rPr>
+          <w:lang w:val="en-GB"/>
+        </w:rPr>
+        <w:t>VMType</w:t>
+      </w:r>
+      <w:proofErr w:type="spellEnd"/>
+      <w:r>
+        <w:rPr>
+          <w:lang w:val="en-GB"/>
+        </w:rPr>
+        <w:t xml:space="preserve">”. In the </w:t>
+      </w:r>
+      <w:proofErr w:type="spellStart"/>
+      <w:r>
+        <w:rPr>
+          <w:lang w:val="en-GB"/>
+        </w:rPr>
+        <w:t>Executionware</w:t>
+      </w:r>
+      <w:proofErr w:type="spellEnd"/>
+      <w:r>
+        <w:rPr>
+          <w:lang w:val="en-GB"/>
+        </w:rPr>
+        <w:t>, this attribute represents a hardware flavo</w:t>
       </w:r>
       <w:r>
         <w:rPr>
@@ -677,7 +833,21 @@
         <w:rPr>
           <w:lang w:val="en-GB"/>
         </w:rPr>
-        <w:t xml:space="preserve">For example, in Omistack, possible values for memory are 512, 2048, 4096, 8192 and 16384. This value type can be represented as a range, i.e., [512,16384] or a list containing these values. The last option is preferred, as only the actual values that can be used will be considered. </w:t>
+        <w:t xml:space="preserve">For example, in </w:t>
+      </w:r>
+      <w:proofErr w:type="spellStart"/>
+      <w:r>
+        <w:rPr>
+          <w:lang w:val="en-GB"/>
+        </w:rPr>
+        <w:t>Omistack</w:t>
+      </w:r>
+      <w:proofErr w:type="spellEnd"/>
+      <w:r>
+        <w:rPr>
+          <w:lang w:val="en-GB"/>
+        </w:rPr>
+        <w:t xml:space="preserve">, possible values for memory are 512, 2048, 4096, 8192 and 16384. This value type can be represented as a range, i.e., [512,16384] or a list containing these values. The last option is preferred, as only the actual values that can be used will be considered. </w:t>
       </w:r>
       <w:r>
         <w:rPr>
@@ -702,7 +872,91 @@
         <w:rPr>
           <w:lang w:val="en-GB"/>
         </w:rPr>
-        <w:t xml:space="preserve">“VMOS”, “OSVendorType”, “OSArchitecture”, “VMTypeCloudProviderId”, “VMImageId”, “DefaultLoginName”, and “DefaultLoginPassword” are </w:t>
+        <w:t>“VMOS”, “</w:t>
+      </w:r>
+      <w:proofErr w:type="spellStart"/>
+      <w:r>
+        <w:rPr>
+          <w:lang w:val="en-GB"/>
+        </w:rPr>
+        <w:t>OSVendorType</w:t>
+      </w:r>
+      <w:proofErr w:type="spellEnd"/>
+      <w:r>
+        <w:rPr>
+          <w:lang w:val="en-GB"/>
+        </w:rPr>
+        <w:t>”, “</w:t>
+      </w:r>
+      <w:proofErr w:type="spellStart"/>
+      <w:r>
+        <w:rPr>
+          <w:lang w:val="en-GB"/>
+        </w:rPr>
+        <w:t>OSArchitecture</w:t>
+      </w:r>
+      <w:proofErr w:type="spellEnd"/>
+      <w:r>
+        <w:rPr>
+          <w:lang w:val="en-GB"/>
+        </w:rPr>
+        <w:t>”, “</w:t>
+      </w:r>
+      <w:proofErr w:type="spellStart"/>
+      <w:r>
+        <w:rPr>
+          <w:lang w:val="en-GB"/>
+        </w:rPr>
+        <w:t>VMTypeCloudProviderId</w:t>
+      </w:r>
+      <w:proofErr w:type="spellEnd"/>
+      <w:r>
+        <w:rPr>
+          <w:lang w:val="en-GB"/>
+        </w:rPr>
+        <w:t>”, “</w:t>
+      </w:r>
+      <w:proofErr w:type="spellStart"/>
+      <w:r>
+        <w:rPr>
+          <w:lang w:val="en-GB"/>
+        </w:rPr>
+        <w:t>VMImageId</w:t>
+      </w:r>
+      <w:proofErr w:type="spellEnd"/>
+      <w:r>
+        <w:rPr>
+          <w:lang w:val="en-GB"/>
+        </w:rPr>
+        <w:t>”, “</w:t>
+      </w:r>
+      <w:proofErr w:type="spellStart"/>
+      <w:r>
+        <w:rPr>
+          <w:lang w:val="en-GB"/>
+        </w:rPr>
+        <w:t>DefaultLoginName</w:t>
+      </w:r>
+      <w:proofErr w:type="spellEnd"/>
+      <w:r>
+        <w:rPr>
+          <w:lang w:val="en-GB"/>
+        </w:rPr>
+        <w:t>”, and “</w:t>
+      </w:r>
+      <w:proofErr w:type="spellStart"/>
+      <w:r>
+        <w:rPr>
+          <w:lang w:val="en-GB"/>
+        </w:rPr>
+        <w:t>DefaultLoginPassword</w:t>
+      </w:r>
+      <w:proofErr w:type="spellEnd"/>
+      <w:r>
+        <w:rPr>
+          <w:lang w:val="en-GB"/>
+        </w:rPr>
+        <w:t xml:space="preserve">” are </w:t>
       </w:r>
       <w:r>
         <w:rPr>
@@ -714,7 +968,21 @@
         <w:rPr>
           <w:lang w:val="en-GB"/>
         </w:rPr>
-        <w:t xml:space="preserve">attributes required by the Executionware. </w:t>
+        <w:t xml:space="preserve">attributes required by the </w:t>
+      </w:r>
+      <w:proofErr w:type="spellStart"/>
+      <w:r>
+        <w:rPr>
+          <w:lang w:val="en-GB"/>
+        </w:rPr>
+        <w:t>Executionware</w:t>
+      </w:r>
+      <w:proofErr w:type="spellEnd"/>
+      <w:r>
+        <w:rPr>
+          <w:lang w:val="en-GB"/>
+        </w:rPr>
+        <w:t xml:space="preserve">. </w:t>
       </w:r>
     </w:p>
     <w:p>
@@ -745,7 +1013,21 @@
         <w:rPr>
           <w:lang w:val="en-GB"/>
         </w:rPr>
-        <w:t xml:space="preserve"> can be an enumeration, a string or a list of string values. In Omistack, VMOS is an enumeration with </w:t>
+        <w:t xml:space="preserve"> can be an enumeration, or a list of string values. In </w:t>
+      </w:r>
+      <w:proofErr w:type="spellStart"/>
+      <w:r>
+        <w:rPr>
+          <w:lang w:val="en-GB"/>
+        </w:rPr>
+        <w:t>Omistack</w:t>
+      </w:r>
+      <w:proofErr w:type="spellEnd"/>
+      <w:r>
+        <w:rPr>
+          <w:lang w:val="en-GB"/>
+        </w:rPr>
+        <w:t xml:space="preserve">, VMOS is an enumeration with </w:t>
       </w:r>
       <w:r>
         <w:rPr>
@@ -786,11 +1068,19 @@
           <w:lang w:val="en-GB"/>
         </w:rPr>
       </w:pPr>
-      <w:r>
-        <w:rPr>
-          <w:lang w:val="en-GB"/>
-        </w:rPr>
-        <w:t xml:space="preserve">OSVendorType represents the kind of operating system. Its </w:t>
+      <w:proofErr w:type="spellStart"/>
+      <w:r>
+        <w:rPr>
+          <w:lang w:val="en-GB"/>
+        </w:rPr>
+        <w:t>OSVendorType</w:t>
+      </w:r>
+      <w:proofErr w:type="spellEnd"/>
+      <w:r>
+        <w:rPr>
+          <w:lang w:val="en-GB"/>
+        </w:rPr>
+        <w:t xml:space="preserve"> represents the kind of operating system. Its </w:t>
       </w:r>
       <w:r>
         <w:rPr>
@@ -802,7 +1092,21 @@
         <w:rPr>
           <w:lang w:val="en-GB"/>
         </w:rPr>
-        <w:t xml:space="preserve"> can be an enumeration, a string or a list of string values. In Omistack, the attribute has an enumeration domain with </w:t>
+        <w:t xml:space="preserve"> can be an enumeration, a string or a list of string values. In </w:t>
+      </w:r>
+      <w:proofErr w:type="spellStart"/>
+      <w:r>
+        <w:rPr>
+          <w:lang w:val="en-GB"/>
+        </w:rPr>
+        <w:t>Omistack</w:t>
+      </w:r>
+      <w:proofErr w:type="spellEnd"/>
+      <w:r>
+        <w:rPr>
+          <w:lang w:val="en-GB"/>
+        </w:rPr>
+        <w:t xml:space="preserve">, the attribute has an enumeration domain with </w:t>
       </w:r>
       <w:r>
         <w:rPr>
@@ -843,11 +1147,19 @@
           <w:lang w:val="en-GB"/>
         </w:rPr>
       </w:pPr>
-      <w:r>
-        <w:rPr>
-          <w:lang w:val="en-GB"/>
-        </w:rPr>
-        <w:t xml:space="preserve">OSArchitecture defines the architecture of the operating system. Its </w:t>
+      <w:proofErr w:type="spellStart"/>
+      <w:r>
+        <w:rPr>
+          <w:lang w:val="en-GB"/>
+        </w:rPr>
+        <w:t>OSArchitecture</w:t>
+      </w:r>
+      <w:proofErr w:type="spellEnd"/>
+      <w:r>
+        <w:rPr>
+          <w:lang w:val="en-GB"/>
+        </w:rPr>
+        <w:t xml:space="preserve"> defines the architecture of the operating system. Its </w:t>
       </w:r>
       <w:r>
         <w:rPr>
@@ -859,7 +1171,21 @@
         <w:rPr>
           <w:lang w:val="en-GB"/>
         </w:rPr>
-        <w:t xml:space="preserve"> can be an enumeration, a string or a list of string values. In Omistack, the attribute has an enumeration </w:t>
+        <w:t xml:space="preserve"> can be an enumeration, a string or a list of string values. In </w:t>
+      </w:r>
+      <w:proofErr w:type="spellStart"/>
+      <w:r>
+        <w:rPr>
+          <w:lang w:val="en-GB"/>
+        </w:rPr>
+        <w:t>Omistack</w:t>
+      </w:r>
+      <w:proofErr w:type="spellEnd"/>
+      <w:r>
+        <w:rPr>
+          <w:lang w:val="en-GB"/>
+        </w:rPr>
+        <w:t xml:space="preserve">, the attribute has an enumeration </w:t>
       </w:r>
       <w:r>
         <w:rPr>
@@ -899,11 +1225,19 @@
           <w:lang w:val="en-GB"/>
         </w:rPr>
       </w:pPr>
-      <w:r>
-        <w:rPr>
-          <w:lang w:val="en-GB"/>
-        </w:rPr>
-        <w:t>VMTypeCloudProviderId is an identifier of the virtual machine type according to the location</w:t>
+      <w:proofErr w:type="spellStart"/>
+      <w:r>
+        <w:rPr>
+          <w:lang w:val="en-GB"/>
+        </w:rPr>
+        <w:t>VMTypeCloudProviderId</w:t>
+      </w:r>
+      <w:proofErr w:type="spellEnd"/>
+      <w:r>
+        <w:rPr>
+          <w:lang w:val="en-GB"/>
+        </w:rPr>
+        <w:t xml:space="preserve"> is an identifier of the virtual machine type according to the location</w:t>
       </w:r>
       <w:r>
         <w:rPr>
@@ -921,14 +1255,37 @@
         <w:rPr>
           <w:lang w:val="en-GB"/>
         </w:rPr>
-        <w:t xml:space="preserve"> can be an enumeration, a string or a list of string values. In Omistack, the attribute has an enumeration domain with </w:t>
-      </w:r>
+        <w:t xml:space="preserve"> can be an enumeration, a string or a list of string values. In </w:t>
+      </w:r>
+      <w:proofErr w:type="spellStart"/>
+      <w:r>
+        <w:rPr>
+          <w:lang w:val="en-GB"/>
+        </w:rPr>
+        <w:t>Omistack</w:t>
+      </w:r>
+      <w:proofErr w:type="spellEnd"/>
+      <w:r>
+        <w:rPr>
+          <w:lang w:val="en-GB"/>
+        </w:rPr>
+        <w:t xml:space="preserve">, the attribute has an enumeration domain with </w:t>
+      </w:r>
+      <w:proofErr w:type="spellStart"/>
       <w:r>
         <w:rPr>
           <w:i/>
           <w:lang w:val="en-GB"/>
         </w:rPr>
-        <w:t>RegionOne/1</w:t>
+        <w:t>RegionOne</w:t>
+      </w:r>
+      <w:proofErr w:type="spellEnd"/>
+      <w:r>
+        <w:rPr>
+          <w:i/>
+          <w:lang w:val="en-GB"/>
+        </w:rPr>
+        <w:t>/1</w:t>
       </w:r>
       <w:r>
         <w:rPr>
@@ -941,7 +1298,23 @@
           <w:i/>
           <w:lang w:val="en-GB"/>
         </w:rPr>
-        <w:t xml:space="preserve"> RegionOne/2</w:t>
+        <w:t xml:space="preserve"> </w:t>
+      </w:r>
+      <w:proofErr w:type="spellStart"/>
+      <w:r>
+        <w:rPr>
+          <w:i/>
+          <w:lang w:val="en-GB"/>
+        </w:rPr>
+        <w:t>RegionOne</w:t>
+      </w:r>
+      <w:proofErr w:type="spellEnd"/>
+      <w:r>
+        <w:rPr>
+          <w:i/>
+          <w:lang w:val="en-GB"/>
+        </w:rPr>
+        <w:t>/2</w:t>
       </w:r>
       <w:r>
         <w:rPr>
@@ -954,7 +1327,23 @@
           <w:i/>
           <w:lang w:val="en-GB"/>
         </w:rPr>
-        <w:t xml:space="preserve"> RegionOne/3</w:t>
+        <w:t xml:space="preserve"> </w:t>
+      </w:r>
+      <w:proofErr w:type="spellStart"/>
+      <w:r>
+        <w:rPr>
+          <w:i/>
+          <w:lang w:val="en-GB"/>
+        </w:rPr>
+        <w:t>RegionOne</w:t>
+      </w:r>
+      <w:proofErr w:type="spellEnd"/>
+      <w:r>
+        <w:rPr>
+          <w:i/>
+          <w:lang w:val="en-GB"/>
+        </w:rPr>
+        <w:t>/3</w:t>
       </w:r>
       <w:r>
         <w:rPr>
@@ -967,7 +1356,23 @@
           <w:i/>
           <w:lang w:val="en-GB"/>
         </w:rPr>
-        <w:t xml:space="preserve"> RegionOne/4 </w:t>
+        <w:t xml:space="preserve"> </w:t>
+      </w:r>
+      <w:proofErr w:type="spellStart"/>
+      <w:r>
+        <w:rPr>
+          <w:i/>
+          <w:lang w:val="en-GB"/>
+        </w:rPr>
+        <w:t>RegionOne</w:t>
+      </w:r>
+      <w:proofErr w:type="spellEnd"/>
+      <w:r>
+        <w:rPr>
+          <w:i/>
+          <w:lang w:val="en-GB"/>
+        </w:rPr>
+        <w:t xml:space="preserve">/4 </w:t>
       </w:r>
       <w:r>
         <w:rPr>
@@ -980,7 +1385,23 @@
           <w:i/>
           <w:lang w:val="en-GB"/>
         </w:rPr>
-        <w:t xml:space="preserve"> RegionOne/5</w:t>
+        <w:t xml:space="preserve"> </w:t>
+      </w:r>
+      <w:proofErr w:type="spellStart"/>
+      <w:r>
+        <w:rPr>
+          <w:i/>
+          <w:lang w:val="en-GB"/>
+        </w:rPr>
+        <w:t>RegionOne</w:t>
+      </w:r>
+      <w:proofErr w:type="spellEnd"/>
+      <w:r>
+        <w:rPr>
+          <w:i/>
+          <w:lang w:val="en-GB"/>
+        </w:rPr>
+        <w:t>/5</w:t>
       </w:r>
       <w:r>
         <w:rPr>
@@ -1001,11 +1422,33 @@
           <w:lang w:val="en-GB"/>
         </w:rPr>
       </w:pPr>
-      <w:r>
-        <w:rPr>
-          <w:lang w:val="en-GB"/>
-        </w:rPr>
-        <w:t>VMImageId is an identifier of the virtual machine image according to the location where such image is available. An image in the Executionware describes the operating system</w:t>
+      <w:proofErr w:type="spellStart"/>
+      <w:r>
+        <w:rPr>
+          <w:lang w:val="en-GB"/>
+        </w:rPr>
+        <w:t>VMImageId</w:t>
+      </w:r>
+      <w:proofErr w:type="spellEnd"/>
+      <w:r>
+        <w:rPr>
+          <w:lang w:val="en-GB"/>
+        </w:rPr>
+        <w:t xml:space="preserve"> is an identifier of the virtual machine image according to the location where such image is available. An image in the </w:t>
+      </w:r>
+      <w:proofErr w:type="spellStart"/>
+      <w:r>
+        <w:rPr>
+          <w:lang w:val="en-GB"/>
+        </w:rPr>
+        <w:t>Executionware</w:t>
+      </w:r>
+      <w:proofErr w:type="spellEnd"/>
+      <w:r>
+        <w:rPr>
+          <w:lang w:val="en-GB"/>
+        </w:rPr>
+        <w:t xml:space="preserve"> describes the operating system</w:t>
       </w:r>
       <w:r>
         <w:rPr>
@@ -1025,12 +1468,14 @@
         </w:rPr>
         <w:t xml:space="preserve"> (</w:t>
       </w:r>
+      <w:proofErr w:type="spellStart"/>
       <w:r>
         <w:rPr>
           <w:lang w:val="en-GB"/>
         </w:rPr>
         <w:t>OSVendorType</w:t>
       </w:r>
+      <w:proofErr w:type="spellEnd"/>
       <w:r>
         <w:rPr>
           <w:lang w:val="en-GB"/>
@@ -1043,6 +1488,7 @@
         </w:rPr>
         <w:t xml:space="preserve">, </w:t>
       </w:r>
+      <w:proofErr w:type="gramStart"/>
       <w:r>
         <w:rPr>
           <w:lang w:val="en-GB"/>
@@ -1055,18 +1501,21 @@
         </w:rPr>
         <w:t>architecture</w:t>
       </w:r>
+      <w:proofErr w:type="gramEnd"/>
       <w:r>
         <w:rPr>
           <w:lang w:val="en-GB"/>
         </w:rPr>
         <w:t xml:space="preserve"> (</w:t>
       </w:r>
+      <w:proofErr w:type="spellStart"/>
       <w:r>
         <w:rPr>
           <w:lang w:val="en-GB"/>
         </w:rPr>
         <w:t>OSArchitecture</w:t>
       </w:r>
+      <w:proofErr w:type="spellEnd"/>
       <w:r>
         <w:rPr>
           <w:lang w:val="en-GB"/>
@@ -1101,7 +1550,35 @@
         <w:rPr>
           <w:lang w:val="en-GB"/>
         </w:rPr>
-        <w:t xml:space="preserve"> the DefaultLoginName and DefaultLoginPassword required to configure the image. Its </w:t>
+        <w:t xml:space="preserve"> the </w:t>
+      </w:r>
+      <w:proofErr w:type="spellStart"/>
+      <w:r>
+        <w:rPr>
+          <w:lang w:val="en-GB"/>
+        </w:rPr>
+        <w:t>DefaultLoginName</w:t>
+      </w:r>
+      <w:proofErr w:type="spellEnd"/>
+      <w:r>
+        <w:rPr>
+          <w:lang w:val="en-GB"/>
+        </w:rPr>
+        <w:t xml:space="preserve"> and </w:t>
+      </w:r>
+      <w:proofErr w:type="spellStart"/>
+      <w:r>
+        <w:rPr>
+          <w:lang w:val="en-GB"/>
+        </w:rPr>
+        <w:t>DefaultLoginPassword</w:t>
+      </w:r>
+      <w:proofErr w:type="spellEnd"/>
+      <w:r>
+        <w:rPr>
+          <w:lang w:val="en-GB"/>
+        </w:rPr>
+        <w:t xml:space="preserve"> required to configure the image. Its </w:t>
       </w:r>
       <w:r>
         <w:rPr>
@@ -1113,13 +1590,21 @@
         <w:rPr>
           <w:lang w:val="en-GB"/>
         </w:rPr>
-        <w:t xml:space="preserve"> </w:t>
-      </w:r>
-      <w:r>
-        <w:rPr>
-          <w:lang w:val="en-GB"/>
-        </w:rPr>
-        <w:t xml:space="preserve">can be an enumeration, a string or a list of string values. In Omistack, the attribute has an enumeration </w:t>
+        <w:t xml:space="preserve"> can be an enumeration, a string or a list of string values. In </w:t>
+      </w:r>
+      <w:proofErr w:type="spellStart"/>
+      <w:r>
+        <w:rPr>
+          <w:lang w:val="en-GB"/>
+        </w:rPr>
+        <w:t>Omistack</w:t>
+      </w:r>
+      <w:proofErr w:type="spellEnd"/>
+      <w:r>
+        <w:rPr>
+          <w:lang w:val="en-GB"/>
+        </w:rPr>
+        <w:t xml:space="preserve">, the attribute has an enumeration </w:t>
       </w:r>
       <w:r>
         <w:rPr>
@@ -1131,20 +1616,23 @@
         <w:rPr>
           <w:lang w:val="en-GB"/>
         </w:rPr>
-        <w:t xml:space="preserve"> </w:t>
-      </w:r>
-      <w:r>
-        <w:rPr>
-          <w:lang w:val="en-GB"/>
-        </w:rPr>
-        <w:t xml:space="preserve">with </w:t>
-      </w:r>
+        <w:t xml:space="preserve"> with </w:t>
+      </w:r>
+      <w:proofErr w:type="spellStart"/>
       <w:r>
         <w:rPr>
           <w:i/>
           <w:lang w:val="en-GB"/>
         </w:rPr>
-        <w:t xml:space="preserve">RegionOne/11a845d0-7ed3-48c8-a36a-9a76a2fe4938 </w:t>
+        <w:t>RegionOne</w:t>
+      </w:r>
+      <w:proofErr w:type="spellEnd"/>
+      <w:r>
+        <w:rPr>
+          <w:i/>
+          <w:lang w:val="en-GB"/>
+        </w:rPr>
+        <w:t xml:space="preserve">/11a845d0-7ed3-48c8-a36a-9a76a2fe4938 </w:t>
       </w:r>
       <w:r>
         <w:rPr>
@@ -1152,12 +1640,21 @@
         </w:rPr>
         <w:t xml:space="preserve">and </w:t>
       </w:r>
+      <w:proofErr w:type="spellStart"/>
       <w:r>
         <w:rPr>
           <w:i/>
           <w:lang w:val="en-GB"/>
         </w:rPr>
-        <w:t xml:space="preserve">RegionOne/9c154d9a-fab9-4507-a3d7-21b72d31de97 </w:t>
+        <w:t>RegionOne</w:t>
+      </w:r>
+      <w:proofErr w:type="spellEnd"/>
+      <w:r>
+        <w:rPr>
+          <w:i/>
+          <w:lang w:val="en-GB"/>
+        </w:rPr>
+        <w:t xml:space="preserve">/9c154d9a-fab9-4507-a3d7-21b72d31de97 </w:t>
       </w:r>
       <w:r>
         <w:rPr>
@@ -1312,7 +1809,21 @@
         <w:rPr>
           <w:lang w:val="en-GB"/>
         </w:rPr>
-        <w:t xml:space="preserve"> In a provider model, it is possible to find constraints between a virtual machine type (“VMType” attribute) and the </w:t>
+        <w:t xml:space="preserve"> In a provider model, it is possible to find constraints between a virtual machine type (“</w:t>
+      </w:r>
+      <w:proofErr w:type="spellStart"/>
+      <w:r>
+        <w:rPr>
+          <w:lang w:val="en-GB"/>
+        </w:rPr>
+        <w:t>VMType</w:t>
+      </w:r>
+      <w:proofErr w:type="spellEnd"/>
+      <w:r>
+        <w:rPr>
+          <w:lang w:val="en-GB"/>
+        </w:rPr>
+        <w:t xml:space="preserve">” attribute) and the </w:t>
       </w:r>
       <w:r>
         <w:rPr>
@@ -1324,7 +1835,21 @@
         <w:rPr>
           <w:lang w:val="en-GB"/>
         </w:rPr>
-        <w:t xml:space="preserve"> (“VMMemory” attribute)</w:t>
+        <w:t xml:space="preserve"> (“</w:t>
+      </w:r>
+      <w:proofErr w:type="spellStart"/>
+      <w:r>
+        <w:rPr>
+          <w:lang w:val="en-GB"/>
+        </w:rPr>
+        <w:t>VMMemory</w:t>
+      </w:r>
+      <w:proofErr w:type="spellEnd"/>
+      <w:r>
+        <w:rPr>
+          <w:lang w:val="en-GB"/>
+        </w:rPr>
+        <w:t>” attribute)</w:t>
       </w:r>
       <w:r>
         <w:rPr>
@@ -1336,7 +1861,21 @@
         <w:rPr>
           <w:lang w:val="en-GB"/>
         </w:rPr>
-        <w:t xml:space="preserve"> (“VMStorage” attribute) and</w:t>
+        <w:t xml:space="preserve"> (“</w:t>
+      </w:r>
+      <w:proofErr w:type="spellStart"/>
+      <w:r>
+        <w:rPr>
+          <w:lang w:val="en-GB"/>
+        </w:rPr>
+        <w:t>VMStorage</w:t>
+      </w:r>
+      <w:proofErr w:type="spellEnd"/>
+      <w:r>
+        <w:rPr>
+          <w:lang w:val="en-GB"/>
+        </w:rPr>
+        <w:t>” attribute) and</w:t>
       </w:r>
       <w:r>
         <w:rPr>
@@ -1348,13 +1887,55 @@
         <w:rPr>
           <w:lang w:val="en-GB"/>
         </w:rPr>
-        <w:t xml:space="preserve"> (“VMCores” attributes), all of them related to the “VM” feature. </w:t>
-      </w:r>
-      <w:r>
-        <w:rPr>
-          <w:lang w:val="en-GB"/>
-        </w:rPr>
-        <w:t xml:space="preserve">For example, in Omistack a m1.tiny virtual machine </w:t>
+        <w:t xml:space="preserve"> (“</w:t>
+      </w:r>
+      <w:proofErr w:type="spellStart"/>
+      <w:r>
+        <w:rPr>
+          <w:lang w:val="en-GB"/>
+        </w:rPr>
+        <w:t>VMCores</w:t>
+      </w:r>
+      <w:proofErr w:type="spellEnd"/>
+      <w:r>
+        <w:rPr>
+          <w:lang w:val="en-GB"/>
+        </w:rPr>
+        <w:t xml:space="preserve">” attributes), all of them related to the “VM” feature. </w:t>
+      </w:r>
+      <w:r>
+        <w:rPr>
+          <w:lang w:val="en-GB"/>
+        </w:rPr>
+        <w:t xml:space="preserve">For example, in </w:t>
+      </w:r>
+      <w:proofErr w:type="spellStart"/>
+      <w:r>
+        <w:rPr>
+          <w:lang w:val="en-GB"/>
+        </w:rPr>
+        <w:t>Omistack</w:t>
+      </w:r>
+      <w:proofErr w:type="spellEnd"/>
+      <w:r>
+        <w:rPr>
+          <w:lang w:val="en-GB"/>
+        </w:rPr>
+        <w:t xml:space="preserve"> </w:t>
+      </w:r>
+      <w:proofErr w:type="gramStart"/>
+      <w:r>
+        <w:rPr>
+          <w:lang w:val="en-GB"/>
+        </w:rPr>
+        <w:t>a</w:t>
+      </w:r>
+      <w:proofErr w:type="gramEnd"/>
+      <w:r>
+        <w:rPr>
+          <w:lang w:val="en-GB"/>
+        </w:rPr>
+        <w:t xml:space="preserve"> m1.tiny virtual machine </w:t>
       </w:r>
       <w:r>
         <w:rPr>
@@ -1366,7 +1947,21 @@
         <w:rPr>
           <w:lang w:val="en-GB"/>
         </w:rPr>
-        <w:t xml:space="preserve"> has 512 MB of RAM. To express that we define a “M1.TINY_Constraint_Mapping”</w:t>
+        <w:t xml:space="preserve"> has 512 MB of RAM. To express that we define </w:t>
+      </w:r>
+      <w:proofErr w:type="gramStart"/>
+      <w:r>
+        <w:rPr>
+          <w:lang w:val="en-GB"/>
+        </w:rPr>
+        <w:t>a</w:t>
+      </w:r>
+      <w:proofErr w:type="gramEnd"/>
+      <w:r>
+        <w:rPr>
+          <w:lang w:val="en-GB"/>
+        </w:rPr>
+        <w:t xml:space="preserve"> “M1.TINY_Constraint_Mapping”</w:t>
       </w:r>
       <w:r>
         <w:rPr>
@@ -1508,7 +2103,49 @@
         <w:rPr>
           <w:lang w:val="en-GB"/>
         </w:rPr>
-        <w:t xml:space="preserve">This constraint relates two attributes of the “VM” feature. This is why “From” and “To” properties of the constraint reference such a feature. The implies constraint has an “Attribute Constraint” that relates “VMType” and “VMMemory” attributes with “m1.tiny” and “512” as values, respectively. </w:t>
+        <w:t xml:space="preserve">This constraint relates two attributes of the “VM” feature. This is why “From” and “To” properties of the constraint reference such a feature. </w:t>
+      </w:r>
+      <w:proofErr w:type="gramStart"/>
+      <w:r>
+        <w:rPr>
+          <w:lang w:val="en-GB"/>
+        </w:rPr>
+        <w:t>The implies</w:t>
+      </w:r>
+      <w:proofErr w:type="gramEnd"/>
+      <w:r>
+        <w:rPr>
+          <w:lang w:val="en-GB"/>
+        </w:rPr>
+        <w:t xml:space="preserve"> constraint has an “Attribute Constraint” that relates “</w:t>
+      </w:r>
+      <w:proofErr w:type="spellStart"/>
+      <w:r>
+        <w:rPr>
+          <w:lang w:val="en-GB"/>
+        </w:rPr>
+        <w:t>VMType</w:t>
+      </w:r>
+      <w:proofErr w:type="spellEnd"/>
+      <w:r>
+        <w:rPr>
+          <w:lang w:val="en-GB"/>
+        </w:rPr>
+        <w:t>” and “</w:t>
+      </w:r>
+      <w:proofErr w:type="spellStart"/>
+      <w:r>
+        <w:rPr>
+          <w:lang w:val="en-GB"/>
+        </w:rPr>
+        <w:t>VMMemory</w:t>
+      </w:r>
+      <w:proofErr w:type="spellEnd"/>
+      <w:r>
+        <w:rPr>
+          <w:lang w:val="en-GB"/>
+        </w:rPr>
+        <w:t xml:space="preserve">” attributes with “m1.tiny” and “512” as values, respectively. </w:t>
       </w:r>
       <w:r>
         <w:rPr>
@@ -1538,7 +2175,21 @@
         <w:rPr>
           <w:lang w:val="en-GB"/>
         </w:rPr>
-        <w:t xml:space="preserve"> and examples related to Omistack. </w:t>
+        <w:t xml:space="preserve"> and examples related to </w:t>
+      </w:r>
+      <w:proofErr w:type="spellStart"/>
+      <w:r>
+        <w:rPr>
+          <w:lang w:val="en-GB"/>
+        </w:rPr>
+        <w:t>Omistack</w:t>
+      </w:r>
+      <w:proofErr w:type="spellEnd"/>
+      <w:r>
+        <w:rPr>
+          <w:lang w:val="en-GB"/>
+        </w:rPr>
+        <w:t xml:space="preserve">. </w:t>
       </w:r>
     </w:p>
     <w:p>
@@ -1576,15 +2227,6 @@
         <w:gridCol w:w="1568"/>
         <w:gridCol w:w="1792"/>
         <w:gridCol w:w="2460"/>
-        <w:tblGridChange w:id="0">
-          <w:tblGrid>
-            <w:gridCol w:w="1452"/>
-            <w:gridCol w:w="1250"/>
-            <w:gridCol w:w="1568"/>
-            <w:gridCol w:w="1792"/>
-            <w:gridCol w:w="2460"/>
-          </w:tblGrid>
-        </w:tblGridChange>
       </w:tblGrid>
       <w:tr>
         <w:tc>
@@ -1744,12 +2386,14 @@
                 <w:lang w:val="en-GB"/>
               </w:rPr>
             </w:pPr>
+            <w:proofErr w:type="spellStart"/>
             <w:r>
               <w:rPr>
                 <w:lang w:val="en-GB"/>
               </w:rPr>
               <w:t>VMType</w:t>
             </w:r>
+            <w:proofErr w:type="spellEnd"/>
           </w:p>
         </w:tc>
         <w:tc>
@@ -1762,12 +2406,14 @@
                 <w:lang w:val="en-GB"/>
               </w:rPr>
             </w:pPr>
+            <w:proofErr w:type="spellStart"/>
             <w:r>
               <w:rPr>
                 <w:lang w:val="en-GB"/>
               </w:rPr>
               <w:t>VMMemory</w:t>
             </w:r>
+            <w:proofErr w:type="spellEnd"/>
           </w:p>
         </w:tc>
         <w:tc>
@@ -1780,12 +2426,14 @@
                 <w:lang w:val="en-GB"/>
               </w:rPr>
             </w:pPr>
+            <w:proofErr w:type="gramStart"/>
             <w:r>
               <w:rPr>
                 <w:lang w:val="en-GB"/>
               </w:rPr>
               <w:t>m1.tiny</w:t>
             </w:r>
+            <w:proofErr w:type="gramEnd"/>
             <w:r>
               <w:rPr>
                 <w:rFonts w:ascii="Wingdings" w:hAnsi="Wingdings"/>
@@ -1850,12 +2498,14 @@
                 <w:lang w:val="en-GB"/>
               </w:rPr>
             </w:pPr>
+            <w:proofErr w:type="spellStart"/>
             <w:r>
               <w:rPr>
                 <w:lang w:val="en-GB"/>
               </w:rPr>
               <w:t>VMType</w:t>
             </w:r>
+            <w:proofErr w:type="spellEnd"/>
           </w:p>
         </w:tc>
         <w:tc>
@@ -1868,12 +2518,14 @@
                 <w:lang w:val="en-GB"/>
               </w:rPr>
             </w:pPr>
+            <w:proofErr w:type="spellStart"/>
             <w:r>
               <w:rPr>
                 <w:lang w:val="en-GB"/>
               </w:rPr>
               <w:t>VMCores</w:t>
             </w:r>
+            <w:proofErr w:type="spellEnd"/>
           </w:p>
         </w:tc>
         <w:tc>
@@ -1886,12 +2538,14 @@
                 <w:lang w:val="en-GB"/>
               </w:rPr>
             </w:pPr>
+            <w:proofErr w:type="gramStart"/>
             <w:r>
               <w:rPr>
                 <w:lang w:val="en-GB"/>
               </w:rPr>
               <w:t>m1.tiny</w:t>
             </w:r>
+            <w:proofErr w:type="gramEnd"/>
             <w:r>
               <w:rPr>
                 <w:rFonts w:ascii="Wingdings" w:hAnsi="Wingdings"/>
@@ -1956,12 +2610,14 @@
                 <w:lang w:val="en-GB"/>
               </w:rPr>
             </w:pPr>
+            <w:proofErr w:type="spellStart"/>
             <w:r>
               <w:rPr>
                 <w:lang w:val="en-GB"/>
               </w:rPr>
               <w:t>VMType</w:t>
             </w:r>
+            <w:proofErr w:type="spellEnd"/>
           </w:p>
         </w:tc>
         <w:tc>
@@ -1974,12 +2630,14 @@
                 <w:lang w:val="en-GB"/>
               </w:rPr>
             </w:pPr>
+            <w:proofErr w:type="spellStart"/>
             <w:r>
               <w:rPr>
                 <w:lang w:val="en-GB"/>
               </w:rPr>
               <w:t>VMStorage</w:t>
             </w:r>
+            <w:proofErr w:type="spellEnd"/>
           </w:p>
         </w:tc>
         <w:tc>
@@ -1992,12 +2650,14 @@
                 <w:lang w:val="en-GB"/>
               </w:rPr>
             </w:pPr>
+            <w:proofErr w:type="gramStart"/>
             <w:r>
               <w:rPr>
                 <w:lang w:val="en-GB"/>
               </w:rPr>
               <w:t>m1.tiny</w:t>
             </w:r>
+            <w:proofErr w:type="gramEnd"/>
             <w:r>
               <w:rPr>
                 <w:rFonts w:ascii="Wingdings" w:hAnsi="Wingdings"/>
@@ -2062,12 +2722,14 @@
                 <w:lang w:val="en-GB"/>
               </w:rPr>
             </w:pPr>
+            <w:proofErr w:type="spellStart"/>
             <w:r>
               <w:rPr>
                 <w:lang w:val="en-GB"/>
               </w:rPr>
               <w:t>VMType</w:t>
             </w:r>
+            <w:proofErr w:type="spellEnd"/>
           </w:p>
         </w:tc>
         <w:tc>
@@ -2080,12 +2742,14 @@
                 <w:lang w:val="en-GB"/>
               </w:rPr>
             </w:pPr>
+            <w:proofErr w:type="spellStart"/>
             <w:r>
               <w:rPr>
                 <w:lang w:val="en-GB"/>
               </w:rPr>
               <w:t>VMTypeCloudProviderId</w:t>
             </w:r>
+            <w:proofErr w:type="spellEnd"/>
           </w:p>
         </w:tc>
         <w:tc>
@@ -2098,12 +2762,14 @@
                 <w:lang w:val="en-GB"/>
               </w:rPr>
             </w:pPr>
+            <w:proofErr w:type="gramStart"/>
             <w:r>
               <w:rPr>
                 <w:lang w:val="en-GB"/>
               </w:rPr>
               <w:t>m1.tiny</w:t>
             </w:r>
+            <w:proofErr w:type="gramEnd"/>
             <w:r>
               <w:rPr>
                 <w:rFonts w:ascii="Wingdings" w:hAnsi="Wingdings"/>
@@ -2116,7 +2782,21 @@
               <w:rPr>
                 <w:lang w:val="en-GB"/>
               </w:rPr>
-              <w:t xml:space="preserve"> RegionOne/2</w:t>
+              <w:t xml:space="preserve"> </w:t>
+            </w:r>
+            <w:proofErr w:type="spellStart"/>
+            <w:r>
+              <w:rPr>
+                <w:lang w:val="en-GB"/>
+              </w:rPr>
+              <w:t>RegionOne</w:t>
+            </w:r>
+            <w:proofErr w:type="spellEnd"/>
+            <w:r>
+              <w:rPr>
+                <w:lang w:val="en-GB"/>
+              </w:rPr>
+              <w:t>/2</w:t>
             </w:r>
           </w:p>
         </w:tc>
@@ -2168,12 +2848,14 @@
                 <w:lang w:val="en-GB"/>
               </w:rPr>
             </w:pPr>
+            <w:proofErr w:type="spellStart"/>
             <w:r>
               <w:rPr>
                 <w:lang w:val="en-GB"/>
               </w:rPr>
               <w:t>VMImageId</w:t>
             </w:r>
+            <w:proofErr w:type="spellEnd"/>
           </w:p>
         </w:tc>
         <w:tc>
@@ -2204,11 +2886,19 @@
                 <w:lang w:val="en-GB"/>
               </w:rPr>
             </w:pPr>
-            <w:r>
-              <w:rPr>
-                <w:lang w:val="en-GB"/>
-              </w:rPr>
-              <w:t>RegionOne/9c154d9a-fab9-4507-a3d7-21b72d31de97</w:t>
+            <w:proofErr w:type="spellStart"/>
+            <w:r>
+              <w:rPr>
+                <w:lang w:val="en-GB"/>
+              </w:rPr>
+              <w:t>RegionOne</w:t>
+            </w:r>
+            <w:proofErr w:type="spellEnd"/>
+            <w:r>
+              <w:rPr>
+                <w:lang w:val="en-GB"/>
+              </w:rPr>
+              <w:t>/9c154d9a-fab9-4507-a3d7-21b72d31de97</w:t>
             </w:r>
             <w:r>
               <w:rPr>
@@ -2280,12 +2970,14 @@
                 <w:lang w:val="en-GB"/>
               </w:rPr>
             </w:pPr>
+            <w:proofErr w:type="spellStart"/>
             <w:r>
               <w:rPr>
                 <w:lang w:val="en-GB"/>
               </w:rPr>
               <w:t>VMImageId</w:t>
             </w:r>
+            <w:proofErr w:type="spellEnd"/>
           </w:p>
         </w:tc>
         <w:tc>
@@ -2298,12 +2990,14 @@
                 <w:lang w:val="en-GB"/>
               </w:rPr>
             </w:pPr>
+            <w:proofErr w:type="spellStart"/>
             <w:r>
               <w:rPr>
                 <w:lang w:val="en-GB"/>
               </w:rPr>
               <w:t>OSVendorType</w:t>
             </w:r>
+            <w:proofErr w:type="spellEnd"/>
           </w:p>
         </w:tc>
         <w:tc>
@@ -2317,11 +3011,19 @@
                 <w:lang w:val="en-GB"/>
               </w:rPr>
             </w:pPr>
-            <w:r>
-              <w:rPr>
-                <w:lang w:val="en-GB"/>
-              </w:rPr>
-              <w:t>RegionOne/9c154d9a-fab9-4507-a3d7-21b72d31de97</w:t>
+            <w:proofErr w:type="spellStart"/>
+            <w:r>
+              <w:rPr>
+                <w:lang w:val="en-GB"/>
+              </w:rPr>
+              <w:t>RegionOne</w:t>
+            </w:r>
+            <w:proofErr w:type="spellEnd"/>
+            <w:r>
+              <w:rPr>
+                <w:lang w:val="en-GB"/>
+              </w:rPr>
+              <w:t>/9c154d9a-fab9-4507-a3d7-21b72d31de97</w:t>
             </w:r>
             <w:r>
               <w:rPr>
@@ -2387,12 +3089,14 @@
                 <w:lang w:val="en-GB"/>
               </w:rPr>
             </w:pPr>
+            <w:proofErr w:type="spellStart"/>
             <w:r>
               <w:rPr>
                 <w:lang w:val="en-GB"/>
               </w:rPr>
               <w:t>VMImageId</w:t>
             </w:r>
+            <w:proofErr w:type="spellEnd"/>
           </w:p>
         </w:tc>
         <w:tc>
@@ -2405,12 +3109,14 @@
                 <w:lang w:val="en-GB"/>
               </w:rPr>
             </w:pPr>
+            <w:proofErr w:type="spellStart"/>
             <w:r>
               <w:rPr>
                 <w:lang w:val="en-GB"/>
               </w:rPr>
               <w:t>OSArchitecture</w:t>
             </w:r>
+            <w:proofErr w:type="spellEnd"/>
           </w:p>
         </w:tc>
         <w:tc>
@@ -2423,11 +3129,19 @@
                 <w:lang w:val="en-GB"/>
               </w:rPr>
             </w:pPr>
-            <w:r>
-              <w:rPr>
-                <w:lang w:val="en-GB"/>
-              </w:rPr>
-              <w:t>RegionOne/9c154d9a-fab9-4507-a3d7-21b72d31de97</w:t>
+            <w:proofErr w:type="spellStart"/>
+            <w:r>
+              <w:rPr>
+                <w:lang w:val="en-GB"/>
+              </w:rPr>
+              <w:t>RegionOne</w:t>
+            </w:r>
+            <w:proofErr w:type="spellEnd"/>
+            <w:r>
+              <w:rPr>
+                <w:lang w:val="en-GB"/>
+              </w:rPr>
+              <w:t>/9c154d9a-fab9-4507-a3d7-21b72d31de97</w:t>
             </w:r>
             <w:r>
               <w:rPr>
@@ -2500,12 +3214,14 @@
                 <w:lang w:val="en-GB"/>
               </w:rPr>
             </w:pPr>
+            <w:proofErr w:type="spellStart"/>
             <w:r>
               <w:rPr>
                 <w:lang w:val="en-GB"/>
               </w:rPr>
               <w:t>VMImageId</w:t>
             </w:r>
+            <w:proofErr w:type="spellEnd"/>
           </w:p>
         </w:tc>
         <w:tc>
@@ -2518,12 +3234,14 @@
                 <w:lang w:val="en-GB"/>
               </w:rPr>
             </w:pPr>
+            <w:proofErr w:type="spellStart"/>
             <w:r>
               <w:rPr>
                 <w:lang w:val="en-GB"/>
               </w:rPr>
               <w:t>DefaultLoginName</w:t>
             </w:r>
+            <w:proofErr w:type="spellEnd"/>
           </w:p>
         </w:tc>
         <w:tc>
@@ -2536,11 +3254,19 @@
                 <w:lang w:val="en-GB"/>
               </w:rPr>
             </w:pPr>
-            <w:r>
-              <w:rPr>
-                <w:lang w:val="en-GB"/>
-              </w:rPr>
-              <w:t>RegionOne/9c154d9a-fab9-4507-a3d7-21b72d31de97</w:t>
+            <w:proofErr w:type="spellStart"/>
+            <w:r>
+              <w:rPr>
+                <w:lang w:val="en-GB"/>
+              </w:rPr>
+              <w:t>RegionOne</w:t>
+            </w:r>
+            <w:proofErr w:type="spellEnd"/>
+            <w:r>
+              <w:rPr>
+                <w:lang w:val="en-GB"/>
+              </w:rPr>
+              <w:t>/9c154d9a-fab9-4507-a3d7-21b72d31de97</w:t>
             </w:r>
             <w:r>
               <w:rPr>
@@ -2557,12 +3283,14 @@
               </w:rPr>
               <w:t xml:space="preserve"> </w:t>
             </w:r>
+            <w:proofErr w:type="spellStart"/>
             <w:r>
               <w:rPr>
                 <w:lang w:val="en-GB"/>
               </w:rPr>
               <w:t>ubuntu</w:t>
             </w:r>
+            <w:proofErr w:type="spellEnd"/>
           </w:p>
         </w:tc>
       </w:tr>
@@ -2613,12 +3341,14 @@
                 <w:lang w:val="en-GB"/>
               </w:rPr>
             </w:pPr>
+            <w:proofErr w:type="spellStart"/>
             <w:r>
               <w:rPr>
                 <w:lang w:val="en-GB"/>
               </w:rPr>
               <w:t>VMImageId</w:t>
             </w:r>
+            <w:proofErr w:type="spellEnd"/>
           </w:p>
         </w:tc>
         <w:tc>
@@ -2631,12 +3361,14 @@
                 <w:lang w:val="en-GB"/>
               </w:rPr>
             </w:pPr>
+            <w:proofErr w:type="spellStart"/>
             <w:r>
               <w:rPr>
                 <w:lang w:val="en-GB"/>
               </w:rPr>
               <w:t>DefaultLoginPassword</w:t>
             </w:r>
+            <w:proofErr w:type="spellEnd"/>
           </w:p>
         </w:tc>
         <w:tc>
@@ -2649,11 +3381,19 @@
                 <w:lang w:val="en-GB"/>
               </w:rPr>
             </w:pPr>
-            <w:r>
-              <w:rPr>
-                <w:lang w:val="en-GB"/>
-              </w:rPr>
-              <w:t>RegionOne/11a845d0-7ed3-48c8-a36a-9a76a2fe4938</w:t>
+            <w:proofErr w:type="spellStart"/>
+            <w:r>
+              <w:rPr>
+                <w:lang w:val="en-GB"/>
+              </w:rPr>
+              <w:t>RegionOne</w:t>
+            </w:r>
+            <w:proofErr w:type="spellEnd"/>
+            <w:r>
+              <w:rPr>
+                <w:lang w:val="en-GB"/>
+              </w:rPr>
+              <w:t>/11a845d0-7ed3-48c8-a36a-9a76a2fe4938</w:t>
             </w:r>
             <w:r>
               <w:rPr>
@@ -2719,12 +3459,14 @@
                 <w:lang w:val="en-GB"/>
               </w:rPr>
             </w:pPr>
+            <w:proofErr w:type="spellStart"/>
             <w:r>
               <w:rPr>
                 <w:lang w:val="en-GB"/>
               </w:rPr>
               <w:t>VMImageId</w:t>
             </w:r>
+            <w:proofErr w:type="spellEnd"/>
           </w:p>
         </w:tc>
         <w:tc>
@@ -2737,12 +3479,14 @@
                 <w:lang w:val="en-GB"/>
               </w:rPr>
             </w:pPr>
+            <w:proofErr w:type="spellStart"/>
             <w:r>
               <w:rPr>
                 <w:lang w:val="en-GB"/>
               </w:rPr>
               <w:t>LocationId</w:t>
             </w:r>
+            <w:proofErr w:type="spellEnd"/>
           </w:p>
         </w:tc>
         <w:tc>
@@ -2755,11 +3499,19 @@
                 <w:lang w:val="en-GB"/>
               </w:rPr>
             </w:pPr>
-            <w:r>
-              <w:rPr>
-                <w:lang w:val="en-GB"/>
-              </w:rPr>
-              <w:t>RegionOne/9c154d9a-fab9-4507-a3d7-21b72d31de97</w:t>
+            <w:proofErr w:type="spellStart"/>
+            <w:r>
+              <w:rPr>
+                <w:lang w:val="en-GB"/>
+              </w:rPr>
+              <w:t>RegionOne</w:t>
+            </w:r>
+            <w:proofErr w:type="spellEnd"/>
+            <w:r>
+              <w:rPr>
+                <w:lang w:val="en-GB"/>
+              </w:rPr>
+              <w:t>/9c154d9a-fab9-4507-a3d7-21b72d31de97</w:t>
             </w:r>
             <w:r>
               <w:rPr>
@@ -2882,7 +3634,21 @@
         <w:rPr>
           <w:lang w:val="en-GB"/>
         </w:rPr>
-        <w:t xml:space="preserve">A feature “Location” has to be defined. The cardinality of this feature is [1..1], which means it is mandatory. </w:t>
+        <w:t>A feature “Location” has to be defined. The cardinality of this feature is [1</w:t>
+      </w:r>
+      <w:proofErr w:type="gramStart"/>
+      <w:r>
+        <w:rPr>
+          <w:lang w:val="en-GB"/>
+        </w:rPr>
+        <w:t>..</w:t>
+      </w:r>
+      <w:proofErr w:type="gramEnd"/>
+      <w:r>
+        <w:rPr>
+          <w:lang w:val="en-GB"/>
+        </w:rPr>
+        <w:t xml:space="preserve">1], which means it is mandatory. </w:t>
       </w:r>
     </w:p>
     <w:p>
@@ -2934,7 +3700,21 @@
         <w:rPr>
           <w:lang w:val="en-GB"/>
         </w:rPr>
-        <w:t>feature, its cardinality is [1..1]. If the provider is available in several locations, the “Location” feature has to be an exclusive feature</w:t>
+        <w:t>feature, its cardinality is [1</w:t>
+      </w:r>
+      <w:proofErr w:type="gramStart"/>
+      <w:r>
+        <w:rPr>
+          <w:lang w:val="en-GB"/>
+        </w:rPr>
+        <w:t>..</w:t>
+      </w:r>
+      <w:proofErr w:type="gramEnd"/>
+      <w:r>
+        <w:rPr>
+          <w:lang w:val="en-GB"/>
+        </w:rPr>
+        <w:t>1]. If the provider is available in several locations, the “Location” feature has to be an exclusive feature</w:t>
       </w:r>
       <w:r>
         <w:rPr>
@@ -2958,7 +3738,21 @@
         <w:rPr>
           <w:lang w:val="en-GB"/>
         </w:rPr>
-        <w:t>features has to be [0..1].</w:t>
+        <w:t>features has to be [0</w:t>
+      </w:r>
+      <w:proofErr w:type="gramStart"/>
+      <w:r>
+        <w:rPr>
+          <w:lang w:val="en-GB"/>
+        </w:rPr>
+        <w:t>..</w:t>
+      </w:r>
+      <w:proofErr w:type="gramEnd"/>
+      <w:r>
+        <w:rPr>
+          <w:lang w:val="en-GB"/>
+        </w:rPr>
+        <w:t>1].</w:t>
       </w:r>
       <w:r>
         <w:rPr>
@@ -2970,8 +3764,16 @@
         <w:rPr>
           <w:lang w:val="en-GB"/>
         </w:rPr>
-        <w:t>Figure 4 depicts the “Location” feature for Omistack</w:t>
-      </w:r>
+        <w:t xml:space="preserve">Figure 4 depicts the “Location” feature for </w:t>
+      </w:r>
+      <w:proofErr w:type="spellStart"/>
+      <w:r>
+        <w:rPr>
+          <w:lang w:val="en-GB"/>
+        </w:rPr>
+        <w:t>Omistack</w:t>
+      </w:r>
+      <w:proofErr w:type="spellEnd"/>
       <w:r>
         <w:rPr>
           <w:lang w:val="en-GB"/>
@@ -3113,7 +3915,63 @@
         <w:rPr>
           <w:lang w:val="en-GB"/>
         </w:rPr>
-        <w:t>Please notice that this feature Location has 3 attributes required by the Executionware: “LocationId”, “Longitude” and “Latitude”. LocationId is a string representing the identifier of the selected location.  The domain of LocationId can be a string, an enumerat</w:t>
+        <w:t xml:space="preserve">Please notice that this feature Location has 3 attributes required by the </w:t>
+      </w:r>
+      <w:proofErr w:type="spellStart"/>
+      <w:r>
+        <w:rPr>
+          <w:lang w:val="en-GB"/>
+        </w:rPr>
+        <w:t>Executionware</w:t>
+      </w:r>
+      <w:proofErr w:type="spellEnd"/>
+      <w:r>
+        <w:rPr>
+          <w:lang w:val="en-GB"/>
+        </w:rPr>
+        <w:t>: “</w:t>
+      </w:r>
+      <w:proofErr w:type="spellStart"/>
+      <w:r>
+        <w:rPr>
+          <w:lang w:val="en-GB"/>
+        </w:rPr>
+        <w:t>LocationId</w:t>
+      </w:r>
+      <w:proofErr w:type="spellEnd"/>
+      <w:r>
+        <w:rPr>
+          <w:lang w:val="en-GB"/>
+        </w:rPr>
+        <w:t xml:space="preserve">”, “Longitude” and “Latitude”. </w:t>
+      </w:r>
+      <w:proofErr w:type="spellStart"/>
+      <w:r>
+        <w:rPr>
+          <w:lang w:val="en-GB"/>
+        </w:rPr>
+        <w:t>LocationId</w:t>
+      </w:r>
+      <w:proofErr w:type="spellEnd"/>
+      <w:r>
+        <w:rPr>
+          <w:lang w:val="en-GB"/>
+        </w:rPr>
+        <w:t xml:space="preserve"> is a string representing the identifier of the selected location.  The domain of </w:t>
+      </w:r>
+      <w:proofErr w:type="spellStart"/>
+      <w:r>
+        <w:rPr>
+          <w:lang w:val="en-GB"/>
+        </w:rPr>
+        <w:t>LocationId</w:t>
+      </w:r>
+      <w:proofErr w:type="spellEnd"/>
+      <w:r>
+        <w:rPr>
+          <w:lang w:val="en-GB"/>
+        </w:rPr>
+        <w:t xml:space="preserve"> can be a string, an enumerat</w:t>
       </w:r>
       <w:r>
         <w:rPr>
@@ -3149,20 +4007,85 @@
           <w:lang w:val="en-GB"/>
         </w:rPr>
       </w:pPr>
-      <w:bookmarkStart w:id="1" w:name="__DdeLink__3313_308983201"/>
-      <w:bookmarkEnd w:id="1"/>
-      <w:r>
-        <w:rPr>
-          <w:lang w:val="en-GB"/>
-        </w:rPr>
-        <w:t xml:space="preserve">The root feature also defines 2 attributes required by the Executionware: “Driver” and “EndPoint”. Both attributes are strings. Driver represents an internal provider name. EndPoint is the URL that provides access to API to create and configure virtual machines. In Omistack, Driver has </w:t>
-      </w:r>
+      <w:bookmarkStart w:id="0" w:name="__DdeLink__3313_308983201"/>
+      <w:bookmarkEnd w:id="0"/>
+      <w:r>
+        <w:rPr>
+          <w:lang w:val="en-GB"/>
+        </w:rPr>
+        <w:t xml:space="preserve">The root feature also defines 2 attributes required by the </w:t>
+      </w:r>
+      <w:proofErr w:type="spellStart"/>
+      <w:r>
+        <w:rPr>
+          <w:lang w:val="en-GB"/>
+        </w:rPr>
+        <w:t>Executionware</w:t>
+      </w:r>
+      <w:proofErr w:type="spellEnd"/>
+      <w:r>
+        <w:rPr>
+          <w:lang w:val="en-GB"/>
+        </w:rPr>
+        <w:t>: “Driver” and “</w:t>
+      </w:r>
+      <w:proofErr w:type="spellStart"/>
+      <w:r>
+        <w:rPr>
+          <w:lang w:val="en-GB"/>
+        </w:rPr>
+        <w:t>EndPoint</w:t>
+      </w:r>
+      <w:proofErr w:type="spellEnd"/>
+      <w:r>
+        <w:rPr>
+          <w:lang w:val="en-GB"/>
+        </w:rPr>
+        <w:t xml:space="preserve">”. Both attributes are strings. Driver represents an internal provider name. </w:t>
+      </w:r>
+      <w:proofErr w:type="spellStart"/>
+      <w:r>
+        <w:rPr>
+          <w:lang w:val="en-GB"/>
+        </w:rPr>
+        <w:t>EndPoint</w:t>
+      </w:r>
+      <w:proofErr w:type="spellEnd"/>
+      <w:r>
+        <w:rPr>
+          <w:lang w:val="en-GB"/>
+        </w:rPr>
+        <w:t xml:space="preserve"> is the URL that provides access to API to create and configure virtual machines. In </w:t>
+      </w:r>
+      <w:proofErr w:type="spellStart"/>
+      <w:r>
+        <w:rPr>
+          <w:lang w:val="en-GB"/>
+        </w:rPr>
+        <w:t>Omistack</w:t>
+      </w:r>
+      <w:proofErr w:type="spellEnd"/>
+      <w:r>
+        <w:rPr>
+          <w:lang w:val="en-GB"/>
+        </w:rPr>
+        <w:t xml:space="preserve">, Driver has </w:t>
+      </w:r>
+      <w:proofErr w:type="spellStart"/>
       <w:r>
         <w:rPr>
           <w:i/>
           <w:lang w:val="en-GB"/>
         </w:rPr>
-        <w:t>openstack-nova</w:t>
+        <w:t>openstack</w:t>
+      </w:r>
+      <w:proofErr w:type="spellEnd"/>
+      <w:r>
+        <w:rPr>
+          <w:i/>
+          <w:lang w:val="en-GB"/>
+        </w:rPr>
+        <w:t>-nova</w:t>
       </w:r>
       <w:r>
         <w:rPr>
@@ -3177,7 +4100,27 @@
           <w:color w:val="000000"/>
           <w:lang w:val="en-GB"/>
         </w:rPr>
-        <w:t>http://omistack-beta.e-technik.uni-ulm.de:5000/v2.0</w:t>
+        <w:t>http://omistack-beta.e-technik.uni-ulm.de</w:t>
+      </w:r>
+      <w:proofErr w:type="gramStart"/>
+      <w:r>
+        <w:rPr>
+          <w:rFonts w:cs="Lucida Grande"/>
+          <w:i/>
+          <w:color w:val="000000"/>
+          <w:lang w:val="en-GB"/>
+        </w:rPr>
+        <w:t>:5000</w:t>
+      </w:r>
+      <w:proofErr w:type="gramEnd"/>
+      <w:r>
+        <w:rPr>
+          <w:rFonts w:cs="Lucida Grande"/>
+          <w:i/>
+          <w:color w:val="000000"/>
+          <w:lang w:val="en-GB"/>
+        </w:rPr>
+        <w:t>/v2.0</w:t>
       </w:r>
       <w:r>
         <w:rPr>
@@ -3304,7 +4247,21 @@
         <w:rPr>
           <w:lang w:val="en-GB"/>
         </w:rPr>
-        <w:t xml:space="preserve">have to be respected as different components in the Upperware use them to extract information related to the provider configuration.  </w:t>
+        <w:t xml:space="preserve">have to be respected as different components in the </w:t>
+      </w:r>
+      <w:proofErr w:type="spellStart"/>
+      <w:r>
+        <w:rPr>
+          <w:lang w:val="en-GB"/>
+        </w:rPr>
+        <w:t>Upperware</w:t>
+      </w:r>
+      <w:proofErr w:type="spellEnd"/>
+      <w:r>
+        <w:rPr>
+          <w:lang w:val="en-GB"/>
+        </w:rPr>
+        <w:t xml:space="preserve"> use them to extract information related to the provider configuration.  </w:t>
       </w:r>
     </w:p>
     <w:p>
@@ -3547,7 +4504,21 @@
         <w:rPr>
           <w:lang w:val="en-GB"/>
         </w:rPr>
-        <w:t xml:space="preserve"> using an ontology. Figure 5 depicts an excerpt of the ontology used by </w:t>
+        <w:t xml:space="preserve"> using </w:t>
+      </w:r>
+      <w:proofErr w:type="gramStart"/>
+      <w:r>
+        <w:rPr>
+          <w:lang w:val="en-GB"/>
+        </w:rPr>
+        <w:t>an ontology</w:t>
+      </w:r>
+      <w:proofErr w:type="gramEnd"/>
+      <w:r>
+        <w:rPr>
+          <w:lang w:val="en-GB"/>
+        </w:rPr>
+        <w:t xml:space="preserve">. Figure 5 depicts an excerpt of the ontology used by </w:t>
       </w:r>
       <w:r>
         <w:rPr>
@@ -3619,8 +4590,6 @@
         </w:rPr>
         <w:t xml:space="preserve"> and </w:t>
       </w:r>
-      <w:bookmarkStart w:id="2" w:name="_GoBack"/>
-      <w:bookmarkEnd w:id="2"/>
       <w:r>
         <w:rPr>
           <w:lang w:val="en-GB"/>
@@ -3943,12 +4912,14 @@
                 <w:lang w:val="en-GB"/>
               </w:rPr>
             </w:pPr>
+            <w:proofErr w:type="spellStart"/>
             <w:r>
               <w:rPr>
                 <w:lang w:val="en-GB"/>
               </w:rPr>
               <w:t>VMCores</w:t>
             </w:r>
+            <w:proofErr w:type="spellEnd"/>
           </w:p>
         </w:tc>
       </w:tr>
@@ -3987,12 +4958,14 @@
                 <w:lang w:val="en-GB"/>
               </w:rPr>
             </w:pPr>
+            <w:proofErr w:type="spellStart"/>
             <w:r>
               <w:rPr>
                 <w:lang w:val="en-GB"/>
               </w:rPr>
               <w:t>VMStorage</w:t>
             </w:r>
+            <w:proofErr w:type="spellEnd"/>
           </w:p>
         </w:tc>
       </w:tr>
@@ -4028,12 +5001,14 @@
                 <w:lang w:val="en-GB"/>
               </w:rPr>
             </w:pPr>
+            <w:proofErr w:type="spellStart"/>
             <w:r>
               <w:rPr>
                 <w:lang w:val="en-GB"/>
               </w:rPr>
               <w:t>VMMemory</w:t>
             </w:r>
+            <w:proofErr w:type="spellEnd"/>
           </w:p>
         </w:tc>
       </w:tr>
@@ -4135,7 +5110,21 @@
         <w:rPr>
           <w:lang w:val="en-GB"/>
         </w:rPr>
-        <w:t xml:space="preserve">Figure 6 presents the mapping for Omistack with 4 “concept to feature” mappings and 6 “concept to attribute” mappings and the </w:t>
+        <w:t xml:space="preserve">Figure 6 presents the mapping for </w:t>
+      </w:r>
+      <w:proofErr w:type="spellStart"/>
+      <w:r>
+        <w:rPr>
+          <w:lang w:val="en-GB"/>
+        </w:rPr>
+        <w:t>Omistack</w:t>
+      </w:r>
+      <w:proofErr w:type="spellEnd"/>
+      <w:r>
+        <w:rPr>
+          <w:lang w:val="en-GB"/>
+        </w:rPr>
+        <w:t xml:space="preserve"> with 4 “concept to feature” mappings and 6 “concept to attribute” mappings and the </w:t>
       </w:r>
       <w:r>
         <w:rPr>
@@ -4715,8 +5704,17 @@
           <w:i/>
           <w:lang w:val="en-GB"/>
         </w:rPr>
-        <w:t>Mapping for Omistack</w:t>
-      </w:r>
+        <w:t xml:space="preserve">Mapping for </w:t>
+      </w:r>
+      <w:proofErr w:type="spellStart"/>
+      <w:r>
+        <w:rPr>
+          <w:i/>
+          <w:lang w:val="en-GB"/>
+        </w:rPr>
+        <w:t>Omistack</w:t>
+      </w:r>
+      <w:proofErr w:type="spellEnd"/>
     </w:p>
     <w:p>
       <w:pPr>
@@ -4812,19 +5810,69 @@
         <w:rPr>
           <w:lang w:val="en-GB"/>
         </w:rPr>
-        <w:t>Figure 5 depicts an excerpt of this model (cf. src/main/resources/model/ontology</w:t>
-      </w:r>
-      <w:r>
-        <w:rPr>
-          <w:lang w:val="en-GB"/>
-        </w:rPr>
-        <w:t>/Ontology.xmi</w:t>
-      </w:r>
-      <w:r>
-        <w:rPr>
-          <w:lang w:val="en-GB"/>
-        </w:rPr>
-        <w:t>). The ontology only has to be modified if locations or operating systems related to the new provider are not included. Locations have to be subconcepts of the “Location” concept. Operating systems have to be subconcepts of “OS</w:t>
+        <w:t xml:space="preserve">Figure 5 depicts an excerpt of this model (cf. </w:t>
+      </w:r>
+      <w:proofErr w:type="spellStart"/>
+      <w:r>
+        <w:rPr>
+          <w:lang w:val="en-GB"/>
+        </w:rPr>
+        <w:t>src</w:t>
+      </w:r>
+      <w:proofErr w:type="spellEnd"/>
+      <w:r>
+        <w:rPr>
+          <w:lang w:val="en-GB"/>
+        </w:rPr>
+        <w:t>/main/resources/model/ontology</w:t>
+      </w:r>
+      <w:r>
+        <w:rPr>
+          <w:lang w:val="en-GB"/>
+        </w:rPr>
+        <w:t>/</w:t>
+      </w:r>
+      <w:proofErr w:type="spellStart"/>
+      <w:r>
+        <w:rPr>
+          <w:lang w:val="en-GB"/>
+        </w:rPr>
+        <w:t>Ontology.xmi</w:t>
+      </w:r>
+      <w:proofErr w:type="spellEnd"/>
+      <w:r>
+        <w:rPr>
+          <w:lang w:val="en-GB"/>
+        </w:rPr>
+        <w:t xml:space="preserve">). The ontology only has to be modified if locations or operating systems related to the new provider are not included. Locations have to be </w:t>
+      </w:r>
+      <w:proofErr w:type="spellStart"/>
+      <w:r>
+        <w:rPr>
+          <w:lang w:val="en-GB"/>
+        </w:rPr>
+        <w:t>subconcepts</w:t>
+      </w:r>
+      <w:proofErr w:type="spellEnd"/>
+      <w:r>
+        <w:rPr>
+          <w:lang w:val="en-GB"/>
+        </w:rPr>
+        <w:t xml:space="preserve"> of the “Location” concept. Operating systems have to be </w:t>
+      </w:r>
+      <w:proofErr w:type="spellStart"/>
+      <w:r>
+        <w:rPr>
+          <w:lang w:val="en-GB"/>
+        </w:rPr>
+        <w:t>subconcepts</w:t>
+      </w:r>
+      <w:proofErr w:type="spellEnd"/>
+      <w:r>
+        <w:rPr>
+          <w:lang w:val="en-GB"/>
+        </w:rPr>
+        <w:t xml:space="preserve"> of “OS</w:t>
       </w:r>
       <w:r>
         <w:rPr>
@@ -4882,14 +5930,44 @@
         <w:rPr>
           <w:lang w:val="en-GB"/>
         </w:rPr>
-        <w:t>The location model (cf. src/main/resources/model/cp</w:t>
-      </w:r>
-      <w:r>
-        <w:rPr>
-          <w:lang w:val="en-GB"/>
-        </w:rPr>
-        <w:t>/Locations.xmi</w:t>
-      </w:r>
+        <w:t xml:space="preserve">The location model (cf. </w:t>
+      </w:r>
+      <w:proofErr w:type="spellStart"/>
+      <w:r>
+        <w:rPr>
+          <w:lang w:val="en-GB"/>
+        </w:rPr>
+        <w:t>src</w:t>
+      </w:r>
+      <w:proofErr w:type="spellEnd"/>
+      <w:r>
+        <w:rPr>
+          <w:lang w:val="en-GB"/>
+        </w:rPr>
+        <w:t>/main/resources/model/</w:t>
+      </w:r>
+      <w:proofErr w:type="spellStart"/>
+      <w:r>
+        <w:rPr>
+          <w:lang w:val="en-GB"/>
+        </w:rPr>
+        <w:t>cp</w:t>
+      </w:r>
+      <w:proofErr w:type="spellEnd"/>
+      <w:r>
+        <w:rPr>
+          <w:lang w:val="en-GB"/>
+        </w:rPr>
+        <w:t>/</w:t>
+      </w:r>
+      <w:proofErr w:type="spellStart"/>
+      <w:r>
+        <w:rPr>
+          <w:lang w:val="en-GB"/>
+        </w:rPr>
+        <w:t>Locations.xmi</w:t>
+      </w:r>
+      <w:proofErr w:type="spellEnd"/>
       <w:r>
         <w:rPr>
           <w:lang w:val="en-GB"/>
@@ -5004,13 +6082,22 @@
           <w:u w:val="single"/>
           <w:lang w:val="en-GB"/>
         </w:rPr>
-        <w:t>2.3 ProviderTypes</w:t>
-      </w:r>
+        <w:t xml:space="preserve">2.3 </w:t>
+      </w:r>
+      <w:proofErr w:type="spellStart"/>
       <w:r>
         <w:rPr>
           <w:u w:val="single"/>
           <w:lang w:val="en-GB"/>
         </w:rPr>
+        <w:t>ProviderTypes</w:t>
+      </w:r>
+      <w:proofErr w:type="spellEnd"/>
+      <w:r>
+        <w:rPr>
+          <w:u w:val="single"/>
+          <w:lang w:val="en-GB"/>
+        </w:rPr>
         <w:t xml:space="preserve"> Model</w:t>
       </w:r>
     </w:p>
@@ -5032,19 +6119,63 @@
         <w:rPr>
           <w:lang w:val="en-GB"/>
         </w:rPr>
-        <w:t>This model (cf. src/main/resources/model/cp</w:t>
-      </w:r>
-      <w:r>
-        <w:rPr>
-          <w:lang w:val="en-GB"/>
-        </w:rPr>
-        <w:t>/ProviderTypes.xmi</w:t>
-      </w:r>
-      <w:r>
-        <w:rPr>
-          <w:lang w:val="en-GB"/>
-        </w:rPr>
-        <w:t xml:space="preserve">) has the provider types that are supported by CP-Model-to-Solver. Each time that a new provider model is added, this model has to be modified by adding the provider type. Figure 8 depicts the provider model containing the “Omistack” type. </w:t>
+        <w:t xml:space="preserve">This model (cf. </w:t>
+      </w:r>
+      <w:proofErr w:type="spellStart"/>
+      <w:r>
+        <w:rPr>
+          <w:lang w:val="en-GB"/>
+        </w:rPr>
+        <w:t>src</w:t>
+      </w:r>
+      <w:proofErr w:type="spellEnd"/>
+      <w:r>
+        <w:rPr>
+          <w:lang w:val="en-GB"/>
+        </w:rPr>
+        <w:t>/main/resources/model/</w:t>
+      </w:r>
+      <w:proofErr w:type="spellStart"/>
+      <w:r>
+        <w:rPr>
+          <w:lang w:val="en-GB"/>
+        </w:rPr>
+        <w:t>cp</w:t>
+      </w:r>
+      <w:proofErr w:type="spellEnd"/>
+      <w:r>
+        <w:rPr>
+          <w:lang w:val="en-GB"/>
+        </w:rPr>
+        <w:t>/</w:t>
+      </w:r>
+      <w:proofErr w:type="spellStart"/>
+      <w:r>
+        <w:rPr>
+          <w:lang w:val="en-GB"/>
+        </w:rPr>
+        <w:t>ProviderTypes.xmi</w:t>
+      </w:r>
+      <w:proofErr w:type="spellEnd"/>
+      <w:r>
+        <w:rPr>
+          <w:lang w:val="en-GB"/>
+        </w:rPr>
+        <w:t>) has the provider types that are supported by CP-Model-to-Solver. Each time that a new provider model is added, this model has to be modified by adding the provider type. Figure 8 depicts the provider model containing the “</w:t>
+      </w:r>
+      <w:proofErr w:type="spellStart"/>
+      <w:r>
+        <w:rPr>
+          <w:lang w:val="en-GB"/>
+        </w:rPr>
+        <w:t>Omistack</w:t>
+      </w:r>
+      <w:proofErr w:type="spellEnd"/>
+      <w:r>
+        <w:rPr>
+          <w:lang w:val="en-GB"/>
+        </w:rPr>
+        <w:t xml:space="preserve">” type. </w:t>
       </w:r>
     </w:p>
     <w:p>
@@ -5253,15 +6384,24 @@
           <w:u w:val="single"/>
           <w:lang w:val="en-GB"/>
         </w:rPr>
-        <w:t>3.1 localDatabaseClouds_camel.properties</w:t>
-      </w:r>
-    </w:p>
-    <w:p>
-      <w:pPr>
+        <w:t xml:space="preserve">3.1 </w:t>
+      </w:r>
+      <w:proofErr w:type="spellStart"/>
+      <w:r>
         <w:rPr>
           <w:u w:val="single"/>
           <w:lang w:val="en-GB"/>
         </w:rPr>
+        <w:t>localDatabaseClouds_camel.properties</w:t>
+      </w:r>
+      <w:proofErr w:type="spellEnd"/>
+    </w:p>
+    <w:p>
+      <w:pPr>
+        <w:rPr>
+          <w:u w:val="single"/>
+          <w:lang w:val="en-GB"/>
+        </w:rPr>
       </w:pPr>
     </w:p>
     <w:p>
@@ -5275,7 +6415,35 @@
         <w:rPr>
           <w:lang w:val="en-GB"/>
         </w:rPr>
-        <w:t xml:space="preserve">This file (cf. src/main/resources/config) </w:t>
+        <w:t xml:space="preserve">This file (cf. </w:t>
+      </w:r>
+      <w:proofErr w:type="spellStart"/>
+      <w:r>
+        <w:rPr>
+          <w:lang w:val="en-GB"/>
+        </w:rPr>
+        <w:t>src</w:t>
+      </w:r>
+      <w:proofErr w:type="spellEnd"/>
+      <w:r>
+        <w:rPr>
+          <w:lang w:val="en-GB"/>
+        </w:rPr>
+        <w:t>/main/resources/</w:t>
+      </w:r>
+      <w:proofErr w:type="spellStart"/>
+      <w:r>
+        <w:rPr>
+          <w:lang w:val="en-GB"/>
+        </w:rPr>
+        <w:t>config</w:t>
+      </w:r>
+      <w:proofErr w:type="spellEnd"/>
+      <w:r>
+        <w:rPr>
+          <w:lang w:val="en-GB"/>
+        </w:rPr>
+        <w:t xml:space="preserve">) </w:t>
       </w:r>
       <w:r>
         <w:rPr>
@@ -5351,18 +6519,89 @@
           <w:szCs w:val="20"/>
           <w:lang w:val="en-GB"/>
         </w:rPr>
-        <w:t>&lt;provider_type&gt;:&lt;provider_model_path&gt;;&lt;mapping_model_path&gt;</w:t>
-      </w:r>
-    </w:p>
-    <w:p>
-      <w:pPr>
-        <w:jc w:val="center"/>
+        <w:t>&lt;</w:t>
+      </w:r>
+      <w:proofErr w:type="spellStart"/>
+      <w:proofErr w:type="gramStart"/>
+      <w:r>
         <w:rPr>
           <w:rFonts w:ascii="Courier New" w:hAnsi="Courier New" w:cs="Courier New"/>
           <w:sz w:val="20"/>
           <w:szCs w:val="20"/>
           <w:lang w:val="en-GB"/>
         </w:rPr>
+        <w:t>provider</w:t>
+      </w:r>
+      <w:proofErr w:type="gramEnd"/>
+      <w:r>
+        <w:rPr>
+          <w:rFonts w:ascii="Courier New" w:hAnsi="Courier New" w:cs="Courier New"/>
+          <w:sz w:val="20"/>
+          <w:szCs w:val="20"/>
+          <w:lang w:val="en-GB"/>
+        </w:rPr>
+        <w:t>_type</w:t>
+      </w:r>
+      <w:proofErr w:type="spellEnd"/>
+      <w:r>
+        <w:rPr>
+          <w:rFonts w:ascii="Courier New" w:hAnsi="Courier New" w:cs="Courier New"/>
+          <w:sz w:val="20"/>
+          <w:szCs w:val="20"/>
+          <w:lang w:val="en-GB"/>
+        </w:rPr>
+        <w:t>&gt;:&lt;</w:t>
+      </w:r>
+      <w:proofErr w:type="spellStart"/>
+      <w:r>
+        <w:rPr>
+          <w:rFonts w:ascii="Courier New" w:hAnsi="Courier New" w:cs="Courier New"/>
+          <w:sz w:val="20"/>
+          <w:szCs w:val="20"/>
+          <w:lang w:val="en-GB"/>
+        </w:rPr>
+        <w:t>provider_model_path</w:t>
+      </w:r>
+      <w:proofErr w:type="spellEnd"/>
+      <w:r>
+        <w:rPr>
+          <w:rFonts w:ascii="Courier New" w:hAnsi="Courier New" w:cs="Courier New"/>
+          <w:sz w:val="20"/>
+          <w:szCs w:val="20"/>
+          <w:lang w:val="en-GB"/>
+        </w:rPr>
+        <w:t>&gt;;&lt;</w:t>
+      </w:r>
+      <w:proofErr w:type="spellStart"/>
+      <w:r>
+        <w:rPr>
+          <w:rFonts w:ascii="Courier New" w:hAnsi="Courier New" w:cs="Courier New"/>
+          <w:sz w:val="20"/>
+          <w:szCs w:val="20"/>
+          <w:lang w:val="en-GB"/>
+        </w:rPr>
+        <w:t>mapping_model_path</w:t>
+      </w:r>
+      <w:proofErr w:type="spellEnd"/>
+      <w:r>
+        <w:rPr>
+          <w:rFonts w:ascii="Courier New" w:hAnsi="Courier New" w:cs="Courier New"/>
+          <w:sz w:val="20"/>
+          <w:szCs w:val="20"/>
+          <w:lang w:val="en-GB"/>
+        </w:rPr>
+        <w:t>&gt;</w:t>
+      </w:r>
+    </w:p>
+    <w:p>
+      <w:pPr>
+        <w:jc w:val="center"/>
+        <w:rPr>
+          <w:rFonts w:ascii="Courier New" w:hAnsi="Courier New" w:cs="Courier New"/>
+          <w:sz w:val="20"/>
+          <w:szCs w:val="20"/>
+          <w:lang w:val="en-GB"/>
+        </w:rPr>
       </w:pPr>
     </w:p>
     <w:p>
@@ -5372,11 +6611,61 @@
           <w:lang w:val="en-GB"/>
         </w:rPr>
       </w:pPr>
-      <w:r>
-        <w:rPr>
-          <w:lang w:val="en-GB"/>
-        </w:rPr>
-        <w:t xml:space="preserve">Where &lt;provider_type&gt; is the same as specified by ProviderTypes.xmi (cf. Section 2.2). Below we present the example for Omistack: </w:t>
+      <w:proofErr w:type="gramStart"/>
+      <w:r>
+        <w:rPr>
+          <w:lang w:val="en-GB"/>
+        </w:rPr>
+        <w:t>Where &lt;</w:t>
+      </w:r>
+      <w:proofErr w:type="spellStart"/>
+      <w:r>
+        <w:rPr>
+          <w:lang w:val="en-GB"/>
+        </w:rPr>
+        <w:t>provider_type</w:t>
+      </w:r>
+      <w:proofErr w:type="spellEnd"/>
+      <w:r>
+        <w:rPr>
+          <w:lang w:val="en-GB"/>
+        </w:rPr>
+        <w:t xml:space="preserve">&gt; is the same as specified by </w:t>
+      </w:r>
+      <w:proofErr w:type="spellStart"/>
+      <w:r>
+        <w:rPr>
+          <w:lang w:val="en-GB"/>
+        </w:rPr>
+        <w:t>ProviderTypes.xmi</w:t>
+      </w:r>
+      <w:proofErr w:type="spellEnd"/>
+      <w:r>
+        <w:rPr>
+          <w:lang w:val="en-GB"/>
+        </w:rPr>
+        <w:t xml:space="preserve"> (cf. Section 2.2).</w:t>
+      </w:r>
+      <w:proofErr w:type="gramEnd"/>
+      <w:r>
+        <w:rPr>
+          <w:lang w:val="en-GB"/>
+        </w:rPr>
+        <w:t xml:space="preserve"> Below we present the example for </w:t>
+      </w:r>
+      <w:proofErr w:type="spellStart"/>
+      <w:r>
+        <w:rPr>
+          <w:lang w:val="en-GB"/>
+        </w:rPr>
+        <w:t>Omistack</w:t>
+      </w:r>
+      <w:proofErr w:type="spellEnd"/>
+      <w:r>
+        <w:rPr>
+          <w:lang w:val="en-GB"/>
+        </w:rPr>
+        <w:t xml:space="preserve">: </w:t>
       </w:r>
     </w:p>
     <w:p>
@@ -5446,8 +6735,17 @@
           <w:u w:val="single"/>
           <w:lang w:val="en-GB"/>
         </w:rPr>
-        <w:t>3.2. cloudPricing.txt</w:t>
-      </w:r>
+        <w:t xml:space="preserve">3.2. </w:t>
+      </w:r>
+      <w:proofErr w:type="gramStart"/>
+      <w:r>
+        <w:rPr>
+          <w:u w:val="single"/>
+          <w:lang w:val="en-GB"/>
+        </w:rPr>
+        <w:t>cloudPricing.txt</w:t>
+      </w:r>
+      <w:proofErr w:type="gramEnd"/>
     </w:p>
     <w:p>
       <w:pPr>
@@ -5467,7 +6765,35 @@
         <w:rPr>
           <w:lang w:val="en-GB"/>
         </w:rPr>
-        <w:t xml:space="preserve">This file (cf. src/main/resources/config) has to be modified in order to support the generation of default cost functions. In particular, it is necessary to add the provider rates regarding the virtual machine and/or used images as well as the class (cf. Section 4) that is able to compute the price of a given configuration by using them: </w:t>
+        <w:t xml:space="preserve">This file (cf. </w:t>
+      </w:r>
+      <w:proofErr w:type="spellStart"/>
+      <w:r>
+        <w:rPr>
+          <w:lang w:val="en-GB"/>
+        </w:rPr>
+        <w:t>src</w:t>
+      </w:r>
+      <w:proofErr w:type="spellEnd"/>
+      <w:r>
+        <w:rPr>
+          <w:lang w:val="en-GB"/>
+        </w:rPr>
+        <w:t>/main/resources/</w:t>
+      </w:r>
+      <w:proofErr w:type="spellStart"/>
+      <w:r>
+        <w:rPr>
+          <w:lang w:val="en-GB"/>
+        </w:rPr>
+        <w:t>config</w:t>
+      </w:r>
+      <w:proofErr w:type="spellEnd"/>
+      <w:r>
+        <w:rPr>
+          <w:lang w:val="en-GB"/>
+        </w:rPr>
+        <w:t xml:space="preserve">) has to be modified in order to support the generation of default cost functions. In particular, it is necessary to add the provider rates regarding the virtual machine and/or used images as well as the class (cf. Section 4) that is able to compute the price of a given configuration by using them: </w:t>
       </w:r>
     </w:p>
     <w:p>
@@ -5496,7 +6822,67 @@
           <w:szCs w:val="20"/>
           <w:lang w:val="en-GB"/>
         </w:rPr>
-        <w:t>&lt;Provider_Type&gt;;&lt;class&gt;;&lt;number_of_rates&gt;</w:t>
+        <w:t>&lt;</w:t>
+      </w:r>
+      <w:proofErr w:type="spellStart"/>
+      <w:r>
+        <w:rPr>
+          <w:rFonts w:ascii="Courier New" w:hAnsi="Courier New" w:cs="Courier New"/>
+          <w:sz w:val="20"/>
+          <w:szCs w:val="20"/>
+          <w:lang w:val="en-GB"/>
+        </w:rPr>
+        <w:t>Provider_Type</w:t>
+      </w:r>
+      <w:proofErr w:type="spellEnd"/>
+      <w:r>
+        <w:rPr>
+          <w:rFonts w:ascii="Courier New" w:hAnsi="Courier New" w:cs="Courier New"/>
+          <w:sz w:val="20"/>
+          <w:szCs w:val="20"/>
+          <w:lang w:val="en-GB"/>
+        </w:rPr>
+        <w:t>&gt;</w:t>
+      </w:r>
+      <w:proofErr w:type="gramStart"/>
+      <w:r>
+        <w:rPr>
+          <w:rFonts w:ascii="Courier New" w:hAnsi="Courier New" w:cs="Courier New"/>
+          <w:sz w:val="20"/>
+          <w:szCs w:val="20"/>
+          <w:lang w:val="en-GB"/>
+        </w:rPr>
+        <w:t>;&lt;</w:t>
+      </w:r>
+      <w:proofErr w:type="gramEnd"/>
+      <w:r>
+        <w:rPr>
+          <w:rFonts w:ascii="Courier New" w:hAnsi="Courier New" w:cs="Courier New"/>
+          <w:sz w:val="20"/>
+          <w:szCs w:val="20"/>
+          <w:lang w:val="en-GB"/>
+        </w:rPr>
+        <w:t>class&gt;;&lt;</w:t>
+      </w:r>
+      <w:proofErr w:type="spellStart"/>
+      <w:r>
+        <w:rPr>
+          <w:rFonts w:ascii="Courier New" w:hAnsi="Courier New" w:cs="Courier New"/>
+          <w:sz w:val="20"/>
+          <w:szCs w:val="20"/>
+          <w:lang w:val="en-GB"/>
+        </w:rPr>
+        <w:t>number_of_rates</w:t>
+      </w:r>
+      <w:proofErr w:type="spellEnd"/>
+      <w:r>
+        <w:rPr>
+          <w:rFonts w:ascii="Courier New" w:hAnsi="Courier New" w:cs="Courier New"/>
+          <w:sz w:val="20"/>
+          <w:szCs w:val="20"/>
+          <w:lang w:val="en-GB"/>
+        </w:rPr>
+        <w:t>&gt;</w:t>
       </w:r>
     </w:p>
     <w:p>
@@ -5518,7 +6904,21 @@
         <w:rPr>
           <w:lang w:val="en-GB"/>
         </w:rPr>
-        <w:t xml:space="preserve">Below we present the rates for Omistack as example: </w:t>
+        <w:t xml:space="preserve">Below we present the rates for </w:t>
+      </w:r>
+      <w:proofErr w:type="spellStart"/>
+      <w:r>
+        <w:rPr>
+          <w:lang w:val="en-GB"/>
+        </w:rPr>
+        <w:t>Omistack</w:t>
+      </w:r>
+      <w:proofErr w:type="spellEnd"/>
+      <w:r>
+        <w:rPr>
+          <w:lang w:val="en-GB"/>
+        </w:rPr>
+        <w:t xml:space="preserve"> as example: </w:t>
       </w:r>
     </w:p>
     <w:p>
@@ -5548,12 +6948,10 @@
           <w:szCs w:val="20"/>
           <w:lang w:val="en-GB"/>
         </w:rPr>
-        <w:t>Omistack;fr.inria.paasage.saloon.price.model.lib.OmistackPriceEstimator;5</w:t>
-      </w:r>
-    </w:p>
-    <w:p>
-      <w:pPr>
-        <w:widowControl w:val="0"/>
+        <w:t>Omistack</w:t>
+      </w:r>
+      <w:proofErr w:type="gramStart"/>
+      <w:r>
         <w:rPr>
           <w:rFonts w:ascii="Courier New" w:hAnsi="Courier New" w:cs="Courier New"/>
           <w:color w:val="000000"/>
@@ -5561,7 +6959,9 @@
           <w:szCs w:val="20"/>
           <w:lang w:val="en-GB"/>
         </w:rPr>
-      </w:pPr>
+        <w:t>;fr.inria.paasage.saloon.price.model.lib.OmistackPriceEstimator</w:t>
+      </w:r>
+      <w:proofErr w:type="gramEnd"/>
       <w:r>
         <w:rPr>
           <w:rFonts w:ascii="Courier New" w:hAnsi="Courier New" w:cs="Courier New"/>
@@ -5570,7 +6970,7 @@
           <w:szCs w:val="20"/>
           <w:lang w:val="en-GB"/>
         </w:rPr>
-        <w:t>m1.small;0.054</w:t>
+        <w:t>;5</w:t>
       </w:r>
     </w:p>
     <w:p>
@@ -5584,6 +6984,7 @@
           <w:lang w:val="en-GB"/>
         </w:rPr>
       </w:pPr>
+      <w:proofErr w:type="gramStart"/>
       <w:r>
         <w:rPr>
           <w:rFonts w:ascii="Courier New" w:hAnsi="Courier New" w:cs="Courier New"/>
@@ -5592,12 +6993,10 @@
           <w:szCs w:val="20"/>
           <w:lang w:val="en-GB"/>
         </w:rPr>
-        <w:t>m1.large;0.070</w:t>
-      </w:r>
-    </w:p>
-    <w:p>
-      <w:pPr>
-        <w:widowControl w:val="0"/>
+        <w:t>m1.small</w:t>
+      </w:r>
+      <w:proofErr w:type="gramEnd"/>
+      <w:r>
         <w:rPr>
           <w:rFonts w:ascii="Courier New" w:hAnsi="Courier New" w:cs="Courier New"/>
           <w:color w:val="000000"/>
@@ -5605,8 +7004,12 @@
           <w:szCs w:val="20"/>
           <w:lang w:val="en-GB"/>
         </w:rPr>
-      </w:pPr>
-      <w:r>
+        <w:t>;0.054</w:t>
+      </w:r>
+    </w:p>
+    <w:p>
+      <w:pPr>
+        <w:widowControl w:val="0"/>
         <w:rPr>
           <w:rFonts w:ascii="Courier New" w:hAnsi="Courier New" w:cs="Courier New"/>
           <w:color w:val="000000"/>
@@ -5614,12 +7017,9 @@
           <w:szCs w:val="20"/>
           <w:lang w:val="en-GB"/>
         </w:rPr>
-        <w:t>m1.tiny;0.033</w:t>
-      </w:r>
-    </w:p>
-    <w:p>
-      <w:pPr>
-        <w:widowControl w:val="0"/>
+      </w:pPr>
+      <w:proofErr w:type="gramStart"/>
+      <w:r>
         <w:rPr>
           <w:rFonts w:ascii="Courier New" w:hAnsi="Courier New" w:cs="Courier New"/>
           <w:color w:val="000000"/>
@@ -5627,7 +7027,9 @@
           <w:szCs w:val="20"/>
           <w:lang w:val="en-GB"/>
         </w:rPr>
-      </w:pPr>
+        <w:t>m1.large</w:t>
+      </w:r>
+      <w:proofErr w:type="gramEnd"/>
       <w:r>
         <w:rPr>
           <w:rFonts w:ascii="Courier New" w:hAnsi="Courier New" w:cs="Courier New"/>
@@ -5636,20 +7038,12 @@
           <w:szCs w:val="20"/>
           <w:lang w:val="en-GB"/>
         </w:rPr>
-        <w:t>m1.medium;0.060</w:t>
+        <w:t>;0.070</w:t>
       </w:r>
     </w:p>
     <w:p>
       <w:pPr>
         <w:widowControl w:val="0"/>
-        <w:rPr>
-          <w:rFonts w:ascii="Courier New" w:hAnsi="Courier New" w:cs="Courier New"/>
-          <w:sz w:val="20"/>
-          <w:szCs w:val="20"/>
-          <w:lang w:val="en-GB"/>
-        </w:rPr>
-      </w:pPr>
-      <w:r>
         <w:rPr>
           <w:rFonts w:ascii="Courier New" w:hAnsi="Courier New" w:cs="Courier New"/>
           <w:color w:val="000000"/>
@@ -5657,15 +7051,145 @@
           <w:szCs w:val="20"/>
           <w:lang w:val="en-GB"/>
         </w:rPr>
-        <w:t>m1.xlarge;0.10</w:t>
-      </w:r>
-    </w:p>
-    <w:p>
-      <w:pPr>
-        <w:rPr>
-          <w:lang w:val="en-GB"/>
-        </w:rPr>
-      </w:pPr>
+      </w:pPr>
+      <w:proofErr w:type="gramStart"/>
+      <w:r>
+        <w:rPr>
+          <w:rFonts w:ascii="Courier New" w:hAnsi="Courier New" w:cs="Courier New"/>
+          <w:color w:val="000000"/>
+          <w:sz w:val="20"/>
+          <w:szCs w:val="20"/>
+          <w:lang w:val="en-GB"/>
+        </w:rPr>
+        <w:t>m1.tiny</w:t>
+      </w:r>
+      <w:proofErr w:type="gramEnd"/>
+      <w:r>
+        <w:rPr>
+          <w:rFonts w:ascii="Courier New" w:hAnsi="Courier New" w:cs="Courier New"/>
+          <w:color w:val="000000"/>
+          <w:sz w:val="20"/>
+          <w:szCs w:val="20"/>
+          <w:lang w:val="en-GB"/>
+        </w:rPr>
+        <w:t>;0.033</w:t>
+      </w:r>
+    </w:p>
+    <w:p>
+      <w:pPr>
+        <w:widowControl w:val="0"/>
+        <w:rPr>
+          <w:rFonts w:ascii="Courier New" w:hAnsi="Courier New" w:cs="Courier New"/>
+          <w:color w:val="000000"/>
+          <w:sz w:val="20"/>
+          <w:szCs w:val="20"/>
+          <w:lang w:val="en-GB"/>
+        </w:rPr>
+      </w:pPr>
+      <w:proofErr w:type="gramStart"/>
+      <w:r>
+        <w:rPr>
+          <w:rFonts w:ascii="Courier New" w:hAnsi="Courier New" w:cs="Courier New"/>
+          <w:color w:val="000000"/>
+          <w:sz w:val="20"/>
+          <w:szCs w:val="20"/>
+          <w:lang w:val="en-GB"/>
+        </w:rPr>
+        <w:t>m1.medium</w:t>
+      </w:r>
+      <w:proofErr w:type="gramEnd"/>
+      <w:r>
+        <w:rPr>
+          <w:rFonts w:ascii="Courier New" w:hAnsi="Courier New" w:cs="Courier New"/>
+          <w:color w:val="000000"/>
+          <w:sz w:val="20"/>
+          <w:szCs w:val="20"/>
+          <w:lang w:val="en-GB"/>
+        </w:rPr>
+        <w:t>;0.060</w:t>
+      </w:r>
+    </w:p>
+    <w:p>
+      <w:pPr>
+        <w:widowControl w:val="0"/>
+        <w:rPr>
+          <w:rFonts w:ascii="Courier New" w:hAnsi="Courier New" w:cs="Courier New"/>
+          <w:sz w:val="20"/>
+          <w:szCs w:val="20"/>
+          <w:lang w:val="en-GB"/>
+        </w:rPr>
+      </w:pPr>
+      <w:proofErr w:type="gramStart"/>
+      <w:r>
+        <w:rPr>
+          <w:rFonts w:ascii="Courier New" w:hAnsi="Courier New" w:cs="Courier New"/>
+          <w:color w:val="000000"/>
+          <w:sz w:val="20"/>
+          <w:szCs w:val="20"/>
+          <w:lang w:val="en-GB"/>
+        </w:rPr>
+        <w:t>m1.xlarge</w:t>
+      </w:r>
+      <w:proofErr w:type="gramEnd"/>
+      <w:r>
+        <w:rPr>
+          <w:rFonts w:ascii="Courier New" w:hAnsi="Courier New" w:cs="Courier New"/>
+          <w:color w:val="000000"/>
+          <w:sz w:val="20"/>
+          <w:szCs w:val="20"/>
+          <w:lang w:val="en-GB"/>
+        </w:rPr>
+        <w:t>;0.10</w:t>
+      </w:r>
+    </w:p>
+    <w:p>
+      <w:pPr>
+        <w:rPr>
+          <w:lang w:val="en-GB"/>
+        </w:rPr>
+      </w:pPr>
+    </w:p>
+    <w:p>
+      <w:pPr>
+        <w:jc w:val="both"/>
+        <w:rPr>
+          <w:lang w:val="en-GB"/>
+        </w:rPr>
+      </w:pPr>
+      <w:r>
+        <w:rPr>
+          <w:lang w:val="en-GB"/>
+        </w:rPr>
+        <w:t xml:space="preserve">This file has also to be updated in price-estimation-tool, </w:t>
+      </w:r>
+      <w:proofErr w:type="gramStart"/>
+      <w:r>
+        <w:rPr>
+          <w:lang w:val="en-GB"/>
+        </w:rPr>
+        <w:t xml:space="preserve">under  </w:t>
+      </w:r>
+      <w:r>
+        <w:rPr>
+          <w:lang w:val="en-GB"/>
+        </w:rPr>
+        <w:t>src</w:t>
+      </w:r>
+      <w:proofErr w:type="gramEnd"/>
+      <w:r>
+        <w:rPr>
+          <w:lang w:val="en-GB"/>
+        </w:rPr>
+        <w:t>/main/resources/config</w:t>
+      </w:r>
+      <w:r>
+        <w:rPr>
+          <w:lang w:val="en-GB"/>
+        </w:rPr>
+        <w:t>.</w:t>
+      </w:r>
+      <w:bookmarkStart w:id="1" w:name="_GoBack"/>
+      <w:bookmarkEnd w:id="1"/>
     </w:p>
     <w:p>
       <w:pPr>
@@ -5747,6 +7271,7 @@
         </w:rPr>
         <w:t xml:space="preserve"> </w:t>
       </w:r>
+      <w:proofErr w:type="gramStart"/>
       <w:r>
         <w:rPr>
           <w:rFonts w:ascii="Monaco" w:hAnsi="Monaco" w:cs="Monaco"/>
@@ -5759,6 +7284,7 @@
         </w:rPr>
         <w:t>package</w:t>
       </w:r>
+      <w:proofErr w:type="gramEnd"/>
       <w:r>
         <w:rPr>
           <w:rFonts w:ascii="Monaco" w:hAnsi="Monaco" w:cs="Monaco"/>
@@ -5767,7 +7293,29 @@
           <w:szCs w:val="22"/>
           <w:lang w:val="en-GB"/>
         </w:rPr>
-        <w:t xml:space="preserve"> fr.inria.paasage.saloon.price.api;</w:t>
+        <w:t xml:space="preserve"> </w:t>
+      </w:r>
+      <w:proofErr w:type="spellStart"/>
+      <w:r>
+        <w:rPr>
+          <w:rFonts w:ascii="Monaco" w:hAnsi="Monaco" w:cs="Monaco"/>
+          <w:color w:val="000000"/>
+          <w:sz w:val="22"/>
+          <w:szCs w:val="22"/>
+          <w:lang w:val="en-GB"/>
+        </w:rPr>
+        <w:t>fr.inria.paasage.saloon.price.api</w:t>
+      </w:r>
+      <w:proofErr w:type="spellEnd"/>
+      <w:r>
+        <w:rPr>
+          <w:rFonts w:ascii="Monaco" w:hAnsi="Monaco" w:cs="Monaco"/>
+          <w:color w:val="000000"/>
+          <w:sz w:val="22"/>
+          <w:szCs w:val="22"/>
+          <w:lang w:val="en-GB"/>
+        </w:rPr>
+        <w:t>;</w:t>
       </w:r>
     </w:p>
     <w:p>
@@ -5791,6 +7339,7 @@
           <w:lang w:val="en-GB"/>
         </w:rPr>
       </w:pPr>
+      <w:proofErr w:type="gramStart"/>
       <w:r>
         <w:rPr>
           <w:rFonts w:ascii="Monaco" w:hAnsi="Monaco" w:cs="Monaco"/>
@@ -5803,6 +7352,7 @@
         </w:rPr>
         <w:t>import</w:t>
       </w:r>
+      <w:proofErr w:type="gramEnd"/>
       <w:r>
         <w:rPr>
           <w:rFonts w:ascii="Monaco" w:hAnsi="Monaco" w:cs="Monaco"/>
@@ -5811,7 +7361,29 @@
           <w:szCs w:val="22"/>
           <w:lang w:val="en-GB"/>
         </w:rPr>
-        <w:t xml:space="preserve"> eu.paasage.camel.provider.ProviderModel;</w:t>
+        <w:t xml:space="preserve"> </w:t>
+      </w:r>
+      <w:proofErr w:type="spellStart"/>
+      <w:r>
+        <w:rPr>
+          <w:rFonts w:ascii="Monaco" w:hAnsi="Monaco" w:cs="Monaco"/>
+          <w:color w:val="000000"/>
+          <w:sz w:val="22"/>
+          <w:szCs w:val="22"/>
+          <w:lang w:val="en-GB"/>
+        </w:rPr>
+        <w:t>eu.paasage.camel.provider.ProviderModel</w:t>
+      </w:r>
+      <w:proofErr w:type="spellEnd"/>
+      <w:r>
+        <w:rPr>
+          <w:rFonts w:ascii="Monaco" w:hAnsi="Monaco" w:cs="Monaco"/>
+          <w:color w:val="000000"/>
+          <w:sz w:val="22"/>
+          <w:szCs w:val="22"/>
+          <w:lang w:val="en-GB"/>
+        </w:rPr>
+        <w:t>;</w:t>
       </w:r>
     </w:p>
     <w:p>
@@ -5835,6 +7407,7 @@
           <w:lang w:val="en-GB"/>
         </w:rPr>
       </w:pPr>
+      <w:proofErr w:type="gramStart"/>
       <w:r>
         <w:rPr>
           <w:rFonts w:ascii="Monaco" w:hAnsi="Monaco" w:cs="Monaco"/>
@@ -5847,6 +7420,7 @@
         </w:rPr>
         <w:t>public</w:t>
       </w:r>
+      <w:proofErr w:type="gramEnd"/>
       <w:r>
         <w:rPr>
           <w:rFonts w:ascii="Monaco" w:hAnsi="Monaco" w:cs="Monaco"/>
@@ -5877,7 +7451,29 @@
           <w:szCs w:val="22"/>
           <w:lang w:val="en-GB"/>
         </w:rPr>
-        <w:t xml:space="preserve"> IProviderPriceEstimator </w:t>
+        <w:t xml:space="preserve"> </w:t>
+      </w:r>
+      <w:proofErr w:type="spellStart"/>
+      <w:r>
+        <w:rPr>
+          <w:rFonts w:ascii="Monaco" w:hAnsi="Monaco" w:cs="Monaco"/>
+          <w:color w:val="000000"/>
+          <w:sz w:val="22"/>
+          <w:szCs w:val="22"/>
+          <w:lang w:val="en-GB"/>
+        </w:rPr>
+        <w:t>IProviderPriceEstimator</w:t>
+      </w:r>
+      <w:proofErr w:type="spellEnd"/>
+      <w:r>
+        <w:rPr>
+          <w:rFonts w:ascii="Monaco" w:hAnsi="Monaco" w:cs="Monaco"/>
+          <w:color w:val="000000"/>
+          <w:sz w:val="22"/>
+          <w:szCs w:val="22"/>
+          <w:lang w:val="en-GB"/>
+        </w:rPr>
+        <w:t xml:space="preserve"> </w:t>
       </w:r>
       <w:r>
         <w:rPr>
@@ -5899,19 +7495,9 @@
           <w:szCs w:val="22"/>
           <w:lang w:val="en-GB"/>
         </w:rPr>
-        <w:t xml:space="preserve"> IProviderPriceEstimatorFactory</w:t>
-      </w:r>
-    </w:p>
-    <w:p>
-      <w:pPr>
-        <w:widowControl w:val="0"/>
-        <w:rPr>
-          <w:rFonts w:ascii="Monaco" w:hAnsi="Monaco" w:cs="Monaco"/>
-          <w:sz w:val="22"/>
-          <w:szCs w:val="22"/>
-          <w:lang w:val="en-GB"/>
-        </w:rPr>
-      </w:pPr>
+        <w:t xml:space="preserve"> </w:t>
+      </w:r>
+      <w:proofErr w:type="spellStart"/>
       <w:r>
         <w:rPr>
           <w:rFonts w:ascii="Monaco" w:hAnsi="Monaco" w:cs="Monaco"/>
@@ -5920,8 +7506,9 @@
           <w:szCs w:val="22"/>
           <w:lang w:val="en-GB"/>
         </w:rPr>
-        <w:t>{</w:t>
-      </w:r>
+        <w:t>IProviderPriceEstimatorFactory</w:t>
+      </w:r>
+      <w:proofErr w:type="spellEnd"/>
     </w:p>
     <w:p>
       <w:pPr>
@@ -5941,7 +7528,7 @@
           <w:szCs w:val="22"/>
           <w:lang w:val="en-GB"/>
         </w:rPr>
-        <w:tab/>
+        <w:t>{</w:t>
       </w:r>
     </w:p>
     <w:p>
@@ -5964,6 +7551,28 @@
         </w:rPr>
         <w:tab/>
       </w:r>
+    </w:p>
+    <w:p>
+      <w:pPr>
+        <w:widowControl w:val="0"/>
+        <w:rPr>
+          <w:rFonts w:ascii="Monaco" w:hAnsi="Monaco" w:cs="Monaco"/>
+          <w:sz w:val="22"/>
+          <w:szCs w:val="22"/>
+          <w:lang w:val="en-GB"/>
+        </w:rPr>
+      </w:pPr>
+      <w:r>
+        <w:rPr>
+          <w:rFonts w:ascii="Monaco" w:hAnsi="Monaco" w:cs="Monaco"/>
+          <w:color w:val="000000"/>
+          <w:sz w:val="22"/>
+          <w:szCs w:val="22"/>
+          <w:lang w:val="en-GB"/>
+        </w:rPr>
+        <w:tab/>
+      </w:r>
+      <w:proofErr w:type="gramStart"/>
       <w:r>
         <w:rPr>
           <w:rFonts w:ascii="Monaco" w:hAnsi="Monaco" w:cs="Monaco"/>
@@ -5976,6 +7585,7 @@
         </w:rPr>
         <w:t>public</w:t>
       </w:r>
+      <w:proofErr w:type="gramEnd"/>
       <w:r>
         <w:rPr>
           <w:rFonts w:ascii="Monaco" w:hAnsi="Monaco" w:cs="Monaco"/>
@@ -6006,7 +7616,51 @@
           <w:szCs w:val="22"/>
           <w:lang w:val="en-GB"/>
         </w:rPr>
-        <w:t xml:space="preserve"> estimatePrice(ProviderModel </w:t>
+        <w:t xml:space="preserve"> </w:t>
+      </w:r>
+      <w:proofErr w:type="spellStart"/>
+      <w:r>
+        <w:rPr>
+          <w:rFonts w:ascii="Monaco" w:hAnsi="Monaco" w:cs="Monaco"/>
+          <w:color w:val="000000"/>
+          <w:sz w:val="22"/>
+          <w:szCs w:val="22"/>
+          <w:lang w:val="en-GB"/>
+        </w:rPr>
+        <w:t>estimatePrice</w:t>
+      </w:r>
+      <w:proofErr w:type="spellEnd"/>
+      <w:r>
+        <w:rPr>
+          <w:rFonts w:ascii="Monaco" w:hAnsi="Monaco" w:cs="Monaco"/>
+          <w:color w:val="000000"/>
+          <w:sz w:val="22"/>
+          <w:szCs w:val="22"/>
+          <w:lang w:val="en-GB"/>
+        </w:rPr>
+        <w:t>(</w:t>
+      </w:r>
+      <w:proofErr w:type="spellStart"/>
+      <w:r>
+        <w:rPr>
+          <w:rFonts w:ascii="Monaco" w:hAnsi="Monaco" w:cs="Monaco"/>
+          <w:color w:val="000000"/>
+          <w:sz w:val="22"/>
+          <w:szCs w:val="22"/>
+          <w:lang w:val="en-GB"/>
+        </w:rPr>
+        <w:t>ProviderModel</w:t>
+      </w:r>
+      <w:proofErr w:type="spellEnd"/>
+      <w:r>
+        <w:rPr>
+          <w:rFonts w:ascii="Monaco" w:hAnsi="Monaco" w:cs="Monaco"/>
+          <w:color w:val="000000"/>
+          <w:sz w:val="22"/>
+          <w:szCs w:val="22"/>
+          <w:lang w:val="en-GB"/>
+        </w:rPr>
+        <w:t xml:space="preserve"> </w:t>
       </w:r>
       <w:r>
         <w:rPr>
@@ -6070,6 +7724,7 @@
         </w:rPr>
         <w:tab/>
       </w:r>
+      <w:proofErr w:type="gramStart"/>
       <w:r>
         <w:rPr>
           <w:rFonts w:ascii="Monaco" w:hAnsi="Monaco" w:cs="Monaco"/>
@@ -6082,6 +7737,7 @@
         </w:rPr>
         <w:t>public</w:t>
       </w:r>
+      <w:proofErr w:type="gramEnd"/>
       <w:r>
         <w:rPr>
           <w:rFonts w:ascii="Monaco" w:hAnsi="Monaco" w:cs="Monaco"/>
@@ -6112,7 +7768,51 @@
           <w:szCs w:val="22"/>
           <w:lang w:val="en-GB"/>
         </w:rPr>
-        <w:t xml:space="preserve"> estimatePricePerHour(ProviderModel </w:t>
+        <w:t xml:space="preserve"> </w:t>
+      </w:r>
+      <w:proofErr w:type="spellStart"/>
+      <w:r>
+        <w:rPr>
+          <w:rFonts w:ascii="Monaco" w:hAnsi="Monaco" w:cs="Monaco"/>
+          <w:color w:val="000000"/>
+          <w:sz w:val="22"/>
+          <w:szCs w:val="22"/>
+          <w:lang w:val="en-GB"/>
+        </w:rPr>
+        <w:t>estimatePricePerHour</w:t>
+      </w:r>
+      <w:proofErr w:type="spellEnd"/>
+      <w:r>
+        <w:rPr>
+          <w:rFonts w:ascii="Monaco" w:hAnsi="Monaco" w:cs="Monaco"/>
+          <w:color w:val="000000"/>
+          <w:sz w:val="22"/>
+          <w:szCs w:val="22"/>
+          <w:lang w:val="en-GB"/>
+        </w:rPr>
+        <w:t>(</w:t>
+      </w:r>
+      <w:proofErr w:type="spellStart"/>
+      <w:r>
+        <w:rPr>
+          <w:rFonts w:ascii="Monaco" w:hAnsi="Monaco" w:cs="Monaco"/>
+          <w:color w:val="000000"/>
+          <w:sz w:val="22"/>
+          <w:szCs w:val="22"/>
+          <w:lang w:val="en-GB"/>
+        </w:rPr>
+        <w:t>ProviderModel</w:t>
+      </w:r>
+      <w:proofErr w:type="spellEnd"/>
+      <w:r>
+        <w:rPr>
+          <w:rFonts w:ascii="Monaco" w:hAnsi="Monaco" w:cs="Monaco"/>
+          <w:color w:val="000000"/>
+          <w:sz w:val="22"/>
+          <w:szCs w:val="22"/>
+          <w:lang w:val="en-GB"/>
+        </w:rPr>
+        <w:t xml:space="preserve"> </w:t>
       </w:r>
       <w:r>
         <w:rPr>
@@ -6176,6 +7876,7 @@
         </w:rPr>
         <w:tab/>
       </w:r>
+      <w:proofErr w:type="gramStart"/>
       <w:r>
         <w:rPr>
           <w:rFonts w:ascii="Monaco" w:hAnsi="Monaco" w:cs="Monaco"/>
@@ -6188,6 +7889,7 @@
         </w:rPr>
         <w:t>public</w:t>
       </w:r>
+      <w:proofErr w:type="gramEnd"/>
       <w:r>
         <w:rPr>
           <w:rFonts w:ascii="Monaco" w:hAnsi="Monaco" w:cs="Monaco"/>
@@ -6218,7 +7920,51 @@
           <w:szCs w:val="22"/>
           <w:lang w:val="en-GB"/>
         </w:rPr>
-        <w:t xml:space="preserve"> estimatePricePerMonth(ProviderModel </w:t>
+        <w:t xml:space="preserve"> </w:t>
+      </w:r>
+      <w:proofErr w:type="spellStart"/>
+      <w:r>
+        <w:rPr>
+          <w:rFonts w:ascii="Monaco" w:hAnsi="Monaco" w:cs="Monaco"/>
+          <w:color w:val="000000"/>
+          <w:sz w:val="22"/>
+          <w:szCs w:val="22"/>
+          <w:lang w:val="en-GB"/>
+        </w:rPr>
+        <w:t>estimatePricePerMonth</w:t>
+      </w:r>
+      <w:proofErr w:type="spellEnd"/>
+      <w:r>
+        <w:rPr>
+          <w:rFonts w:ascii="Monaco" w:hAnsi="Monaco" w:cs="Monaco"/>
+          <w:color w:val="000000"/>
+          <w:sz w:val="22"/>
+          <w:szCs w:val="22"/>
+          <w:lang w:val="en-GB"/>
+        </w:rPr>
+        <w:t>(</w:t>
+      </w:r>
+      <w:proofErr w:type="spellStart"/>
+      <w:r>
+        <w:rPr>
+          <w:rFonts w:ascii="Monaco" w:hAnsi="Monaco" w:cs="Monaco"/>
+          <w:color w:val="000000"/>
+          <w:sz w:val="22"/>
+          <w:szCs w:val="22"/>
+          <w:lang w:val="en-GB"/>
+        </w:rPr>
+        <w:t>ProviderModel</w:t>
+      </w:r>
+      <w:proofErr w:type="spellEnd"/>
+      <w:r>
+        <w:rPr>
+          <w:rFonts w:ascii="Monaco" w:hAnsi="Monaco" w:cs="Monaco"/>
+          <w:color w:val="000000"/>
+          <w:sz w:val="22"/>
+          <w:szCs w:val="22"/>
+          <w:lang w:val="en-GB"/>
+        </w:rPr>
+        <w:t xml:space="preserve"> </w:t>
       </w:r>
       <w:r>
         <w:rPr>
@@ -6282,6 +8028,7 @@
         </w:rPr>
         <w:tab/>
       </w:r>
+      <w:proofErr w:type="gramStart"/>
       <w:r>
         <w:rPr>
           <w:rFonts w:ascii="Monaco" w:hAnsi="Monaco" w:cs="Monaco"/>
@@ -6294,6 +8041,7 @@
         </w:rPr>
         <w:t>public</w:t>
       </w:r>
+      <w:proofErr w:type="gramEnd"/>
       <w:r>
         <w:rPr>
           <w:rFonts w:ascii="Monaco" w:hAnsi="Monaco" w:cs="Monaco"/>
@@ -6324,7 +8072,51 @@
           <w:szCs w:val="22"/>
           <w:lang w:val="en-GB"/>
         </w:rPr>
-        <w:t xml:space="preserve"> estimatePricePerYear(ProviderModel </w:t>
+        <w:t xml:space="preserve"> </w:t>
+      </w:r>
+      <w:proofErr w:type="spellStart"/>
+      <w:r>
+        <w:rPr>
+          <w:rFonts w:ascii="Monaco" w:hAnsi="Monaco" w:cs="Monaco"/>
+          <w:color w:val="000000"/>
+          <w:sz w:val="22"/>
+          <w:szCs w:val="22"/>
+          <w:lang w:val="en-GB"/>
+        </w:rPr>
+        <w:t>estimatePricePerYear</w:t>
+      </w:r>
+      <w:proofErr w:type="spellEnd"/>
+      <w:r>
+        <w:rPr>
+          <w:rFonts w:ascii="Monaco" w:hAnsi="Monaco" w:cs="Monaco"/>
+          <w:color w:val="000000"/>
+          <w:sz w:val="22"/>
+          <w:szCs w:val="22"/>
+          <w:lang w:val="en-GB"/>
+        </w:rPr>
+        <w:t>(</w:t>
+      </w:r>
+      <w:proofErr w:type="spellStart"/>
+      <w:r>
+        <w:rPr>
+          <w:rFonts w:ascii="Monaco" w:hAnsi="Monaco" w:cs="Monaco"/>
+          <w:color w:val="000000"/>
+          <w:sz w:val="22"/>
+          <w:szCs w:val="22"/>
+          <w:lang w:val="en-GB"/>
+        </w:rPr>
+        <w:t>ProviderModel</w:t>
+      </w:r>
+      <w:proofErr w:type="spellEnd"/>
+      <w:r>
+        <w:rPr>
+          <w:rFonts w:ascii="Monaco" w:hAnsi="Monaco" w:cs="Monaco"/>
+          <w:color w:val="000000"/>
+          <w:sz w:val="22"/>
+          <w:szCs w:val="22"/>
+          <w:lang w:val="en-GB"/>
+        </w:rPr>
+        <w:t xml:space="preserve"> </w:t>
       </w:r>
       <w:r>
         <w:rPr>
@@ -6372,6 +8164,7 @@
           <w:szCs w:val="22"/>
           <w:lang w:val="en-GB"/>
         </w:rPr>
+        <w:lastRenderedPageBreak/>
         <w:t>}</w:t>
       </w:r>
       <w:r>
@@ -6483,8 +8276,9 @@
           <w:sz w:val="26"/>
           <w:szCs w:val="26"/>
         </w:rPr>
-        <w:t>, Figiela,</w:t>
-      </w:r>
+        <w:t xml:space="preserve">, </w:t>
+      </w:r>
+      <w:proofErr w:type="spellStart"/>
       <w:r>
         <w:rPr>
           <w:rFonts w:ascii="Times New Roman" w:hAnsi="Times New Roman" w:cs="Times New Roman"/>
@@ -6492,8 +8286,9 @@
           <w:sz w:val="26"/>
           <w:szCs w:val="26"/>
         </w:rPr>
-        <w:t xml:space="preserve"> K.,</w:t>
-      </w:r>
+        <w:t>Figiela</w:t>
+      </w:r>
+      <w:proofErr w:type="spellEnd"/>
       <w:r>
         <w:rPr>
           <w:rFonts w:ascii="Times New Roman" w:hAnsi="Times New Roman" w:cs="Times New Roman"/>
@@ -6501,7 +8296,7 @@
           <w:sz w:val="26"/>
           <w:szCs w:val="26"/>
         </w:rPr>
-        <w:t xml:space="preserve"> Horn,</w:t>
+        <w:t>,</w:t>
       </w:r>
       <w:r>
         <w:rPr>
@@ -6510,7 +8305,7 @@
           <w:sz w:val="26"/>
           <w:szCs w:val="26"/>
         </w:rPr>
-        <w:t xml:space="preserve"> G.,</w:t>
+        <w:t xml:space="preserve"> K.,</w:t>
       </w:r>
       <w:r>
         <w:rPr>
@@ -6519,7 +8314,7 @@
           <w:sz w:val="26"/>
           <w:szCs w:val="26"/>
         </w:rPr>
-        <w:t xml:space="preserve"> Griesinger,</w:t>
+        <w:t xml:space="preserve"> Horn,</w:t>
       </w:r>
       <w:r>
         <w:rPr>
@@ -6528,7 +8323,7 @@
           <w:sz w:val="26"/>
           <w:szCs w:val="26"/>
         </w:rPr>
-        <w:t xml:space="preserve"> F.,</w:t>
+        <w:t xml:space="preserve"> G.,</w:t>
       </w:r>
       <w:r>
         <w:rPr>
@@ -6537,8 +8332,9 @@
           <w:sz w:val="26"/>
           <w:szCs w:val="26"/>
         </w:rPr>
-        <w:t xml:space="preserve"> Hoppe,</w:t>
-      </w:r>
+        <w:t xml:space="preserve"> </w:t>
+      </w:r>
+      <w:proofErr w:type="spellStart"/>
       <w:r>
         <w:rPr>
           <w:rFonts w:ascii="Times New Roman" w:hAnsi="Times New Roman" w:cs="Times New Roman"/>
@@ -6546,8 +8342,9 @@
           <w:sz w:val="26"/>
           <w:szCs w:val="26"/>
         </w:rPr>
-        <w:t xml:space="preserve"> D.,</w:t>
-      </w:r>
+        <w:t>Griesinger</w:t>
+      </w:r>
+      <w:proofErr w:type="spellEnd"/>
       <w:r>
         <w:rPr>
           <w:rFonts w:ascii="Times New Roman" w:hAnsi="Times New Roman" w:cs="Times New Roman"/>
@@ -6555,7 +8352,7 @@
           <w:sz w:val="26"/>
           <w:szCs w:val="26"/>
         </w:rPr>
-        <w:t xml:space="preserve"> Kirkham,</w:t>
+        <w:t>,</w:t>
       </w:r>
       <w:r>
         <w:rPr>
@@ -6564,7 +8361,7 @@
           <w:sz w:val="26"/>
           <w:szCs w:val="26"/>
         </w:rPr>
-        <w:t xml:space="preserve"> T.,</w:t>
+        <w:t xml:space="preserve"> F.,</w:t>
       </w:r>
       <w:r>
         <w:rPr>
@@ -6573,7 +8370,7 @@
           <w:sz w:val="26"/>
           <w:szCs w:val="26"/>
         </w:rPr>
-        <w:t xml:space="preserve"> Kritikos,</w:t>
+        <w:t xml:space="preserve"> Hoppe,</w:t>
       </w:r>
       <w:r>
         <w:rPr>
@@ -6582,7 +8379,7 @@
           <w:sz w:val="26"/>
           <w:szCs w:val="26"/>
         </w:rPr>
-        <w:t xml:space="preserve"> K.,</w:t>
+        <w:t xml:space="preserve"> D.,</w:t>
       </w:r>
       <w:r>
         <w:rPr>
@@ -6591,7 +8388,7 @@
           <w:sz w:val="26"/>
           <w:szCs w:val="26"/>
         </w:rPr>
-        <w:t xml:space="preserve"> Malawski,</w:t>
+        <w:t xml:space="preserve"> Kirkham,</w:t>
       </w:r>
       <w:r>
         <w:rPr>
@@ -6600,7 +8397,7 @@
           <w:sz w:val="26"/>
           <w:szCs w:val="26"/>
         </w:rPr>
-        <w:t xml:space="preserve"> M.,</w:t>
+        <w:t xml:space="preserve"> T.,</w:t>
       </w:r>
       <w:r>
         <w:rPr>
@@ -6609,8 +8406,9 @@
           <w:sz w:val="26"/>
           <w:szCs w:val="26"/>
         </w:rPr>
-        <w:t xml:space="preserve"> Parlavantzas,</w:t>
-      </w:r>
+        <w:t xml:space="preserve"> </w:t>
+      </w:r>
+      <w:proofErr w:type="spellStart"/>
       <w:r>
         <w:rPr>
           <w:rFonts w:ascii="Times New Roman" w:hAnsi="Times New Roman" w:cs="Times New Roman"/>
@@ -6618,8 +8416,9 @@
           <w:sz w:val="26"/>
           <w:szCs w:val="26"/>
         </w:rPr>
-        <w:t xml:space="preserve"> N.,</w:t>
-      </w:r>
+        <w:t>Kritikos</w:t>
+      </w:r>
+      <w:proofErr w:type="spellEnd"/>
       <w:r>
         <w:rPr>
           <w:rFonts w:ascii="Times New Roman" w:hAnsi="Times New Roman" w:cs="Times New Roman"/>
@@ -6627,7 +8426,7 @@
           <w:sz w:val="26"/>
           <w:szCs w:val="26"/>
         </w:rPr>
-        <w:t xml:space="preserve"> Perez,</w:t>
+        <w:t>,</w:t>
       </w:r>
       <w:r>
         <w:rPr>
@@ -6636,7 +8435,7 @@
           <w:sz w:val="26"/>
           <w:szCs w:val="26"/>
         </w:rPr>
-        <w:t xml:space="preserve"> C.,</w:t>
+        <w:t xml:space="preserve"> K.,</w:t>
       </w:r>
       <w:r>
         <w:rPr>
@@ -6645,8 +8444,9 @@
           <w:sz w:val="26"/>
           <w:szCs w:val="26"/>
         </w:rPr>
-        <w:t xml:space="preserve"> Pouilloux,</w:t>
-      </w:r>
+        <w:t xml:space="preserve"> </w:t>
+      </w:r>
+      <w:proofErr w:type="spellStart"/>
       <w:r>
         <w:rPr>
           <w:rFonts w:ascii="Times New Roman" w:hAnsi="Times New Roman" w:cs="Times New Roman"/>
@@ -6654,8 +8454,9 @@
           <w:sz w:val="26"/>
           <w:szCs w:val="26"/>
         </w:rPr>
-        <w:t xml:space="preserve"> L.,</w:t>
-      </w:r>
+        <w:t>Malawski</w:t>
+      </w:r>
+      <w:proofErr w:type="spellEnd"/>
       <w:r>
         <w:rPr>
           <w:rFonts w:ascii="Times New Roman" w:hAnsi="Times New Roman" w:cs="Times New Roman"/>
@@ -6663,7 +8464,7 @@
           <w:sz w:val="26"/>
           <w:szCs w:val="26"/>
         </w:rPr>
-        <w:t xml:space="preserve">  Romero,</w:t>
+        <w:t>,</w:t>
       </w:r>
       <w:r>
         <w:rPr>
@@ -6672,7 +8473,7 @@
           <w:sz w:val="26"/>
           <w:szCs w:val="26"/>
         </w:rPr>
-        <w:t xml:space="preserve"> D.,</w:t>
+        <w:t xml:space="preserve"> M.,</w:t>
       </w:r>
       <w:r>
         <w:rPr>
@@ -6681,8 +8482,9 @@
           <w:sz w:val="26"/>
           <w:szCs w:val="26"/>
         </w:rPr>
-        <w:t xml:space="preserve"> Sheridan</w:t>
-      </w:r>
+        <w:t xml:space="preserve"> </w:t>
+      </w:r>
+      <w:proofErr w:type="spellStart"/>
       <w:r>
         <w:rPr>
           <w:rFonts w:ascii="Times New Roman" w:hAnsi="Times New Roman" w:cs="Times New Roman"/>
@@ -6690,8 +8492,9 @@
           <w:sz w:val="26"/>
           <w:szCs w:val="26"/>
         </w:rPr>
-        <w:t xml:space="preserve"> C.</w:t>
-      </w:r>
+        <w:t>Parlavantzas</w:t>
+      </w:r>
+      <w:proofErr w:type="spellEnd"/>
       <w:r>
         <w:rPr>
           <w:rFonts w:ascii="Times New Roman" w:hAnsi="Times New Roman" w:cs="Times New Roman"/>
@@ -6699,7 +8502,7 @@
           <w:sz w:val="26"/>
           <w:szCs w:val="26"/>
         </w:rPr>
-        <w:t>, Silva,</w:t>
+        <w:t>,</w:t>
       </w:r>
       <w:r>
         <w:rPr>
@@ -6708,7 +8511,7 @@
           <w:sz w:val="26"/>
           <w:szCs w:val="26"/>
         </w:rPr>
-        <w:t xml:space="preserve"> P.,</w:t>
+        <w:t xml:space="preserve"> N.,</w:t>
       </w:r>
       <w:r>
         <w:rPr>
@@ -6717,8 +8520,149 @@
           <w:sz w:val="26"/>
           <w:szCs w:val="26"/>
         </w:rPr>
-        <w:t xml:space="preserve"> Sinha</w:t>
-      </w:r>
+        <w:t xml:space="preserve"> Perez,</w:t>
+      </w:r>
+      <w:r>
+        <w:rPr>
+          <w:rFonts w:ascii="Times New Roman" w:hAnsi="Times New Roman" w:cs="Times New Roman"/>
+          <w:color w:val="00000A"/>
+          <w:sz w:val="26"/>
+          <w:szCs w:val="26"/>
+        </w:rPr>
+        <w:t xml:space="preserve"> C.,</w:t>
+      </w:r>
+      <w:r>
+        <w:rPr>
+          <w:rFonts w:ascii="Times New Roman" w:hAnsi="Times New Roman" w:cs="Times New Roman"/>
+          <w:color w:val="00000A"/>
+          <w:sz w:val="26"/>
+          <w:szCs w:val="26"/>
+        </w:rPr>
+        <w:t xml:space="preserve"> </w:t>
+      </w:r>
+      <w:proofErr w:type="spellStart"/>
+      <w:r>
+        <w:rPr>
+          <w:rFonts w:ascii="Times New Roman" w:hAnsi="Times New Roman" w:cs="Times New Roman"/>
+          <w:color w:val="00000A"/>
+          <w:sz w:val="26"/>
+          <w:szCs w:val="26"/>
+        </w:rPr>
+        <w:t>Pouilloux</w:t>
+      </w:r>
+      <w:proofErr w:type="spellEnd"/>
+      <w:r>
+        <w:rPr>
+          <w:rFonts w:ascii="Times New Roman" w:hAnsi="Times New Roman" w:cs="Times New Roman"/>
+          <w:color w:val="00000A"/>
+          <w:sz w:val="26"/>
+          <w:szCs w:val="26"/>
+        </w:rPr>
+        <w:t>,</w:t>
+      </w:r>
+      <w:r>
+        <w:rPr>
+          <w:rFonts w:ascii="Times New Roman" w:hAnsi="Times New Roman" w:cs="Times New Roman"/>
+          <w:color w:val="00000A"/>
+          <w:sz w:val="26"/>
+          <w:szCs w:val="26"/>
+        </w:rPr>
+        <w:t xml:space="preserve"> L.</w:t>
+      </w:r>
+      <w:proofErr w:type="gramStart"/>
+      <w:r>
+        <w:rPr>
+          <w:rFonts w:ascii="Times New Roman" w:hAnsi="Times New Roman" w:cs="Times New Roman"/>
+          <w:color w:val="00000A"/>
+          <w:sz w:val="26"/>
+          <w:szCs w:val="26"/>
+        </w:rPr>
+        <w:t>,</w:t>
+      </w:r>
+      <w:r>
+        <w:rPr>
+          <w:rFonts w:ascii="Times New Roman" w:hAnsi="Times New Roman" w:cs="Times New Roman"/>
+          <w:color w:val="00000A"/>
+          <w:sz w:val="26"/>
+          <w:szCs w:val="26"/>
+        </w:rPr>
+        <w:t xml:space="preserve">  Romero</w:t>
+      </w:r>
+      <w:proofErr w:type="gramEnd"/>
+      <w:r>
+        <w:rPr>
+          <w:rFonts w:ascii="Times New Roman" w:hAnsi="Times New Roman" w:cs="Times New Roman"/>
+          <w:color w:val="00000A"/>
+          <w:sz w:val="26"/>
+          <w:szCs w:val="26"/>
+        </w:rPr>
+        <w:t>,</w:t>
+      </w:r>
+      <w:r>
+        <w:rPr>
+          <w:rFonts w:ascii="Times New Roman" w:hAnsi="Times New Roman" w:cs="Times New Roman"/>
+          <w:color w:val="00000A"/>
+          <w:sz w:val="26"/>
+          <w:szCs w:val="26"/>
+        </w:rPr>
+        <w:t xml:space="preserve"> D.,</w:t>
+      </w:r>
+      <w:r>
+        <w:rPr>
+          <w:rFonts w:ascii="Times New Roman" w:hAnsi="Times New Roman" w:cs="Times New Roman"/>
+          <w:color w:val="00000A"/>
+          <w:sz w:val="26"/>
+          <w:szCs w:val="26"/>
+        </w:rPr>
+        <w:t xml:space="preserve"> Sheridan</w:t>
+      </w:r>
+      <w:r>
+        <w:rPr>
+          <w:rFonts w:ascii="Times New Roman" w:hAnsi="Times New Roman" w:cs="Times New Roman"/>
+          <w:color w:val="00000A"/>
+          <w:sz w:val="26"/>
+          <w:szCs w:val="26"/>
+        </w:rPr>
+        <w:t xml:space="preserve"> C.</w:t>
+      </w:r>
+      <w:r>
+        <w:rPr>
+          <w:rFonts w:ascii="Times New Roman" w:hAnsi="Times New Roman" w:cs="Times New Roman"/>
+          <w:color w:val="00000A"/>
+          <w:sz w:val="26"/>
+          <w:szCs w:val="26"/>
+        </w:rPr>
+        <w:t>, Silva,</w:t>
+      </w:r>
+      <w:r>
+        <w:rPr>
+          <w:rFonts w:ascii="Times New Roman" w:hAnsi="Times New Roman" w:cs="Times New Roman"/>
+          <w:color w:val="00000A"/>
+          <w:sz w:val="26"/>
+          <w:szCs w:val="26"/>
+        </w:rPr>
+        <w:t xml:space="preserve"> P.,</w:t>
+      </w:r>
+      <w:r>
+        <w:rPr>
+          <w:rFonts w:ascii="Times New Roman" w:hAnsi="Times New Roman" w:cs="Times New Roman"/>
+          <w:color w:val="00000A"/>
+          <w:sz w:val="26"/>
+          <w:szCs w:val="26"/>
+        </w:rPr>
+        <w:t xml:space="preserve"> </w:t>
+      </w:r>
+      <w:proofErr w:type="spellStart"/>
+      <w:r>
+        <w:rPr>
+          <w:rFonts w:ascii="Times New Roman" w:hAnsi="Times New Roman" w:cs="Times New Roman"/>
+          <w:color w:val="00000A"/>
+          <w:sz w:val="26"/>
+          <w:szCs w:val="26"/>
+        </w:rPr>
+        <w:t>Sinha</w:t>
+      </w:r>
+      <w:proofErr w:type="spellEnd"/>
       <w:r>
         <w:rPr>
           <w:rFonts w:ascii="Times New Roman" w:hAnsi="Times New Roman" w:cs="Times New Roman"/>
@@ -6736,17 +8680,39 @@
           <w:sz w:val="26"/>
           <w:szCs w:val="26"/>
         </w:rPr>
-        <w:t>Model Based Cloud Platform Upperware, Deliverable</w:t>
-      </w:r>
+        <w:t xml:space="preserve">Model Based Cloud Platform </w:t>
+      </w:r>
+      <w:proofErr w:type="spellStart"/>
       <w:r>
         <w:rPr>
           <w:rFonts w:ascii="Times New Roman" w:hAnsi="Times New Roman" w:cs="Times New Roman"/>
-          <w:b/>
           <w:bCs/>
           <w:color w:val="00000A"/>
           <w:sz w:val="26"/>
           <w:szCs w:val="26"/>
         </w:rPr>
+        <w:t>Upperware</w:t>
+      </w:r>
+      <w:proofErr w:type="spellEnd"/>
+      <w:r>
+        <w:rPr>
+          <w:rFonts w:ascii="Times New Roman" w:hAnsi="Times New Roman" w:cs="Times New Roman"/>
+          <w:bCs/>
+          <w:color w:val="00000A"/>
+          <w:sz w:val="26"/>
+          <w:szCs w:val="26"/>
+        </w:rPr>
+        <w:t>, Deliverable</w:t>
+      </w:r>
+      <w:r>
+        <w:rPr>
+          <w:rFonts w:ascii="Times New Roman" w:hAnsi="Times New Roman" w:cs="Times New Roman"/>
+          <w:b/>
+          <w:bCs/>
+          <w:color w:val="00000A"/>
+          <w:sz w:val="26"/>
+          <w:szCs w:val="26"/>
+        </w:rPr>
         <w:t xml:space="preserve"> </w:t>
       </w:r>
       <w:r>
@@ -6765,7 +8731,27 @@
           <w:sz w:val="26"/>
           <w:szCs w:val="26"/>
         </w:rPr>
-        <w:t xml:space="preserve">3.1.2, Product Upperware. October </w:t>
+        <w:t xml:space="preserve">3.1.2, Product </w:t>
+      </w:r>
+      <w:proofErr w:type="spellStart"/>
+      <w:r>
+        <w:rPr>
+          <w:rFonts w:ascii="Times New Roman" w:hAnsi="Times New Roman" w:cs="Times New Roman"/>
+          <w:color w:val="00000A"/>
+          <w:sz w:val="26"/>
+          <w:szCs w:val="26"/>
+        </w:rPr>
+        <w:t>Upperware</w:t>
+      </w:r>
+      <w:proofErr w:type="spellEnd"/>
+      <w:r>
+        <w:rPr>
+          <w:rFonts w:ascii="Times New Roman" w:hAnsi="Times New Roman" w:cs="Times New Roman"/>
+          <w:color w:val="00000A"/>
+          <w:sz w:val="26"/>
+          <w:szCs w:val="26"/>
+        </w:rPr>
+        <w:t xml:space="preserve">. October </w:t>
       </w:r>
       <w:r>
         <w:rPr>
@@ -6828,8 +8814,9 @@
           <w:sz w:val="26"/>
           <w:szCs w:val="26"/>
         </w:rPr>
-        <w:t>Rossini, A., Kritikos, K., Nikolov, N., Domaschka, J., Griesinger, F.,  Seybold, D., Romero, D.</w:t>
-      </w:r>
+        <w:t xml:space="preserve">Rossini, A., </w:t>
+      </w:r>
+      <w:proofErr w:type="spellStart"/>
       <w:r>
         <w:rPr>
           <w:rFonts w:ascii="Times New Roman" w:hAnsi="Times New Roman" w:cs="Times New Roman"/>
@@ -6838,8 +8825,9 @@
           <w:sz w:val="26"/>
           <w:szCs w:val="26"/>
         </w:rPr>
-        <w:t xml:space="preserve"> </w:t>
-      </w:r>
+        <w:t>Kritikos</w:t>
+      </w:r>
+      <w:proofErr w:type="spellEnd"/>
       <w:r>
         <w:rPr>
           <w:rFonts w:ascii="Times New Roman" w:hAnsi="Times New Roman" w:cs="Times New Roman"/>
@@ -6848,7 +8836,137 @@
           <w:sz w:val="26"/>
           <w:szCs w:val="26"/>
         </w:rPr>
-        <w:t>Model Based Cloud Platform Upperware, Deliverable</w:t>
+        <w:t xml:space="preserve">, K., </w:t>
+      </w:r>
+      <w:proofErr w:type="spellStart"/>
+      <w:r>
+        <w:rPr>
+          <w:rFonts w:ascii="Times New Roman" w:hAnsi="Times New Roman" w:cs="Times New Roman"/>
+          <w:bCs/>
+          <w:color w:val="00000A"/>
+          <w:sz w:val="26"/>
+          <w:szCs w:val="26"/>
+        </w:rPr>
+        <w:t>Nikolov</w:t>
+      </w:r>
+      <w:proofErr w:type="spellEnd"/>
+      <w:r>
+        <w:rPr>
+          <w:rFonts w:ascii="Times New Roman" w:hAnsi="Times New Roman" w:cs="Times New Roman"/>
+          <w:bCs/>
+          <w:color w:val="00000A"/>
+          <w:sz w:val="26"/>
+          <w:szCs w:val="26"/>
+        </w:rPr>
+        <w:t xml:space="preserve">, N., </w:t>
+      </w:r>
+      <w:proofErr w:type="spellStart"/>
+      <w:r>
+        <w:rPr>
+          <w:rFonts w:ascii="Times New Roman" w:hAnsi="Times New Roman" w:cs="Times New Roman"/>
+          <w:bCs/>
+          <w:color w:val="00000A"/>
+          <w:sz w:val="26"/>
+          <w:szCs w:val="26"/>
+        </w:rPr>
+        <w:t>Domaschka</w:t>
+      </w:r>
+      <w:proofErr w:type="spellEnd"/>
+      <w:r>
+        <w:rPr>
+          <w:rFonts w:ascii="Times New Roman" w:hAnsi="Times New Roman" w:cs="Times New Roman"/>
+          <w:bCs/>
+          <w:color w:val="00000A"/>
+          <w:sz w:val="26"/>
+          <w:szCs w:val="26"/>
+        </w:rPr>
+        <w:t xml:space="preserve">, J., </w:t>
+      </w:r>
+      <w:proofErr w:type="spellStart"/>
+      <w:r>
+        <w:rPr>
+          <w:rFonts w:ascii="Times New Roman" w:hAnsi="Times New Roman" w:cs="Times New Roman"/>
+          <w:bCs/>
+          <w:color w:val="00000A"/>
+          <w:sz w:val="26"/>
+          <w:szCs w:val="26"/>
+        </w:rPr>
+        <w:t>Griesinger</w:t>
+      </w:r>
+      <w:proofErr w:type="spellEnd"/>
+      <w:r>
+        <w:rPr>
+          <w:rFonts w:ascii="Times New Roman" w:hAnsi="Times New Roman" w:cs="Times New Roman"/>
+          <w:bCs/>
+          <w:color w:val="00000A"/>
+          <w:sz w:val="26"/>
+          <w:szCs w:val="26"/>
+        </w:rPr>
+        <w:t>, F.</w:t>
+      </w:r>
+      <w:proofErr w:type="gramStart"/>
+      <w:r>
+        <w:rPr>
+          <w:rFonts w:ascii="Times New Roman" w:hAnsi="Times New Roman" w:cs="Times New Roman"/>
+          <w:bCs/>
+          <w:color w:val="00000A"/>
+          <w:sz w:val="26"/>
+          <w:szCs w:val="26"/>
+        </w:rPr>
+        <w:t>,  Seybold</w:t>
+      </w:r>
+      <w:proofErr w:type="gramEnd"/>
+      <w:r>
+        <w:rPr>
+          <w:rFonts w:ascii="Times New Roman" w:hAnsi="Times New Roman" w:cs="Times New Roman"/>
+          <w:bCs/>
+          <w:color w:val="00000A"/>
+          <w:sz w:val="26"/>
+          <w:szCs w:val="26"/>
+        </w:rPr>
+        <w:t>, D., Romero, D.</w:t>
+      </w:r>
+      <w:r>
+        <w:rPr>
+          <w:rFonts w:ascii="Times New Roman" w:hAnsi="Times New Roman" w:cs="Times New Roman"/>
+          <w:bCs/>
+          <w:color w:val="00000A"/>
+          <w:sz w:val="26"/>
+          <w:szCs w:val="26"/>
+        </w:rPr>
+        <w:t xml:space="preserve"> </w:t>
+      </w:r>
+      <w:r>
+        <w:rPr>
+          <w:rFonts w:ascii="Times New Roman" w:hAnsi="Times New Roman" w:cs="Times New Roman"/>
+          <w:bCs/>
+          <w:color w:val="00000A"/>
+          <w:sz w:val="26"/>
+          <w:szCs w:val="26"/>
+        </w:rPr>
+        <w:t xml:space="preserve">Model Based Cloud Platform </w:t>
+      </w:r>
+      <w:proofErr w:type="spellStart"/>
+      <w:r>
+        <w:rPr>
+          <w:rFonts w:ascii="Times New Roman" w:hAnsi="Times New Roman" w:cs="Times New Roman"/>
+          <w:bCs/>
+          <w:color w:val="00000A"/>
+          <w:sz w:val="26"/>
+          <w:szCs w:val="26"/>
+        </w:rPr>
+        <w:t>Upperware</w:t>
+      </w:r>
+      <w:proofErr w:type="spellEnd"/>
+      <w:r>
+        <w:rPr>
+          <w:rFonts w:ascii="Times New Roman" w:hAnsi="Times New Roman" w:cs="Times New Roman"/>
+          <w:bCs/>
+          <w:color w:val="00000A"/>
+          <w:sz w:val="26"/>
+          <w:szCs w:val="26"/>
+        </w:rPr>
+        <w:t>, Deliverable</w:t>
       </w:r>
       <w:r>
         <w:rPr>
@@ -6895,7 +9013,21 @@
         <w:rPr>
           <w:lang w:val="en-GB"/>
         </w:rPr>
-        <w:t xml:space="preserve">Quinton, C., Romero, D., Duchien, L.: SALOON: a platform for selecting and configuring cloud environments. Software – Practice and Experience p. 10.1002/spe.2311 (Jan 2015), http://dx.doi.org/10.1002/spe.2311 </w:t>
+        <w:t xml:space="preserve">Quinton, C., Romero, D., </w:t>
+      </w:r>
+      <w:proofErr w:type="spellStart"/>
+      <w:r>
+        <w:rPr>
+          <w:lang w:val="en-GB"/>
+        </w:rPr>
+        <w:t>Duchien</w:t>
+      </w:r>
+      <w:proofErr w:type="spellEnd"/>
+      <w:r>
+        <w:rPr>
+          <w:lang w:val="en-GB"/>
+        </w:rPr>
+        <w:t xml:space="preserve">, L.: SALOON: a platform for selecting and configuring cloud environments. Software – Practice and Experience p. 10.1002/spe.2311 (Jan 2015), http://dx.doi.org/10.1002/spe.2311 </w:t>
       </w:r>
     </w:p>
     <w:p>
